--- a/docs/Cobertura_Testing_ForeverInk.docx
+++ b/docs/Cobertura_Testing_ForeverInk.docx
@@ -161,21 +161,7 @@
         <w:rPr>
           <w:rFonts w:ascii="Arial" w:cs="Arial" w:eastAsia="Arial" w:hAnsi="Arial"/>
         </w:rPr>
-        <w:t xml:space="preserve">El proyecto tiene </w:t>
-      </w:r>
-      <w:r>
-        <w:rPr>
-          <w:rFonts w:ascii="Arial" w:cs="Arial" w:eastAsia="Arial" w:hAnsi="Arial"/>
-          <w:b/>
-          <w:bCs/>
-        </w:rPr>
-        <w:t xml:space="preserve">10 pruebas</w:t>
-      </w:r>
-      <w:r>
-        <w:rPr>
-          <w:rFonts w:ascii="Arial" w:cs="Arial" w:eastAsia="Arial" w:hAnsi="Arial"/>
-        </w:rPr>
-        <w:t xml:space="preserve">, la cantidad que pide la rúbrica. Se eligieron para cubrir un ejemplo de cada tipo exigido por la asignatura: lógica pura, reglas de negocio, valores límite, props, renderizado condicional, estado, eventos con un hook personalizado, contexto con rutas y uso de mocks. Cada una apunta a un elemento crítico distinto del sistema.</w:t>
+        <w:t>El proyecto tiene 15 pruebas: 10 de defensa (test/defensa.spec.jsx), que siguen la propuesta de pruebas del Anexo 1 (renderizado correcto, renderizado condicional, props, estado y eventos) y los conceptos de las guías 2.3.2 y 2.3.5 (hook personalizado, mocks y rutas protegidas), y 5 complementarias (test/complementarias.spec.jsx) que verifican el CRUD del archivo de datos, el flujo de compra aprobada, todas las vistas, la protección contra XSS y el manejo de errores.</w:t>
       </w:r>
     </w:p>
     <w:p>
@@ -308,7 +294,7 @@
                 <w:sz w:val="19"/>
                 <w:szCs w:val="19"/>
               </w:rPr>
-              <w:t xml:space="preserve">Pruebas ejecutadas</w:t>
+              <w:t>Pruebas ejecutadas</w:t>
             </w:r>
           </w:p>
         </w:tc>
@@ -338,15 +324,7 @@
                 <w:sz w:val="19"/>
                 <w:szCs w:val="19"/>
               </w:rPr>
-              <w:t xml:space="preserve">10</w:t>
-            </w:r>
-            <w:r>
-              <w:rPr>
-                <w:rFonts w:ascii="Arial" w:cs="Arial" w:eastAsia="Arial" w:hAnsi="Arial"/>
-                <w:sz w:val="19"/>
-                <w:szCs w:val="19"/>
-              </w:rPr>
-              <w:t xml:space="preserve"> pruebas en 3 archivos .spec.jsx</w:t>
+              <w:t>15 pruebas en 2 archivos .spec.jsx (10 de defensa + 5 complementarias)</w:t>
             </w:r>
           </w:p>
         </w:tc>
@@ -364,7 +342,6 @@
               <w:bottom w:val="single" w:color="BFBFBF" w:sz="4"/>
               <w:right w:val="single" w:color="BFBFBF" w:sz="4"/>
             </w:tcBorders>
-            <w:shd w:fill="FAFAFA" w:val="clear"/>
             <w:tcMar>
               <w:top w:type="dxa" w:w="60"/>
               <w:left w:type="dxa" w:w="100"/>
@@ -382,7 +359,7 @@
                 <w:sz w:val="19"/>
                 <w:szCs w:val="19"/>
               </w:rPr>
-              <w:t xml:space="preserve">Pruebas exitosas</w:t>
+              <w:t>Pruebas exitosas</w:t>
             </w:r>
           </w:p>
         </w:tc>
@@ -395,7 +372,6 @@
               <w:bottom w:val="single" w:color="BFBFBF" w:sz="4"/>
               <w:right w:val="single" w:color="BFBFBF" w:sz="4"/>
             </w:tcBorders>
-            <w:shd w:fill="FAFAFA" w:val="clear"/>
             <w:tcMar>
               <w:top w:type="dxa" w:w="60"/>
               <w:left w:type="dxa" w:w="100"/>
@@ -413,15 +389,7 @@
                 <w:sz w:val="19"/>
                 <w:szCs w:val="19"/>
               </w:rPr>
-              <w:t xml:space="preserve">10 de 10</w:t>
-            </w:r>
-            <w:r>
-              <w:rPr>
-                <w:rFonts w:ascii="Arial" w:cs="Arial" w:eastAsia="Arial" w:hAnsi="Arial"/>
-                <w:sz w:val="19"/>
-                <w:szCs w:val="19"/>
-              </w:rPr>
-              <w:t xml:space="preserve"> (0 fallidas)</w:t>
+              <w:t>15 de 15 (0 fallidas)</w:t>
             </w:r>
           </w:p>
         </w:tc>
@@ -456,7 +424,7 @@
                 <w:sz w:val="19"/>
                 <w:szCs w:val="19"/>
               </w:rPr>
-              <w:t xml:space="preserve">Cobertura de los elementos probados</w:t>
+              <w:t>Cobertura de los archivos probados</w:t>
             </w:r>
           </w:p>
         </w:tc>
@@ -486,15 +454,7 @@
                 <w:sz w:val="19"/>
                 <w:szCs w:val="19"/>
               </w:rPr>
-              <w:t xml:space="preserve">55,6 %</w:t>
-            </w:r>
-            <w:r>
-              <w:rPr>
-                <w:rFonts w:ascii="Arial" w:cs="Arial" w:eastAsia="Arial" w:hAnsi="Arial"/>
-                <w:sz w:val="19"/>
-                <w:szCs w:val="19"/>
-              </w:rPr>
-              <w:t xml:space="preserve"> de sentencias en los 12 archivos que las pruebas tienen como objetivo (sección 4.2)</w:t>
+              <w:t>80,8 % de sentencias en los 18 archivos que las pruebas tienen como objetivo (sección 4.2)</w:t>
             </w:r>
           </w:p>
         </w:tc>
@@ -512,7 +472,6 @@
               <w:bottom w:val="single" w:color="BFBFBF" w:sz="4"/>
               <w:right w:val="single" w:color="BFBFBF" w:sz="4"/>
             </w:tcBorders>
-            <w:shd w:fill="FAFAFA" w:val="clear"/>
             <w:tcMar>
               <w:top w:type="dxa" w:w="60"/>
               <w:left w:type="dxa" w:w="100"/>
@@ -530,7 +489,7 @@
                 <w:sz w:val="19"/>
                 <w:szCs w:val="19"/>
               </w:rPr>
-              <w:t xml:space="preserve">Cobertura global de sentencias</w:t>
+              <w:t>Cobertura global de sentencias</w:t>
             </w:r>
           </w:p>
         </w:tc>
@@ -543,7 +502,6 @@
               <w:bottom w:val="single" w:color="BFBFBF" w:sz="4"/>
               <w:right w:val="single" w:color="BFBFBF" w:sz="4"/>
             </w:tcBorders>
-            <w:shd w:fill="FAFAFA" w:val="clear"/>
             <w:tcMar>
               <w:top w:type="dxa" w:w="60"/>
               <w:left w:type="dxa" w:w="100"/>
@@ -561,24 +519,7 @@
                 <w:sz w:val="19"/>
                 <w:szCs w:val="19"/>
               </w:rPr>
-              <w:t xml:space="preserve">34,4 %</w:t>
-            </w:r>
-            <w:r>
-              <w:rPr>
-                <w:rFonts w:ascii="Arial" w:cs="Arial" w:eastAsia="Arial" w:hAnsi="Arial"/>
-                <w:sz w:val="19"/>
-                <w:szCs w:val="19"/>
-              </w:rPr>
-              <w:t xml:space="preserve"> (384 de 1115) sobre todo </w:t>
-            </w:r>
-            <w:r>
-              <w:rPr>
-                <w:rFonts w:ascii="Consolas" w:cs="Consolas" w:eastAsia="Consolas" w:hAnsi="Consolas"/>
-                <w:sz w:val="19"/>
-                <w:szCs w:val="19"/>
-                <w:shd w:fill="EFEFEF" w:val="clear"/>
-              </w:rPr>
-              <w:t xml:space="preserve">src/</w:t>
+              <w:t>68,9 % (794 de 1152) sobre todo src/</w:t>
             </w:r>
           </w:p>
         </w:tc>
@@ -613,7 +554,7 @@
                 <w:sz w:val="19"/>
                 <w:szCs w:val="19"/>
               </w:rPr>
-              <w:t xml:space="preserve">Cobertura global de ramas</w:t>
+              <w:t>Cobertura global de ramas</w:t>
             </w:r>
           </w:p>
         </w:tc>
@@ -643,7 +584,7 @@
                 <w:sz w:val="19"/>
                 <w:szCs w:val="19"/>
               </w:rPr>
-              <w:t xml:space="preserve">25,3 %</w:t>
+              <w:t>58,8 %</w:t>
             </w:r>
           </w:p>
         </w:tc>
@@ -661,7 +602,6 @@
               <w:bottom w:val="single" w:color="BFBFBF" w:sz="4"/>
               <w:right w:val="single" w:color="BFBFBF" w:sz="4"/>
             </w:tcBorders>
-            <w:shd w:fill="FAFAFA" w:val="clear"/>
             <w:tcMar>
               <w:top w:type="dxa" w:w="60"/>
               <w:left w:type="dxa" w:w="100"/>
@@ -679,7 +619,7 @@
                 <w:sz w:val="19"/>
                 <w:szCs w:val="19"/>
               </w:rPr>
-              <w:t xml:space="preserve">Cobertura global de funciones</w:t>
+              <w:t>Cobertura global de funciones</w:t>
             </w:r>
           </w:p>
         </w:tc>
@@ -692,7 +632,6 @@
               <w:bottom w:val="single" w:color="BFBFBF" w:sz="4"/>
               <w:right w:val="single" w:color="BFBFBF" w:sz="4"/>
             </w:tcBorders>
-            <w:shd w:fill="FAFAFA" w:val="clear"/>
             <w:tcMar>
               <w:top w:type="dxa" w:w="60"/>
               <w:left w:type="dxa" w:w="100"/>
@@ -710,7 +649,7 @@
                 <w:sz w:val="19"/>
                 <w:szCs w:val="19"/>
               </w:rPr>
-              <w:t xml:space="preserve">33,1 %</w:t>
+              <w:t>69,4 %</w:t>
             </w:r>
           </w:p>
         </w:tc>
@@ -745,7 +684,7 @@
                 <w:sz w:val="19"/>
                 <w:szCs w:val="19"/>
               </w:rPr>
-              <w:t xml:space="preserve">Cobertura global de líneas</w:t>
+              <w:t>Cobertura global de líneas</w:t>
             </w:r>
           </w:p>
         </w:tc>
@@ -775,7 +714,7 @@
                 <w:sz w:val="19"/>
                 <w:szCs w:val="19"/>
               </w:rPr>
-              <w:t xml:space="preserve">36,1 %</w:t>
+              <w:t>72,9 %</w:t>
             </w:r>
           </w:p>
         </w:tc>
@@ -793,7 +732,6 @@
               <w:bottom w:val="single" w:color="BFBFBF" w:sz="4"/>
               <w:right w:val="single" w:color="BFBFBF" w:sz="4"/>
             </w:tcBorders>
-            <w:shd w:fill="FAFAFA" w:val="clear"/>
             <w:tcMar>
               <w:top w:type="dxa" w:w="60"/>
               <w:left w:type="dxa" w:w="100"/>
@@ -811,7 +749,7 @@
                 <w:sz w:val="19"/>
                 <w:szCs w:val="19"/>
               </w:rPr>
-              <w:t xml:space="preserve">Tiempo de ejecución</w:t>
+              <w:t>Tiempo de ejecución</w:t>
             </w:r>
           </w:p>
         </w:tc>
@@ -824,7 +762,6 @@
               <w:bottom w:val="single" w:color="BFBFBF" w:sz="4"/>
               <w:right w:val="single" w:color="BFBFBF" w:sz="4"/>
             </w:tcBorders>
-            <w:shd w:fill="FAFAFA" w:val="clear"/>
             <w:tcMar>
               <w:top w:type="dxa" w:w="60"/>
               <w:left w:type="dxa" w:w="100"/>
@@ -842,7 +779,7 @@
                 <w:sz w:val="19"/>
                 <w:szCs w:val="19"/>
               </w:rPr>
-              <w:t xml:space="preserve">Menos de 1 segundo (Chrome Headless)</w:t>
+              <w:t>Unos 4 segundos (Chrome Headless)</w:t>
             </w:r>
           </w:p>
         </w:tc>
@@ -978,7 +915,7 @@
                 <w:sz w:val="19"/>
                 <w:szCs w:val="19"/>
               </w:rPr>
-              <w:t xml:space="preserve">Jasmine</w:t>
+              <w:t>Jasmine</w:t>
             </w:r>
           </w:p>
         </w:tc>
@@ -1008,109 +945,7 @@
                 <w:sz w:val="19"/>
                 <w:szCs w:val="19"/>
               </w:rPr>
-              <w:t xml:space="preserve">Marco de pruebas: </w:t>
-            </w:r>
-            <w:r>
-              <w:rPr>
-                <w:rFonts w:ascii="Consolas" w:cs="Consolas" w:eastAsia="Consolas" w:hAnsi="Consolas"/>
-                <w:sz w:val="19"/>
-                <w:szCs w:val="19"/>
-                <w:shd w:fill="EFEFEF" w:val="clear"/>
-              </w:rPr>
-              <w:t xml:space="preserve">describe</w:t>
-            </w:r>
-            <w:r>
-              <w:rPr>
-                <w:rFonts w:ascii="Arial" w:cs="Arial" w:eastAsia="Arial" w:hAnsi="Arial"/>
-                <w:sz w:val="19"/>
-                <w:szCs w:val="19"/>
-              </w:rPr>
-              <w:t xml:space="preserve">, </w:t>
-            </w:r>
-            <w:r>
-              <w:rPr>
-                <w:rFonts w:ascii="Consolas" w:cs="Consolas" w:eastAsia="Consolas" w:hAnsi="Consolas"/>
-                <w:sz w:val="19"/>
-                <w:szCs w:val="19"/>
-                <w:shd w:fill="EFEFEF" w:val="clear"/>
-              </w:rPr>
-              <w:t xml:space="preserve">it</w:t>
-            </w:r>
-            <w:r>
-              <w:rPr>
-                <w:rFonts w:ascii="Arial" w:cs="Arial" w:eastAsia="Arial" w:hAnsi="Arial"/>
-                <w:sz w:val="19"/>
-                <w:szCs w:val="19"/>
-              </w:rPr>
-              <w:t xml:space="preserve">, </w:t>
-            </w:r>
-            <w:r>
-              <w:rPr>
-                <w:rFonts w:ascii="Consolas" w:cs="Consolas" w:eastAsia="Consolas" w:hAnsi="Consolas"/>
-                <w:sz w:val="19"/>
-                <w:szCs w:val="19"/>
-                <w:shd w:fill="EFEFEF" w:val="clear"/>
-              </w:rPr>
-              <w:t xml:space="preserve">expect</w:t>
-            </w:r>
-            <w:r>
-              <w:rPr>
-                <w:rFonts w:ascii="Arial" w:cs="Arial" w:eastAsia="Arial" w:hAnsi="Arial"/>
-                <w:sz w:val="19"/>
-                <w:szCs w:val="19"/>
-              </w:rPr>
-              <w:t xml:space="preserve">, </w:t>
-            </w:r>
-            <w:r>
-              <w:rPr>
-                <w:rFonts w:ascii="Consolas" w:cs="Consolas" w:eastAsia="Consolas" w:hAnsi="Consolas"/>
-                <w:sz w:val="19"/>
-                <w:szCs w:val="19"/>
-                <w:shd w:fill="EFEFEF" w:val="clear"/>
-              </w:rPr>
-              <w:t xml:space="preserve">beforeEach</w:t>
-            </w:r>
-            <w:r>
-              <w:rPr>
-                <w:rFonts w:ascii="Arial" w:cs="Arial" w:eastAsia="Arial" w:hAnsi="Arial"/>
-                <w:sz w:val="19"/>
-                <w:szCs w:val="19"/>
-              </w:rPr>
-              <w:t xml:space="preserve">, </w:t>
-            </w:r>
-            <w:r>
-              <w:rPr>
-                <w:rFonts w:ascii="Consolas" w:cs="Consolas" w:eastAsia="Consolas" w:hAnsi="Consolas"/>
-                <w:sz w:val="19"/>
-                <w:szCs w:val="19"/>
-                <w:shd w:fill="EFEFEF" w:val="clear"/>
-              </w:rPr>
-              <w:t xml:space="preserve">spyOn</w:t>
-            </w:r>
-            <w:r>
-              <w:rPr>
-                <w:rFonts w:ascii="Arial" w:cs="Arial" w:eastAsia="Arial" w:hAnsi="Arial"/>
-                <w:sz w:val="19"/>
-                <w:szCs w:val="19"/>
-              </w:rPr>
-              <w:t xml:space="preserve"> y </w:t>
-            </w:r>
-            <w:r>
-              <w:rPr>
-                <w:rFonts w:ascii="Consolas" w:cs="Consolas" w:eastAsia="Consolas" w:hAnsi="Consolas"/>
-                <w:sz w:val="19"/>
-                <w:szCs w:val="19"/>
-                <w:shd w:fill="EFEFEF" w:val="clear"/>
-              </w:rPr>
-              <w:t xml:space="preserve">jasmine.createSpy</w:t>
-            </w:r>
-            <w:r>
-              <w:rPr>
-                <w:rFonts w:ascii="Arial" w:cs="Arial" w:eastAsia="Arial" w:hAnsi="Arial"/>
-                <w:sz w:val="19"/>
-                <w:szCs w:val="19"/>
-              </w:rPr>
-              <w:t xml:space="preserve">.</w:t>
+              <w:t>Marco de pruebas: describe, it, expect, beforeEach, spyOn, jasmine.createSpy y jasmine.createSpyObj.</w:t>
             </w:r>
           </w:p>
         </w:tc>
@@ -1344,7 +1179,7 @@
                 <w:sz w:val="19"/>
                 <w:szCs w:val="19"/>
               </w:rPr>
-              <w:t xml:space="preserve">@testing-library/react</w:t>
+              <w:t>@testing-library/react y jasmine-dom</w:t>
             </w:r>
           </w:p>
         </w:tc>
@@ -1374,24 +1209,72 @@
                 <w:sz w:val="19"/>
                 <w:szCs w:val="19"/>
               </w:rPr>
-              <w:t xml:space="preserve">Dibuja componentes, simula eventos (</w:t>
-            </w:r>
-            <w:r>
-              <w:rPr>
-                <w:rFonts w:ascii="Consolas" w:cs="Consolas" w:eastAsia="Consolas" w:hAnsi="Consolas"/>
+              <w:t>Dibuja componentes (render), prueba hooks (renderHook y act), simula eventos (fireEvent) y agrega matchers como toBeInTheDocument, toHaveValue y toHaveAttribute, iguales a los de la guía 2.3.2.</w:t>
+            </w:r>
+          </w:p>
+        </w:tc>
+      </w:tr>
+      <w:tr>
+        <w:trPr>
+          <w:cantSplit/>
+        </w:trPr>
+        <w:tc>
+          <w:tcPr>
+            <w:tcW w:type="dxa" w:w="2600"/>
+            <w:tcBorders>
+              <w:top w:val="single" w:color="BFBFBF" w:sz="4"/>
+              <w:left w:val="single" w:color="BFBFBF" w:sz="4"/>
+              <w:bottom w:val="single" w:color="BFBFBF" w:sz="4"/>
+              <w:right w:val="single" w:color="BFBFBF" w:sz="4"/>
+            </w:tcBorders>
+            <w:tcMar>
+              <w:top w:type="dxa" w:w="60"/>
+              <w:left w:type="dxa" w:w="100"/>
+              <w:bottom w:type="dxa" w:w="60"/>
+              <w:right w:type="dxa" w:w="100"/>
+            </w:tcMar>
+          </w:tcPr>
+          <w:p>
+            <w:pPr>
+              <w:spacing w:after="20" w:line="252"/>
+            </w:pPr>
+            <w:r>
+              <w:rPr>
+                <w:rFonts w:ascii="Arial" w:cs="Arial" w:eastAsia="Arial" w:hAnsi="Arial"/>
                 <w:sz w:val="19"/>
                 <w:szCs w:val="19"/>
-                <w:shd w:fill="EFEFEF" w:val="clear"/>
-              </w:rPr>
-              <w:t xml:space="preserve">fireEvent</w:t>
-            </w:r>
+              </w:rPr>
+              <w:t>babel-plugin-transform-vite-meta-glob</w:t>
+            </w:r>
+          </w:p>
+        </w:tc>
+        <w:tc>
+          <w:tcPr>
+            <w:tcW w:type="dxa" w:w="6760"/>
+            <w:tcBorders>
+              <w:top w:val="single" w:color="BFBFBF" w:sz="4"/>
+              <w:left w:val="single" w:color="BFBFBF" w:sz="4"/>
+              <w:bottom w:val="single" w:color="BFBFBF" w:sz="4"/>
+              <w:right w:val="single" w:color="BFBFBF" w:sz="4"/>
+            </w:tcBorders>
+            <w:tcMar>
+              <w:top w:type="dxa" w:w="60"/>
+              <w:left w:type="dxa" w:w="100"/>
+              <w:bottom w:type="dxa" w:w="60"/>
+              <w:right w:type="dxa" w:w="100"/>
+            </w:tcMar>
+          </w:tcPr>
+          <w:p>
+            <w:pPr>
+              <w:spacing w:after="20" w:line="252"/>
+            </w:pPr>
             <w:r>
               <w:rPr>
                 <w:rFonts w:ascii="Arial" w:cs="Arial" w:eastAsia="Arial" w:hAnsi="Arial"/>
                 <w:sz w:val="19"/>
                 <w:szCs w:val="19"/>
               </w:rPr>
-              <w:t xml:space="preserve">) y busca elementos por rol, etiqueta o texto, como un usuario.</w:t>
+              <w:t>Traduce import.meta.glob (usado en src/assets/images.js) para que webpack pueda compilar las imágenes en las pruebas.</w:t>
             </w:r>
           </w:p>
         </w:tc>
@@ -1425,13 +1308,13 @@
           <w:szCs w:val="20"/>
           <w:shd w:fill="EFEFEF" w:val="clear"/>
         </w:rPr>
-        <w:t xml:space="preserve">karma.conf.cjs</w:t>
+        <w:t>karma.conf.js</w:t>
       </w:r>
       <w:r>
         <w:rPr>
           <w:rFonts w:ascii="Arial" w:cs="Arial" w:eastAsia="Arial" w:hAnsi="Arial"/>
         </w:rPr>
-        <w:t xml:space="preserve">: configuración de Karma, webpack, babel, Chrome sin ventana y carpeta de cobertura.</w:t>
+        <w:t>: configuración de Karma como la guía 2.3.2 (frameworks jasmine, browsers ChromeHeadless, reporters progress y coverage, coverageReporter en coverage/), más webpack y babel para JSX (guía 2.3.5).</w:t>
       </w:r>
     </w:p>
     <w:p>
@@ -1450,13 +1333,13 @@
           <w:szCs w:val="20"/>
           <w:shd w:fill="EFEFEF" w:val="clear"/>
         </w:rPr>
-        <w:t xml:space="preserve">test/index.cjs</w:t>
+        <w:t>test/index.js</w:t>
       </w:r>
       <w:r>
         <w:rPr>
           <w:rFonts w:ascii="Arial" w:cs="Arial" w:eastAsia="Arial" w:hAnsi="Arial"/>
         </w:rPr>
-        <w:t xml:space="preserve">: carga las pruebas y </w:t>
+        <w:t xml:space="preserve">: agrega los matchers de jasmine-dom, carga las pruebas y </w:t>
       </w:r>
       <w:r>
         <w:rPr>
@@ -1464,13 +1347,13 @@
           <w:b/>
           <w:bCs/>
         </w:rPr>
-        <w:t xml:space="preserve">todo el código de `src/`</w:t>
+        <w:t>todo el código de src/</w:t>
       </w:r>
       <w:r>
         <w:rPr>
           <w:rFonts w:ascii="Arial" w:cs="Arial" w:eastAsia="Arial" w:hAnsi="Arial"/>
         </w:rPr>
-        <w:t xml:space="preserve">, para que el informe muestre también los archivos sin probar en vez de ocultarlos.</w:t>
+        <w:t>, para que el informe muestre también los archivos sin probar en vez de ocultarlos.</w:t>
       </w:r>
     </w:p>
     <w:p>
@@ -1489,7 +1372,7 @@
           <w:szCs w:val="20"/>
           <w:shd w:fill="EFEFEF" w:val="clear"/>
         </w:rPr>
-        <w:t xml:space="preserve">test/ayudas.jsx</w:t>
+        <w:t>test/ayudas.jsx</w:t>
       </w:r>
       <w:r>
         <w:rPr>
@@ -1504,7 +1387,7 @@
           <w:szCs w:val="20"/>
           <w:shd w:fill="EFEFEF" w:val="clear"/>
         </w:rPr>
-        <w:t xml:space="preserve">reiniciarTodo</w:t>
+        <w:t>reiniciarTodo</w:t>
       </w:r>
       <w:r>
         <w:rPr>
@@ -1519,13 +1402,13 @@
           <w:szCs w:val="20"/>
           <w:shd w:fill="EFEFEF" w:val="clear"/>
         </w:rPr>
-        <w:t xml:space="preserve">renderConApp</w:t>
+        <w:t>renderConContextos</w:t>
       </w:r>
       <w:r>
         <w:rPr>
           <w:rFonts w:ascii="Arial" w:cs="Arial" w:eastAsia="Arial" w:hAnsi="Arial"/>
         </w:rPr>
-        <w:t xml:space="preserve"> (dibuja con rutas y contextos) y </w:t>
+        <w:t xml:space="preserve"> y </w:t>
       </w:r>
       <w:r>
         <w:rPr>
@@ -1534,13 +1417,43 @@
           <w:szCs w:val="20"/>
           <w:shd w:fill="EFEFEF" w:val="clear"/>
         </w:rPr>
-        <w:t xml:space="preserve">productoDePrueba</w:t>
+        <w:t>renderApp</w:t>
       </w:r>
       <w:r>
         <w:rPr>
           <w:rFonts w:ascii="Arial" w:cs="Arial" w:eastAsia="Arial" w:hAnsi="Arial"/>
         </w:rPr>
-        <w:t xml:space="preserve">.</w:t>
+        <w:t xml:space="preserve"> (dibujan con MemoryRouter y los contextos), </w:t>
+      </w:r>
+      <w:r>
+        <w:rPr>
+          <w:rFonts w:ascii="Consolas" w:cs="Consolas" w:eastAsia="Consolas" w:hAnsi="Consolas"/>
+          <w:sz w:val="20"/>
+          <w:szCs w:val="20"/>
+          <w:shd w:fill="EFEFEF" w:val="clear"/>
+        </w:rPr>
+        <w:t>iniciarSesionComo</w:t>
+      </w:r>
+      <w:r>
+        <w:rPr>
+          <w:rFonts w:ascii="Arial" w:cs="Arial" w:eastAsia="Arial" w:hAnsi="Arial"/>
+        </w:rPr>
+        <w:t xml:space="preserve"> y </w:t>
+      </w:r>
+      <w:r>
+        <w:rPr>
+          <w:rFonts w:ascii="Consolas" w:cs="Consolas" w:eastAsia="Consolas" w:hAnsi="Consolas"/>
+          <w:sz w:val="20"/>
+          <w:szCs w:val="20"/>
+          <w:shd w:fill="EFEFEF" w:val="clear"/>
+        </w:rPr>
+        <w:t>proximoMiercoles</w:t>
+      </w:r>
+      <w:r>
+        <w:rPr>
+          <w:rFonts w:ascii="Arial" w:cs="Arial" w:eastAsia="Arial" w:hAnsi="Arial"/>
+        </w:rPr>
+        <w:t>.</w:t>
       </w:r>
     </w:p>
     <w:p>
@@ -1559,13 +1472,13 @@
           <w:szCs w:val="20"/>
           <w:shd w:fill="EFEFEF" w:val="clear"/>
         </w:rPr>
-        <w:t xml:space="preserve">test/logica.spec.jsx</w:t>
+        <w:t>test/defensa.spec.jsx</w:t>
       </w:r>
       <w:r>
         <w:rPr>
           <w:rFonts w:ascii="Arial" w:cs="Arial" w:eastAsia="Arial" w:hAnsi="Arial"/>
         </w:rPr>
-        <w:t xml:space="preserve"> (pruebas 1, 2, 3 y 10), </w:t>
+        <w:t xml:space="preserve"> (pruebas 1 a 10) y </w:t>
       </w:r>
       <w:r>
         <w:rPr>
@@ -1574,28 +1487,13 @@
           <w:szCs w:val="20"/>
           <w:shd w:fill="EFEFEF" w:val="clear"/>
         </w:rPr>
-        <w:t xml:space="preserve">test/componentes.spec.jsx</w:t>
+        <w:t>test/complementarias.spec.jsx</w:t>
       </w:r>
       <w:r>
         <w:rPr>
           <w:rFonts w:ascii="Arial" w:cs="Arial" w:eastAsia="Arial" w:hAnsi="Arial"/>
         </w:rPr>
-        <w:t xml:space="preserve"> (4 a 8) y </w:t>
-      </w:r>
-      <w:r>
-        <w:rPr>
-          <w:rFonts w:ascii="Consolas" w:cs="Consolas" w:eastAsia="Consolas" w:hAnsi="Consolas"/>
-          <w:sz w:val="20"/>
-          <w:szCs w:val="20"/>
-          <w:shd w:fill="EFEFEF" w:val="clear"/>
-        </w:rPr>
-        <w:t xml:space="preserve">test/checkout.spec.jsx</w:t>
-      </w:r>
-      <w:r>
-        <w:rPr>
-          <w:rFonts w:ascii="Arial" w:cs="Arial" w:eastAsia="Arial" w:hAnsi="Arial"/>
-        </w:rPr>
-        <w:t xml:space="preserve"> (9).</w:t>
+        <w:t xml:space="preserve"> (pruebas 11 a 15).</w:t>
       </w:r>
     </w:p>
     <w:p>
@@ -1642,7 +1540,23 @@
           <w:sz w:val="18"/>
           <w:szCs w:val="18"/>
         </w:rPr>
-        <w:t xml:space="preserve">npm test        # corre las 10 pruebas y genera /coverage</w:t>
+        <w:t>npm test                # corre las 15 pruebas y genera coverage/</w:t>
+      </w:r>
+    </w:p>
+    <w:p>
+      <w:pPr>
+        <w:keepLines/>
+        <w:shd w:fill="F4F4F4" w:val="clear"/>
+        <w:spacing w:after="0" w:line="252"/>
+        <w:ind w:left="120" w:right="120"/>
+      </w:pPr>
+      <w:r>
+        <w:rPr>
+          <w:rFonts w:ascii="Consolas" w:cs="Consolas" w:eastAsia="Consolas" w:hAnsi="Consolas"/>
+          <w:sz w:val="18"/>
+          <w:szCs w:val="18"/>
+        </w:rPr>
+        <w:t>npm run test:defensa    # solo las 10 de defensa, con su nombre</w:t>
       </w:r>
     </w:p>
     <w:p>
@@ -1776,7 +1690,7 @@
           <w:b/>
           <w:bCs/>
         </w:rPr>
-        <w:t xml:space="preserve">Mock:</w:t>
+        <w:t>Mocks:</w:t>
       </w:r>
       <w:r>
         <w:rPr>
@@ -1791,13 +1705,28 @@
           <w:szCs w:val="20"/>
           <w:shd w:fill="EFEFEF" w:val="clear"/>
         </w:rPr>
-        <w:t xml:space="preserve">spyOn(pagosService, "procesar")</w:t>
+        <w:t>spyOn(pagosService, "procesar")</w:t>
       </w:r>
       <w:r>
         <w:rPr>
           <w:rFonts w:ascii="Arial" w:cs="Arial" w:eastAsia="Arial" w:hAnsi="Arial"/>
         </w:rPr>
-        <w:t xml:space="preserve"> para simular un pago rechazado sin esperas ni servicios externos.</w:t>
+        <w:t xml:space="preserve"> para simular un pago rechazado (prueba 8) o aprobado (prueba 12) sin esperas ni servicios externos; el servicio de sesión se simula con </w:t>
+      </w:r>
+      <w:r>
+        <w:rPr>
+          <w:rFonts w:ascii="Consolas" w:cs="Consolas" w:eastAsia="Consolas" w:hAnsi="Consolas"/>
+          <w:sz w:val="20"/>
+          <w:szCs w:val="20"/>
+          <w:shd w:fill="EFEFEF" w:val="clear"/>
+        </w:rPr>
+        <w:t>jasmine.createSpyObj</w:t>
+      </w:r>
+      <w:r>
+        <w:rPr>
+          <w:rFonts w:ascii="Arial" w:cs="Arial" w:eastAsia="Arial" w:hAnsi="Arial"/>
+        </w:rPr>
+        <w:t xml:space="preserve"> (prueba 7), como en la guía 2.3.2.</w:t>
       </w:r>
     </w:p>
     <w:p>
@@ -1815,13 +1744,82 @@
           <w:b/>
           <w:bCs/>
         </w:rPr>
-        <w:t xml:space="preserve">Casos inválidos y límites:</w:t>
+        <w:t>Hooks:</w:t>
       </w:r>
       <w:r>
         <w:rPr>
           <w:rFonts w:ascii="Arial" w:cs="Arial" w:eastAsia="Arial" w:hAnsi="Arial"/>
         </w:rPr>
-        <w:t xml:space="preserve"> se prueba lo que se rechaza (RUN incorrecto, sexta unidad) y los bordes (stock igual al crítico).</w:t>
+        <w:t xml:space="preserve"> </w:t>
+      </w:r>
+      <w:r>
+        <w:rPr>
+          <w:rFonts w:ascii="Consolas" w:cs="Consolas" w:eastAsia="Consolas" w:hAnsi="Consolas"/>
+          <w:sz w:val="20"/>
+          <w:szCs w:val="20"/>
+          <w:shd w:fill="EFEFEF" w:val="clear"/>
+        </w:rPr>
+        <w:t>useFormulario</w:t>
+      </w:r>
+      <w:r>
+        <w:rPr>
+          <w:rFonts w:ascii="Arial" w:cs="Arial" w:eastAsia="Arial" w:hAnsi="Arial"/>
+        </w:rPr>
+        <w:t xml:space="preserve"> se prueba solo, sin dibujar un formulario, con </w:t>
+      </w:r>
+      <w:r>
+        <w:rPr>
+          <w:rFonts w:ascii="Consolas" w:cs="Consolas" w:eastAsia="Consolas" w:hAnsi="Consolas"/>
+          <w:sz w:val="20"/>
+          <w:szCs w:val="20"/>
+          <w:shd w:fill="EFEFEF" w:val="clear"/>
+        </w:rPr>
+        <w:t>renderHook</w:t>
+      </w:r>
+      <w:r>
+        <w:rPr>
+          <w:rFonts w:ascii="Arial" w:cs="Arial" w:eastAsia="Arial" w:hAnsi="Arial"/>
+        </w:rPr>
+        <w:t xml:space="preserve"> y </w:t>
+      </w:r>
+      <w:r>
+        <w:rPr>
+          <w:rFonts w:ascii="Consolas" w:cs="Consolas" w:eastAsia="Consolas" w:hAnsi="Consolas"/>
+          <w:sz w:val="20"/>
+          <w:szCs w:val="20"/>
+          <w:shd w:fill="EFEFEF" w:val="clear"/>
+        </w:rPr>
+        <w:t>act</w:t>
+      </w:r>
+      <w:r>
+        <w:rPr>
+          <w:rFonts w:ascii="Arial" w:cs="Arial" w:eastAsia="Arial" w:hAnsi="Arial"/>
+        </w:rPr>
+        <w:t xml:space="preserve"> (prueba 6), como en la guía 2.3.2.</w:t>
+      </w:r>
+    </w:p>
+    <w:p>
+      <w:pPr>
+        <w:pStyle w:val="ListParagraph"/>
+        <w:numPr>
+          <w:ilvl w:val="0"/>
+          <w:numId w:val="2"/>
+        </w:numPr>
+        <w:spacing w:after="60" w:line="276"/>
+      </w:pPr>
+      <w:r>
+        <w:rPr>
+          <w:rFonts w:ascii="Arial" w:cs="Arial" w:eastAsia="Arial" w:hAnsi="Arial"/>
+          <w:b/>
+          <w:bCs/>
+        </w:rPr>
+        <w:t>Casos inválidos y límites:</w:t>
+      </w:r>
+      <w:r>
+        <w:rPr>
+          <w:rFonts w:ascii="Arial" w:cs="Arial" w:eastAsia="Arial" w:hAnsi="Arial"/>
+        </w:rPr>
+        <w:t xml:space="preserve"> se prueba lo que se rechaza (RUN con dígito incorrecto, muy corto o vacío; actualizar o eliminar un registro que no existe) y los casos de error (componente que falla, texto con código HTML).</w:t>
       </w:r>
     </w:p>
     <w:p>
@@ -1838,7 +1836,7 @@
         <w:rPr>
           <w:rFonts w:ascii="Arial" w:cs="Arial" w:eastAsia="Arial" w:hAnsi="Arial"/>
         </w:rPr>
-        <w:t xml:space="preserve">3. Las 10 pruebas y el elemento que cubren</w:t>
+        <w:t>3. Las 15 pruebas y el elemento que cubren</w:t>
       </w:r>
     </w:p>
     <w:tbl>
@@ -2061,7 +2059,7 @@
                 <w:sz w:val="16"/>
                 <w:szCs w:val="16"/>
               </w:rPr>
-              <w:t xml:space="preserve">1</w:t>
+              <w:t>1</w:t>
             </w:r>
           </w:p>
         </w:tc>
@@ -2091,7 +2089,7 @@
                 <w:sz w:val="16"/>
                 <w:szCs w:val="16"/>
               </w:rPr>
-              <w:t xml:space="preserve">rechaza un RUN con dígito verificador incorrecto</w:t>
+              <w:t>ListaProductos dibuja una tarjeta por cada diseño</w:t>
             </w:r>
           </w:p>
         </w:tc>
@@ -2121,7 +2119,7 @@
                 <w:sz w:val="16"/>
                 <w:szCs w:val="16"/>
               </w:rPr>
-              <w:t xml:space="preserve">Lógica pura (caso inválido)</w:t>
+              <w:t>Renderizado correcto</w:t>
             </w:r>
           </w:p>
         </w:tc>
@@ -2151,7 +2149,7 @@
                 <w:sz w:val="16"/>
                 <w:szCs w:val="16"/>
               </w:rPr>
-              <w:t xml:space="preserve">La validación devuelve un mensaje si el dígito verificador no coincide.</w:t>
+              <w:t>Hay tantas tarjetas como diseños y cada nombre está en pantalla.</w:t>
             </w:r>
           </w:p>
         </w:tc>
@@ -2182,7 +2180,7 @@
                 <w:szCs w:val="16"/>
                 <w:shd w:fill="EFEFEF" w:val="clear"/>
               </w:rPr>
-              <w:t xml:space="preserve">utils/validaciones.js</w:t>
+              <w:t>organismos/ListaProductos.jsx</w:t>
             </w:r>
           </w:p>
         </w:tc>
@@ -2200,25 +2198,24 @@
               <w:bottom w:val="single" w:color="BFBFBF" w:sz="4"/>
               <w:right w:val="single" w:color="BFBFBF" w:sz="4"/>
             </w:tcBorders>
-            <w:shd w:fill="FAFAFA" w:val="clear"/>
-            <w:tcMar>
-              <w:top w:type="dxa" w:w="60"/>
-              <w:left w:type="dxa" w:w="100"/>
-              <w:bottom w:type="dxa" w:w="60"/>
-              <w:right w:type="dxa" w:w="100"/>
-            </w:tcMar>
-          </w:tcPr>
-          <w:p>
-            <w:pPr>
-              <w:spacing w:after="20" w:line="252"/>
-            </w:pPr>
-            <w:r>
-              <w:rPr>
-                <w:rFonts w:ascii="Arial" w:cs="Arial" w:eastAsia="Arial" w:hAnsi="Arial"/>
-                <w:sz w:val="16"/>
-                <w:szCs w:val="16"/>
-              </w:rPr>
-              <w:t xml:space="preserve">2</w:t>
+            <w:tcMar>
+              <w:top w:type="dxa" w:w="60"/>
+              <w:left w:type="dxa" w:w="100"/>
+              <w:bottom w:type="dxa" w:w="60"/>
+              <w:right w:type="dxa" w:w="100"/>
+            </w:tcMar>
+          </w:tcPr>
+          <w:p>
+            <w:pPr>
+              <w:spacing w:after="20" w:line="252"/>
+            </w:pPr>
+            <w:r>
+              <w:rPr>
+                <w:rFonts w:ascii="Arial" w:cs="Arial" w:eastAsia="Arial" w:hAnsi="Arial"/>
+                <w:sz w:val="16"/>
+                <w:szCs w:val="16"/>
+              </w:rPr>
+              <w:t>2</w:t>
             </w:r>
           </w:p>
         </w:tc>
@@ -2231,25 +2228,24 @@
               <w:bottom w:val="single" w:color="BFBFBF" w:sz="4"/>
               <w:right w:val="single" w:color="BFBFBF" w:sz="4"/>
             </w:tcBorders>
-            <w:shd w:fill="FAFAFA" w:val="clear"/>
-            <w:tcMar>
-              <w:top w:type="dxa" w:w="60"/>
-              <w:left w:type="dxa" w:w="100"/>
-              <w:bottom w:type="dxa" w:w="60"/>
-              <w:right w:type="dxa" w:w="100"/>
-            </w:tcMar>
-          </w:tcPr>
-          <w:p>
-            <w:pPr>
-              <w:spacing w:after="20" w:line="252"/>
-            </w:pPr>
-            <w:r>
-              <w:rPr>
-                <w:rFonts w:ascii="Arial" w:cs="Arial" w:eastAsia="Arial" w:hAnsi="Arial"/>
-                <w:sz w:val="16"/>
-                <w:szCs w:val="16"/>
-              </w:rPr>
-              <w:t xml:space="preserve">no permite más de 5 unidades del mismo diseño</w:t>
+            <w:tcMar>
+              <w:top w:type="dxa" w:w="60"/>
+              <w:left w:type="dxa" w:w="100"/>
+              <w:bottom w:type="dxa" w:w="60"/>
+              <w:right w:type="dxa" w:w="100"/>
+            </w:tcMar>
+          </w:tcPr>
+          <w:p>
+            <w:pPr>
+              <w:spacing w:after="20" w:line="252"/>
+            </w:pPr>
+            <w:r>
+              <w:rPr>
+                <w:rFonts w:ascii="Arial" w:cs="Arial" w:eastAsia="Arial" w:hAnsi="Arial"/>
+                <w:sz w:val="16"/>
+                <w:szCs w:val="16"/>
+              </w:rPr>
+              <w:t>CampoFormulario muestra el error solo si existe</w:t>
             </w:r>
           </w:p>
         </w:tc>
@@ -2262,25 +2258,24 @@
               <w:bottom w:val="single" w:color="BFBFBF" w:sz="4"/>
               <w:right w:val="single" w:color="BFBFBF" w:sz="4"/>
             </w:tcBorders>
-            <w:shd w:fill="FAFAFA" w:val="clear"/>
-            <w:tcMar>
-              <w:top w:type="dxa" w:w="60"/>
-              <w:left w:type="dxa" w:w="100"/>
-              <w:bottom w:type="dxa" w:w="60"/>
-              <w:right w:type="dxa" w:w="100"/>
-            </w:tcMar>
-          </w:tcPr>
-          <w:p>
-            <w:pPr>
-              <w:spacing w:after="20" w:line="252"/>
-            </w:pPr>
-            <w:r>
-              <w:rPr>
-                <w:rFonts w:ascii="Arial" w:cs="Arial" w:eastAsia="Arial" w:hAnsi="Arial"/>
-                <w:sz w:val="16"/>
-                <w:szCs w:val="16"/>
-              </w:rPr>
-              <w:t xml:space="preserve">Regla de negocio</w:t>
+            <w:tcMar>
+              <w:top w:type="dxa" w:w="60"/>
+              <w:left w:type="dxa" w:w="100"/>
+              <w:bottom w:type="dxa" w:w="60"/>
+              <w:right w:type="dxa" w:w="100"/>
+            </w:tcMar>
+          </w:tcPr>
+          <w:p>
+            <w:pPr>
+              <w:spacing w:after="20" w:line="252"/>
+            </w:pPr>
+            <w:r>
+              <w:rPr>
+                <w:rFonts w:ascii="Arial" w:cs="Arial" w:eastAsia="Arial" w:hAnsi="Arial"/>
+                <w:sz w:val="16"/>
+                <w:szCs w:val="16"/>
+              </w:rPr>
+              <w:t>Renderizado condicional</w:t>
             </w:r>
           </w:p>
         </w:tc>
@@ -2293,25 +2288,24 @@
               <w:bottom w:val="single" w:color="BFBFBF" w:sz="4"/>
               <w:right w:val="single" w:color="BFBFBF" w:sz="4"/>
             </w:tcBorders>
-            <w:shd w:fill="FAFAFA" w:val="clear"/>
-            <w:tcMar>
-              <w:top w:type="dxa" w:w="60"/>
-              <w:left w:type="dxa" w:w="100"/>
-              <w:bottom w:type="dxa" w:w="60"/>
-              <w:right w:type="dxa" w:w="100"/>
-            </w:tcMar>
-          </w:tcPr>
-          <w:p>
-            <w:pPr>
-              <w:spacing w:after="20" w:line="252"/>
-            </w:pPr>
-            <w:r>
-              <w:rPr>
-                <w:rFonts w:ascii="Arial" w:cs="Arial" w:eastAsia="Arial" w:hAnsi="Arial"/>
-                <w:sz w:val="16"/>
-                <w:szCs w:val="16"/>
-              </w:rPr>
-              <w:t xml:space="preserve">El sexto intento devuelve un aviso y el carrito no cambia.</w:t>
+            <w:tcMar>
+              <w:top w:type="dxa" w:w="60"/>
+              <w:left w:type="dxa" w:w="100"/>
+              <w:bottom w:type="dxa" w:w="60"/>
+              <w:right w:type="dxa" w:w="100"/>
+            </w:tcMar>
+          </w:tcPr>
+          <w:p>
+            <w:pPr>
+              <w:spacing w:after="20" w:line="252"/>
+            </w:pPr>
+            <w:r>
+              <w:rPr>
+                <w:rFonts w:ascii="Arial" w:cs="Arial" w:eastAsia="Arial" w:hAnsi="Arial"/>
+                <w:sz w:val="16"/>
+                <w:szCs w:val="16"/>
+              </w:rPr>
+              <w:t>Sin error no hay mensaje; al recibirlo por props aparece y el campo queda inválido.</w:t>
             </w:r>
           </w:p>
         </w:tc>
@@ -2324,7 +2318,6 @@
               <w:bottom w:val="single" w:color="BFBFBF" w:sz="4"/>
               <w:right w:val="single" w:color="BFBFBF" w:sz="4"/>
             </w:tcBorders>
-            <w:shd w:fill="FAFAFA" w:val="clear"/>
             <w:tcMar>
               <w:top w:type="dxa" w:w="60"/>
               <w:left w:type="dxa" w:w="100"/>
@@ -2343,7 +2336,7 @@
                 <w:szCs w:val="16"/>
                 <w:shd w:fill="EFEFEF" w:val="clear"/>
               </w:rPr>
-              <w:t xml:space="preserve">services/carritoService.js</w:t>
+              <w:t>moleculas/CampoFormulario.jsx</w:t>
             </w:r>
           </w:p>
         </w:tc>
@@ -2378,7 +2371,7 @@
                 <w:sz w:val="16"/>
                 <w:szCs w:val="16"/>
               </w:rPr>
-              <w:t xml:space="preserve">3</w:t>
+              <w:t>3</w:t>
             </w:r>
           </w:p>
         </w:tc>
@@ -2408,7 +2401,7 @@
                 <w:sz w:val="16"/>
                 <w:szCs w:val="16"/>
               </w:rPr>
-              <w:t xml:space="preserve">detecta stock crítico cuando el stock es igual o menor al crítico</w:t>
+              <w:t>Boton muestra la etiqueta y llama a onClick</w:t>
             </w:r>
           </w:p>
         </w:tc>
@@ -2438,7 +2431,7 @@
                 <w:sz w:val="16"/>
                 <w:szCs w:val="16"/>
               </w:rPr>
-              <w:t xml:space="preserve">Valores límite</w:t>
+              <w:t>Props + spy</w:t>
             </w:r>
           </w:p>
         </w:tc>
@@ -2468,7 +2461,7 @@
                 <w:sz w:val="16"/>
                 <w:szCs w:val="16"/>
               </w:rPr>
-              <w:t xml:space="preserve">Stock igual, menor y mayor que el crítico.</w:t>
+              <w:t>La etiqueta recibida se ve y el clic ejecuta la función una vez.</w:t>
             </w:r>
           </w:p>
         </w:tc>
@@ -2499,7 +2492,7 @@
                 <w:szCs w:val="16"/>
                 <w:shd w:fill="EFEFEF" w:val="clear"/>
               </w:rPr>
-              <w:t xml:space="preserve">services/productosService.js</w:t>
+              <w:t>atomos/Boton.jsx</w:t>
             </w:r>
           </w:p>
         </w:tc>
@@ -2517,25 +2510,24 @@
               <w:bottom w:val="single" w:color="BFBFBF" w:sz="4"/>
               <w:right w:val="single" w:color="BFBFBF" w:sz="4"/>
             </w:tcBorders>
-            <w:shd w:fill="FAFAFA" w:val="clear"/>
-            <w:tcMar>
-              <w:top w:type="dxa" w:w="60"/>
-              <w:left w:type="dxa" w:w="100"/>
-              <w:bottom w:type="dxa" w:w="60"/>
-              <w:right w:type="dxa" w:w="100"/>
-            </w:tcMar>
-          </w:tcPr>
-          <w:p>
-            <w:pPr>
-              <w:spacing w:after="20" w:line="252"/>
-            </w:pPr>
-            <w:r>
-              <w:rPr>
-                <w:rFonts w:ascii="Arial" w:cs="Arial" w:eastAsia="Arial" w:hAnsi="Arial"/>
-                <w:sz w:val="16"/>
-                <w:szCs w:val="16"/>
-              </w:rPr>
-              <w:t xml:space="preserve">4</w:t>
+            <w:tcMar>
+              <w:top w:type="dxa" w:w="60"/>
+              <w:left w:type="dxa" w:w="100"/>
+              <w:bottom w:type="dxa" w:w="60"/>
+              <w:right w:type="dxa" w:w="100"/>
+            </w:tcMar>
+          </w:tcPr>
+          <w:p>
+            <w:pPr>
+              <w:spacing w:after="20" w:line="252"/>
+            </w:pPr>
+            <w:r>
+              <w:rPr>
+                <w:rFonts w:ascii="Arial" w:cs="Arial" w:eastAsia="Arial" w:hAnsi="Arial"/>
+                <w:sz w:val="16"/>
+                <w:szCs w:val="16"/>
+              </w:rPr>
+              <w:t>4</w:t>
             </w:r>
           </w:p>
         </w:tc>
@@ -2548,25 +2540,24 @@
               <w:bottom w:val="single" w:color="BFBFBF" w:sz="4"/>
               <w:right w:val="single" w:color="BFBFBF" w:sz="4"/>
             </w:tcBorders>
-            <w:shd w:fill="FAFAFA" w:val="clear"/>
-            <w:tcMar>
-              <w:top w:type="dxa" w:w="60"/>
-              <w:left w:type="dxa" w:w="100"/>
-              <w:bottom w:type="dxa" w:w="60"/>
-              <w:right w:type="dxa" w:w="100"/>
-            </w:tcMar>
-          </w:tcPr>
-          <w:p>
-            <w:pPr>
-              <w:spacing w:after="20" w:line="252"/>
-            </w:pPr>
-            <w:r>
-              <w:rPr>
-                <w:rFonts w:ascii="Arial" w:cs="Arial" w:eastAsia="Arial" w:hAnsi="Arial"/>
-                <w:sz w:val="16"/>
-                <w:szCs w:val="16"/>
-              </w:rPr>
-              <w:t xml:space="preserve">TarjetaProducto: al hacer clic llama a onAgregar</w:t>
+            <w:tcMar>
+              <w:top w:type="dxa" w:w="60"/>
+              <w:left w:type="dxa" w:w="100"/>
+              <w:bottom w:type="dxa" w:w="60"/>
+              <w:right w:type="dxa" w:w="100"/>
+            </w:tcMar>
+          </w:tcPr>
+          <w:p>
+            <w:pPr>
+              <w:spacing w:after="20" w:line="252"/>
+            </w:pPr>
+            <w:r>
+              <w:rPr>
+                <w:rFonts w:ascii="Arial" w:cs="Arial" w:eastAsia="Arial" w:hAnsi="Arial"/>
+                <w:sz w:val="16"/>
+                <w:szCs w:val="16"/>
+              </w:rPr>
+              <w:t>FormularioContacto actualiza su estado al escribir</w:t>
             </w:r>
           </w:p>
         </w:tc>
@@ -2579,25 +2570,24 @@
               <w:bottom w:val="single" w:color="BFBFBF" w:sz="4"/>
               <w:right w:val="single" w:color="BFBFBF" w:sz="4"/>
             </w:tcBorders>
-            <w:shd w:fill="FAFAFA" w:val="clear"/>
-            <w:tcMar>
-              <w:top w:type="dxa" w:w="60"/>
-              <w:left w:type="dxa" w:w="100"/>
-              <w:bottom w:type="dxa" w:w="60"/>
-              <w:right w:type="dxa" w:w="100"/>
-            </w:tcMar>
-          </w:tcPr>
-          <w:p>
-            <w:pPr>
-              <w:spacing w:after="20" w:line="252"/>
-            </w:pPr>
-            <w:r>
-              <w:rPr>
-                <w:rFonts w:ascii="Arial" w:cs="Arial" w:eastAsia="Arial" w:hAnsi="Arial"/>
-                <w:sz w:val="16"/>
-                <w:szCs w:val="16"/>
-              </w:rPr>
-              <w:t xml:space="preserve">Props + evento + spy</w:t>
+            <w:tcMar>
+              <w:top w:type="dxa" w:w="60"/>
+              <w:left w:type="dxa" w:w="100"/>
+              <w:bottom w:type="dxa" w:w="60"/>
+              <w:right w:type="dxa" w:w="100"/>
+            </w:tcMar>
+          </w:tcPr>
+          <w:p>
+            <w:pPr>
+              <w:spacing w:after="20" w:line="252"/>
+            </w:pPr>
+            <w:r>
+              <w:rPr>
+                <w:rFonts w:ascii="Arial" w:cs="Arial" w:eastAsia="Arial" w:hAnsi="Arial"/>
+                <w:sz w:val="16"/>
+                <w:szCs w:val="16"/>
+              </w:rPr>
+              <w:t>Estado (useState)</w:t>
             </w:r>
           </w:p>
         </w:tc>
@@ -2610,25 +2600,24 @@
               <w:bottom w:val="single" w:color="BFBFBF" w:sz="4"/>
               <w:right w:val="single" w:color="BFBFBF" w:sz="4"/>
             </w:tcBorders>
-            <w:shd w:fill="FAFAFA" w:val="clear"/>
-            <w:tcMar>
-              <w:top w:type="dxa" w:w="60"/>
-              <w:left w:type="dxa" w:w="100"/>
-              <w:bottom w:type="dxa" w:w="60"/>
-              <w:right w:type="dxa" w:w="100"/>
-            </w:tcMar>
-          </w:tcPr>
-          <w:p>
-            <w:pPr>
-              <w:spacing w:after="20" w:line="252"/>
-            </w:pPr>
-            <w:r>
-              <w:rPr>
-                <w:rFonts w:ascii="Arial" w:cs="Arial" w:eastAsia="Arial" w:hAnsi="Arial"/>
-                <w:sz w:val="16"/>
-                <w:szCs w:val="16"/>
-              </w:rPr>
-              <w:t xml:space="preserve">El clic llama a la función recibida por props con el producto.</w:t>
+            <w:tcMar>
+              <w:top w:type="dxa" w:w="60"/>
+              <w:left w:type="dxa" w:w="100"/>
+              <w:bottom w:type="dxa" w:w="60"/>
+              <w:right w:type="dxa" w:w="100"/>
+            </w:tcMar>
+          </w:tcPr>
+          <w:p>
+            <w:pPr>
+              <w:spacing w:after="20" w:line="252"/>
+            </w:pPr>
+            <w:r>
+              <w:rPr>
+                <w:rFonts w:ascii="Arial" w:cs="Arial" w:eastAsia="Arial" w:hAnsi="Arial"/>
+                <w:sz w:val="16"/>
+                <w:szCs w:val="16"/>
+              </w:rPr>
+              <w:t>El textarea muestra el texto y el contador pasa de 0 a 16 caracteres.</w:t>
             </w:r>
           </w:p>
         </w:tc>
@@ -2641,7 +2630,6 @@
               <w:bottom w:val="single" w:color="BFBFBF" w:sz="4"/>
               <w:right w:val="single" w:color="BFBFBF" w:sz="4"/>
             </w:tcBorders>
-            <w:shd w:fill="FAFAFA" w:val="clear"/>
             <w:tcMar>
               <w:top w:type="dxa" w:w="60"/>
               <w:left w:type="dxa" w:w="100"/>
@@ -2660,7 +2648,7 @@
                 <w:szCs w:val="16"/>
                 <w:shd w:fill="EFEFEF" w:val="clear"/>
               </w:rPr>
-              <w:t xml:space="preserve">components/tienda/TarjetaProducto.jsx</w:t>
+              <w:t>organismos/FormularioContacto.jsx</w:t>
             </w:r>
           </w:p>
         </w:tc>
@@ -2695,7 +2683,7 @@
                 <w:sz w:val="16"/>
                 <w:szCs w:val="16"/>
               </w:rPr>
-              <w:t xml:space="preserve">5</w:t>
+              <w:t>5</w:t>
             </w:r>
           </w:p>
         </w:tc>
@@ -2725,7 +2713,7 @@
                 <w:sz w:val="16"/>
                 <w:szCs w:val="16"/>
               </w:rPr>
-              <w:t xml:space="preserve">ListaProductos muestra un mensaje cuando la lista viene vacía</w:t>
+              <w:t>Galeria cambia la imagen al hacer clic</w:t>
             </w:r>
           </w:p>
         </w:tc>
@@ -2755,7 +2743,7 @@
                 <w:sz w:val="16"/>
                 <w:szCs w:val="16"/>
               </w:rPr>
-              <w:t xml:space="preserve">Renderizado condicional</w:t>
+              <w:t>Eventos + estado</w:t>
             </w:r>
           </w:p>
         </w:tc>
@@ -2785,7 +2773,7 @@
                 <w:sz w:val="16"/>
                 <w:szCs w:val="16"/>
               </w:rPr>
-              <w:t xml:space="preserve">Con lista vacía aparece el mensaje y no hay tarjetas.</w:t>
+              <w:t>El clic en la miniatura cambia la imagen grande y marca la miniatura activa.</w:t>
             </w:r>
           </w:p>
         </w:tc>
@@ -2816,7 +2804,7 @@
                 <w:szCs w:val="16"/>
                 <w:shd w:fill="EFEFEF" w:val="clear"/>
               </w:rPr>
-              <w:t xml:space="preserve">components/tienda/ListaProductos.jsx</w:t>
+              <w:t>moleculas/Galeria.jsx</w:t>
             </w:r>
           </w:p>
         </w:tc>
@@ -2834,25 +2822,24 @@
               <w:bottom w:val="single" w:color="BFBFBF" w:sz="4"/>
               <w:right w:val="single" w:color="BFBFBF" w:sz="4"/>
             </w:tcBorders>
-            <w:shd w:fill="FAFAFA" w:val="clear"/>
-            <w:tcMar>
-              <w:top w:type="dxa" w:w="60"/>
-              <w:left w:type="dxa" w:w="100"/>
-              <w:bottom w:type="dxa" w:w="60"/>
-              <w:right w:type="dxa" w:w="100"/>
-            </w:tcMar>
-          </w:tcPr>
-          <w:p>
-            <w:pPr>
-              <w:spacing w:after="20" w:line="252"/>
-            </w:pPr>
-            <w:r>
-              <w:rPr>
-                <w:rFonts w:ascii="Arial" w:cs="Arial" w:eastAsia="Arial" w:hAnsi="Arial"/>
-                <w:sz w:val="16"/>
-                <w:szCs w:val="16"/>
-              </w:rPr>
-              <w:t xml:space="preserve">6</w:t>
+            <w:tcMar>
+              <w:top w:type="dxa" w:w="60"/>
+              <w:left w:type="dxa" w:w="100"/>
+              <w:bottom w:type="dxa" w:w="60"/>
+              <w:right w:type="dxa" w:w="100"/>
+            </w:tcMar>
+          </w:tcPr>
+          <w:p>
+            <w:pPr>
+              <w:spacing w:after="20" w:line="252"/>
+            </w:pPr>
+            <w:r>
+              <w:rPr>
+                <w:rFonts w:ascii="Arial" w:cs="Arial" w:eastAsia="Arial" w:hAnsi="Arial"/>
+                <w:sz w:val="16"/>
+                <w:szCs w:val="16"/>
+              </w:rPr>
+              <w:t>6</w:t>
             </w:r>
           </w:p>
         </w:tc>
@@ -2865,25 +2852,24 @@
               <w:bottom w:val="single" w:color="BFBFBF" w:sz="4"/>
               <w:right w:val="single" w:color="BFBFBF" w:sz="4"/>
             </w:tcBorders>
-            <w:shd w:fill="FAFAFA" w:val="clear"/>
-            <w:tcMar>
-              <w:top w:type="dxa" w:w="60"/>
-              <w:left w:type="dxa" w:w="100"/>
-              <w:bottom w:type="dxa" w:w="60"/>
-              <w:right w:type="dxa" w:w="100"/>
-            </w:tcMar>
-          </w:tcPr>
-          <w:p>
-            <w:pPr>
-              <w:spacing w:after="20" w:line="252"/>
-            </w:pPr>
-            <w:r>
-              <w:rPr>
-                <w:rFonts w:ascii="Arial" w:cs="Arial" w:eastAsia="Arial" w:hAnsi="Arial"/>
-                <w:sz w:val="16"/>
-                <w:szCs w:val="16"/>
-              </w:rPr>
-              <w:t xml:space="preserve">Galeria cambia la imagen principal al hacer clic en una miniatura</w:t>
+            <w:tcMar>
+              <w:top w:type="dxa" w:w="60"/>
+              <w:left w:type="dxa" w:w="100"/>
+              <w:bottom w:type="dxa" w:w="60"/>
+              <w:right w:type="dxa" w:w="100"/>
+            </w:tcMar>
+          </w:tcPr>
+          <w:p>
+            <w:pPr>
+              <w:spacing w:after="20" w:line="252"/>
+            </w:pPr>
+            <w:r>
+              <w:rPr>
+                <w:rFonts w:ascii="Arial" w:cs="Arial" w:eastAsia="Arial" w:hAnsi="Arial"/>
+                <w:sz w:val="16"/>
+                <w:szCs w:val="16"/>
+              </w:rPr>
+              <w:t>useFormulario valida en tiempo real</w:t>
             </w:r>
           </w:p>
         </w:tc>
@@ -2896,25 +2882,24 @@
               <w:bottom w:val="single" w:color="BFBFBF" w:sz="4"/>
               <w:right w:val="single" w:color="BFBFBF" w:sz="4"/>
             </w:tcBorders>
-            <w:shd w:fill="FAFAFA" w:val="clear"/>
-            <w:tcMar>
-              <w:top w:type="dxa" w:w="60"/>
-              <w:left w:type="dxa" w:w="100"/>
-              <w:bottom w:type="dxa" w:w="60"/>
-              <w:right w:type="dxa" w:w="100"/>
-            </w:tcMar>
-          </w:tcPr>
-          <w:p>
-            <w:pPr>
-              <w:spacing w:after="20" w:line="252"/>
-            </w:pPr>
-            <w:r>
-              <w:rPr>
-                <w:rFonts w:ascii="Arial" w:cs="Arial" w:eastAsia="Arial" w:hAnsi="Arial"/>
-                <w:sz w:val="16"/>
-                <w:szCs w:val="16"/>
-              </w:rPr>
-              <w:t xml:space="preserve">Estado (useState)</w:t>
+            <w:tcMar>
+              <w:top w:type="dxa" w:w="60"/>
+              <w:left w:type="dxa" w:w="100"/>
+              <w:bottom w:type="dxa" w:w="60"/>
+              <w:right w:type="dxa" w:w="100"/>
+            </w:tcMar>
+          </w:tcPr>
+          <w:p>
+            <w:pPr>
+              <w:spacing w:after="20" w:line="252"/>
+            </w:pPr>
+            <w:r>
+              <w:rPr>
+                <w:rFonts w:ascii="Arial" w:cs="Arial" w:eastAsia="Arial" w:hAnsi="Arial"/>
+                <w:sz w:val="16"/>
+                <w:szCs w:val="16"/>
+              </w:rPr>
+              <w:t>Hook personalizado (renderHook)</w:t>
             </w:r>
           </w:p>
         </w:tc>
@@ -2927,25 +2912,24 @@
               <w:bottom w:val="single" w:color="BFBFBF" w:sz="4"/>
               <w:right w:val="single" w:color="BFBFBF" w:sz="4"/>
             </w:tcBorders>
-            <w:shd w:fill="FAFAFA" w:val="clear"/>
-            <w:tcMar>
-              <w:top w:type="dxa" w:w="60"/>
-              <w:left w:type="dxa" w:w="100"/>
-              <w:bottom w:type="dxa" w:w="60"/>
-              <w:right w:type="dxa" w:w="100"/>
-            </w:tcMar>
-          </w:tcPr>
-          <w:p>
-            <w:pPr>
-              <w:spacing w:after="20" w:line="252"/>
-            </w:pPr>
-            <w:r>
-              <w:rPr>
-                <w:rFonts w:ascii="Arial" w:cs="Arial" w:eastAsia="Arial" w:hAnsi="Arial"/>
-                <w:sz w:val="16"/>
-                <w:szCs w:val="16"/>
-              </w:rPr>
-              <w:t xml:space="preserve">El clic cambia el estado y la imagen grande.</w:t>
+            <w:tcMar>
+              <w:top w:type="dxa" w:w="60"/>
+              <w:left w:type="dxa" w:w="100"/>
+              <w:bottom w:type="dxa" w:w="60"/>
+              <w:right w:type="dxa" w:w="100"/>
+            </w:tcMar>
+          </w:tcPr>
+          <w:p>
+            <w:pPr>
+              <w:spacing w:after="20" w:line="252"/>
+            </w:pPr>
+            <w:r>
+              <w:rPr>
+                <w:rFonts w:ascii="Arial" w:cs="Arial" w:eastAsia="Arial" w:hAnsi="Arial"/>
+                <w:sz w:val="16"/>
+                <w:szCs w:val="16"/>
+              </w:rPr>
+              <w:t>El error aparece y desaparece; con campos vacíos no deja enviar.</w:t>
             </w:r>
           </w:p>
         </w:tc>
@@ -2958,7 +2942,6 @@
               <w:bottom w:val="single" w:color="BFBFBF" w:sz="4"/>
               <w:right w:val="single" w:color="BFBFBF" w:sz="4"/>
             </w:tcBorders>
-            <w:shd w:fill="FAFAFA" w:val="clear"/>
             <w:tcMar>
               <w:top w:type="dxa" w:w="60"/>
               <w:left w:type="dxa" w:w="100"/>
@@ -2977,7 +2960,7 @@
                 <w:szCs w:val="16"/>
                 <w:shd w:fill="EFEFEF" w:val="clear"/>
               </w:rPr>
-              <w:t xml:space="preserve">components/tienda/Galeria.jsx</w:t>
+              <w:t>hooks/useFormulario.js</w:t>
             </w:r>
           </w:p>
         </w:tc>
@@ -3012,7 +2995,7 @@
                 <w:sz w:val="16"/>
                 <w:szCs w:val="16"/>
               </w:rPr>
-              <w:t xml:space="preserve">7</w:t>
+              <w:t>7</w:t>
             </w:r>
           </w:p>
         </w:tc>
@@ -3042,7 +3025,7 @@
                 <w:sz w:val="16"/>
                 <w:szCs w:val="16"/>
               </w:rPr>
-              <w:t xml:space="preserve">FormularioLogin muestra los errores en tiempo real</w:t>
+              <w:t>FormularioLogin envía al servicio (mock)</w:t>
             </w:r>
           </w:p>
         </w:tc>
@@ -3072,7 +3055,7 @@
                 <w:sz w:val="16"/>
                 <w:szCs w:val="16"/>
               </w:rPr>
-              <w:t xml:space="preserve">Hook personalizado + eventos</w:t>
+              <w:t>Mock (createSpyObj)</w:t>
             </w:r>
           </w:p>
         </w:tc>
@@ -3102,7 +3085,7 @@
                 <w:sz w:val="16"/>
                 <w:szCs w:val="16"/>
               </w:rPr>
-              <w:t xml:space="preserve">El error aparece al escribir mal y desaparece al corregir.</w:t>
+              <w:t>El servicio recibe correo y contraseña, y su respuesta se muestra como alerta.</w:t>
             </w:r>
           </w:p>
         </w:tc>
@@ -3133,7 +3116,7 @@
                 <w:szCs w:val="16"/>
                 <w:shd w:fill="EFEFEF" w:val="clear"/>
               </w:rPr>
-              <w:t xml:space="preserve">components/tienda/FormularioLogin.jsx</w:t>
+              <w:t>organismos/FormularioLogin.jsx</w:t>
             </w:r>
           </w:p>
         </w:tc>
@@ -3151,25 +3134,24 @@
               <w:bottom w:val="single" w:color="BFBFBF" w:sz="4"/>
               <w:right w:val="single" w:color="BFBFBF" w:sz="4"/>
             </w:tcBorders>
-            <w:shd w:fill="FAFAFA" w:val="clear"/>
-            <w:tcMar>
-              <w:top w:type="dxa" w:w="60"/>
-              <w:left w:type="dxa" w:w="100"/>
-              <w:bottom w:type="dxa" w:w="60"/>
-              <w:right w:type="dxa" w:w="100"/>
-            </w:tcMar>
-          </w:tcPr>
-          <w:p>
-            <w:pPr>
-              <w:spacing w:after="20" w:line="252"/>
-            </w:pPr>
-            <w:r>
-              <w:rPr>
-                <w:rFonts w:ascii="Arial" w:cs="Arial" w:eastAsia="Arial" w:hAnsi="Arial"/>
-                <w:sz w:val="16"/>
-                <w:szCs w:val="16"/>
-              </w:rPr>
-              <w:t xml:space="preserve">8</w:t>
+            <w:tcMar>
+              <w:top w:type="dxa" w:w="60"/>
+              <w:left w:type="dxa" w:w="100"/>
+              <w:bottom w:type="dxa" w:w="60"/>
+              <w:right w:type="dxa" w:w="100"/>
+            </w:tcMar>
+          </w:tcPr>
+          <w:p>
+            <w:pPr>
+              <w:spacing w:after="20" w:line="252"/>
+            </w:pPr>
+            <w:r>
+              <w:rPr>
+                <w:rFonts w:ascii="Arial" w:cs="Arial" w:eastAsia="Arial" w:hAnsi="Arial"/>
+                <w:sz w:val="16"/>
+                <w:szCs w:val="16"/>
+              </w:rPr>
+              <w:t>8</w:t>
             </w:r>
           </w:p>
         </w:tc>
@@ -3182,25 +3164,24 @@
               <w:bottom w:val="single" w:color="BFBFBF" w:sz="4"/>
               <w:right w:val="single" w:color="BFBFBF" w:sz="4"/>
             </w:tcBorders>
-            <w:shd w:fill="FAFAFA" w:val="clear"/>
-            <w:tcMar>
-              <w:top w:type="dxa" w:w="60"/>
-              <w:left w:type="dxa" w:w="100"/>
-              <w:bottom w:type="dxa" w:w="60"/>
-              <w:right w:type="dxa" w:w="100"/>
-            </w:tcMar>
-          </w:tcPr>
-          <w:p>
-            <w:pPr>
-              <w:spacing w:after="20" w:line="252"/>
-            </w:pPr>
-            <w:r>
-              <w:rPr>
-                <w:rFonts w:ascii="Arial" w:cs="Arial" w:eastAsia="Arial" w:hAnsi="Arial"/>
-                <w:sz w:val="16"/>
-                <w:szCs w:val="16"/>
-              </w:rPr>
-              <w:t xml:space="preserve">RutaProtegida manda al login si no hay sesión</w:t>
+            <w:tcMar>
+              <w:top w:type="dxa" w:w="60"/>
+              <w:left w:type="dxa" w:w="100"/>
+              <w:bottom w:type="dxa" w:w="60"/>
+              <w:right w:type="dxa" w:w="100"/>
+            </w:tcMar>
+          </w:tcPr>
+          <w:p>
+            <w:pPr>
+              <w:spacing w:after="20" w:line="252"/>
+            </w:pPr>
+            <w:r>
+              <w:rPr>
+                <w:rFonts w:ascii="Arial" w:cs="Arial" w:eastAsia="Arial" w:hAnsi="Arial"/>
+                <w:sz w:val="16"/>
+                <w:szCs w:val="16"/>
+              </w:rPr>
+              <w:t>Checkout con pago RECHAZADO</w:t>
             </w:r>
           </w:p>
         </w:tc>
@@ -3213,25 +3194,24 @@
               <w:bottom w:val="single" w:color="BFBFBF" w:sz="4"/>
               <w:right w:val="single" w:color="BFBFBF" w:sz="4"/>
             </w:tcBorders>
-            <w:shd w:fill="FAFAFA" w:val="clear"/>
-            <w:tcMar>
-              <w:top w:type="dxa" w:w="60"/>
-              <w:left w:type="dxa" w:w="100"/>
-              <w:bottom w:type="dxa" w:w="60"/>
-              <w:right w:type="dxa" w:w="100"/>
-            </w:tcMar>
-          </w:tcPr>
-          <w:p>
-            <w:pPr>
-              <w:spacing w:after="20" w:line="252"/>
-            </w:pPr>
-            <w:r>
-              <w:rPr>
-                <w:rFonts w:ascii="Arial" w:cs="Arial" w:eastAsia="Arial" w:hAnsi="Arial"/>
-                <w:sz w:val="16"/>
-                <w:szCs w:val="16"/>
-              </w:rPr>
-              <w:t xml:space="preserve">Contexto + rutas</w:t>
+            <w:tcMar>
+              <w:top w:type="dxa" w:w="60"/>
+              <w:left w:type="dxa" w:w="100"/>
+              <w:bottom w:type="dxa" w:w="60"/>
+              <w:right w:type="dxa" w:w="100"/>
+            </w:tcMar>
+          </w:tcPr>
+          <w:p>
+            <w:pPr>
+              <w:spacing w:after="20" w:line="252"/>
+            </w:pPr>
+            <w:r>
+              <w:rPr>
+                <w:rFonts w:ascii="Arial" w:cs="Arial" w:eastAsia="Arial" w:hAnsi="Arial"/>
+                <w:sz w:val="16"/>
+                <w:szCs w:val="16"/>
+              </w:rPr>
+              <w:t>Mock (spyOn) + integración</w:t>
             </w:r>
           </w:p>
         </w:tc>
@@ -3244,25 +3224,24 @@
               <w:bottom w:val="single" w:color="BFBFBF" w:sz="4"/>
               <w:right w:val="single" w:color="BFBFBF" w:sz="4"/>
             </w:tcBorders>
-            <w:shd w:fill="FAFAFA" w:val="clear"/>
-            <w:tcMar>
-              <w:top w:type="dxa" w:w="60"/>
-              <w:left w:type="dxa" w:w="100"/>
-              <w:bottom w:type="dxa" w:w="60"/>
-              <w:right w:type="dxa" w:w="100"/>
-            </w:tcMar>
-          </w:tcPr>
-          <w:p>
-            <w:pPr>
-              <w:spacing w:after="20" w:line="252"/>
-            </w:pPr>
-            <w:r>
-              <w:rPr>
-                <w:rFonts w:ascii="Arial" w:cs="Arial" w:eastAsia="Arial" w:hAnsi="Arial"/>
-                <w:sz w:val="16"/>
-                <w:szCs w:val="16"/>
-              </w:rPr>
-              <w:t xml:space="preserve">Sin sesión redirige al login y no muestra la zona privada.</w:t>
+            <w:tcMar>
+              <w:top w:type="dxa" w:w="60"/>
+              <w:left w:type="dxa" w:w="100"/>
+              <w:bottom w:type="dxa" w:w="60"/>
+              <w:right w:type="dxa" w:w="100"/>
+            </w:tcMar>
+          </w:tcPr>
+          <w:p>
+            <w:pPr>
+              <w:spacing w:after="20" w:line="252"/>
+            </w:pPr>
+            <w:r>
+              <w:rPr>
+                <w:rFonts w:ascii="Arial" w:cs="Arial" w:eastAsia="Arial" w:hAnsi="Arial"/>
+                <w:sz w:val="16"/>
+                <w:szCs w:val="16"/>
+              </w:rPr>
+              <w:t>Orden rechazada, stock intacto y carrito conservado.</w:t>
             </w:r>
           </w:p>
         </w:tc>
@@ -3275,7 +3254,6 @@
               <w:bottom w:val="single" w:color="BFBFBF" w:sz="4"/>
               <w:right w:val="single" w:color="BFBFBF" w:sz="4"/>
             </w:tcBorders>
-            <w:shd w:fill="FAFAFA" w:val="clear"/>
             <w:tcMar>
               <w:top w:type="dxa" w:w="60"/>
               <w:left w:type="dxa" w:w="100"/>
@@ -3294,7 +3272,7 @@
                 <w:szCs w:val="16"/>
                 <w:shd w:fill="EFEFEF" w:val="clear"/>
               </w:rPr>
-              <w:t xml:space="preserve">components/comunes/RutaProtegida.jsx</w:t>
+              <w:t>pages/tienda/Checkout.jsx</w:t>
             </w:r>
           </w:p>
         </w:tc>
@@ -3329,7 +3307,7 @@
                 <w:sz w:val="16"/>
                 <w:szCs w:val="16"/>
               </w:rPr>
-              <w:t xml:space="preserve">9</w:t>
+              <w:t>9</w:t>
             </w:r>
           </w:p>
         </w:tc>
@@ -3359,7 +3337,7 @@
                 <w:sz w:val="16"/>
                 <w:szCs w:val="16"/>
               </w:rPr>
-              <w:t xml:space="preserve">con pago RECHAZADO</w:t>
+              <w:t>validarRun</w:t>
             </w:r>
           </w:p>
         </w:tc>
@@ -3389,7 +3367,7 @@
                 <w:sz w:val="16"/>
                 <w:szCs w:val="16"/>
               </w:rPr>
-              <w:t xml:space="preserve">Mock (spyOn) + integración</w:t>
+              <w:t>Lógica pura (válido, inválido, límites)</w:t>
             </w:r>
           </w:p>
         </w:tc>
@@ -3419,7 +3397,7 @@
                 <w:sz w:val="16"/>
                 <w:szCs w:val="16"/>
               </w:rPr>
-              <w:t xml:space="preserve">Con la pasarela simulada en “rechazado”: orden rechazada, stock intacto, carrito conservado.</w:t>
+              <w:t>Acepta un RUN correcto; rechaza dígito incorrecto, largo menor a 7 y vacío.</w:t>
             </w:r>
           </w:p>
         </w:tc>
@@ -3450,7 +3428,7 @@
                 <w:szCs w:val="16"/>
                 <w:shd w:fill="EFEFEF" w:val="clear"/>
               </w:rPr>
-              <w:t xml:space="preserve">pages/tienda/Checkout.jsx</w:t>
+              <w:t>utils/validaciones.js</w:t>
             </w:r>
           </w:p>
         </w:tc>
@@ -3468,25 +3446,24 @@
               <w:bottom w:val="single" w:color="BFBFBF" w:sz="4"/>
               <w:right w:val="single" w:color="BFBFBF" w:sz="4"/>
             </w:tcBorders>
-            <w:shd w:fill="FAFAFA" w:val="clear"/>
-            <w:tcMar>
-              <w:top w:type="dxa" w:w="60"/>
-              <w:left w:type="dxa" w:w="100"/>
-              <w:bottom w:type="dxa" w:w="60"/>
-              <w:right w:type="dxa" w:w="100"/>
-            </w:tcMar>
-          </w:tcPr>
-          <w:p>
-            <w:pPr>
-              <w:spacing w:after="20" w:line="252"/>
-            </w:pPr>
-            <w:r>
-              <w:rPr>
-                <w:rFonts w:ascii="Arial" w:cs="Arial" w:eastAsia="Arial" w:hAnsi="Arial"/>
-                <w:sz w:val="16"/>
-                <w:szCs w:val="16"/>
-              </w:rPr>
-              <w:t xml:space="preserve">10</w:t>
+            <w:tcMar>
+              <w:top w:type="dxa" w:w="60"/>
+              <w:left w:type="dxa" w:w="100"/>
+              <w:bottom w:type="dxa" w:w="60"/>
+              <w:right w:type="dxa" w:w="100"/>
+            </w:tcMar>
+          </w:tcPr>
+          <w:p>
+            <w:pPr>
+              <w:spacing w:after="20" w:line="252"/>
+            </w:pPr>
+            <w:r>
+              <w:rPr>
+                <w:rFonts w:ascii="Arial" w:cs="Arial" w:eastAsia="Arial" w:hAnsi="Arial"/>
+                <w:sz w:val="16"/>
+                <w:szCs w:val="16"/>
+              </w:rPr>
+              <w:t>10</w:t>
             </w:r>
           </w:p>
         </w:tc>
@@ -3499,25 +3476,24 @@
               <w:bottom w:val="single" w:color="BFBFBF" w:sz="4"/>
               <w:right w:val="single" w:color="BFBFBF" w:sz="4"/>
             </w:tcBorders>
-            <w:shd w:fill="FAFAFA" w:val="clear"/>
-            <w:tcMar>
-              <w:top w:type="dxa" w:w="60"/>
-              <w:left w:type="dxa" w:w="100"/>
-              <w:bottom w:type="dxa" w:w="60"/>
-              <w:right w:type="dxa" w:w="100"/>
-            </w:tcMar>
-          </w:tcPr>
-          <w:p>
-            <w:pPr>
-              <w:spacing w:after="20" w:line="252"/>
-            </w:pPr>
-            <w:r>
-              <w:rPr>
-                <w:rFonts w:ascii="Arial" w:cs="Arial" w:eastAsia="Arial" w:hAnsi="Arial"/>
-                <w:sz w:val="16"/>
-                <w:szCs w:val="16"/>
-              </w:rPr>
-              <w:t xml:space="preserve">una hora solo queda ocupada cuando la orden está pagada</w:t>
+            <w:tcMar>
+              <w:top w:type="dxa" w:w="60"/>
+              <w:left w:type="dxa" w:w="100"/>
+              <w:bottom w:type="dxa" w:w="60"/>
+              <w:right w:type="dxa" w:w="100"/>
+            </w:tcMar>
+          </w:tcPr>
+          <w:p>
+            <w:pPr>
+              <w:spacing w:after="20" w:line="252"/>
+            </w:pPr>
+            <w:r>
+              <w:rPr>
+                <w:rFonts w:ascii="Arial" w:cs="Arial" w:eastAsia="Arial" w:hAnsi="Arial"/>
+                <w:sz w:val="16"/>
+                <w:szCs w:val="16"/>
+              </w:rPr>
+              <w:t>RutaProtegida</w:t>
             </w:r>
           </w:p>
         </w:tc>
@@ -3530,25 +3506,24 @@
               <w:bottom w:val="single" w:color="BFBFBF" w:sz="4"/>
               <w:right w:val="single" w:color="BFBFBF" w:sz="4"/>
             </w:tcBorders>
-            <w:shd w:fill="FAFAFA" w:val="clear"/>
-            <w:tcMar>
-              <w:top w:type="dxa" w:w="60"/>
-              <w:left w:type="dxa" w:w="100"/>
-              <w:bottom w:type="dxa" w:w="60"/>
-              <w:right w:type="dxa" w:w="100"/>
-            </w:tcMar>
-          </w:tcPr>
-          <w:p>
-            <w:pPr>
-              <w:spacing w:after="20" w:line="252"/>
-            </w:pPr>
-            <w:r>
-              <w:rPr>
-                <w:rFonts w:ascii="Arial" w:cs="Arial" w:eastAsia="Arial" w:hAnsi="Arial"/>
-                <w:sz w:val="16"/>
-                <w:szCs w:val="16"/>
-              </w:rPr>
-              <w:t xml:space="preserve">Regla de negocio + datos</w:t>
+            <w:tcMar>
+              <w:top w:type="dxa" w:w="60"/>
+              <w:left w:type="dxa" w:w="100"/>
+              <w:bottom w:type="dxa" w:w="60"/>
+              <w:right w:type="dxa" w:w="100"/>
+            </w:tcMar>
+          </w:tcPr>
+          <w:p>
+            <w:pPr>
+              <w:spacing w:after="20" w:line="252"/>
+            </w:pPr>
+            <w:r>
+              <w:rPr>
+                <w:rFonts w:ascii="Arial" w:cs="Arial" w:eastAsia="Arial" w:hAnsi="Arial"/>
+                <w:sz w:val="16"/>
+                <w:szCs w:val="16"/>
+              </w:rPr>
+              <w:t>Contexto + rutas</w:t>
             </w:r>
           </w:p>
         </w:tc>
@@ -3561,25 +3536,24 @@
               <w:bottom w:val="single" w:color="BFBFBF" w:sz="4"/>
               <w:right w:val="single" w:color="BFBFBF" w:sz="4"/>
             </w:tcBorders>
-            <w:shd w:fill="FAFAFA" w:val="clear"/>
-            <w:tcMar>
-              <w:top w:type="dxa" w:w="60"/>
-              <w:left w:type="dxa" w:w="100"/>
-              <w:bottom w:type="dxa" w:w="60"/>
-              <w:right w:type="dxa" w:w="100"/>
-            </w:tcMar>
-          </w:tcPr>
-          <w:p>
-            <w:pPr>
-              <w:spacing w:after="20" w:line="252"/>
-            </w:pPr>
-            <w:r>
-              <w:rPr>
-                <w:rFonts w:ascii="Arial" w:cs="Arial" w:eastAsia="Arial" w:hAnsi="Arial"/>
-                <w:sz w:val="16"/>
-                <w:szCs w:val="16"/>
-              </w:rPr>
-              <w:t xml:space="preserve">Una orden pendiente deja la hora libre; al pagarla se ocupa.</w:t>
+            <w:tcMar>
+              <w:top w:type="dxa" w:w="60"/>
+              <w:left w:type="dxa" w:w="100"/>
+              <w:bottom w:type="dxa" w:w="60"/>
+              <w:right w:type="dxa" w:w="100"/>
+            </w:tcMar>
+          </w:tcPr>
+          <w:p>
+            <w:pPr>
+              <w:spacing w:after="20" w:line="252"/>
+            </w:pPr>
+            <w:r>
+              <w:rPr>
+                <w:rFonts w:ascii="Arial" w:cs="Arial" w:eastAsia="Arial" w:hAnsi="Arial"/>
+                <w:sz w:val="16"/>
+                <w:szCs w:val="16"/>
+              </w:rPr>
+              <w:t>Sin sesión manda al login; con rol Cliente manda al inicio.</w:t>
             </w:r>
           </w:p>
         </w:tc>
@@ -3592,7 +3566,6 @@
               <w:bottom w:val="single" w:color="BFBFBF" w:sz="4"/>
               <w:right w:val="single" w:color="BFBFBF" w:sz="4"/>
             </w:tcBorders>
-            <w:shd w:fill="FAFAFA" w:val="clear"/>
             <w:tcMar>
               <w:top w:type="dxa" w:w="60"/>
               <w:left w:type="dxa" w:w="100"/>
@@ -3611,7 +3584,787 @@
                 <w:szCs w:val="16"/>
                 <w:shd w:fill="EFEFEF" w:val="clear"/>
               </w:rPr>
-              <w:t xml:space="preserve">services/ordenesService.js</w:t>
+              <w:t>utilidades/RutaProtegida.jsx</w:t>
+            </w:r>
+          </w:p>
+        </w:tc>
+      </w:tr>
+      <w:tr>
+        <w:trPr>
+          <w:cantSplit/>
+        </w:trPr>
+        <w:tc>
+          <w:tcPr>
+            <w:tcW w:type="dxa" w:w="400"/>
+            <w:tcBorders>
+              <w:top w:val="single" w:color="BFBFBF" w:sz="4"/>
+              <w:left w:val="single" w:color="BFBFBF" w:sz="4"/>
+              <w:bottom w:val="single" w:color="BFBFBF" w:sz="4"/>
+              <w:right w:val="single" w:color="BFBFBF" w:sz="4"/>
+            </w:tcBorders>
+            <w:tcMar>
+              <w:top w:type="dxa" w:w="60"/>
+              <w:left w:type="dxa" w:w="100"/>
+              <w:bottom w:type="dxa" w:w="60"/>
+              <w:right w:type="dxa" w:w="100"/>
+            </w:tcMar>
+          </w:tcPr>
+          <w:p>
+            <w:pPr>
+              <w:spacing w:after="20" w:line="252"/>
+            </w:pPr>
+            <w:r>
+              <w:rPr>
+                <w:rFonts w:ascii="Arial" w:cs="Arial" w:eastAsia="Arial" w:hAnsi="Arial"/>
+                <w:sz w:val="16"/>
+                <w:szCs w:val="16"/>
+              </w:rPr>
+              <w:t>11</w:t>
+            </w:r>
+          </w:p>
+        </w:tc>
+        <w:tc>
+          <w:tcPr>
+            <w:tcW w:type="dxa" w:w="2900"/>
+            <w:tcBorders>
+              <w:top w:val="single" w:color="BFBFBF" w:sz="4"/>
+              <w:left w:val="single" w:color="BFBFBF" w:sz="4"/>
+              <w:bottom w:val="single" w:color="BFBFBF" w:sz="4"/>
+              <w:right w:val="single" w:color="BFBFBF" w:sz="4"/>
+            </w:tcBorders>
+            <w:tcMar>
+              <w:top w:type="dxa" w:w="60"/>
+              <w:left w:type="dxa" w:w="100"/>
+              <w:bottom w:type="dxa" w:w="60"/>
+              <w:right w:type="dxa" w:w="100"/>
+            </w:tcMar>
+          </w:tcPr>
+          <w:p>
+            <w:pPr>
+              <w:spacing w:after="20" w:line="252"/>
+            </w:pPr>
+            <w:r>
+              <w:rPr>
+                <w:rFonts w:ascii="Arial" w:cs="Arial" w:eastAsia="Arial" w:hAnsi="Arial"/>
+                <w:sz w:val="16"/>
+                <w:szCs w:val="16"/>
+              </w:rPr>
+              <w:t>CRUD de db.js</w:t>
+            </w:r>
+          </w:p>
+        </w:tc>
+        <w:tc>
+          <w:tcPr>
+            <w:tcW w:type="dxa" w:w="1700"/>
+            <w:tcBorders>
+              <w:top w:val="single" w:color="BFBFBF" w:sz="4"/>
+              <w:left w:val="single" w:color="BFBFBF" w:sz="4"/>
+              <w:bottom w:val="single" w:color="BFBFBF" w:sz="4"/>
+              <w:right w:val="single" w:color="BFBFBF" w:sz="4"/>
+            </w:tcBorders>
+            <w:tcMar>
+              <w:top w:type="dxa" w:w="60"/>
+              <w:left w:type="dxa" w:w="100"/>
+              <w:bottom w:type="dxa" w:w="60"/>
+              <w:right w:type="dxa" w:w="100"/>
+            </w:tcMar>
+          </w:tcPr>
+          <w:p>
+            <w:pPr>
+              <w:spacing w:after="20" w:line="252"/>
+            </w:pPr>
+            <w:r>
+              <w:rPr>
+                <w:rFonts w:ascii="Arial" w:cs="Arial" w:eastAsia="Arial" w:hAnsi="Arial"/>
+                <w:sz w:val="16"/>
+                <w:szCs w:val="16"/>
+              </w:rPr>
+              <w:t>Datos (Anexo 1)</w:t>
+            </w:r>
+          </w:p>
+        </w:tc>
+        <w:tc>
+          <w:tcPr>
+            <w:tcW w:type="dxa" w:w="2600"/>
+            <w:tcBorders>
+              <w:top w:val="single" w:color="BFBFBF" w:sz="4"/>
+              <w:left w:val="single" w:color="BFBFBF" w:sz="4"/>
+              <w:bottom w:val="single" w:color="BFBFBF" w:sz="4"/>
+              <w:right w:val="single" w:color="BFBFBF" w:sz="4"/>
+            </w:tcBorders>
+            <w:tcMar>
+              <w:top w:type="dxa" w:w="60"/>
+              <w:left w:type="dxa" w:w="100"/>
+              <w:bottom w:type="dxa" w:w="60"/>
+              <w:right w:type="dxa" w:w="100"/>
+            </w:tcMar>
+          </w:tcPr>
+          <w:p>
+            <w:pPr>
+              <w:spacing w:after="20" w:line="252"/>
+            </w:pPr>
+            <w:r>
+              <w:rPr>
+                <w:rFonts w:ascii="Arial" w:cs="Arial" w:eastAsia="Arial" w:hAnsi="Arial"/>
+                <w:sz w:val="16"/>
+                <w:szCs w:val="16"/>
+              </w:rPr>
+              <w:t>Crear, leer, actualizar y eliminar, con casos de registro inexistente.</w:t>
+            </w:r>
+          </w:p>
+        </w:tc>
+        <w:tc>
+          <w:tcPr>
+            <w:tcW w:type="dxa" w:w="1760"/>
+            <w:tcBorders>
+              <w:top w:val="single" w:color="BFBFBF" w:sz="4"/>
+              <w:left w:val="single" w:color="BFBFBF" w:sz="4"/>
+              <w:bottom w:val="single" w:color="BFBFBF" w:sz="4"/>
+              <w:right w:val="single" w:color="BFBFBF" w:sz="4"/>
+            </w:tcBorders>
+            <w:tcMar>
+              <w:top w:type="dxa" w:w="60"/>
+              <w:left w:type="dxa" w:w="100"/>
+              <w:bottom w:type="dxa" w:w="60"/>
+              <w:right w:type="dxa" w:w="100"/>
+            </w:tcMar>
+          </w:tcPr>
+          <w:p>
+            <w:pPr>
+              <w:spacing w:after="20" w:line="252"/>
+            </w:pPr>
+            <w:r>
+              <w:rPr>
+                <w:rFonts w:ascii="Consolas" w:cs="Consolas" w:eastAsia="Consolas" w:hAnsi="Consolas"/>
+                <w:sz w:val="16"/>
+                <w:szCs w:val="16"/>
+                <w:shd w:fill="EFEFEF" w:val="clear"/>
+              </w:rPr>
+              <w:t>data/db.js</w:t>
+            </w:r>
+          </w:p>
+        </w:tc>
+      </w:tr>
+      <w:tr>
+        <w:trPr>
+          <w:cantSplit/>
+        </w:trPr>
+        <w:tc>
+          <w:tcPr>
+            <w:tcW w:type="dxa" w:w="400"/>
+            <w:tcBorders>
+              <w:top w:val="single" w:color="BFBFBF" w:sz="4"/>
+              <w:left w:val="single" w:color="BFBFBF" w:sz="4"/>
+              <w:bottom w:val="single" w:color="BFBFBF" w:sz="4"/>
+              <w:right w:val="single" w:color="BFBFBF" w:sz="4"/>
+            </w:tcBorders>
+            <w:tcMar>
+              <w:top w:type="dxa" w:w="60"/>
+              <w:left w:type="dxa" w:w="100"/>
+              <w:bottom w:type="dxa" w:w="60"/>
+              <w:right w:type="dxa" w:w="100"/>
+            </w:tcMar>
+          </w:tcPr>
+          <w:p>
+            <w:pPr>
+              <w:spacing w:after="20" w:line="252"/>
+            </w:pPr>
+            <w:r>
+              <w:rPr>
+                <w:rFonts w:ascii="Arial" w:cs="Arial" w:eastAsia="Arial" w:hAnsi="Arial"/>
+                <w:sz w:val="16"/>
+                <w:szCs w:val="16"/>
+              </w:rPr>
+              <w:t>12</w:t>
+            </w:r>
+          </w:p>
+        </w:tc>
+        <w:tc>
+          <w:tcPr>
+            <w:tcW w:type="dxa" w:w="2900"/>
+            <w:tcBorders>
+              <w:top w:val="single" w:color="BFBFBF" w:sz="4"/>
+              <w:left w:val="single" w:color="BFBFBF" w:sz="4"/>
+              <w:bottom w:val="single" w:color="BFBFBF" w:sz="4"/>
+              <w:right w:val="single" w:color="BFBFBF" w:sz="4"/>
+            </w:tcBorders>
+            <w:tcMar>
+              <w:top w:type="dxa" w:w="60"/>
+              <w:left w:type="dxa" w:w="100"/>
+              <w:bottom w:type="dxa" w:w="60"/>
+              <w:right w:type="dxa" w:w="100"/>
+            </w:tcMar>
+          </w:tcPr>
+          <w:p>
+            <w:pPr>
+              <w:spacing w:after="20" w:line="252"/>
+            </w:pPr>
+            <w:r>
+              <w:rPr>
+                <w:rFonts w:ascii="Arial" w:cs="Arial" w:eastAsia="Arial" w:hAnsi="Arial"/>
+                <w:sz w:val="16"/>
+                <w:szCs w:val="16"/>
+              </w:rPr>
+              <w:t>Checkout con pago APROBADO</w:t>
+            </w:r>
+          </w:p>
+        </w:tc>
+        <w:tc>
+          <w:tcPr>
+            <w:tcW w:type="dxa" w:w="1700"/>
+            <w:tcBorders>
+              <w:top w:val="single" w:color="BFBFBF" w:sz="4"/>
+              <w:left w:val="single" w:color="BFBFBF" w:sz="4"/>
+              <w:bottom w:val="single" w:color="BFBFBF" w:sz="4"/>
+              <w:right w:val="single" w:color="BFBFBF" w:sz="4"/>
+            </w:tcBorders>
+            <w:tcMar>
+              <w:top w:type="dxa" w:w="60"/>
+              <w:left w:type="dxa" w:w="100"/>
+              <w:bottom w:type="dxa" w:w="60"/>
+              <w:right w:type="dxa" w:w="100"/>
+            </w:tcMar>
+          </w:tcPr>
+          <w:p>
+            <w:pPr>
+              <w:spacing w:after="20" w:line="252"/>
+            </w:pPr>
+            <w:r>
+              <w:rPr>
+                <w:rFonts w:ascii="Arial" w:cs="Arial" w:eastAsia="Arial" w:hAnsi="Arial"/>
+                <w:sz w:val="16"/>
+                <w:szCs w:val="16"/>
+              </w:rPr>
+              <w:t>Integración + mock</w:t>
+            </w:r>
+          </w:p>
+        </w:tc>
+        <w:tc>
+          <w:tcPr>
+            <w:tcW w:type="dxa" w:w="2600"/>
+            <w:tcBorders>
+              <w:top w:val="single" w:color="BFBFBF" w:sz="4"/>
+              <w:left w:val="single" w:color="BFBFBF" w:sz="4"/>
+              <w:bottom w:val="single" w:color="BFBFBF" w:sz="4"/>
+              <w:right w:val="single" w:color="BFBFBF" w:sz="4"/>
+            </w:tcBorders>
+            <w:tcMar>
+              <w:top w:type="dxa" w:w="60"/>
+              <w:left w:type="dxa" w:w="100"/>
+              <w:bottom w:type="dxa" w:w="60"/>
+              <w:right w:type="dxa" w:w="100"/>
+            </w:tcMar>
+          </w:tcPr>
+          <w:p>
+            <w:pPr>
+              <w:spacing w:after="20" w:line="252"/>
+            </w:pPr>
+            <w:r>
+              <w:rPr>
+                <w:rFonts w:ascii="Arial" w:cs="Arial" w:eastAsia="Arial" w:hAnsi="Arial"/>
+                <w:sz w:val="16"/>
+                <w:szCs w:val="16"/>
+              </w:rPr>
+              <w:t>Boleta visible, cupos descontados, carrito vacío y hora ocupada.</w:t>
+            </w:r>
+          </w:p>
+        </w:tc>
+        <w:tc>
+          <w:tcPr>
+            <w:tcW w:type="dxa" w:w="1760"/>
+            <w:tcBorders>
+              <w:top w:val="single" w:color="BFBFBF" w:sz="4"/>
+              <w:left w:val="single" w:color="BFBFBF" w:sz="4"/>
+              <w:bottom w:val="single" w:color="BFBFBF" w:sz="4"/>
+              <w:right w:val="single" w:color="BFBFBF" w:sz="4"/>
+            </w:tcBorders>
+            <w:tcMar>
+              <w:top w:type="dxa" w:w="60"/>
+              <w:left w:type="dxa" w:w="100"/>
+              <w:bottom w:type="dxa" w:w="60"/>
+              <w:right w:type="dxa" w:w="100"/>
+            </w:tcMar>
+          </w:tcPr>
+          <w:p>
+            <w:pPr>
+              <w:spacing w:after="20" w:line="252"/>
+            </w:pPr>
+            <w:r>
+              <w:rPr>
+                <w:rFonts w:ascii="Consolas" w:cs="Consolas" w:eastAsia="Consolas" w:hAnsi="Consolas"/>
+                <w:sz w:val="16"/>
+                <w:szCs w:val="16"/>
+                <w:shd w:fill="EFEFEF" w:val="clear"/>
+              </w:rPr>
+              <w:t>Checkout, CompraExitosa, Boleta, ordenesService</w:t>
+            </w:r>
+          </w:p>
+        </w:tc>
+      </w:tr>
+      <w:tr>
+        <w:trPr>
+          <w:cantSplit/>
+        </w:trPr>
+        <w:tc>
+          <w:tcPr>
+            <w:tcW w:type="dxa" w:w="400"/>
+            <w:tcBorders>
+              <w:top w:val="single" w:color="BFBFBF" w:sz="4"/>
+              <w:left w:val="single" w:color="BFBFBF" w:sz="4"/>
+              <w:bottom w:val="single" w:color="BFBFBF" w:sz="4"/>
+              <w:right w:val="single" w:color="BFBFBF" w:sz="4"/>
+            </w:tcBorders>
+            <w:tcMar>
+              <w:top w:type="dxa" w:w="60"/>
+              <w:left w:type="dxa" w:w="100"/>
+              <w:bottom w:type="dxa" w:w="60"/>
+              <w:right w:type="dxa" w:w="100"/>
+            </w:tcMar>
+          </w:tcPr>
+          <w:p>
+            <w:pPr>
+              <w:spacing w:after="20" w:line="252"/>
+            </w:pPr>
+            <w:r>
+              <w:rPr>
+                <w:rFonts w:ascii="Arial" w:cs="Arial" w:eastAsia="Arial" w:hAnsi="Arial"/>
+                <w:sz w:val="16"/>
+                <w:szCs w:val="16"/>
+              </w:rPr>
+              <w:t>13</w:t>
+            </w:r>
+          </w:p>
+        </w:tc>
+        <w:tc>
+          <w:tcPr>
+            <w:tcW w:type="dxa" w:w="2900"/>
+            <w:tcBorders>
+              <w:top w:val="single" w:color="BFBFBF" w:sz="4"/>
+              <w:left w:val="single" w:color="BFBFBF" w:sz="4"/>
+              <w:bottom w:val="single" w:color="BFBFBF" w:sz="4"/>
+              <w:right w:val="single" w:color="BFBFBF" w:sz="4"/>
+            </w:tcBorders>
+            <w:tcMar>
+              <w:top w:type="dxa" w:w="60"/>
+              <w:left w:type="dxa" w:w="100"/>
+              <w:bottom w:type="dxa" w:w="60"/>
+              <w:right w:type="dxa" w:w="100"/>
+            </w:tcMar>
+          </w:tcPr>
+          <w:p>
+            <w:pPr>
+              <w:spacing w:after="20" w:line="252"/>
+            </w:pPr>
+            <w:r>
+              <w:rPr>
+                <w:rFonts w:ascii="Arial" w:cs="Arial" w:eastAsia="Arial" w:hAnsi="Arial"/>
+                <w:sz w:val="16"/>
+                <w:szCs w:val="16"/>
+              </w:rPr>
+              <w:t>Recorrido de todas las vistas</w:t>
+            </w:r>
+          </w:p>
+        </w:tc>
+        <w:tc>
+          <w:tcPr>
+            <w:tcW w:type="dxa" w:w="1700"/>
+            <w:tcBorders>
+              <w:top w:val="single" w:color="BFBFBF" w:sz="4"/>
+              <w:left w:val="single" w:color="BFBFBF" w:sz="4"/>
+              <w:bottom w:val="single" w:color="BFBFBF" w:sz="4"/>
+              <w:right w:val="single" w:color="BFBFBF" w:sz="4"/>
+            </w:tcBorders>
+            <w:tcMar>
+              <w:top w:type="dxa" w:w="60"/>
+              <w:left w:type="dxa" w:w="100"/>
+              <w:bottom w:type="dxa" w:w="60"/>
+              <w:right w:type="dxa" w:w="100"/>
+            </w:tcMar>
+          </w:tcPr>
+          <w:p>
+            <w:pPr>
+              <w:spacing w:after="20" w:line="252"/>
+            </w:pPr>
+            <w:r>
+              <w:rPr>
+                <w:rFonts w:ascii="Arial" w:cs="Arial" w:eastAsia="Arial" w:hAnsi="Arial"/>
+                <w:sz w:val="16"/>
+                <w:szCs w:val="16"/>
+              </w:rPr>
+              <w:t>Navegación (React Router)</w:t>
+            </w:r>
+          </w:p>
+        </w:tc>
+        <w:tc>
+          <w:tcPr>
+            <w:tcW w:type="dxa" w:w="2600"/>
+            <w:tcBorders>
+              <w:top w:val="single" w:color="BFBFBF" w:sz="4"/>
+              <w:left w:val="single" w:color="BFBFBF" w:sz="4"/>
+              <w:bottom w:val="single" w:color="BFBFBF" w:sz="4"/>
+              <w:right w:val="single" w:color="BFBFBF" w:sz="4"/>
+            </w:tcBorders>
+            <w:tcMar>
+              <w:top w:type="dxa" w:w="60"/>
+              <w:left w:type="dxa" w:w="100"/>
+              <w:bottom w:type="dxa" w:w="60"/>
+              <w:right w:type="dxa" w:w="100"/>
+            </w:tcMar>
+          </w:tcPr>
+          <w:p>
+            <w:pPr>
+              <w:spacing w:after="20" w:line="252"/>
+            </w:pPr>
+            <w:r>
+              <w:rPr>
+                <w:rFonts w:ascii="Arial" w:cs="Arial" w:eastAsia="Arial" w:hAnsi="Arial"/>
+                <w:sz w:val="16"/>
+                <w:szCs w:val="16"/>
+              </w:rPr>
+              <w:t>15 rutas de la tienda y 14 del panel (lazy) se dibujan con su título.</w:t>
+            </w:r>
+          </w:p>
+        </w:tc>
+        <w:tc>
+          <w:tcPr>
+            <w:tcW w:type="dxa" w:w="1760"/>
+            <w:tcBorders>
+              <w:top w:val="single" w:color="BFBFBF" w:sz="4"/>
+              <w:left w:val="single" w:color="BFBFBF" w:sz="4"/>
+              <w:bottom w:val="single" w:color="BFBFBF" w:sz="4"/>
+              <w:right w:val="single" w:color="BFBFBF" w:sz="4"/>
+            </w:tcBorders>
+            <w:tcMar>
+              <w:top w:type="dxa" w:w="60"/>
+              <w:left w:type="dxa" w:w="100"/>
+              <w:bottom w:type="dxa" w:w="60"/>
+              <w:right w:type="dxa" w:w="100"/>
+            </w:tcMar>
+          </w:tcPr>
+          <w:p>
+            <w:pPr>
+              <w:spacing w:after="20" w:line="252"/>
+            </w:pPr>
+            <w:r>
+              <w:rPr>
+                <w:rFonts w:ascii="Consolas" w:cs="Consolas" w:eastAsia="Consolas" w:hAnsi="Consolas"/>
+                <w:sz w:val="16"/>
+                <w:szCs w:val="16"/>
+                <w:shd w:fill="EFEFEF" w:val="clear"/>
+              </w:rPr>
+              <w:t>pages/tienda, pages/admin, plantillas</w:t>
+            </w:r>
+          </w:p>
+        </w:tc>
+      </w:tr>
+      <w:tr>
+        <w:trPr>
+          <w:cantSplit/>
+        </w:trPr>
+        <w:tc>
+          <w:tcPr>
+            <w:tcW w:type="dxa" w:w="400"/>
+            <w:tcBorders>
+              <w:top w:val="single" w:color="BFBFBF" w:sz="4"/>
+              <w:left w:val="single" w:color="BFBFBF" w:sz="4"/>
+              <w:bottom w:val="single" w:color="BFBFBF" w:sz="4"/>
+              <w:right w:val="single" w:color="BFBFBF" w:sz="4"/>
+            </w:tcBorders>
+            <w:tcMar>
+              <w:top w:type="dxa" w:w="60"/>
+              <w:left w:type="dxa" w:w="100"/>
+              <w:bottom w:type="dxa" w:w="60"/>
+              <w:right w:type="dxa" w:w="100"/>
+            </w:tcMar>
+          </w:tcPr>
+          <w:p>
+            <w:pPr>
+              <w:spacing w:after="20" w:line="252"/>
+            </w:pPr>
+            <w:r>
+              <w:rPr>
+                <w:rFonts w:ascii="Arial" w:cs="Arial" w:eastAsia="Arial" w:hAnsi="Arial"/>
+                <w:sz w:val="16"/>
+                <w:szCs w:val="16"/>
+              </w:rPr>
+              <w:t>14</w:t>
+            </w:r>
+          </w:p>
+        </w:tc>
+        <w:tc>
+          <w:tcPr>
+            <w:tcW w:type="dxa" w:w="2900"/>
+            <w:tcBorders>
+              <w:top w:val="single" w:color="BFBFBF" w:sz="4"/>
+              <w:left w:val="single" w:color="BFBFBF" w:sz="4"/>
+              <w:bottom w:val="single" w:color="BFBFBF" w:sz="4"/>
+              <w:right w:val="single" w:color="BFBFBF" w:sz="4"/>
+            </w:tcBorders>
+            <w:tcMar>
+              <w:top w:type="dxa" w:w="60"/>
+              <w:left w:type="dxa" w:w="100"/>
+              <w:bottom w:type="dxa" w:w="60"/>
+              <w:right w:type="dxa" w:w="100"/>
+            </w:tcMar>
+          </w:tcPr>
+          <w:p>
+            <w:pPr>
+              <w:spacing w:after="20" w:line="252"/>
+            </w:pPr>
+            <w:r>
+              <w:rPr>
+                <w:rFonts w:ascii="Arial" w:cs="Arial" w:eastAsia="Arial" w:hAnsi="Arial"/>
+                <w:sz w:val="16"/>
+                <w:szCs w:val="16"/>
+              </w:rPr>
+              <w:t>Nombre con código HTML (XSS)</w:t>
+            </w:r>
+          </w:p>
+        </w:tc>
+        <w:tc>
+          <w:tcPr>
+            <w:tcW w:type="dxa" w:w="1700"/>
+            <w:tcBorders>
+              <w:top w:val="single" w:color="BFBFBF" w:sz="4"/>
+              <w:left w:val="single" w:color="BFBFBF" w:sz="4"/>
+              <w:bottom w:val="single" w:color="BFBFBF" w:sz="4"/>
+              <w:right w:val="single" w:color="BFBFBF" w:sz="4"/>
+            </w:tcBorders>
+            <w:tcMar>
+              <w:top w:type="dxa" w:w="60"/>
+              <w:left w:type="dxa" w:w="100"/>
+              <w:bottom w:type="dxa" w:w="60"/>
+              <w:right w:type="dxa" w:w="100"/>
+            </w:tcMar>
+          </w:tcPr>
+          <w:p>
+            <w:pPr>
+              <w:spacing w:after="20" w:line="252"/>
+            </w:pPr>
+            <w:r>
+              <w:rPr>
+                <w:rFonts w:ascii="Arial" w:cs="Arial" w:eastAsia="Arial" w:hAnsi="Arial"/>
+                <w:sz w:val="16"/>
+                <w:szCs w:val="16"/>
+              </w:rPr>
+              <w:t>Seguridad (guía 2.3.3)</w:t>
+            </w:r>
+          </w:p>
+        </w:tc>
+        <w:tc>
+          <w:tcPr>
+            <w:tcW w:type="dxa" w:w="2600"/>
+            <w:tcBorders>
+              <w:top w:val="single" w:color="BFBFBF" w:sz="4"/>
+              <w:left w:val="single" w:color="BFBFBF" w:sz="4"/>
+              <w:bottom w:val="single" w:color="BFBFBF" w:sz="4"/>
+              <w:right w:val="single" w:color="BFBFBF" w:sz="4"/>
+            </w:tcBorders>
+            <w:tcMar>
+              <w:top w:type="dxa" w:w="60"/>
+              <w:left w:type="dxa" w:w="100"/>
+              <w:bottom w:type="dxa" w:w="60"/>
+              <w:right w:type="dxa" w:w="100"/>
+            </w:tcMar>
+          </w:tcPr>
+          <w:p>
+            <w:pPr>
+              <w:spacing w:after="20" w:line="252"/>
+            </w:pPr>
+            <w:r>
+              <w:rPr>
+                <w:rFonts w:ascii="Arial" w:cs="Arial" w:eastAsia="Arial" w:hAnsi="Arial"/>
+                <w:sz w:val="16"/>
+                <w:szCs w:val="16"/>
+              </w:rPr>
+              <w:t>El texto se muestra literal y no se crea ninguna etiqueta ni se ejecuta código.</w:t>
+            </w:r>
+          </w:p>
+        </w:tc>
+        <w:tc>
+          <w:tcPr>
+            <w:tcW w:type="dxa" w:w="1760"/>
+            <w:tcBorders>
+              <w:top w:val="single" w:color="BFBFBF" w:sz="4"/>
+              <w:left w:val="single" w:color="BFBFBF" w:sz="4"/>
+              <w:bottom w:val="single" w:color="BFBFBF" w:sz="4"/>
+              <w:right w:val="single" w:color="BFBFBF" w:sz="4"/>
+            </w:tcBorders>
+            <w:tcMar>
+              <w:top w:type="dxa" w:w="60"/>
+              <w:left w:type="dxa" w:w="100"/>
+              <w:bottom w:type="dxa" w:w="60"/>
+              <w:right w:type="dxa" w:w="100"/>
+            </w:tcMar>
+          </w:tcPr>
+          <w:p>
+            <w:pPr>
+              <w:spacing w:after="20" w:line="252"/>
+            </w:pPr>
+            <w:r>
+              <w:rPr>
+                <w:rFonts w:ascii="Consolas" w:cs="Consolas" w:eastAsia="Consolas" w:hAnsi="Consolas"/>
+                <w:sz w:val="16"/>
+                <w:szCs w:val="16"/>
+                <w:shd w:fill="EFEFEF" w:val="clear"/>
+              </w:rPr>
+              <w:t>moleculas/TarjetaProducto.jsx</w:t>
+            </w:r>
+          </w:p>
+        </w:tc>
+      </w:tr>
+      <w:tr>
+        <w:trPr>
+          <w:cantSplit/>
+        </w:trPr>
+        <w:tc>
+          <w:tcPr>
+            <w:tcW w:type="dxa" w:w="400"/>
+            <w:tcBorders>
+              <w:top w:val="single" w:color="BFBFBF" w:sz="4"/>
+              <w:left w:val="single" w:color="BFBFBF" w:sz="4"/>
+              <w:bottom w:val="single" w:color="BFBFBF" w:sz="4"/>
+              <w:right w:val="single" w:color="BFBFBF" w:sz="4"/>
+            </w:tcBorders>
+            <w:tcMar>
+              <w:top w:type="dxa" w:w="60"/>
+              <w:left w:type="dxa" w:w="100"/>
+              <w:bottom w:type="dxa" w:w="60"/>
+              <w:right w:type="dxa" w:w="100"/>
+            </w:tcMar>
+          </w:tcPr>
+          <w:p>
+            <w:pPr>
+              <w:spacing w:after="20" w:line="252"/>
+            </w:pPr>
+            <w:r>
+              <w:rPr>
+                <w:rFonts w:ascii="Arial" w:cs="Arial" w:eastAsia="Arial" w:hAnsi="Arial"/>
+                <w:sz w:val="16"/>
+                <w:szCs w:val="16"/>
+              </w:rPr>
+              <w:t>15</w:t>
+            </w:r>
+          </w:p>
+        </w:tc>
+        <w:tc>
+          <w:tcPr>
+            <w:tcW w:type="dxa" w:w="2900"/>
+            <w:tcBorders>
+              <w:top w:val="single" w:color="BFBFBF" w:sz="4"/>
+              <w:left w:val="single" w:color="BFBFBF" w:sz="4"/>
+              <w:bottom w:val="single" w:color="BFBFBF" w:sz="4"/>
+              <w:right w:val="single" w:color="BFBFBF" w:sz="4"/>
+            </w:tcBorders>
+            <w:tcMar>
+              <w:top w:type="dxa" w:w="60"/>
+              <w:left w:type="dxa" w:w="100"/>
+              <w:bottom w:type="dxa" w:w="60"/>
+              <w:right w:type="dxa" w:w="100"/>
+            </w:tcMar>
+          </w:tcPr>
+          <w:p>
+            <w:pPr>
+              <w:spacing w:after="20" w:line="252"/>
+            </w:pPr>
+            <w:r>
+              <w:rPr>
+                <w:rFonts w:ascii="Arial" w:cs="Arial" w:eastAsia="Arial" w:hAnsi="Arial"/>
+                <w:sz w:val="16"/>
+                <w:szCs w:val="16"/>
+              </w:rPr>
+              <w:t>LimiteDeErrores</w:t>
+            </w:r>
+          </w:p>
+        </w:tc>
+        <w:tc>
+          <w:tcPr>
+            <w:tcW w:type="dxa" w:w="1700"/>
+            <w:tcBorders>
+              <w:top w:val="single" w:color="BFBFBF" w:sz="4"/>
+              <w:left w:val="single" w:color="BFBFBF" w:sz="4"/>
+              <w:bottom w:val="single" w:color="BFBFBF" w:sz="4"/>
+              <w:right w:val="single" w:color="BFBFBF" w:sz="4"/>
+            </w:tcBorders>
+            <w:tcMar>
+              <w:top w:type="dxa" w:w="60"/>
+              <w:left w:type="dxa" w:w="100"/>
+              <w:bottom w:type="dxa" w:w="60"/>
+              <w:right w:type="dxa" w:w="100"/>
+            </w:tcMar>
+          </w:tcPr>
+          <w:p>
+            <w:pPr>
+              <w:spacing w:after="20" w:line="252"/>
+            </w:pPr>
+            <w:r>
+              <w:rPr>
+                <w:rFonts w:ascii="Arial" w:cs="Arial" w:eastAsia="Arial" w:hAnsi="Arial"/>
+                <w:sz w:val="16"/>
+                <w:szCs w:val="16"/>
+              </w:rPr>
+              <w:t>Manejo de errores (guía 2.3.5)</w:t>
+            </w:r>
+          </w:p>
+        </w:tc>
+        <w:tc>
+          <w:tcPr>
+            <w:tcW w:type="dxa" w:w="2600"/>
+            <w:tcBorders>
+              <w:top w:val="single" w:color="BFBFBF" w:sz="4"/>
+              <w:left w:val="single" w:color="BFBFBF" w:sz="4"/>
+              <w:bottom w:val="single" w:color="BFBFBF" w:sz="4"/>
+              <w:right w:val="single" w:color="BFBFBF" w:sz="4"/>
+            </w:tcBorders>
+            <w:tcMar>
+              <w:top w:type="dxa" w:w="60"/>
+              <w:left w:type="dxa" w:w="100"/>
+              <w:bottom w:type="dxa" w:w="60"/>
+              <w:right w:type="dxa" w:w="100"/>
+            </w:tcMar>
+          </w:tcPr>
+          <w:p>
+            <w:pPr>
+              <w:spacing w:after="20" w:line="252"/>
+            </w:pPr>
+            <w:r>
+              <w:rPr>
+                <w:rFonts w:ascii="Arial" w:cs="Arial" w:eastAsia="Arial" w:hAnsi="Arial"/>
+                <w:sz w:val="16"/>
+                <w:szCs w:val="16"/>
+              </w:rPr>
+              <w:t>Si un hijo falla, se ve "Algo salió mal" en vez de una pantalla en blanco.</w:t>
+            </w:r>
+          </w:p>
+        </w:tc>
+        <w:tc>
+          <w:tcPr>
+            <w:tcW w:type="dxa" w:w="1760"/>
+            <w:tcBorders>
+              <w:top w:val="single" w:color="BFBFBF" w:sz="4"/>
+              <w:left w:val="single" w:color="BFBFBF" w:sz="4"/>
+              <w:bottom w:val="single" w:color="BFBFBF" w:sz="4"/>
+              <w:right w:val="single" w:color="BFBFBF" w:sz="4"/>
+            </w:tcBorders>
+            <w:tcMar>
+              <w:top w:type="dxa" w:w="60"/>
+              <w:left w:type="dxa" w:w="100"/>
+              <w:bottom w:type="dxa" w:w="60"/>
+              <w:right w:type="dxa" w:w="100"/>
+            </w:tcMar>
+          </w:tcPr>
+          <w:p>
+            <w:pPr>
+              <w:spacing w:after="20" w:line="252"/>
+            </w:pPr>
+            <w:r>
+              <w:rPr>
+                <w:rFonts w:ascii="Consolas" w:cs="Consolas" w:eastAsia="Consolas" w:hAnsi="Consolas"/>
+                <w:sz w:val="16"/>
+                <w:szCs w:val="16"/>
+                <w:shd w:fill="EFEFEF" w:val="clear"/>
+              </w:rPr>
+              <w:t>utilidades/LimiteDeErrores.jsx</w:t>
             </w:r>
           </w:p>
         </w:tc>
@@ -3872,7 +4625,7 @@
                 <w:sz w:val="16"/>
                 <w:szCs w:val="16"/>
               </w:rPr>
-              <w:t xml:space="preserve">(raíz de src)</w:t>
+              <w:t>(raíz de src)</w:t>
             </w:r>
           </w:p>
         </w:tc>
@@ -3902,7 +4655,7 @@
                 <w:sz w:val="16"/>
                 <w:szCs w:val="16"/>
               </w:rPr>
-              <w:t xml:space="preserve">4/5 (80,0 %)</w:t>
+              <w:t>25/25 (100,0 %)</w:t>
             </w:r>
           </w:p>
         </w:tc>
@@ -3932,7 +4685,7 @@
                 <w:sz w:val="16"/>
                 <w:szCs w:val="16"/>
               </w:rPr>
-              <w:t xml:space="preserve">0/0 (100,0 %)</w:t>
+              <w:t>0/0 (100,0 %)</w:t>
             </w:r>
           </w:p>
         </w:tc>
@@ -3962,7 +4715,7 @@
                 <w:sz w:val="16"/>
                 <w:szCs w:val="16"/>
               </w:rPr>
-              <w:t xml:space="preserve">2/3 (66,7 %)</w:t>
+              <w:t>12/12 (100,0 %)</w:t>
             </w:r>
           </w:p>
         </w:tc>
@@ -3992,7 +4745,7 @@
                 <w:sz w:val="16"/>
                 <w:szCs w:val="16"/>
               </w:rPr>
-              <w:t xml:space="preserve">4/5 (80,0 %)</w:t>
+              <w:t>14/14 (100,0 %)</w:t>
             </w:r>
           </w:p>
         </w:tc>
@@ -4010,25 +4763,24 @@
               <w:bottom w:val="single" w:color="BFBFBF" w:sz="4"/>
               <w:right w:val="single" w:color="BFBFBF" w:sz="4"/>
             </w:tcBorders>
-            <w:shd w:fill="FAFAFA" w:val="clear"/>
-            <w:tcMar>
-              <w:top w:type="dxa" w:w="60"/>
-              <w:left w:type="dxa" w:w="100"/>
-              <w:bottom w:type="dxa" w:w="60"/>
-              <w:right w:type="dxa" w:w="100"/>
-            </w:tcMar>
-          </w:tcPr>
-          <w:p>
-            <w:pPr>
-              <w:spacing w:after="20" w:line="252"/>
-            </w:pPr>
-            <w:r>
-              <w:rPr>
-                <w:rFonts w:ascii="Arial" w:cs="Arial" w:eastAsia="Arial" w:hAnsi="Arial"/>
-                <w:sz w:val="16"/>
-                <w:szCs w:val="16"/>
-              </w:rPr>
-              <w:t xml:space="preserve">components/admin</w:t>
+            <w:tcMar>
+              <w:top w:type="dxa" w:w="60"/>
+              <w:left w:type="dxa" w:w="100"/>
+              <w:bottom w:type="dxa" w:w="60"/>
+              <w:right w:type="dxa" w:w="100"/>
+            </w:tcMar>
+          </w:tcPr>
+          <w:p>
+            <w:pPr>
+              <w:spacing w:after="20" w:line="252"/>
+            </w:pPr>
+            <w:r>
+              <w:rPr>
+                <w:rFonts w:ascii="Arial" w:cs="Arial" w:eastAsia="Arial" w:hAnsi="Arial"/>
+                <w:sz w:val="16"/>
+                <w:szCs w:val="16"/>
+              </w:rPr>
+              <w:t>assets</w:t>
             </w:r>
           </w:p>
         </w:tc>
@@ -4041,25 +4793,24 @@
               <w:bottom w:val="single" w:color="BFBFBF" w:sz="4"/>
               <w:right w:val="single" w:color="BFBFBF" w:sz="4"/>
             </w:tcBorders>
-            <w:shd w:fill="FAFAFA" w:val="clear"/>
-            <w:tcMar>
-              <w:top w:type="dxa" w:w="60"/>
-              <w:left w:type="dxa" w:w="100"/>
-              <w:bottom w:type="dxa" w:w="60"/>
-              <w:right w:type="dxa" w:w="100"/>
-            </w:tcMar>
-          </w:tcPr>
-          <w:p>
-            <w:pPr>
-              <w:spacing w:after="20" w:line="252"/>
-            </w:pPr>
-            <w:r>
-              <w:rPr>
-                <w:rFonts w:ascii="Arial" w:cs="Arial" w:eastAsia="Arial" w:hAnsi="Arial"/>
-                <w:sz w:val="16"/>
-                <w:szCs w:val="16"/>
-              </w:rPr>
-              <w:t xml:space="preserve">1/38 (2,6 %)</w:t>
+            <w:tcMar>
+              <w:top w:type="dxa" w:w="60"/>
+              <w:left w:type="dxa" w:w="100"/>
+              <w:bottom w:type="dxa" w:w="60"/>
+              <w:right w:type="dxa" w:w="100"/>
+            </w:tcMar>
+          </w:tcPr>
+          <w:p>
+            <w:pPr>
+              <w:spacing w:after="20" w:line="252"/>
+            </w:pPr>
+            <w:r>
+              <w:rPr>
+                <w:rFonts w:ascii="Arial" w:cs="Arial" w:eastAsia="Arial" w:hAnsi="Arial"/>
+                <w:sz w:val="16"/>
+                <w:szCs w:val="16"/>
+              </w:rPr>
+              <w:t>5/5 (100,0 %)</w:t>
             </w:r>
           </w:p>
         </w:tc>
@@ -4072,25 +4823,24 @@
               <w:bottom w:val="single" w:color="BFBFBF" w:sz="4"/>
               <w:right w:val="single" w:color="BFBFBF" w:sz="4"/>
             </w:tcBorders>
-            <w:shd w:fill="FAFAFA" w:val="clear"/>
-            <w:tcMar>
-              <w:top w:type="dxa" w:w="60"/>
-              <w:left w:type="dxa" w:w="100"/>
-              <w:bottom w:type="dxa" w:w="60"/>
-              <w:right w:type="dxa" w:w="100"/>
-            </w:tcMar>
-          </w:tcPr>
-          <w:p>
-            <w:pPr>
-              <w:spacing w:after="20" w:line="252"/>
-            </w:pPr>
-            <w:r>
-              <w:rPr>
-                <w:rFonts w:ascii="Arial" w:cs="Arial" w:eastAsia="Arial" w:hAnsi="Arial"/>
-                <w:sz w:val="16"/>
-                <w:szCs w:val="16"/>
-              </w:rPr>
-              <w:t xml:space="preserve">0/48 (0,0 %)</w:t>
+            <w:tcMar>
+              <w:top w:type="dxa" w:w="60"/>
+              <w:left w:type="dxa" w:w="100"/>
+              <w:bottom w:type="dxa" w:w="60"/>
+              <w:right w:type="dxa" w:w="100"/>
+            </w:tcMar>
+          </w:tcPr>
+          <w:p>
+            <w:pPr>
+              <w:spacing w:after="20" w:line="252"/>
+            </w:pPr>
+            <w:r>
+              <w:rPr>
+                <w:rFonts w:ascii="Arial" w:cs="Arial" w:eastAsia="Arial" w:hAnsi="Arial"/>
+                <w:sz w:val="16"/>
+                <w:szCs w:val="16"/>
+              </w:rPr>
+              <w:t>0/0 (100,0 %)</w:t>
             </w:r>
           </w:p>
         </w:tc>
@@ -4103,25 +4853,24 @@
               <w:bottom w:val="single" w:color="BFBFBF" w:sz="4"/>
               <w:right w:val="single" w:color="BFBFBF" w:sz="4"/>
             </w:tcBorders>
-            <w:shd w:fill="FAFAFA" w:val="clear"/>
-            <w:tcMar>
-              <w:top w:type="dxa" w:w="60"/>
-              <w:left w:type="dxa" w:w="100"/>
-              <w:bottom w:type="dxa" w:w="60"/>
-              <w:right w:type="dxa" w:w="100"/>
-            </w:tcMar>
-          </w:tcPr>
-          <w:p>
-            <w:pPr>
-              <w:spacing w:after="20" w:line="252"/>
-            </w:pPr>
-            <w:r>
-              <w:rPr>
-                <w:rFonts w:ascii="Arial" w:cs="Arial" w:eastAsia="Arial" w:hAnsi="Arial"/>
-                <w:sz w:val="16"/>
-                <w:szCs w:val="16"/>
-              </w:rPr>
-              <w:t xml:space="preserve">0/16 (0,0 %)</w:t>
+            <w:tcMar>
+              <w:top w:type="dxa" w:w="60"/>
+              <w:left w:type="dxa" w:w="100"/>
+              <w:bottom w:type="dxa" w:w="60"/>
+              <w:right w:type="dxa" w:w="100"/>
+            </w:tcMar>
+          </w:tcPr>
+          <w:p>
+            <w:pPr>
+              <w:spacing w:after="20" w:line="252"/>
+            </w:pPr>
+            <w:r>
+              <w:rPr>
+                <w:rFonts w:ascii="Arial" w:cs="Arial" w:eastAsia="Arial" w:hAnsi="Arial"/>
+                <w:sz w:val="16"/>
+                <w:szCs w:val="16"/>
+              </w:rPr>
+              <w:t>0/0 (100,0 %)</w:t>
             </w:r>
           </w:p>
         </w:tc>
@@ -4134,25 +4883,24 @@
               <w:bottom w:val="single" w:color="BFBFBF" w:sz="4"/>
               <w:right w:val="single" w:color="BFBFBF" w:sz="4"/>
             </w:tcBorders>
-            <w:shd w:fill="FAFAFA" w:val="clear"/>
-            <w:tcMar>
-              <w:top w:type="dxa" w:w="60"/>
-              <w:left w:type="dxa" w:w="100"/>
-              <w:bottom w:type="dxa" w:w="60"/>
-              <w:right w:type="dxa" w:w="100"/>
-            </w:tcMar>
-          </w:tcPr>
-          <w:p>
-            <w:pPr>
-              <w:spacing w:after="20" w:line="252"/>
-            </w:pPr>
-            <w:r>
-              <w:rPr>
-                <w:rFonts w:ascii="Arial" w:cs="Arial" w:eastAsia="Arial" w:hAnsi="Arial"/>
-                <w:sz w:val="16"/>
-                <w:szCs w:val="16"/>
-              </w:rPr>
-              <w:t xml:space="preserve">1/34 (2,9 %)</w:t>
+            <w:tcMar>
+              <w:top w:type="dxa" w:w="60"/>
+              <w:left w:type="dxa" w:w="100"/>
+              <w:bottom w:type="dxa" w:w="60"/>
+              <w:right w:type="dxa" w:w="100"/>
+            </w:tcMar>
+          </w:tcPr>
+          <w:p>
+            <w:pPr>
+              <w:spacing w:after="20" w:line="252"/>
+            </w:pPr>
+            <w:r>
+              <w:rPr>
+                <w:rFonts w:ascii="Arial" w:cs="Arial" w:eastAsia="Arial" w:hAnsi="Arial"/>
+                <w:sz w:val="16"/>
+                <w:szCs w:val="16"/>
+              </w:rPr>
+              <w:t>5/5 (100,0 %)</w:t>
             </w:r>
           </w:p>
         </w:tc>
@@ -4187,7 +4935,7 @@
                 <w:sz w:val="16"/>
                 <w:szCs w:val="16"/>
               </w:rPr>
-              <w:t xml:space="preserve">components/comunes</w:t>
+              <w:t>components/atomos</w:t>
             </w:r>
           </w:p>
         </w:tc>
@@ -4217,7 +4965,7 @@
                 <w:sz w:val="16"/>
                 <w:szCs w:val="16"/>
               </w:rPr>
-              <w:t xml:space="preserve">22/26 (84,6 %)</w:t>
+              <w:t>5/5 (100,0 %)</w:t>
             </w:r>
           </w:p>
         </w:tc>
@@ -4247,7 +4995,7 @@
                 <w:sz w:val="16"/>
                 <w:szCs w:val="16"/>
               </w:rPr>
-              <w:t xml:space="preserve">31/45 (68,9 %)</w:t>
+              <w:t>10/11 (90,9 %)</w:t>
             </w:r>
           </w:p>
         </w:tc>
@@ -4277,7 +5025,7 @@
                 <w:sz w:val="16"/>
                 <w:szCs w:val="16"/>
               </w:rPr>
-              <w:t xml:space="preserve">11/12 (91,7 %)</w:t>
+              <w:t>4/4 (100,0 %)</w:t>
             </w:r>
           </w:p>
         </w:tc>
@@ -4307,7 +5055,7 @@
                 <w:sz w:val="16"/>
                 <w:szCs w:val="16"/>
               </w:rPr>
-              <w:t xml:space="preserve">21/25 (84,0 %)</w:t>
+              <w:t>5/5 (100,0 %)</w:t>
             </w:r>
           </w:p>
         </w:tc>
@@ -4325,25 +5073,24 @@
               <w:bottom w:val="single" w:color="BFBFBF" w:sz="4"/>
               <w:right w:val="single" w:color="BFBFBF" w:sz="4"/>
             </w:tcBorders>
-            <w:shd w:fill="FAFAFA" w:val="clear"/>
-            <w:tcMar>
-              <w:top w:type="dxa" w:w="60"/>
-              <w:left w:type="dxa" w:w="100"/>
-              <w:bottom w:type="dxa" w:w="60"/>
-              <w:right w:type="dxa" w:w="100"/>
-            </w:tcMar>
-          </w:tcPr>
-          <w:p>
-            <w:pPr>
-              <w:spacing w:after="20" w:line="252"/>
-            </w:pPr>
-            <w:r>
-              <w:rPr>
-                <w:rFonts w:ascii="Arial" w:cs="Arial" w:eastAsia="Arial" w:hAnsi="Arial"/>
-                <w:sz w:val="16"/>
-                <w:szCs w:val="16"/>
-              </w:rPr>
-              <w:t xml:space="preserve">components/tienda</w:t>
+            <w:tcMar>
+              <w:top w:type="dxa" w:w="60"/>
+              <w:left w:type="dxa" w:w="100"/>
+              <w:bottom w:type="dxa" w:w="60"/>
+              <w:right w:type="dxa" w:w="100"/>
+            </w:tcMar>
+          </w:tcPr>
+          <w:p>
+            <w:pPr>
+              <w:spacing w:after="20" w:line="252"/>
+            </w:pPr>
+            <w:r>
+              <w:rPr>
+                <w:rFonts w:ascii="Arial" w:cs="Arial" w:eastAsia="Arial" w:hAnsi="Arial"/>
+                <w:sz w:val="16"/>
+                <w:szCs w:val="16"/>
+              </w:rPr>
+              <w:t>components/moleculas</w:t>
             </w:r>
           </w:p>
         </w:tc>
@@ -4356,25 +5103,24 @@
               <w:bottom w:val="single" w:color="BFBFBF" w:sz="4"/>
               <w:right w:val="single" w:color="BFBFBF" w:sz="4"/>
             </w:tcBorders>
-            <w:shd w:fill="FAFAFA" w:val="clear"/>
-            <w:tcMar>
-              <w:top w:type="dxa" w:w="60"/>
-              <w:left w:type="dxa" w:w="100"/>
-              <w:bottom w:type="dxa" w:w="60"/>
-              <w:right w:type="dxa" w:w="100"/>
-            </w:tcMar>
-          </w:tcPr>
-          <w:p>
-            <w:pPr>
-              <w:spacing w:after="20" w:line="252"/>
-            </w:pPr>
-            <w:r>
-              <w:rPr>
-                <w:rFonts w:ascii="Arial" w:cs="Arial" w:eastAsia="Arial" w:hAnsi="Arial"/>
-                <w:sz w:val="16"/>
-                <w:szCs w:val="16"/>
-              </w:rPr>
-              <w:t xml:space="preserve">64/136 (47,1 %)</w:t>
+            <w:tcMar>
+              <w:top w:type="dxa" w:w="60"/>
+              <w:left w:type="dxa" w:w="100"/>
+              <w:bottom w:type="dxa" w:w="60"/>
+              <w:right w:type="dxa" w:w="100"/>
+            </w:tcMar>
+          </w:tcPr>
+          <w:p>
+            <w:pPr>
+              <w:spacing w:after="20" w:line="252"/>
+            </w:pPr>
+            <w:r>
+              <w:rPr>
+                <w:rFonts w:ascii="Arial" w:cs="Arial" w:eastAsia="Arial" w:hAnsi="Arial"/>
+                <w:sz w:val="16"/>
+                <w:szCs w:val="16"/>
+              </w:rPr>
+              <w:t>33/41 (80,5 %)</w:t>
             </w:r>
           </w:p>
         </w:tc>
@@ -4387,25 +5133,24 @@
               <w:bottom w:val="single" w:color="BFBFBF" w:sz="4"/>
               <w:right w:val="single" w:color="BFBFBF" w:sz="4"/>
             </w:tcBorders>
-            <w:shd w:fill="FAFAFA" w:val="clear"/>
-            <w:tcMar>
-              <w:top w:type="dxa" w:w="60"/>
-              <w:left w:type="dxa" w:w="100"/>
-              <w:bottom w:type="dxa" w:w="60"/>
-              <w:right w:type="dxa" w:w="100"/>
-            </w:tcMar>
-          </w:tcPr>
-          <w:p>
-            <w:pPr>
-              <w:spacing w:after="20" w:line="252"/>
-            </w:pPr>
-            <w:r>
-              <w:rPr>
-                <w:rFonts w:ascii="Arial" w:cs="Arial" w:eastAsia="Arial" w:hAnsi="Arial"/>
-                <w:sz w:val="16"/>
-                <w:szCs w:val="16"/>
-              </w:rPr>
-              <w:t xml:space="preserve">47/137 (34,3 %)</w:t>
+            <w:tcMar>
+              <w:top w:type="dxa" w:w="60"/>
+              <w:left w:type="dxa" w:w="100"/>
+              <w:bottom w:type="dxa" w:w="60"/>
+              <w:right w:type="dxa" w:w="100"/>
+            </w:tcMar>
+          </w:tcPr>
+          <w:p>
+            <w:pPr>
+              <w:spacing w:after="20" w:line="252"/>
+            </w:pPr>
+            <w:r>
+              <w:rPr>
+                <w:rFonts w:ascii="Arial" w:cs="Arial" w:eastAsia="Arial" w:hAnsi="Arial"/>
+                <w:sz w:val="16"/>
+                <w:szCs w:val="16"/>
+              </w:rPr>
+              <w:t>57/72 (79,2 %)</w:t>
             </w:r>
           </w:p>
         </w:tc>
@@ -4418,25 +5163,24 @@
               <w:bottom w:val="single" w:color="BFBFBF" w:sz="4"/>
               <w:right w:val="single" w:color="BFBFBF" w:sz="4"/>
             </w:tcBorders>
-            <w:shd w:fill="FAFAFA" w:val="clear"/>
-            <w:tcMar>
-              <w:top w:type="dxa" w:w="60"/>
-              <w:left w:type="dxa" w:w="100"/>
-              <w:bottom w:type="dxa" w:w="60"/>
-              <w:right w:type="dxa" w:w="100"/>
-            </w:tcMar>
-          </w:tcPr>
-          <w:p>
-            <w:pPr>
-              <w:spacing w:after="20" w:line="252"/>
-            </w:pPr>
-            <w:r>
-              <w:rPr>
-                <w:rFonts w:ascii="Arial" w:cs="Arial" w:eastAsia="Arial" w:hAnsi="Arial"/>
-                <w:sz w:val="16"/>
-                <w:szCs w:val="16"/>
-              </w:rPr>
-              <w:t xml:space="preserve">26/60 (43,3 %)</w:t>
+            <w:tcMar>
+              <w:top w:type="dxa" w:w="60"/>
+              <w:left w:type="dxa" w:w="100"/>
+              <w:bottom w:type="dxa" w:w="60"/>
+              <w:right w:type="dxa" w:w="100"/>
+            </w:tcMar>
+          </w:tcPr>
+          <w:p>
+            <w:pPr>
+              <w:spacing w:after="20" w:line="252"/>
+            </w:pPr>
+            <w:r>
+              <w:rPr>
+                <w:rFonts w:ascii="Arial" w:cs="Arial" w:eastAsia="Arial" w:hAnsi="Arial"/>
+                <w:sz w:val="16"/>
+                <w:szCs w:val="16"/>
+              </w:rPr>
+              <w:t>17/19 (89,5 %)</w:t>
             </w:r>
           </w:p>
         </w:tc>
@@ -4449,25 +5193,24 @@
               <w:bottom w:val="single" w:color="BFBFBF" w:sz="4"/>
               <w:right w:val="single" w:color="BFBFBF" w:sz="4"/>
             </w:tcBorders>
-            <w:shd w:fill="FAFAFA" w:val="clear"/>
-            <w:tcMar>
-              <w:top w:type="dxa" w:w="60"/>
-              <w:left w:type="dxa" w:w="100"/>
-              <w:bottom w:type="dxa" w:w="60"/>
-              <w:right w:type="dxa" w:w="100"/>
-            </w:tcMar>
-          </w:tcPr>
-          <w:p>
-            <w:pPr>
-              <w:spacing w:after="20" w:line="252"/>
-            </w:pPr>
-            <w:r>
-              <w:rPr>
-                <w:rFonts w:ascii="Arial" w:cs="Arial" w:eastAsia="Arial" w:hAnsi="Arial"/>
-                <w:sz w:val="16"/>
-                <w:szCs w:val="16"/>
-              </w:rPr>
-              <w:t xml:space="preserve">58/122 (47,5 %)</w:t>
+            <w:tcMar>
+              <w:top w:type="dxa" w:w="60"/>
+              <w:left w:type="dxa" w:w="100"/>
+              <w:bottom w:type="dxa" w:w="60"/>
+              <w:right w:type="dxa" w:w="100"/>
+            </w:tcMar>
+          </w:tcPr>
+          <w:p>
+            <w:pPr>
+              <w:spacing w:after="20" w:line="252"/>
+            </w:pPr>
+            <w:r>
+              <w:rPr>
+                <w:rFonts w:ascii="Arial" w:cs="Arial" w:eastAsia="Arial" w:hAnsi="Arial"/>
+                <w:sz w:val="16"/>
+                <w:szCs w:val="16"/>
+              </w:rPr>
+              <w:t>32/37 (86,5 %)</w:t>
             </w:r>
           </w:p>
         </w:tc>
@@ -4502,7 +5245,7 @@
                 <w:sz w:val="16"/>
                 <w:szCs w:val="16"/>
               </w:rPr>
-              <w:t xml:space="preserve">config</w:t>
+              <w:t>components/organismos</w:t>
             </w:r>
           </w:p>
         </w:tc>
@@ -4532,7 +5275,7 @@
                 <w:sz w:val="16"/>
                 <w:szCs w:val="16"/>
               </w:rPr>
-              <w:t xml:space="preserve">6/6 (100,0 %)</w:t>
+              <w:t>91/139 (65,5 %)</w:t>
             </w:r>
           </w:p>
         </w:tc>
@@ -4562,7 +5305,7 @@
                 <w:sz w:val="16"/>
                 <w:szCs w:val="16"/>
               </w:rPr>
-              <w:t xml:space="preserve">0/0 (100,0 %)</w:t>
+              <w:t>93/138 (67,4 %)</w:t>
             </w:r>
           </w:p>
         </w:tc>
@@ -4592,7 +5335,7 @@
                 <w:sz w:val="16"/>
                 <w:szCs w:val="16"/>
               </w:rPr>
-              <w:t xml:space="preserve">0/0 (100,0 %)</w:t>
+              <w:t>40/62 (64,5 %)</w:t>
             </w:r>
           </w:p>
         </w:tc>
@@ -4622,7 +5365,7 @@
                 <w:sz w:val="16"/>
                 <w:szCs w:val="16"/>
               </w:rPr>
-              <w:t xml:space="preserve">6/6 (100,0 %)</w:t>
+              <w:t>83/124 (66,9 %)</w:t>
             </w:r>
           </w:p>
         </w:tc>
@@ -4640,25 +5383,24 @@
               <w:bottom w:val="single" w:color="BFBFBF" w:sz="4"/>
               <w:right w:val="single" w:color="BFBFBF" w:sz="4"/>
             </w:tcBorders>
-            <w:shd w:fill="FAFAFA" w:val="clear"/>
-            <w:tcMar>
-              <w:top w:type="dxa" w:w="60"/>
-              <w:left w:type="dxa" w:w="100"/>
-              <w:bottom w:type="dxa" w:w="60"/>
-              <w:right w:type="dxa" w:w="100"/>
-            </w:tcMar>
-          </w:tcPr>
-          <w:p>
-            <w:pPr>
-              <w:spacing w:after="20" w:line="252"/>
-            </w:pPr>
-            <w:r>
-              <w:rPr>
-                <w:rFonts w:ascii="Arial" w:cs="Arial" w:eastAsia="Arial" w:hAnsi="Arial"/>
-                <w:sz w:val="16"/>
-                <w:szCs w:val="16"/>
-              </w:rPr>
-              <w:t xml:space="preserve">context</w:t>
+            <w:tcMar>
+              <w:top w:type="dxa" w:w="60"/>
+              <w:left w:type="dxa" w:w="100"/>
+              <w:bottom w:type="dxa" w:w="60"/>
+              <w:right w:type="dxa" w:w="100"/>
+            </w:tcMar>
+          </w:tcPr>
+          <w:p>
+            <w:pPr>
+              <w:spacing w:after="20" w:line="252"/>
+            </w:pPr>
+            <w:r>
+              <w:rPr>
+                <w:rFonts w:ascii="Arial" w:cs="Arial" w:eastAsia="Arial" w:hAnsi="Arial"/>
+                <w:sz w:val="16"/>
+                <w:szCs w:val="16"/>
+              </w:rPr>
+              <w:t>components/plantillas</w:t>
             </w:r>
           </w:p>
         </w:tc>
@@ -4671,25 +5413,24 @@
               <w:bottom w:val="single" w:color="BFBFBF" w:sz="4"/>
               <w:right w:val="single" w:color="BFBFBF" w:sz="4"/>
             </w:tcBorders>
-            <w:shd w:fill="FAFAFA" w:val="clear"/>
-            <w:tcMar>
-              <w:top w:type="dxa" w:w="60"/>
-              <w:left w:type="dxa" w:w="100"/>
-              <w:bottom w:type="dxa" w:w="60"/>
-              <w:right w:type="dxa" w:w="100"/>
-            </w:tcMar>
-          </w:tcPr>
-          <w:p>
-            <w:pPr>
-              <w:spacing w:after="20" w:line="252"/>
-            </w:pPr>
-            <w:r>
-              <w:rPr>
-                <w:rFonts w:ascii="Arial" w:cs="Arial" w:eastAsia="Arial" w:hAnsi="Arial"/>
-                <w:sz w:val="16"/>
-                <w:szCs w:val="16"/>
-              </w:rPr>
-              <w:t xml:space="preserve">36/65 (55,4 %)</w:t>
+            <w:tcMar>
+              <w:top w:type="dxa" w:w="60"/>
+              <w:left w:type="dxa" w:w="100"/>
+              <w:bottom w:type="dxa" w:w="60"/>
+              <w:right w:type="dxa" w:w="100"/>
+            </w:tcMar>
+          </w:tcPr>
+          <w:p>
+            <w:pPr>
+              <w:spacing w:after="20" w:line="252"/>
+            </w:pPr>
+            <w:r>
+              <w:rPr>
+                <w:rFonts w:ascii="Arial" w:cs="Arial" w:eastAsia="Arial" w:hAnsi="Arial"/>
+                <w:sz w:val="16"/>
+                <w:szCs w:val="16"/>
+              </w:rPr>
+              <w:t>6/8 (75,0 %)</w:t>
             </w:r>
           </w:p>
         </w:tc>
@@ -4702,25 +5443,24 @@
               <w:bottom w:val="single" w:color="BFBFBF" w:sz="4"/>
               <w:right w:val="single" w:color="BFBFBF" w:sz="4"/>
             </w:tcBorders>
-            <w:shd w:fill="FAFAFA" w:val="clear"/>
-            <w:tcMar>
-              <w:top w:type="dxa" w:w="60"/>
-              <w:left w:type="dxa" w:w="100"/>
-              <w:bottom w:type="dxa" w:w="60"/>
-              <w:right w:type="dxa" w:w="100"/>
-            </w:tcMar>
-          </w:tcPr>
-          <w:p>
-            <w:pPr>
-              <w:spacing w:after="20" w:line="252"/>
-            </w:pPr>
-            <w:r>
-              <w:rPr>
-                <w:rFonts w:ascii="Arial" w:cs="Arial" w:eastAsia="Arial" w:hAnsi="Arial"/>
-                <w:sz w:val="16"/>
-                <w:szCs w:val="16"/>
-              </w:rPr>
-              <w:t xml:space="preserve">3/14 (21,4 %)</w:t>
+            <w:tcMar>
+              <w:top w:type="dxa" w:w="60"/>
+              <w:left w:type="dxa" w:w="100"/>
+              <w:bottom w:type="dxa" w:w="60"/>
+              <w:right w:type="dxa" w:w="100"/>
+            </w:tcMar>
+          </w:tcPr>
+          <w:p>
+            <w:pPr>
+              <w:spacing w:after="20" w:line="252"/>
+            </w:pPr>
+            <w:r>
+              <w:rPr>
+                <w:rFonts w:ascii="Arial" w:cs="Arial" w:eastAsia="Arial" w:hAnsi="Arial"/>
+                <w:sz w:val="16"/>
+                <w:szCs w:val="16"/>
+              </w:rPr>
+              <w:t>8/8 (100,0 %)</w:t>
             </w:r>
           </w:p>
         </w:tc>
@@ -4733,25 +5473,24 @@
               <w:bottom w:val="single" w:color="BFBFBF" w:sz="4"/>
               <w:right w:val="single" w:color="BFBFBF" w:sz="4"/>
             </w:tcBorders>
-            <w:shd w:fill="FAFAFA" w:val="clear"/>
-            <w:tcMar>
-              <w:top w:type="dxa" w:w="60"/>
-              <w:left w:type="dxa" w:w="100"/>
-              <w:bottom w:type="dxa" w:w="60"/>
-              <w:right w:type="dxa" w:w="100"/>
-            </w:tcMar>
-          </w:tcPr>
-          <w:p>
-            <w:pPr>
-              <w:spacing w:after="20" w:line="252"/>
-            </w:pPr>
-            <w:r>
-              <w:rPr>
-                <w:rFonts w:ascii="Arial" w:cs="Arial" w:eastAsia="Arial" w:hAnsi="Arial"/>
-                <w:sz w:val="16"/>
-                <w:szCs w:val="16"/>
-              </w:rPr>
-              <w:t xml:space="preserve">12/29 (41,4 %)</w:t>
+            <w:tcMar>
+              <w:top w:type="dxa" w:w="60"/>
+              <w:left w:type="dxa" w:w="100"/>
+              <w:bottom w:type="dxa" w:w="60"/>
+              <w:right w:type="dxa" w:w="100"/>
+            </w:tcMar>
+          </w:tcPr>
+          <w:p>
+            <w:pPr>
+              <w:spacing w:after="20" w:line="252"/>
+            </w:pPr>
+            <w:r>
+              <w:rPr>
+                <w:rFonts w:ascii="Arial" w:cs="Arial" w:eastAsia="Arial" w:hAnsi="Arial"/>
+                <w:sz w:val="16"/>
+                <w:szCs w:val="16"/>
+              </w:rPr>
+              <w:t>2/3 (66,7 %)</w:t>
             </w:r>
           </w:p>
         </w:tc>
@@ -4764,25 +5503,24 @@
               <w:bottom w:val="single" w:color="BFBFBF" w:sz="4"/>
               <w:right w:val="single" w:color="BFBFBF" w:sz="4"/>
             </w:tcBorders>
-            <w:shd w:fill="FAFAFA" w:val="clear"/>
-            <w:tcMar>
-              <w:top w:type="dxa" w:w="60"/>
-              <w:left w:type="dxa" w:w="100"/>
-              <w:bottom w:type="dxa" w:w="60"/>
-              <w:right w:type="dxa" w:w="100"/>
-            </w:tcMar>
-          </w:tcPr>
-          <w:p>
-            <w:pPr>
-              <w:spacing w:after="20" w:line="252"/>
-            </w:pPr>
-            <w:r>
-              <w:rPr>
-                <w:rFonts w:ascii="Arial" w:cs="Arial" w:eastAsia="Arial" w:hAnsi="Arial"/>
-                <w:sz w:val="16"/>
-                <w:szCs w:val="16"/>
-              </w:rPr>
-              <w:t xml:space="preserve">33/52 (63,5 %)</w:t>
+            <w:tcMar>
+              <w:top w:type="dxa" w:w="60"/>
+              <w:left w:type="dxa" w:w="100"/>
+              <w:bottom w:type="dxa" w:w="60"/>
+              <w:right w:type="dxa" w:w="100"/>
+            </w:tcMar>
+          </w:tcPr>
+          <w:p>
+            <w:pPr>
+              <w:spacing w:after="20" w:line="252"/>
+            </w:pPr>
+            <w:r>
+              <w:rPr>
+                <w:rFonts w:ascii="Arial" w:cs="Arial" w:eastAsia="Arial" w:hAnsi="Arial"/>
+                <w:sz w:val="16"/>
+                <w:szCs w:val="16"/>
+              </w:rPr>
+              <w:t>6/8 (75,0 %)</w:t>
             </w:r>
           </w:p>
         </w:tc>
@@ -4817,7 +5555,7 @@
                 <w:sz w:val="16"/>
                 <w:szCs w:val="16"/>
               </w:rPr>
-              <w:t xml:space="preserve">data</w:t>
+              <w:t>components/utilidades</w:t>
             </w:r>
           </w:p>
         </w:tc>
@@ -4847,7 +5585,7 @@
                 <w:sz w:val="16"/>
                 <w:szCs w:val="16"/>
               </w:rPr>
-              <w:t xml:space="preserve">54/76 (71,1 %)</w:t>
+              <w:t>18/18 (100,0 %)</w:t>
             </w:r>
           </w:p>
         </w:tc>
@@ -4877,7 +5615,7 @@
                 <w:sz w:val="16"/>
                 <w:szCs w:val="16"/>
               </w:rPr>
-              <w:t xml:space="preserve">11/27 (40,7 %)</w:t>
+              <w:t>11/11 (100,0 %)</w:t>
             </w:r>
           </w:p>
         </w:tc>
@@ -4907,7 +5645,7 @@
                 <w:sz w:val="16"/>
                 <w:szCs w:val="16"/>
               </w:rPr>
-              <w:t xml:space="preserve">20/27 (74,1 %)</w:t>
+              <w:t>7/7 (100,0 %)</w:t>
             </w:r>
           </w:p>
         </w:tc>
@@ -4937,7 +5675,7 @@
                 <w:sz w:val="16"/>
                 <w:szCs w:val="16"/>
               </w:rPr>
-              <w:t xml:space="preserve">46/62 (74,2 %)</w:t>
+              <w:t>18/18 (100,0 %)</w:t>
             </w:r>
           </w:p>
         </w:tc>
@@ -4955,25 +5693,24 @@
               <w:bottom w:val="single" w:color="BFBFBF" w:sz="4"/>
               <w:right w:val="single" w:color="BFBFBF" w:sz="4"/>
             </w:tcBorders>
-            <w:shd w:fill="FAFAFA" w:val="clear"/>
-            <w:tcMar>
-              <w:top w:type="dxa" w:w="60"/>
-              <w:left w:type="dxa" w:w="100"/>
-              <w:bottom w:type="dxa" w:w="60"/>
-              <w:right w:type="dxa" w:w="100"/>
-            </w:tcMar>
-          </w:tcPr>
-          <w:p>
-            <w:pPr>
-              <w:spacing w:after="20" w:line="252"/>
-            </w:pPr>
-            <w:r>
-              <w:rPr>
-                <w:rFonts w:ascii="Arial" w:cs="Arial" w:eastAsia="Arial" w:hAnsi="Arial"/>
-                <w:sz w:val="16"/>
-                <w:szCs w:val="16"/>
-              </w:rPr>
-              <w:t xml:space="preserve">hooks</w:t>
+            <w:tcMar>
+              <w:top w:type="dxa" w:w="60"/>
+              <w:left w:type="dxa" w:w="100"/>
+              <w:bottom w:type="dxa" w:w="60"/>
+              <w:right w:type="dxa" w:w="100"/>
+            </w:tcMar>
+          </w:tcPr>
+          <w:p>
+            <w:pPr>
+              <w:spacing w:after="20" w:line="252"/>
+            </w:pPr>
+            <w:r>
+              <w:rPr>
+                <w:rFonts w:ascii="Arial" w:cs="Arial" w:eastAsia="Arial" w:hAnsi="Arial"/>
+                <w:sz w:val="16"/>
+                <w:szCs w:val="16"/>
+              </w:rPr>
+              <w:t>config</w:t>
             </w:r>
           </w:p>
         </w:tc>
@@ -4986,25 +5723,24 @@
               <w:bottom w:val="single" w:color="BFBFBF" w:sz="4"/>
               <w:right w:val="single" w:color="BFBFBF" w:sz="4"/>
             </w:tcBorders>
-            <w:shd w:fill="FAFAFA" w:val="clear"/>
-            <w:tcMar>
-              <w:top w:type="dxa" w:w="60"/>
-              <w:left w:type="dxa" w:w="100"/>
-              <w:bottom w:type="dxa" w:w="60"/>
-              <w:right w:type="dxa" w:w="100"/>
-            </w:tcMar>
-          </w:tcPr>
-          <w:p>
-            <w:pPr>
-              <w:spacing w:after="20" w:line="252"/>
-            </w:pPr>
-            <w:r>
-              <w:rPr>
-                <w:rFonts w:ascii="Arial" w:cs="Arial" w:eastAsia="Arial" w:hAnsi="Arial"/>
-                <w:sz w:val="16"/>
-                <w:szCs w:val="16"/>
-              </w:rPr>
-              <w:t xml:space="preserve">22/36 (61,1 %)</w:t>
+            <w:tcMar>
+              <w:top w:type="dxa" w:w="60"/>
+              <w:left w:type="dxa" w:w="100"/>
+              <w:bottom w:type="dxa" w:w="60"/>
+              <w:right w:type="dxa" w:w="100"/>
+            </w:tcMar>
+          </w:tcPr>
+          <w:p>
+            <w:pPr>
+              <w:spacing w:after="20" w:line="252"/>
+            </w:pPr>
+            <w:r>
+              <w:rPr>
+                <w:rFonts w:ascii="Arial" w:cs="Arial" w:eastAsia="Arial" w:hAnsi="Arial"/>
+                <w:sz w:val="16"/>
+                <w:szCs w:val="16"/>
+              </w:rPr>
+              <w:t>6/6 (100,0 %)</w:t>
             </w:r>
           </w:p>
         </w:tc>
@@ -5017,25 +5753,24 @@
               <w:bottom w:val="single" w:color="BFBFBF" w:sz="4"/>
               <w:right w:val="single" w:color="BFBFBF" w:sz="4"/>
             </w:tcBorders>
-            <w:shd w:fill="FAFAFA" w:val="clear"/>
-            <w:tcMar>
-              <w:top w:type="dxa" w:w="60"/>
-              <w:left w:type="dxa" w:w="100"/>
-              <w:bottom w:type="dxa" w:w="60"/>
-              <w:right w:type="dxa" w:w="100"/>
-            </w:tcMar>
-          </w:tcPr>
-          <w:p>
-            <w:pPr>
-              <w:spacing w:after="20" w:line="252"/>
-            </w:pPr>
-            <w:r>
-              <w:rPr>
-                <w:rFonts w:ascii="Arial" w:cs="Arial" w:eastAsia="Arial" w:hAnsi="Arial"/>
-                <w:sz w:val="16"/>
-                <w:szCs w:val="16"/>
-              </w:rPr>
-              <w:t xml:space="preserve">5/10 (50,0 %)</w:t>
+            <w:tcMar>
+              <w:top w:type="dxa" w:w="60"/>
+              <w:left w:type="dxa" w:w="100"/>
+              <w:bottom w:type="dxa" w:w="60"/>
+              <w:right w:type="dxa" w:w="100"/>
+            </w:tcMar>
+          </w:tcPr>
+          <w:p>
+            <w:pPr>
+              <w:spacing w:after="20" w:line="252"/>
+            </w:pPr>
+            <w:r>
+              <w:rPr>
+                <w:rFonts w:ascii="Arial" w:cs="Arial" w:eastAsia="Arial" w:hAnsi="Arial"/>
+                <w:sz w:val="16"/>
+                <w:szCs w:val="16"/>
+              </w:rPr>
+              <w:t>0/0 (100,0 %)</w:t>
             </w:r>
           </w:p>
         </w:tc>
@@ -5048,25 +5783,24 @@
               <w:bottom w:val="single" w:color="BFBFBF" w:sz="4"/>
               <w:right w:val="single" w:color="BFBFBF" w:sz="4"/>
             </w:tcBorders>
-            <w:shd w:fill="FAFAFA" w:val="clear"/>
-            <w:tcMar>
-              <w:top w:type="dxa" w:w="60"/>
-              <w:left w:type="dxa" w:w="100"/>
-              <w:bottom w:type="dxa" w:w="60"/>
-              <w:right w:type="dxa" w:w="100"/>
-            </w:tcMar>
-          </w:tcPr>
-          <w:p>
-            <w:pPr>
-              <w:spacing w:after="20" w:line="252"/>
-            </w:pPr>
-            <w:r>
-              <w:rPr>
-                <w:rFonts w:ascii="Arial" w:cs="Arial" w:eastAsia="Arial" w:hAnsi="Arial"/>
-                <w:sz w:val="16"/>
-                <w:szCs w:val="16"/>
-              </w:rPr>
-              <w:t xml:space="preserve">7/12 (58,3 %)</w:t>
+            <w:tcMar>
+              <w:top w:type="dxa" w:w="60"/>
+              <w:left w:type="dxa" w:w="100"/>
+              <w:bottom w:type="dxa" w:w="60"/>
+              <w:right w:type="dxa" w:w="100"/>
+            </w:tcMar>
+          </w:tcPr>
+          <w:p>
+            <w:pPr>
+              <w:spacing w:after="20" w:line="252"/>
+            </w:pPr>
+            <w:r>
+              <w:rPr>
+                <w:rFonts w:ascii="Arial" w:cs="Arial" w:eastAsia="Arial" w:hAnsi="Arial"/>
+                <w:sz w:val="16"/>
+                <w:szCs w:val="16"/>
+              </w:rPr>
+              <w:t>0/0 (100,0 %)</w:t>
             </w:r>
           </w:p>
         </w:tc>
@@ -5079,25 +5813,24 @@
               <w:bottom w:val="single" w:color="BFBFBF" w:sz="4"/>
               <w:right w:val="single" w:color="BFBFBF" w:sz="4"/>
             </w:tcBorders>
-            <w:shd w:fill="FAFAFA" w:val="clear"/>
-            <w:tcMar>
-              <w:top w:type="dxa" w:w="60"/>
-              <w:left w:type="dxa" w:w="100"/>
-              <w:bottom w:type="dxa" w:w="60"/>
-              <w:right w:type="dxa" w:w="100"/>
-            </w:tcMar>
-          </w:tcPr>
-          <w:p>
-            <w:pPr>
-              <w:spacing w:after="20" w:line="252"/>
-            </w:pPr>
-            <w:r>
-              <w:rPr>
-                <w:rFonts w:ascii="Arial" w:cs="Arial" w:eastAsia="Arial" w:hAnsi="Arial"/>
-                <w:sz w:val="16"/>
-                <w:szCs w:val="16"/>
-              </w:rPr>
-              <w:t xml:space="preserve">19/31 (61,3 %)</w:t>
+            <w:tcMar>
+              <w:top w:type="dxa" w:w="60"/>
+              <w:left w:type="dxa" w:w="100"/>
+              <w:bottom w:type="dxa" w:w="60"/>
+              <w:right w:type="dxa" w:w="100"/>
+            </w:tcMar>
+          </w:tcPr>
+          <w:p>
+            <w:pPr>
+              <w:spacing w:after="20" w:line="252"/>
+            </w:pPr>
+            <w:r>
+              <w:rPr>
+                <w:rFonts w:ascii="Arial" w:cs="Arial" w:eastAsia="Arial" w:hAnsi="Arial"/>
+                <w:sz w:val="16"/>
+                <w:szCs w:val="16"/>
+              </w:rPr>
+              <w:t>6/6 (100,0 %)</w:t>
             </w:r>
           </w:p>
         </w:tc>
@@ -5132,7 +5865,7 @@
                 <w:sz w:val="16"/>
                 <w:szCs w:val="16"/>
               </w:rPr>
-              <w:t xml:space="preserve">pages/admin</w:t>
+              <w:t>context</w:t>
             </w:r>
           </w:p>
         </w:tc>
@@ -5162,7 +5895,7 @@
                 <w:sz w:val="16"/>
                 <w:szCs w:val="16"/>
               </w:rPr>
-              <w:t xml:space="preserve">0/148 (0,0 %)</w:t>
+              <w:t>37/65 (56,9 %)</w:t>
             </w:r>
           </w:p>
         </w:tc>
@@ -5192,7 +5925,7 @@
                 <w:sz w:val="16"/>
                 <w:szCs w:val="16"/>
               </w:rPr>
-              <w:t xml:space="preserve">0/114 (0,0 %)</w:t>
+              <w:t>3/14 (21,4 %)</w:t>
             </w:r>
           </w:p>
         </w:tc>
@@ -5222,7 +5955,7 @@
                 <w:sz w:val="16"/>
                 <w:szCs w:val="16"/>
               </w:rPr>
-              <w:t xml:space="preserve">0/48 (0,0 %)</w:t>
+              <w:t>13/29 (44,8 %)</w:t>
             </w:r>
           </w:p>
         </w:tc>
@@ -5252,7 +5985,7 @@
                 <w:sz w:val="16"/>
                 <w:szCs w:val="16"/>
               </w:rPr>
-              <w:t xml:space="preserve">0/135 (0,0 %)</w:t>
+              <w:t>33/52 (63,5 %)</w:t>
             </w:r>
           </w:p>
         </w:tc>
@@ -5270,25 +6003,24 @@
               <w:bottom w:val="single" w:color="BFBFBF" w:sz="4"/>
               <w:right w:val="single" w:color="BFBFBF" w:sz="4"/>
             </w:tcBorders>
-            <w:shd w:fill="FAFAFA" w:val="clear"/>
-            <w:tcMar>
-              <w:top w:type="dxa" w:w="60"/>
-              <w:left w:type="dxa" w:w="100"/>
-              <w:bottom w:type="dxa" w:w="60"/>
-              <w:right w:type="dxa" w:w="100"/>
-            </w:tcMar>
-          </w:tcPr>
-          <w:p>
-            <w:pPr>
-              <w:spacing w:after="20" w:line="252"/>
-            </w:pPr>
-            <w:r>
-              <w:rPr>
-                <w:rFonts w:ascii="Arial" w:cs="Arial" w:eastAsia="Arial" w:hAnsi="Arial"/>
-                <w:sz w:val="16"/>
-                <w:szCs w:val="16"/>
-              </w:rPr>
-              <w:t xml:space="preserve">pages/tienda</w:t>
+            <w:tcMar>
+              <w:top w:type="dxa" w:w="60"/>
+              <w:left w:type="dxa" w:w="100"/>
+              <w:bottom w:type="dxa" w:w="60"/>
+              <w:right w:type="dxa" w:w="100"/>
+            </w:tcMar>
+          </w:tcPr>
+          <w:p>
+            <w:pPr>
+              <w:spacing w:after="20" w:line="252"/>
+            </w:pPr>
+            <w:r>
+              <w:rPr>
+                <w:rFonts w:ascii="Arial" w:cs="Arial" w:eastAsia="Arial" w:hAnsi="Arial"/>
+                <w:sz w:val="16"/>
+                <w:szCs w:val="16"/>
+              </w:rPr>
+              <w:t>data</w:t>
             </w:r>
           </w:p>
         </w:tc>
@@ -5301,25 +6033,24 @@
               <w:bottom w:val="single" w:color="BFBFBF" w:sz="4"/>
               <w:right w:val="single" w:color="BFBFBF" w:sz="4"/>
             </w:tcBorders>
-            <w:shd w:fill="FAFAFA" w:val="clear"/>
-            <w:tcMar>
-              <w:top w:type="dxa" w:w="60"/>
-              <w:left w:type="dxa" w:w="100"/>
-              <w:bottom w:type="dxa" w:w="60"/>
-              <w:right w:type="dxa" w:w="100"/>
-            </w:tcMar>
-          </w:tcPr>
-          <w:p>
-            <w:pPr>
-              <w:spacing w:after="20" w:line="252"/>
-            </w:pPr>
-            <w:r>
-              <w:rPr>
-                <w:rFonts w:ascii="Arial" w:cs="Arial" w:eastAsia="Arial" w:hAnsi="Arial"/>
-                <w:sz w:val="16"/>
-                <w:szCs w:val="16"/>
-              </w:rPr>
-              <w:t xml:space="preserve">36/168 (21,4 %)</w:t>
+            <w:tcMar>
+              <w:top w:type="dxa" w:w="60"/>
+              <w:left w:type="dxa" w:w="100"/>
+              <w:bottom w:type="dxa" w:w="60"/>
+              <w:right w:type="dxa" w:w="100"/>
+            </w:tcMar>
+          </w:tcPr>
+          <w:p>
+            <w:pPr>
+              <w:spacing w:after="20" w:line="252"/>
+            </w:pPr>
+            <w:r>
+              <w:rPr>
+                <w:rFonts w:ascii="Arial" w:cs="Arial" w:eastAsia="Arial" w:hAnsi="Arial"/>
+                <w:sz w:val="16"/>
+                <w:szCs w:val="16"/>
+              </w:rPr>
+              <w:t>69/76 (90,8 %)</w:t>
             </w:r>
           </w:p>
         </w:tc>
@@ -5332,25 +6063,24 @@
               <w:bottom w:val="single" w:color="BFBFBF" w:sz="4"/>
               <w:right w:val="single" w:color="BFBFBF" w:sz="4"/>
             </w:tcBorders>
-            <w:shd w:fill="FAFAFA" w:val="clear"/>
-            <w:tcMar>
-              <w:top w:type="dxa" w:w="60"/>
-              <w:left w:type="dxa" w:w="100"/>
-              <w:bottom w:type="dxa" w:w="60"/>
-              <w:right w:type="dxa" w:w="100"/>
-            </w:tcMar>
-          </w:tcPr>
-          <w:p>
-            <w:pPr>
-              <w:spacing w:after="20" w:line="252"/>
-            </w:pPr>
-            <w:r>
-              <w:rPr>
-                <w:rFonts w:ascii="Arial" w:cs="Arial" w:eastAsia="Arial" w:hAnsi="Arial"/>
-                <w:sz w:val="16"/>
-                <w:szCs w:val="16"/>
-              </w:rPr>
-              <w:t xml:space="preserve">24/78 (30,8 %)</w:t>
+            <w:tcMar>
+              <w:top w:type="dxa" w:w="60"/>
+              <w:left w:type="dxa" w:w="100"/>
+              <w:bottom w:type="dxa" w:w="60"/>
+              <w:right w:type="dxa" w:w="100"/>
+            </w:tcMar>
+          </w:tcPr>
+          <w:p>
+            <w:pPr>
+              <w:spacing w:after="20" w:line="252"/>
+            </w:pPr>
+            <w:r>
+              <w:rPr>
+                <w:rFonts w:ascii="Arial" w:cs="Arial" w:eastAsia="Arial" w:hAnsi="Arial"/>
+                <w:sz w:val="16"/>
+                <w:szCs w:val="16"/>
+              </w:rPr>
+              <w:t>19/27 (70,4 %)</w:t>
             </w:r>
           </w:p>
         </w:tc>
@@ -5363,25 +6093,24 @@
               <w:bottom w:val="single" w:color="BFBFBF" w:sz="4"/>
               <w:right w:val="single" w:color="BFBFBF" w:sz="4"/>
             </w:tcBorders>
-            <w:shd w:fill="FAFAFA" w:val="clear"/>
-            <w:tcMar>
-              <w:top w:type="dxa" w:w="60"/>
-              <w:left w:type="dxa" w:w="100"/>
-              <w:bottom w:type="dxa" w:w="60"/>
-              <w:right w:type="dxa" w:w="100"/>
-            </w:tcMar>
-          </w:tcPr>
-          <w:p>
-            <w:pPr>
-              <w:spacing w:after="20" w:line="252"/>
-            </w:pPr>
-            <w:r>
-              <w:rPr>
-                <w:rFonts w:ascii="Arial" w:cs="Arial" w:eastAsia="Arial" w:hAnsi="Arial"/>
-                <w:sz w:val="16"/>
-                <w:szCs w:val="16"/>
-              </w:rPr>
-              <w:t xml:space="preserve">8/51 (15,7 %)</w:t>
+            <w:tcMar>
+              <w:top w:type="dxa" w:w="60"/>
+              <w:left w:type="dxa" w:w="100"/>
+              <w:bottom w:type="dxa" w:w="60"/>
+              <w:right w:type="dxa" w:w="100"/>
+            </w:tcMar>
+          </w:tcPr>
+          <w:p>
+            <w:pPr>
+              <w:spacing w:after="20" w:line="252"/>
+            </w:pPr>
+            <w:r>
+              <w:rPr>
+                <w:rFonts w:ascii="Arial" w:cs="Arial" w:eastAsia="Arial" w:hAnsi="Arial"/>
+                <w:sz w:val="16"/>
+                <w:szCs w:val="16"/>
+              </w:rPr>
+              <w:t>26/27 (96,3 %)</w:t>
             </w:r>
           </w:p>
         </w:tc>
@@ -5394,25 +6123,24 @@
               <w:bottom w:val="single" w:color="BFBFBF" w:sz="4"/>
               <w:right w:val="single" w:color="BFBFBF" w:sz="4"/>
             </w:tcBorders>
-            <w:shd w:fill="FAFAFA" w:val="clear"/>
-            <w:tcMar>
-              <w:top w:type="dxa" w:w="60"/>
-              <w:left w:type="dxa" w:w="100"/>
-              <w:bottom w:type="dxa" w:w="60"/>
-              <w:right w:type="dxa" w:w="100"/>
-            </w:tcMar>
-          </w:tcPr>
-          <w:p>
-            <w:pPr>
-              <w:spacing w:after="20" w:line="252"/>
-            </w:pPr>
-            <w:r>
-              <w:rPr>
-                <w:rFonts w:ascii="Arial" w:cs="Arial" w:eastAsia="Arial" w:hAnsi="Arial"/>
-                <w:sz w:val="16"/>
-                <w:szCs w:val="16"/>
-              </w:rPr>
-              <w:t xml:space="preserve">34/158 (21,5 %)</w:t>
+            <w:tcMar>
+              <w:top w:type="dxa" w:w="60"/>
+              <w:left w:type="dxa" w:w="100"/>
+              <w:bottom w:type="dxa" w:w="60"/>
+              <w:right w:type="dxa" w:w="100"/>
+            </w:tcMar>
+          </w:tcPr>
+          <w:p>
+            <w:pPr>
+              <w:spacing w:after="20" w:line="252"/>
+            </w:pPr>
+            <w:r>
+              <w:rPr>
+                <w:rFonts w:ascii="Arial" w:cs="Arial" w:eastAsia="Arial" w:hAnsi="Arial"/>
+                <w:sz w:val="16"/>
+                <w:szCs w:val="16"/>
+              </w:rPr>
+              <w:t>56/62 (90,3 %)</w:t>
             </w:r>
           </w:p>
         </w:tc>
@@ -5447,7 +6175,7 @@
                 <w:sz w:val="16"/>
                 <w:szCs w:val="16"/>
               </w:rPr>
-              <w:t xml:space="preserve">services</w:t>
+              <w:t>hooks</w:t>
             </w:r>
           </w:p>
         </w:tc>
@@ -5477,7 +6205,7 @@
                 <w:sz w:val="16"/>
                 <w:szCs w:val="16"/>
               </w:rPr>
-              <w:t xml:space="preserve">61/250 (24,4 %)</w:t>
+              <w:t>25/36 (69,4 %)</w:t>
             </w:r>
           </w:p>
         </w:tc>
@@ -5507,7 +6235,7 @@
                 <w:sz w:val="16"/>
                 <w:szCs w:val="16"/>
               </w:rPr>
-              <w:t xml:space="preserve">31/178 (17,4 %)</w:t>
+              <w:t>5/10 (50,0 %)</w:t>
             </w:r>
           </w:p>
         </w:tc>
@@ -5537,7 +6265,7 @@
                 <w:sz w:val="16"/>
                 <w:szCs w:val="16"/>
               </w:rPr>
-              <w:t xml:space="preserve">31/116 (26,7 %)</w:t>
+              <w:t>8/12 (66,7 %)</w:t>
             </w:r>
           </w:p>
         </w:tc>
@@ -5567,7 +6295,7 @@
                 <w:sz w:val="16"/>
                 <w:szCs w:val="16"/>
               </w:rPr>
-              <w:t xml:space="preserve">54/202 (26,7 %)</w:t>
+              <w:t>22/31 (71,0 %)</w:t>
             </w:r>
           </w:p>
         </w:tc>
@@ -5585,25 +6313,24 @@
               <w:bottom w:val="single" w:color="BFBFBF" w:sz="4"/>
               <w:right w:val="single" w:color="BFBFBF" w:sz="4"/>
             </w:tcBorders>
-            <w:shd w:fill="FAFAFA" w:val="clear"/>
-            <w:tcMar>
-              <w:top w:type="dxa" w:w="60"/>
-              <w:left w:type="dxa" w:w="100"/>
-              <w:bottom w:type="dxa" w:w="60"/>
-              <w:right w:type="dxa" w:w="100"/>
-            </w:tcMar>
-          </w:tcPr>
-          <w:p>
-            <w:pPr>
-              <w:spacing w:after="20" w:line="252"/>
-            </w:pPr>
-            <w:r>
-              <w:rPr>
-                <w:rFonts w:ascii="Arial" w:cs="Arial" w:eastAsia="Arial" w:hAnsi="Arial"/>
-                <w:sz w:val="16"/>
-                <w:szCs w:val="16"/>
-              </w:rPr>
-              <w:t xml:space="preserve">utils</w:t>
+            <w:tcMar>
+              <w:top w:type="dxa" w:w="60"/>
+              <w:left w:type="dxa" w:w="100"/>
+              <w:bottom w:type="dxa" w:w="60"/>
+              <w:right w:type="dxa" w:w="100"/>
+            </w:tcMar>
+          </w:tcPr>
+          <w:p>
+            <w:pPr>
+              <w:spacing w:after="20" w:line="252"/>
+            </w:pPr>
+            <w:r>
+              <w:rPr>
+                <w:rFonts w:ascii="Arial" w:cs="Arial" w:eastAsia="Arial" w:hAnsi="Arial"/>
+                <w:sz w:val="16"/>
+                <w:szCs w:val="16"/>
+              </w:rPr>
+              <w:t>pages/admin</w:t>
             </w:r>
           </w:p>
         </w:tc>
@@ -5616,25 +6343,24 @@
               <w:bottom w:val="single" w:color="BFBFBF" w:sz="4"/>
               <w:right w:val="single" w:color="BFBFBF" w:sz="4"/>
             </w:tcBorders>
-            <w:shd w:fill="FAFAFA" w:val="clear"/>
-            <w:tcMar>
-              <w:top w:type="dxa" w:w="60"/>
-              <w:left w:type="dxa" w:w="100"/>
-              <w:bottom w:type="dxa" w:w="60"/>
-              <w:right w:type="dxa" w:w="100"/>
-            </w:tcMar>
-          </w:tcPr>
-          <w:p>
-            <w:pPr>
-              <w:spacing w:after="20" w:line="252"/>
-            </w:pPr>
-            <w:r>
-              <w:rPr>
-                <w:rFonts w:ascii="Arial" w:cs="Arial" w:eastAsia="Arial" w:hAnsi="Arial"/>
-                <w:sz w:val="16"/>
-                <w:szCs w:val="16"/>
-              </w:rPr>
-              <w:t xml:space="preserve">78/161 (48,4 %)</w:t>
+            <w:tcMar>
+              <w:top w:type="dxa" w:w="60"/>
+              <w:left w:type="dxa" w:w="100"/>
+              <w:bottom w:type="dxa" w:w="60"/>
+              <w:right w:type="dxa" w:w="100"/>
+            </w:tcMar>
+          </w:tcPr>
+          <w:p>
+            <w:pPr>
+              <w:spacing w:after="20" w:line="252"/>
+            </w:pPr>
+            <w:r>
+              <w:rPr>
+                <w:rFonts w:ascii="Arial" w:cs="Arial" w:eastAsia="Arial" w:hAnsi="Arial"/>
+                <w:sz w:val="16"/>
+                <w:szCs w:val="16"/>
+              </w:rPr>
+              <w:t>84/148 (56,8 %)</w:t>
             </w:r>
           </w:p>
         </w:tc>
@@ -5647,25 +6373,24 @@
               <w:bottom w:val="single" w:color="BFBFBF" w:sz="4"/>
               <w:right w:val="single" w:color="BFBFBF" w:sz="4"/>
             </w:tcBorders>
-            <w:shd w:fill="FAFAFA" w:val="clear"/>
-            <w:tcMar>
-              <w:top w:type="dxa" w:w="60"/>
-              <w:left w:type="dxa" w:w="100"/>
-              <w:bottom w:type="dxa" w:w="60"/>
-              <w:right w:type="dxa" w:w="100"/>
-            </w:tcMar>
-          </w:tcPr>
-          <w:p>
-            <w:pPr>
-              <w:spacing w:after="20" w:line="252"/>
-            </w:pPr>
-            <w:r>
-              <w:rPr>
-                <w:rFonts w:ascii="Arial" w:cs="Arial" w:eastAsia="Arial" w:hAnsi="Arial"/>
-                <w:sz w:val="16"/>
-                <w:szCs w:val="16"/>
-              </w:rPr>
-              <w:t xml:space="preserve">60/187 (32,1 %)</w:t>
+            <w:tcMar>
+              <w:top w:type="dxa" w:w="60"/>
+              <w:left w:type="dxa" w:w="100"/>
+              <w:bottom w:type="dxa" w:w="60"/>
+              <w:right w:type="dxa" w:w="100"/>
+            </w:tcMar>
+          </w:tcPr>
+          <w:p>
+            <w:pPr>
+              <w:spacing w:after="20" w:line="252"/>
+            </w:pPr>
+            <w:r>
+              <w:rPr>
+                <w:rFonts w:ascii="Arial" w:cs="Arial" w:eastAsia="Arial" w:hAnsi="Arial"/>
+                <w:sz w:val="16"/>
+                <w:szCs w:val="16"/>
+              </w:rPr>
+              <w:t>58/114 (50,9 %)</w:t>
             </w:r>
           </w:p>
         </w:tc>
@@ -5678,25 +6403,24 @@
               <w:bottom w:val="single" w:color="BFBFBF" w:sz="4"/>
               <w:right w:val="single" w:color="BFBFBF" w:sz="4"/>
             </w:tcBorders>
-            <w:shd w:fill="FAFAFA" w:val="clear"/>
-            <w:tcMar>
-              <w:top w:type="dxa" w:w="60"/>
-              <w:left w:type="dxa" w:w="100"/>
-              <w:bottom w:type="dxa" w:w="60"/>
-              <w:right w:type="dxa" w:w="100"/>
-            </w:tcMar>
-          </w:tcPr>
-          <w:p>
-            <w:pPr>
-              <w:spacing w:after="20" w:line="252"/>
-            </w:pPr>
-            <w:r>
-              <w:rPr>
-                <w:rFonts w:ascii="Arial" w:cs="Arial" w:eastAsia="Arial" w:hAnsi="Arial"/>
-                <w:sz w:val="16"/>
-                <w:szCs w:val="16"/>
-              </w:rPr>
-              <w:t xml:space="preserve">16/28 (57,1 %)</w:t>
+            <w:tcMar>
+              <w:top w:type="dxa" w:w="60"/>
+              <w:left w:type="dxa" w:w="100"/>
+              <w:bottom w:type="dxa" w:w="60"/>
+              <w:right w:type="dxa" w:w="100"/>
+            </w:tcMar>
+          </w:tcPr>
+          <w:p>
+            <w:pPr>
+              <w:spacing w:after="20" w:line="252"/>
+            </w:pPr>
+            <w:r>
+              <w:rPr>
+                <w:rFonts w:ascii="Arial" w:cs="Arial" w:eastAsia="Arial" w:hAnsi="Arial"/>
+                <w:sz w:val="16"/>
+                <w:szCs w:val="16"/>
+              </w:rPr>
+              <w:t>25/48 (52,1 %)</w:t>
             </w:r>
           </w:p>
         </w:tc>
@@ -5709,25 +6433,24 @@
               <w:bottom w:val="single" w:color="BFBFBF" w:sz="4"/>
               <w:right w:val="single" w:color="BFBFBF" w:sz="4"/>
             </w:tcBorders>
-            <w:shd w:fill="FAFAFA" w:val="clear"/>
-            <w:tcMar>
-              <w:top w:type="dxa" w:w="60"/>
-              <w:left w:type="dxa" w:w="100"/>
-              <w:bottom w:type="dxa" w:w="60"/>
-              <w:right w:type="dxa" w:w="100"/>
-            </w:tcMar>
-          </w:tcPr>
-          <w:p>
-            <w:pPr>
-              <w:spacing w:after="20" w:line="252"/>
-            </w:pPr>
-            <w:r>
-              <w:rPr>
-                <w:rFonts w:ascii="Arial" w:cs="Arial" w:eastAsia="Arial" w:hAnsi="Arial"/>
-                <w:sz w:val="16"/>
-                <w:szCs w:val="16"/>
-              </w:rPr>
-              <w:t xml:space="preserve">69/124 (55,6 %)</w:t>
+            <w:tcMar>
+              <w:top w:type="dxa" w:w="60"/>
+              <w:left w:type="dxa" w:w="100"/>
+              <w:bottom w:type="dxa" w:w="60"/>
+              <w:right w:type="dxa" w:w="100"/>
+            </w:tcMar>
+          </w:tcPr>
+          <w:p>
+            <w:pPr>
+              <w:spacing w:after="20" w:line="252"/>
+            </w:pPr>
+            <w:r>
+              <w:rPr>
+                <w:rFonts w:ascii="Arial" w:cs="Arial" w:eastAsia="Arial" w:hAnsi="Arial"/>
+                <w:sz w:val="16"/>
+                <w:szCs w:val="16"/>
+              </w:rPr>
+              <w:t>81/135 (60,0 %)</w:t>
             </w:r>
           </w:p>
         </w:tc>
@@ -5762,7 +6485,7 @@
                 <w:sz w:val="16"/>
                 <w:szCs w:val="16"/>
               </w:rPr>
-              <w:t xml:space="preserve">TOTAL</w:t>
+              <w:t>pages/tienda</w:t>
             </w:r>
           </w:p>
         </w:tc>
@@ -5792,7 +6515,7 @@
                 <w:sz w:val="16"/>
                 <w:szCs w:val="16"/>
               </w:rPr>
-              <w:t xml:space="preserve">384/1115 (34,4 %)</w:t>
+              <w:t>120/169 (71,0 %)</w:t>
             </w:r>
           </w:p>
         </w:tc>
@@ -5822,7 +6545,7 @@
                 <w:sz w:val="16"/>
                 <w:szCs w:val="16"/>
               </w:rPr>
-              <w:t xml:space="preserve">212/838 (25,3 %)</w:t>
+              <w:t>45/78 (57,7 %)</w:t>
             </w:r>
           </w:p>
         </w:tc>
@@ -5852,7 +6575,7 @@
                 <w:sz w:val="16"/>
                 <w:szCs w:val="16"/>
               </w:rPr>
-              <w:t xml:space="preserve">133/402 (33,1 %)</w:t>
+              <w:t>34/51 (66,7 %)</w:t>
             </w:r>
           </w:p>
         </w:tc>
@@ -5882,7 +6605,472 @@
                 <w:sz w:val="16"/>
                 <w:szCs w:val="16"/>
               </w:rPr>
-              <w:t xml:space="preserve">345/956 (36,1 %)</w:t>
+              <w:t>117/159 (73,6 %)</w:t>
+            </w:r>
+          </w:p>
+        </w:tc>
+      </w:tr>
+      <w:tr>
+        <w:trPr>
+          <w:cantSplit/>
+        </w:trPr>
+        <w:tc>
+          <w:tcPr>
+            <w:tcW w:type="dxa" w:w="2300"/>
+            <w:tcBorders>
+              <w:top w:val="single" w:color="BFBFBF" w:sz="4"/>
+              <w:left w:val="single" w:color="BFBFBF" w:sz="4"/>
+              <w:bottom w:val="single" w:color="BFBFBF" w:sz="4"/>
+              <w:right w:val="single" w:color="BFBFBF" w:sz="4"/>
+            </w:tcBorders>
+            <w:tcMar>
+              <w:top w:type="dxa" w:w="60"/>
+              <w:left w:type="dxa" w:w="100"/>
+              <w:bottom w:type="dxa" w:w="60"/>
+              <w:right w:type="dxa" w:w="100"/>
+            </w:tcMar>
+          </w:tcPr>
+          <w:p>
+            <w:pPr>
+              <w:spacing w:after="20" w:line="252"/>
+            </w:pPr>
+            <w:r>
+              <w:rPr>
+                <w:rFonts w:ascii="Arial" w:cs="Arial" w:eastAsia="Arial" w:hAnsi="Arial"/>
+                <w:sz w:val="16"/>
+                <w:szCs w:val="16"/>
+              </w:rPr>
+              <w:t>services</w:t>
+            </w:r>
+          </w:p>
+        </w:tc>
+        <w:tc>
+          <w:tcPr>
+            <w:tcW w:type="dxa" w:w="1760"/>
+            <w:tcBorders>
+              <w:top w:val="single" w:color="BFBFBF" w:sz="4"/>
+              <w:left w:val="single" w:color="BFBFBF" w:sz="4"/>
+              <w:bottom w:val="single" w:color="BFBFBF" w:sz="4"/>
+              <w:right w:val="single" w:color="BFBFBF" w:sz="4"/>
+            </w:tcBorders>
+            <w:tcMar>
+              <w:top w:type="dxa" w:w="60"/>
+              <w:left w:type="dxa" w:w="100"/>
+              <w:bottom w:type="dxa" w:w="60"/>
+              <w:right w:type="dxa" w:w="100"/>
+            </w:tcMar>
+          </w:tcPr>
+          <w:p>
+            <w:pPr>
+              <w:spacing w:after="20" w:line="252"/>
+            </w:pPr>
+            <w:r>
+              <w:rPr>
+                <w:rFonts w:ascii="Arial" w:cs="Arial" w:eastAsia="Arial" w:hAnsi="Arial"/>
+                <w:sz w:val="16"/>
+                <w:szCs w:val="16"/>
+              </w:rPr>
+              <w:t>146/250 (58,4 %)</w:t>
+            </w:r>
+          </w:p>
+        </w:tc>
+        <w:tc>
+          <w:tcPr>
+            <w:tcW w:type="dxa" w:w="1760"/>
+            <w:tcBorders>
+              <w:top w:val="single" w:color="BFBFBF" w:sz="4"/>
+              <w:left w:val="single" w:color="BFBFBF" w:sz="4"/>
+              <w:bottom w:val="single" w:color="BFBFBF" w:sz="4"/>
+              <w:right w:val="single" w:color="BFBFBF" w:sz="4"/>
+            </w:tcBorders>
+            <w:tcMar>
+              <w:top w:type="dxa" w:w="60"/>
+              <w:left w:type="dxa" w:w="100"/>
+              <w:bottom w:type="dxa" w:w="60"/>
+              <w:right w:type="dxa" w:w="100"/>
+            </w:tcMar>
+          </w:tcPr>
+          <w:p>
+            <w:pPr>
+              <w:spacing w:after="20" w:line="252"/>
+            </w:pPr>
+            <w:r>
+              <w:rPr>
+                <w:rFonts w:ascii="Arial" w:cs="Arial" w:eastAsia="Arial" w:hAnsi="Arial"/>
+                <w:sz w:val="16"/>
+                <w:szCs w:val="16"/>
+              </w:rPr>
+              <w:t>66/178 (37,1 %)</w:t>
+            </w:r>
+          </w:p>
+        </w:tc>
+        <w:tc>
+          <w:tcPr>
+            <w:tcW w:type="dxa" w:w="1760"/>
+            <w:tcBorders>
+              <w:top w:val="single" w:color="BFBFBF" w:sz="4"/>
+              <w:left w:val="single" w:color="BFBFBF" w:sz="4"/>
+              <w:bottom w:val="single" w:color="BFBFBF" w:sz="4"/>
+              <w:right w:val="single" w:color="BFBFBF" w:sz="4"/>
+            </w:tcBorders>
+            <w:tcMar>
+              <w:top w:type="dxa" w:w="60"/>
+              <w:left w:type="dxa" w:w="100"/>
+              <w:bottom w:type="dxa" w:w="60"/>
+              <w:right w:type="dxa" w:w="100"/>
+            </w:tcMar>
+          </w:tcPr>
+          <w:p>
+            <w:pPr>
+              <w:spacing w:after="20" w:line="252"/>
+            </w:pPr>
+            <w:r>
+              <w:rPr>
+                <w:rFonts w:ascii="Arial" w:cs="Arial" w:eastAsia="Arial" w:hAnsi="Arial"/>
+                <w:sz w:val="16"/>
+                <w:szCs w:val="16"/>
+              </w:rPr>
+              <w:t>77/116 (66,4 %)</w:t>
+            </w:r>
+          </w:p>
+        </w:tc>
+        <w:tc>
+          <w:tcPr>
+            <w:tcW w:type="dxa" w:w="1780"/>
+            <w:tcBorders>
+              <w:top w:val="single" w:color="BFBFBF" w:sz="4"/>
+              <w:left w:val="single" w:color="BFBFBF" w:sz="4"/>
+              <w:bottom w:val="single" w:color="BFBFBF" w:sz="4"/>
+              <w:right w:val="single" w:color="BFBFBF" w:sz="4"/>
+            </w:tcBorders>
+            <w:tcMar>
+              <w:top w:type="dxa" w:w="60"/>
+              <w:left w:type="dxa" w:w="100"/>
+              <w:bottom w:type="dxa" w:w="60"/>
+              <w:right w:type="dxa" w:w="100"/>
+            </w:tcMar>
+          </w:tcPr>
+          <w:p>
+            <w:pPr>
+              <w:spacing w:after="20" w:line="252"/>
+            </w:pPr>
+            <w:r>
+              <w:rPr>
+                <w:rFonts w:ascii="Arial" w:cs="Arial" w:eastAsia="Arial" w:hAnsi="Arial"/>
+                <w:sz w:val="16"/>
+                <w:szCs w:val="16"/>
+              </w:rPr>
+              <w:t>128/202 (63,4 %)</w:t>
+            </w:r>
+          </w:p>
+        </w:tc>
+      </w:tr>
+      <w:tr>
+        <w:trPr>
+          <w:cantSplit/>
+        </w:trPr>
+        <w:tc>
+          <w:tcPr>
+            <w:tcW w:type="dxa" w:w="2300"/>
+            <w:tcBorders>
+              <w:top w:val="single" w:color="BFBFBF" w:sz="4"/>
+              <w:left w:val="single" w:color="BFBFBF" w:sz="4"/>
+              <w:bottom w:val="single" w:color="BFBFBF" w:sz="4"/>
+              <w:right w:val="single" w:color="BFBFBF" w:sz="4"/>
+            </w:tcBorders>
+            <w:tcMar>
+              <w:top w:type="dxa" w:w="60"/>
+              <w:left w:type="dxa" w:w="100"/>
+              <w:bottom w:type="dxa" w:w="60"/>
+              <w:right w:type="dxa" w:w="100"/>
+            </w:tcMar>
+          </w:tcPr>
+          <w:p>
+            <w:pPr>
+              <w:spacing w:after="20" w:line="252"/>
+            </w:pPr>
+            <w:r>
+              <w:rPr>
+                <w:rFonts w:ascii="Arial" w:cs="Arial" w:eastAsia="Arial" w:hAnsi="Arial"/>
+                <w:sz w:val="16"/>
+                <w:szCs w:val="16"/>
+              </w:rPr>
+              <w:t>utils</w:t>
+            </w:r>
+          </w:p>
+        </w:tc>
+        <w:tc>
+          <w:tcPr>
+            <w:tcW w:type="dxa" w:w="1760"/>
+            <w:tcBorders>
+              <w:top w:val="single" w:color="BFBFBF" w:sz="4"/>
+              <w:left w:val="single" w:color="BFBFBF" w:sz="4"/>
+              <w:bottom w:val="single" w:color="BFBFBF" w:sz="4"/>
+              <w:right w:val="single" w:color="BFBFBF" w:sz="4"/>
+            </w:tcBorders>
+            <w:tcMar>
+              <w:top w:type="dxa" w:w="60"/>
+              <w:left w:type="dxa" w:w="100"/>
+              <w:bottom w:type="dxa" w:w="60"/>
+              <w:right w:type="dxa" w:w="100"/>
+            </w:tcMar>
+          </w:tcPr>
+          <w:p>
+            <w:pPr>
+              <w:spacing w:after="20" w:line="252"/>
+            </w:pPr>
+            <w:r>
+              <w:rPr>
+                <w:rFonts w:ascii="Arial" w:cs="Arial" w:eastAsia="Arial" w:hAnsi="Arial"/>
+                <w:sz w:val="16"/>
+                <w:szCs w:val="16"/>
+              </w:rPr>
+              <w:t>124/161 (77,0 %)</w:t>
+            </w:r>
+          </w:p>
+        </w:tc>
+        <w:tc>
+          <w:tcPr>
+            <w:tcW w:type="dxa" w:w="1760"/>
+            <w:tcBorders>
+              <w:top w:val="single" w:color="BFBFBF" w:sz="4"/>
+              <w:left w:val="single" w:color="BFBFBF" w:sz="4"/>
+              <w:bottom w:val="single" w:color="BFBFBF" w:sz="4"/>
+              <w:right w:val="single" w:color="BFBFBF" w:sz="4"/>
+            </w:tcBorders>
+            <w:tcMar>
+              <w:top w:type="dxa" w:w="60"/>
+              <w:left w:type="dxa" w:w="100"/>
+              <w:bottom w:type="dxa" w:w="60"/>
+              <w:right w:type="dxa" w:w="100"/>
+            </w:tcMar>
+          </w:tcPr>
+          <w:p>
+            <w:pPr>
+              <w:spacing w:after="20" w:line="252"/>
+            </w:pPr>
+            <w:r>
+              <w:rPr>
+                <w:rFonts w:ascii="Arial" w:cs="Arial" w:eastAsia="Arial" w:hAnsi="Arial"/>
+                <w:sz w:val="16"/>
+                <w:szCs w:val="16"/>
+              </w:rPr>
+              <w:t>124/187 (66,3 %)</w:t>
+            </w:r>
+          </w:p>
+        </w:tc>
+        <w:tc>
+          <w:tcPr>
+            <w:tcW w:type="dxa" w:w="1760"/>
+            <w:tcBorders>
+              <w:top w:val="single" w:color="BFBFBF" w:sz="4"/>
+              <w:left w:val="single" w:color="BFBFBF" w:sz="4"/>
+              <w:bottom w:val="single" w:color="BFBFBF" w:sz="4"/>
+              <w:right w:val="single" w:color="BFBFBF" w:sz="4"/>
+            </w:tcBorders>
+            <w:tcMar>
+              <w:top w:type="dxa" w:w="60"/>
+              <w:left w:type="dxa" w:w="100"/>
+              <w:bottom w:type="dxa" w:w="60"/>
+              <w:right w:type="dxa" w:w="100"/>
+            </w:tcMar>
+          </w:tcPr>
+          <w:p>
+            <w:pPr>
+              <w:spacing w:after="20" w:line="252"/>
+            </w:pPr>
+            <w:r>
+              <w:rPr>
+                <w:rFonts w:ascii="Arial" w:cs="Arial" w:eastAsia="Arial" w:hAnsi="Arial"/>
+                <w:sz w:val="16"/>
+                <w:szCs w:val="16"/>
+              </w:rPr>
+              <w:t>25/28 (89,3 %)</w:t>
+            </w:r>
+          </w:p>
+        </w:tc>
+        <w:tc>
+          <w:tcPr>
+            <w:tcW w:type="dxa" w:w="1780"/>
+            <w:tcBorders>
+              <w:top w:val="single" w:color="BFBFBF" w:sz="4"/>
+              <w:left w:val="single" w:color="BFBFBF" w:sz="4"/>
+              <w:bottom w:val="single" w:color="BFBFBF" w:sz="4"/>
+              <w:right w:val="single" w:color="BFBFBF" w:sz="4"/>
+            </w:tcBorders>
+            <w:tcMar>
+              <w:top w:type="dxa" w:w="60"/>
+              <w:left w:type="dxa" w:w="100"/>
+              <w:bottom w:type="dxa" w:w="60"/>
+              <w:right w:type="dxa" w:w="100"/>
+            </w:tcMar>
+          </w:tcPr>
+          <w:p>
+            <w:pPr>
+              <w:spacing w:after="20" w:line="252"/>
+            </w:pPr>
+            <w:r>
+              <w:rPr>
+                <w:rFonts w:ascii="Arial" w:cs="Arial" w:eastAsia="Arial" w:hAnsi="Arial"/>
+                <w:sz w:val="16"/>
+                <w:szCs w:val="16"/>
+              </w:rPr>
+              <w:t>110/124 (88,7 %)</w:t>
+            </w:r>
+          </w:p>
+        </w:tc>
+      </w:tr>
+      <w:tr>
+        <w:trPr>
+          <w:cantSplit/>
+        </w:trPr>
+        <w:tc>
+          <w:tcPr>
+            <w:tcW w:type="dxa" w:w="2300"/>
+            <w:tcBorders>
+              <w:top w:val="single" w:color="BFBFBF" w:sz="4"/>
+              <w:left w:val="single" w:color="BFBFBF" w:sz="4"/>
+              <w:bottom w:val="single" w:color="BFBFBF" w:sz="4"/>
+              <w:right w:val="single" w:color="BFBFBF" w:sz="4"/>
+            </w:tcBorders>
+            <w:tcMar>
+              <w:top w:type="dxa" w:w="60"/>
+              <w:left w:type="dxa" w:w="100"/>
+              <w:bottom w:type="dxa" w:w="60"/>
+              <w:right w:type="dxa" w:w="100"/>
+            </w:tcMar>
+          </w:tcPr>
+          <w:p>
+            <w:pPr>
+              <w:spacing w:after="20" w:line="252"/>
+            </w:pPr>
+            <w:r>
+              <w:rPr>
+                <w:rFonts w:ascii="Arial" w:cs="Arial" w:eastAsia="Arial" w:hAnsi="Arial"/>
+                <w:sz w:val="16"/>
+                <w:szCs w:val="16"/>
+              </w:rPr>
+              <w:t>TOTAL</w:t>
+            </w:r>
+          </w:p>
+        </w:tc>
+        <w:tc>
+          <w:tcPr>
+            <w:tcW w:type="dxa" w:w="1760"/>
+            <w:tcBorders>
+              <w:top w:val="single" w:color="BFBFBF" w:sz="4"/>
+              <w:left w:val="single" w:color="BFBFBF" w:sz="4"/>
+              <w:bottom w:val="single" w:color="BFBFBF" w:sz="4"/>
+              <w:right w:val="single" w:color="BFBFBF" w:sz="4"/>
+            </w:tcBorders>
+            <w:tcMar>
+              <w:top w:type="dxa" w:w="60"/>
+              <w:left w:type="dxa" w:w="100"/>
+              <w:bottom w:type="dxa" w:w="60"/>
+              <w:right w:type="dxa" w:w="100"/>
+            </w:tcMar>
+          </w:tcPr>
+          <w:p>
+            <w:pPr>
+              <w:spacing w:after="20" w:line="252"/>
+            </w:pPr>
+            <w:r>
+              <w:rPr>
+                <w:rFonts w:ascii="Arial" w:cs="Arial" w:eastAsia="Arial" w:hAnsi="Arial"/>
+                <w:sz w:val="16"/>
+                <w:szCs w:val="16"/>
+              </w:rPr>
+              <w:t>794/1152 (68,9 %)</w:t>
+            </w:r>
+          </w:p>
+        </w:tc>
+        <w:tc>
+          <w:tcPr>
+            <w:tcW w:type="dxa" w:w="1760"/>
+            <w:tcBorders>
+              <w:top w:val="single" w:color="BFBFBF" w:sz="4"/>
+              <w:left w:val="single" w:color="BFBFBF" w:sz="4"/>
+              <w:bottom w:val="single" w:color="BFBFBF" w:sz="4"/>
+              <w:right w:val="single" w:color="BFBFBF" w:sz="4"/>
+            </w:tcBorders>
+            <w:tcMar>
+              <w:top w:type="dxa" w:w="60"/>
+              <w:left w:type="dxa" w:w="100"/>
+              <w:bottom w:type="dxa" w:w="60"/>
+              <w:right w:type="dxa" w:w="100"/>
+            </w:tcMar>
+          </w:tcPr>
+          <w:p>
+            <w:pPr>
+              <w:spacing w:after="20" w:line="252"/>
+            </w:pPr>
+            <w:r>
+              <w:rPr>
+                <w:rFonts w:ascii="Arial" w:cs="Arial" w:eastAsia="Arial" w:hAnsi="Arial"/>
+                <w:sz w:val="16"/>
+                <w:szCs w:val="16"/>
+              </w:rPr>
+              <w:t>499/848 (58,8 %)</w:t>
+            </w:r>
+          </w:p>
+        </w:tc>
+        <w:tc>
+          <w:tcPr>
+            <w:tcW w:type="dxa" w:w="1760"/>
+            <w:tcBorders>
+              <w:top w:val="single" w:color="BFBFBF" w:sz="4"/>
+              <w:left w:val="single" w:color="BFBFBF" w:sz="4"/>
+              <w:bottom w:val="single" w:color="BFBFBF" w:sz="4"/>
+              <w:right w:val="single" w:color="BFBFBF" w:sz="4"/>
+            </w:tcBorders>
+            <w:tcMar>
+              <w:top w:type="dxa" w:w="60"/>
+              <w:left w:type="dxa" w:w="100"/>
+              <w:bottom w:type="dxa" w:w="60"/>
+              <w:right w:type="dxa" w:w="100"/>
+            </w:tcMar>
+          </w:tcPr>
+          <w:p>
+            <w:pPr>
+              <w:spacing w:after="20" w:line="252"/>
+            </w:pPr>
+            <w:r>
+              <w:rPr>
+                <w:rFonts w:ascii="Arial" w:cs="Arial" w:eastAsia="Arial" w:hAnsi="Arial"/>
+                <w:sz w:val="16"/>
+                <w:szCs w:val="16"/>
+              </w:rPr>
+              <w:t>290/418 (69,4 %)</w:t>
+            </w:r>
+          </w:p>
+        </w:tc>
+        <w:tc>
+          <w:tcPr>
+            <w:tcW w:type="dxa" w:w="1780"/>
+            <w:tcBorders>
+              <w:top w:val="single" w:color="BFBFBF" w:sz="4"/>
+              <w:left w:val="single" w:color="BFBFBF" w:sz="4"/>
+              <w:bottom w:val="single" w:color="BFBFBF" w:sz="4"/>
+              <w:right w:val="single" w:color="BFBFBF" w:sz="4"/>
+            </w:tcBorders>
+            <w:tcMar>
+              <w:top w:type="dxa" w:w="60"/>
+              <w:left w:type="dxa" w:w="100"/>
+              <w:bottom w:type="dxa" w:w="60"/>
+              <w:right w:type="dxa" w:w="100"/>
+            </w:tcMar>
+          </w:tcPr>
+          <w:p>
+            <w:pPr>
+              <w:spacing w:after="20" w:line="252"/>
+            </w:pPr>
+            <w:r>
+              <w:rPr>
+                <w:rFonts w:ascii="Arial" w:cs="Arial" w:eastAsia="Arial" w:hAnsi="Arial"/>
+                <w:sz w:val="16"/>
+                <w:szCs w:val="16"/>
+              </w:rPr>
+              <w:t>716/982 (72,9 %)</w:t>
             </w:r>
           </w:p>
         </w:tc>
@@ -5897,7 +7085,7 @@
         <w:rPr>
           <w:rFonts w:ascii="Arial" w:cs="Arial" w:eastAsia="Arial" w:hAnsi="Arial"/>
         </w:rPr>
-        <w:t xml:space="preserve">4.2. Cobertura de los archivos que las pruebas tienen como objetivo</w:t>
+        <w:t>4.2. Cobertura de los archivos que las pruebas tienen como objetivo</w:t>
       </w:r>
     </w:p>
     <w:tbl>
@@ -6120,7 +7308,7 @@
                 <w:sz w:val="15"/>
                 <w:szCs w:val="15"/>
               </w:rPr>
-              <w:t xml:space="preserve">utils/validaciones.js</w:t>
+              <w:t>components/atomos/Boton.jsx</w:t>
             </w:r>
           </w:p>
         </w:tc>
@@ -6150,7 +7338,7 @@
                 <w:sz w:val="15"/>
                 <w:szCs w:val="15"/>
               </w:rPr>
-              <w:t xml:space="preserve">60/129 (46,5 %)</w:t>
+              <w:t>1/1 (100,0 %)</w:t>
             </w:r>
           </w:p>
         </w:tc>
@@ -6180,7 +7368,7 @@
                 <w:sz w:val="15"/>
                 <w:szCs w:val="15"/>
               </w:rPr>
-              <w:t xml:space="preserve">54/164 (32,9 %)</w:t>
+              <w:t>4/4 (100,0 %)</w:t>
             </w:r>
           </w:p>
         </w:tc>
@@ -6210,7 +7398,7 @@
                 <w:sz w:val="15"/>
                 <w:szCs w:val="15"/>
               </w:rPr>
-              <w:t xml:space="preserve">11/18 (61,1 %)</w:t>
+              <w:t>1/1 (100,0 %)</w:t>
             </w:r>
           </w:p>
         </w:tc>
@@ -6240,7 +7428,7 @@
                 <w:sz w:val="15"/>
                 <w:szCs w:val="15"/>
               </w:rPr>
-              <w:t xml:space="preserve">51/96 (53,1 %)</w:t>
+              <w:t>1/1 (100,0 %)</w:t>
             </w:r>
           </w:p>
         </w:tc>
@@ -6258,7 +7446,6 @@
               <w:bottom w:val="single" w:color="BFBFBF" w:sz="4"/>
               <w:right w:val="single" w:color="BFBFBF" w:sz="4"/>
             </w:tcBorders>
-            <w:shd w:fill="FAFAFA" w:val="clear"/>
             <w:tcMar>
               <w:top w:type="dxa" w:w="60"/>
               <w:left w:type="dxa" w:w="100"/>
@@ -6276,7 +7463,7 @@
                 <w:sz w:val="15"/>
                 <w:szCs w:val="15"/>
               </w:rPr>
-              <w:t xml:space="preserve">services/carritoService.js</w:t>
+              <w:t>components/moleculas/CampoFormulario.jsx</w:t>
             </w:r>
           </w:p>
         </w:tc>
@@ -6289,7 +7476,6 @@
               <w:bottom w:val="single" w:color="BFBFBF" w:sz="4"/>
               <w:right w:val="single" w:color="BFBFBF" w:sz="4"/>
             </w:tcBorders>
-            <w:shd w:fill="FAFAFA" w:val="clear"/>
             <w:tcMar>
               <w:top w:type="dxa" w:w="60"/>
               <w:left w:type="dxa" w:w="100"/>
@@ -6307,7 +7493,7 @@
                 <w:sz w:val="15"/>
                 <w:szCs w:val="15"/>
               </w:rPr>
-              <w:t xml:space="preserve">25/36 (69,4 %)</w:t>
+              <w:t>5/5 (100,0 %)</w:t>
             </w:r>
           </w:p>
         </w:tc>
@@ -6320,7 +7506,6 @@
               <w:bottom w:val="single" w:color="BFBFBF" w:sz="4"/>
               <w:right w:val="single" w:color="BFBFBF" w:sz="4"/>
             </w:tcBorders>
-            <w:shd w:fill="FAFAFA" w:val="clear"/>
             <w:tcMar>
               <w:top w:type="dxa" w:w="60"/>
               <w:left w:type="dxa" w:w="100"/>
@@ -6338,7 +7523,7 @@
                 <w:sz w:val="15"/>
                 <w:szCs w:val="15"/>
               </w:rPr>
-              <w:t xml:space="preserve">12/19 (63,1 %)</w:t>
+              <w:t>19/19 (100,0 %)</w:t>
             </w:r>
           </w:p>
         </w:tc>
@@ -6351,7 +7536,6 @@
               <w:bottom w:val="single" w:color="BFBFBF" w:sz="4"/>
               <w:right w:val="single" w:color="BFBFBF" w:sz="4"/>
             </w:tcBorders>
-            <w:shd w:fill="FAFAFA" w:val="clear"/>
             <w:tcMar>
               <w:top w:type="dxa" w:w="60"/>
               <w:left w:type="dxa" w:w="100"/>
@@ -6369,7 +7553,7 @@
                 <w:sz w:val="15"/>
                 <w:szCs w:val="15"/>
               </w:rPr>
-              <w:t xml:space="preserve">10/15 (66,7 %)</w:t>
+              <w:t>1/1 (100,0 %)</w:t>
             </w:r>
           </w:p>
         </w:tc>
@@ -6382,7 +7566,6 @@
               <w:bottom w:val="single" w:color="BFBFBF" w:sz="4"/>
               <w:right w:val="single" w:color="BFBFBF" w:sz="4"/>
             </w:tcBorders>
-            <w:shd w:fill="FAFAFA" w:val="clear"/>
             <w:tcMar>
               <w:top w:type="dxa" w:w="60"/>
               <w:left w:type="dxa" w:w="100"/>
@@ -6400,7 +7583,7 @@
                 <w:sz w:val="15"/>
                 <w:szCs w:val="15"/>
               </w:rPr>
-              <w:t xml:space="preserve">22/31 (71,0 %)</w:t>
+              <w:t>4/4 (100,0 %)</w:t>
             </w:r>
           </w:p>
         </w:tc>
@@ -6435,7 +7618,7 @@
                 <w:sz w:val="15"/>
                 <w:szCs w:val="15"/>
               </w:rPr>
-              <w:t xml:space="preserve">services/productosService.js</w:t>
+              <w:t>components/moleculas/Galeria.jsx</w:t>
             </w:r>
           </w:p>
         </w:tc>
@@ -6465,7 +7648,7 @@
                 <w:sz w:val="15"/>
                 <w:szCs w:val="15"/>
               </w:rPr>
-              <w:t xml:space="preserve">7/63 (11,1 %)</w:t>
+              <w:t>6/7 (85,7 %)</w:t>
             </w:r>
           </w:p>
         </w:tc>
@@ -6495,7 +7678,7 @@
                 <w:sz w:val="15"/>
                 <w:szCs w:val="15"/>
               </w:rPr>
-              <w:t xml:space="preserve">7/70 (10,0 %)</w:t>
+              <w:t>8/10 (80,0 %)</w:t>
             </w:r>
           </w:p>
         </w:tc>
@@ -6525,7 +7708,7 @@
                 <w:sz w:val="15"/>
                 <w:szCs w:val="15"/>
               </w:rPr>
-              <w:t xml:space="preserve">5/29 (17,2 %)</w:t>
+              <w:t>3/3 (100,0 %)</w:t>
             </w:r>
           </w:p>
         </w:tc>
@@ -6555,7 +7738,7 @@
                 <w:sz w:val="15"/>
                 <w:szCs w:val="15"/>
               </w:rPr>
-              <w:t xml:space="preserve">6/46 (13,0 %)</w:t>
+              <w:t>6/6 (100,0 %)</w:t>
             </w:r>
           </w:p>
         </w:tc>
@@ -6573,7 +7756,6 @@
               <w:bottom w:val="single" w:color="BFBFBF" w:sz="4"/>
               <w:right w:val="single" w:color="BFBFBF" w:sz="4"/>
             </w:tcBorders>
-            <w:shd w:fill="FAFAFA" w:val="clear"/>
             <w:tcMar>
               <w:top w:type="dxa" w:w="60"/>
               <w:left w:type="dxa" w:w="100"/>
@@ -6591,7 +7773,7 @@
                 <w:sz w:val="15"/>
                 <w:szCs w:val="15"/>
               </w:rPr>
-              <w:t xml:space="preserve">services/ordenesService.js</w:t>
+              <w:t>components/organismos/ListaProductos.jsx</w:t>
             </w:r>
           </w:p>
         </w:tc>
@@ -6604,7 +7786,6 @@
               <w:bottom w:val="single" w:color="BFBFBF" w:sz="4"/>
               <w:right w:val="single" w:color="BFBFBF" w:sz="4"/>
             </w:tcBorders>
-            <w:shd w:fill="FAFAFA" w:val="clear"/>
             <w:tcMar>
               <w:top w:type="dxa" w:w="60"/>
               <w:left w:type="dxa" w:w="100"/>
@@ -6622,7 +7803,7 @@
                 <w:sz w:val="15"/>
                 <w:szCs w:val="15"/>
               </w:rPr>
-              <w:t xml:space="preserve">20/24 (83,3 %)</w:t>
+              <w:t>3/4 (75,0 %)</w:t>
             </w:r>
           </w:p>
         </w:tc>
@@ -6635,7 +7816,6 @@
               <w:bottom w:val="single" w:color="BFBFBF" w:sz="4"/>
               <w:right w:val="single" w:color="BFBFBF" w:sz="4"/>
             </w:tcBorders>
-            <w:shd w:fill="FAFAFA" w:val="clear"/>
             <w:tcMar>
               <w:top w:type="dxa" w:w="60"/>
               <w:left w:type="dxa" w:w="100"/>
@@ -6653,7 +7833,7 @@
                 <w:sz w:val="15"/>
                 <w:szCs w:val="15"/>
               </w:rPr>
-              <w:t xml:space="preserve">11/13 (84,6 %)</w:t>
+              <w:t>1/6 (16,7 %)</w:t>
             </w:r>
           </w:p>
         </w:tc>
@@ -6666,7 +7846,6 @@
               <w:bottom w:val="single" w:color="BFBFBF" w:sz="4"/>
               <w:right w:val="single" w:color="BFBFBF" w:sz="4"/>
             </w:tcBorders>
-            <w:shd w:fill="FAFAFA" w:val="clear"/>
             <w:tcMar>
               <w:top w:type="dxa" w:w="60"/>
               <w:left w:type="dxa" w:w="100"/>
@@ -6684,7 +7863,7 @@
                 <w:sz w:val="15"/>
                 <w:szCs w:val="15"/>
               </w:rPr>
-              <w:t xml:space="preserve">14/17 (82,3 %)</w:t>
+              <w:t>2/2 (100,0 %)</w:t>
             </w:r>
           </w:p>
         </w:tc>
@@ -6697,7 +7876,6 @@
               <w:bottom w:val="single" w:color="BFBFBF" w:sz="4"/>
               <w:right w:val="single" w:color="BFBFBF" w:sz="4"/>
             </w:tcBorders>
-            <w:shd w:fill="FAFAFA" w:val="clear"/>
             <w:tcMar>
               <w:top w:type="dxa" w:w="60"/>
               <w:left w:type="dxa" w:w="100"/>
@@ -6715,7 +7893,7 @@
                 <w:sz w:val="15"/>
                 <w:szCs w:val="15"/>
               </w:rPr>
-              <w:t xml:space="preserve">17/19 (89,5 %)</w:t>
+              <w:t>3/4 (75,0 %)</w:t>
             </w:r>
           </w:p>
         </w:tc>
@@ -6750,7 +7928,7 @@
                 <w:sz w:val="15"/>
                 <w:szCs w:val="15"/>
               </w:rPr>
-              <w:t xml:space="preserve">components/tienda/TarjetaProducto.jsx</w:t>
+              <w:t>components/moleculas/TarjetaProducto.jsx</w:t>
             </w:r>
           </w:p>
         </w:tc>
@@ -6780,7 +7958,7 @@
                 <w:sz w:val="15"/>
                 <w:szCs w:val="15"/>
               </w:rPr>
-              <w:t xml:space="preserve">4/4 (100,0 %)</w:t>
+              <w:t>3/4 (75,0 %)</w:t>
             </w:r>
           </w:p>
         </w:tc>
@@ -6810,7 +7988,7 @@
                 <w:sz w:val="15"/>
                 <w:szCs w:val="15"/>
               </w:rPr>
-              <w:t xml:space="preserve">9/14 (64,3 %)</w:t>
+              <w:t>11/14 (78,6 %)</w:t>
             </w:r>
           </w:p>
         </w:tc>
@@ -6840,7 +8018,7 @@
                 <w:sz w:val="15"/>
                 <w:szCs w:val="15"/>
               </w:rPr>
-              <w:t xml:space="preserve">2/2 (100,0 %)</w:t>
+              <w:t>1/2 (50,0 %)</w:t>
             </w:r>
           </w:p>
         </w:tc>
@@ -6870,7 +8048,7 @@
                 <w:sz w:val="15"/>
                 <w:szCs w:val="15"/>
               </w:rPr>
-              <w:t xml:space="preserve">4/4 (100,0 %)</w:t>
+              <w:t>3/4 (75,0 %)</w:t>
             </w:r>
           </w:p>
         </w:tc>
@@ -6888,7 +8066,6 @@
               <w:bottom w:val="single" w:color="BFBFBF" w:sz="4"/>
               <w:right w:val="single" w:color="BFBFBF" w:sz="4"/>
             </w:tcBorders>
-            <w:shd w:fill="FAFAFA" w:val="clear"/>
             <w:tcMar>
               <w:top w:type="dxa" w:w="60"/>
               <w:left w:type="dxa" w:w="100"/>
@@ -6906,7 +8083,7 @@
                 <w:sz w:val="15"/>
                 <w:szCs w:val="15"/>
               </w:rPr>
-              <w:t xml:space="preserve">components/tienda/ListaProductos.jsx</w:t>
+              <w:t>components/organismos/FormularioContacto.jsx</w:t>
             </w:r>
           </w:p>
         </w:tc>
@@ -6919,7 +8096,6 @@
               <w:bottom w:val="single" w:color="BFBFBF" w:sz="4"/>
               <w:right w:val="single" w:color="BFBFBF" w:sz="4"/>
             </w:tcBorders>
-            <w:shd w:fill="FAFAFA" w:val="clear"/>
             <w:tcMar>
               <w:top w:type="dxa" w:w="60"/>
               <w:left w:type="dxa" w:w="100"/>
@@ -6937,7 +8113,7 @@
                 <w:sz w:val="15"/>
                 <w:szCs w:val="15"/>
               </w:rPr>
-              <w:t xml:space="preserve">2/4 (50,0 %)</w:t>
+              <w:t>3/8 (37,5 %)</w:t>
             </w:r>
           </w:p>
         </w:tc>
@@ -6950,7 +8126,6 @@
               <w:bottom w:val="single" w:color="BFBFBF" w:sz="4"/>
               <w:right w:val="single" w:color="BFBFBF" w:sz="4"/>
             </w:tcBorders>
-            <w:shd w:fill="FAFAFA" w:val="clear"/>
             <w:tcMar>
               <w:top w:type="dxa" w:w="60"/>
               <w:left w:type="dxa" w:w="100"/>
@@ -6968,7 +8143,7 @@
                 <w:sz w:val="15"/>
                 <w:szCs w:val="15"/>
               </w:rPr>
-              <w:t xml:space="preserve">4/6 (66,7 %)</w:t>
+              <w:t>0/2 (0,0 %)</w:t>
             </w:r>
           </w:p>
         </w:tc>
@@ -6981,7 +8156,6 @@
               <w:bottom w:val="single" w:color="BFBFBF" w:sz="4"/>
               <w:right w:val="single" w:color="BFBFBF" w:sz="4"/>
             </w:tcBorders>
-            <w:shd w:fill="FAFAFA" w:val="clear"/>
             <w:tcMar>
               <w:top w:type="dxa" w:w="60"/>
               <w:left w:type="dxa" w:w="100"/>
@@ -6999,7 +8173,7 @@
                 <w:sz w:val="15"/>
                 <w:szCs w:val="15"/>
               </w:rPr>
-              <w:t xml:space="preserve">1/2 (50,0 %)</w:t>
+              <w:t>1/2 (50,0 %)</w:t>
             </w:r>
           </w:p>
         </w:tc>
@@ -7012,7 +8186,6 @@
               <w:bottom w:val="single" w:color="BFBFBF" w:sz="4"/>
               <w:right w:val="single" w:color="BFBFBF" w:sz="4"/>
             </w:tcBorders>
-            <w:shd w:fill="FAFAFA" w:val="clear"/>
             <w:tcMar>
               <w:top w:type="dxa" w:w="60"/>
               <w:left w:type="dxa" w:w="100"/>
@@ -7030,7 +8203,7 @@
                 <w:sz w:val="15"/>
                 <w:szCs w:val="15"/>
               </w:rPr>
-              <w:t xml:space="preserve">2/4 (50,0 %)</w:t>
+              <w:t>3/7 (42,9 %)</w:t>
             </w:r>
           </w:p>
         </w:tc>
@@ -7065,7 +8238,7 @@
                 <w:sz w:val="15"/>
                 <w:szCs w:val="15"/>
               </w:rPr>
-              <w:t xml:space="preserve">components/tienda/Galeria.jsx</w:t>
+              <w:t>components/organismos/FormularioLogin.jsx</w:t>
             </w:r>
           </w:p>
         </w:tc>
@@ -7095,7 +8268,7 @@
                 <w:sz w:val="15"/>
                 <w:szCs w:val="15"/>
               </w:rPr>
-              <w:t xml:space="preserve">6/7 (85,7 %)</w:t>
+              <w:t>7/8 (87,5 %)</w:t>
             </w:r>
           </w:p>
         </w:tc>
@@ -7125,7 +8298,7 @@
                 <w:sz w:val="15"/>
                 <w:szCs w:val="15"/>
               </w:rPr>
-              <w:t xml:space="preserve">8/10 (80,0 %)</w:t>
+              <w:t>4/6 (66,7 %)</w:t>
             </w:r>
           </w:p>
         </w:tc>
@@ -7155,7 +8328,7 @@
                 <w:sz w:val="15"/>
                 <w:szCs w:val="15"/>
               </w:rPr>
-              <w:t xml:space="preserve">3/3 (100,0 %)</w:t>
+              <w:t>2/2 (100,0 %)</w:t>
             </w:r>
           </w:p>
         </w:tc>
@@ -7185,7 +8358,7 @@
                 <w:sz w:val="15"/>
                 <w:szCs w:val="15"/>
               </w:rPr>
-              <w:t xml:space="preserve">6/6 (100,0 %)</w:t>
+              <w:t>7/7 (100,0 %)</w:t>
             </w:r>
           </w:p>
         </w:tc>
@@ -7203,7 +8376,6 @@
               <w:bottom w:val="single" w:color="BFBFBF" w:sz="4"/>
               <w:right w:val="single" w:color="BFBFBF" w:sz="4"/>
             </w:tcBorders>
-            <w:shd w:fill="FAFAFA" w:val="clear"/>
             <w:tcMar>
               <w:top w:type="dxa" w:w="60"/>
               <w:left w:type="dxa" w:w="100"/>
@@ -7221,7 +8393,7 @@
                 <w:sz w:val="15"/>
                 <w:szCs w:val="15"/>
               </w:rPr>
-              <w:t xml:space="preserve">components/tienda/FormularioLogin.jsx</w:t>
+              <w:t>hooks/useFormulario.js</w:t>
             </w:r>
           </w:p>
         </w:tc>
@@ -7234,7 +8406,6 @@
               <w:bottom w:val="single" w:color="BFBFBF" w:sz="4"/>
               <w:right w:val="single" w:color="BFBFBF" w:sz="4"/>
             </w:tcBorders>
-            <w:shd w:fill="FAFAFA" w:val="clear"/>
             <w:tcMar>
               <w:top w:type="dxa" w:w="60"/>
               <w:left w:type="dxa" w:w="100"/>
@@ -7252,7 +8423,7 @@
                 <w:sz w:val="15"/>
                 <w:szCs w:val="15"/>
               </w:rPr>
-              <w:t xml:space="preserve">4/8 (50,0 %)</w:t>
+              <w:t>22/28 (78,6 %)</w:t>
             </w:r>
           </w:p>
         </w:tc>
@@ -7265,7 +8436,6 @@
               <w:bottom w:val="single" w:color="BFBFBF" w:sz="4"/>
               <w:right w:val="single" w:color="BFBFBF" w:sz="4"/>
             </w:tcBorders>
-            <w:shd w:fill="FAFAFA" w:val="clear"/>
             <w:tcMar>
               <w:top w:type="dxa" w:w="60"/>
               <w:left w:type="dxa" w:w="100"/>
@@ -7283,7 +8453,7 @@
                 <w:sz w:val="15"/>
                 <w:szCs w:val="15"/>
               </w:rPr>
-              <w:t xml:space="preserve">1/6 (16,7 %)</w:t>
+              <w:t>5/7 (71,4 %)</w:t>
             </w:r>
           </w:p>
         </w:tc>
@@ -7296,7 +8466,6 @@
               <w:bottom w:val="single" w:color="BFBFBF" w:sz="4"/>
               <w:right w:val="single" w:color="BFBFBF" w:sz="4"/>
             </w:tcBorders>
-            <w:shd w:fill="FAFAFA" w:val="clear"/>
             <w:tcMar>
               <w:top w:type="dxa" w:w="60"/>
               <w:left w:type="dxa" w:w="100"/>
@@ -7314,7 +8483,7 @@
                 <w:sz w:val="15"/>
                 <w:szCs w:val="15"/>
               </w:rPr>
-              <w:t xml:space="preserve">1/2 (50,0 %)</w:t>
+              <w:t>7/10 (70,0 %)</w:t>
             </w:r>
           </w:p>
         </w:tc>
@@ -7327,7 +8496,6 @@
               <w:bottom w:val="single" w:color="BFBFBF" w:sz="4"/>
               <w:right w:val="single" w:color="BFBFBF" w:sz="4"/>
             </w:tcBorders>
-            <w:shd w:fill="FAFAFA" w:val="clear"/>
             <w:tcMar>
               <w:top w:type="dxa" w:w="60"/>
               <w:left w:type="dxa" w:w="100"/>
@@ -7345,7 +8513,7 @@
                 <w:sz w:val="15"/>
                 <w:szCs w:val="15"/>
               </w:rPr>
-              <w:t xml:space="preserve">4/7 (57,1 %)</w:t>
+              <w:t>19/24 (79,2 %)</w:t>
             </w:r>
           </w:p>
         </w:tc>
@@ -7380,7 +8548,7 @@
                 <w:sz w:val="15"/>
                 <w:szCs w:val="15"/>
               </w:rPr>
-              <w:t xml:space="preserve">hooks/useFormulario.js</w:t>
+              <w:t>components/utilidades/RutaProtegida.jsx</w:t>
             </w:r>
           </w:p>
         </w:tc>
@@ -7410,7 +8578,7 @@
                 <w:sz w:val="15"/>
                 <w:szCs w:val="15"/>
               </w:rPr>
-              <w:t xml:space="preserve">22/28 (78,6 %)</w:t>
+              <w:t>7/7 (100,0 %)</w:t>
             </w:r>
           </w:p>
         </w:tc>
@@ -7440,7 +8608,7 @@
                 <w:sz w:val="15"/>
                 <w:szCs w:val="15"/>
               </w:rPr>
-              <w:t xml:space="preserve">5/7 (71,4 %)</w:t>
+              <w:t>7/7 (100,0 %)</w:t>
             </w:r>
           </w:p>
         </w:tc>
@@ -7470,7 +8638,7 @@
                 <w:sz w:val="15"/>
                 <w:szCs w:val="15"/>
               </w:rPr>
-              <w:t xml:space="preserve">7/10 (70,0 %)</w:t>
+              <w:t>1/1 (100,0 %)</w:t>
             </w:r>
           </w:p>
         </w:tc>
@@ -7500,7 +8668,7 @@
                 <w:sz w:val="15"/>
                 <w:szCs w:val="15"/>
               </w:rPr>
-              <w:t xml:space="preserve">19/24 (79,2 %)</w:t>
+              <w:t>7/7 (100,0 %)</w:t>
             </w:r>
           </w:p>
         </w:tc>
@@ -7518,7 +8686,6 @@
               <w:bottom w:val="single" w:color="BFBFBF" w:sz="4"/>
               <w:right w:val="single" w:color="BFBFBF" w:sz="4"/>
             </w:tcBorders>
-            <w:shd w:fill="FAFAFA" w:val="clear"/>
             <w:tcMar>
               <w:top w:type="dxa" w:w="60"/>
               <w:left w:type="dxa" w:w="100"/>
@@ -7536,7 +8703,7 @@
                 <w:sz w:val="15"/>
                 <w:szCs w:val="15"/>
               </w:rPr>
-              <w:t xml:space="preserve">components/comunes/RutaProtegida.jsx</w:t>
+              <w:t>components/utilidades/LimiteDeErrores.jsx</w:t>
             </w:r>
           </w:p>
         </w:tc>
@@ -7549,7 +8716,6 @@
               <w:bottom w:val="single" w:color="BFBFBF" w:sz="4"/>
               <w:right w:val="single" w:color="BFBFBF" w:sz="4"/>
             </w:tcBorders>
-            <w:shd w:fill="FAFAFA" w:val="clear"/>
             <w:tcMar>
               <w:top w:type="dxa" w:w="60"/>
               <w:left w:type="dxa" w:w="100"/>
@@ -7567,7 +8733,7 @@
                 <w:sz w:val="15"/>
                 <w:szCs w:val="15"/>
               </w:rPr>
-              <w:t xml:space="preserve">4/7 (57,1 %)</w:t>
+              <w:t>7/7 (100,0 %)</w:t>
             </w:r>
           </w:p>
         </w:tc>
@@ -7580,7 +8746,6 @@
               <w:bottom w:val="single" w:color="BFBFBF" w:sz="4"/>
               <w:right w:val="single" w:color="BFBFBF" w:sz="4"/>
             </w:tcBorders>
-            <w:shd w:fill="FAFAFA" w:val="clear"/>
             <w:tcMar>
               <w:top w:type="dxa" w:w="60"/>
               <w:left w:type="dxa" w:w="100"/>
@@ -7598,7 +8763,7 @@
                 <w:sz w:val="15"/>
                 <w:szCs w:val="15"/>
               </w:rPr>
-              <w:t xml:space="preserve">1/7 (14,3 %)</w:t>
+              <w:t>4/4 (100,0 %)</w:t>
             </w:r>
           </w:p>
         </w:tc>
@@ -7611,7 +8776,6 @@
               <w:bottom w:val="single" w:color="BFBFBF" w:sz="4"/>
               <w:right w:val="single" w:color="BFBFBF" w:sz="4"/>
             </w:tcBorders>
-            <w:shd w:fill="FAFAFA" w:val="clear"/>
             <w:tcMar>
               <w:top w:type="dxa" w:w="60"/>
               <w:left w:type="dxa" w:w="100"/>
@@ -7629,7 +8793,7 @@
                 <w:sz w:val="15"/>
                 <w:szCs w:val="15"/>
               </w:rPr>
-              <w:t xml:space="preserve">1/1 (100,0 %)</w:t>
+              <w:t>4/4 (100,0 %)</w:t>
             </w:r>
           </w:p>
         </w:tc>
@@ -7642,7 +8806,6 @@
               <w:bottom w:val="single" w:color="BFBFBF" w:sz="4"/>
               <w:right w:val="single" w:color="BFBFBF" w:sz="4"/>
             </w:tcBorders>
-            <w:shd w:fill="FAFAFA" w:val="clear"/>
             <w:tcMar>
               <w:top w:type="dxa" w:w="60"/>
               <w:left w:type="dxa" w:w="100"/>
@@ -7660,7 +8823,7 @@
                 <w:sz w:val="15"/>
                 <w:szCs w:val="15"/>
               </w:rPr>
-              <w:t xml:space="preserve">4/7 (57,1 %)</w:t>
+              <w:t>7/7 (100,0 %)</w:t>
             </w:r>
           </w:p>
         </w:tc>
@@ -7695,7 +8858,7 @@
                 <w:sz w:val="15"/>
                 <w:szCs w:val="15"/>
               </w:rPr>
-              <w:t xml:space="preserve">pages/tienda/Checkout.jsx</w:t>
+              <w:t>utils/validaciones.js</w:t>
             </w:r>
           </w:p>
         </w:tc>
@@ -7725,7 +8888,7 @@
                 <w:sz w:val="15"/>
                 <w:szCs w:val="15"/>
               </w:rPr>
-              <w:t xml:space="preserve">29/37 (78,4 %)</w:t>
+              <w:t>98/129 (76,0 %)</w:t>
             </w:r>
           </w:p>
         </w:tc>
@@ -7755,7 +8918,7 @@
                 <w:sz w:val="15"/>
                 <w:szCs w:val="15"/>
               </w:rPr>
-              <w:t xml:space="preserve">23/32 (71,9 %)</w:t>
+              <w:t>112/164 (68,3 %)</w:t>
             </w:r>
           </w:p>
         </w:tc>
@@ -7785,7 +8948,7 @@
                 <w:sz w:val="15"/>
                 <w:szCs w:val="15"/>
               </w:rPr>
-              <w:t xml:space="preserve">7/7 (100,0 %)</w:t>
+              <w:t>16/18 (88,9 %)</w:t>
             </w:r>
           </w:p>
         </w:tc>
@@ -7815,7 +8978,7 @@
                 <w:sz w:val="15"/>
                 <w:szCs w:val="15"/>
               </w:rPr>
-              <w:t xml:space="preserve">27/34 (79,4 %)</w:t>
+              <w:t>84/96 (87,5 %)</w:t>
             </w:r>
           </w:p>
         </w:tc>
@@ -7833,7 +8996,6 @@
               <w:bottom w:val="single" w:color="BFBFBF" w:sz="4"/>
               <w:right w:val="single" w:color="BFBFBF" w:sz="4"/>
             </w:tcBorders>
-            <w:shd w:fill="FAFAFA" w:val="clear"/>
             <w:tcMar>
               <w:top w:type="dxa" w:w="60"/>
               <w:left w:type="dxa" w:w="100"/>
@@ -7851,7 +9013,7 @@
                 <w:sz w:val="15"/>
                 <w:szCs w:val="15"/>
               </w:rPr>
-              <w:t xml:space="preserve">components/tienda/FormularioCheckout.jsx</w:t>
+              <w:t>data/db.js</w:t>
             </w:r>
           </w:p>
         </w:tc>
@@ -7864,7 +9026,6 @@
               <w:bottom w:val="single" w:color="BFBFBF" w:sz="4"/>
               <w:right w:val="single" w:color="BFBFBF" w:sz="4"/>
             </w:tcBorders>
-            <w:shd w:fill="FAFAFA" w:val="clear"/>
             <w:tcMar>
               <w:top w:type="dxa" w:w="60"/>
               <w:left w:type="dxa" w:w="100"/>
@@ -7882,7 +9043,7 @@
                 <w:sz w:val="15"/>
                 <w:szCs w:val="15"/>
               </w:rPr>
-              <w:t xml:space="preserve">25/27 (92,6 %)</w:t>
+              <w:t>42/49 (85,7 %)</w:t>
             </w:r>
           </w:p>
         </w:tc>
@@ -7895,7 +9056,6 @@
               <w:bottom w:val="single" w:color="BFBFBF" w:sz="4"/>
               <w:right w:val="single" w:color="BFBFBF" w:sz="4"/>
             </w:tcBorders>
-            <w:shd w:fill="FAFAFA" w:val="clear"/>
             <w:tcMar>
               <w:top w:type="dxa" w:w="60"/>
               <w:left w:type="dxa" w:w="100"/>
@@ -7913,7 +9073,7 @@
                 <w:sz w:val="15"/>
                 <w:szCs w:val="15"/>
               </w:rPr>
-              <w:t xml:space="preserve">17/22 (77,3 %)</w:t>
+              <w:t>12/18 (66,7 %)</w:t>
             </w:r>
           </w:p>
         </w:tc>
@@ -7926,7 +9086,6 @@
               <w:bottom w:val="single" w:color="BFBFBF" w:sz="4"/>
               <w:right w:val="single" w:color="BFBFBF" w:sz="4"/>
             </w:tcBorders>
-            <w:shd w:fill="FAFAFA" w:val="clear"/>
             <w:tcMar>
               <w:top w:type="dxa" w:w="60"/>
               <w:left w:type="dxa" w:w="100"/>
@@ -7944,7 +9103,7 @@
                 <w:sz w:val="15"/>
                 <w:szCs w:val="15"/>
               </w:rPr>
-              <w:t xml:space="preserve">12/12 (100,0 %)</w:t>
+              <w:t>14/15 (93,3 %)</w:t>
             </w:r>
           </w:p>
         </w:tc>
@@ -7957,7 +9116,6 @@
               <w:bottom w:val="single" w:color="BFBFBF" w:sz="4"/>
               <w:right w:val="single" w:color="BFBFBF" w:sz="4"/>
             </w:tcBorders>
-            <w:shd w:fill="FAFAFA" w:val="clear"/>
             <w:tcMar>
               <w:top w:type="dxa" w:w="60"/>
               <w:left w:type="dxa" w:w="100"/>
@@ -7975,7 +9133,7 @@
                 <w:sz w:val="15"/>
                 <w:szCs w:val="15"/>
               </w:rPr>
-              <w:t xml:space="preserve">19/20 (95,0 %)</w:t>
+              <w:t>35/41 (85,4 %)</w:t>
             </w:r>
           </w:p>
         </w:tc>
@@ -8010,7 +9168,7 @@
                 <w:sz w:val="15"/>
                 <w:szCs w:val="15"/>
               </w:rPr>
-              <w:t xml:space="preserve">Subtotal</w:t>
+              <w:t>pages/tienda/Checkout.jsx</w:t>
             </w:r>
           </w:p>
         </w:tc>
@@ -8040,7 +9198,7 @@
                 <w:sz w:val="15"/>
                 <w:szCs w:val="15"/>
               </w:rPr>
-              <w:t xml:space="preserve">208/374 (55,6 %)</w:t>
+              <w:t>33/37 (89,2 %)</w:t>
             </w:r>
           </w:p>
         </w:tc>
@@ -8070,7 +9228,7 @@
                 <w:sz w:val="15"/>
                 <w:szCs w:val="15"/>
               </w:rPr>
-              <w:t xml:space="preserve">152/370 (41,1 %)</w:t>
+              <w:t>25/32 (78,1 %)</w:t>
             </w:r>
           </w:p>
         </w:tc>
@@ -8100,7 +9258,7 @@
                 <w:sz w:val="15"/>
                 <w:szCs w:val="15"/>
               </w:rPr>
-              <w:t xml:space="preserve">74/118 (62,7 %)</w:t>
+              <w:t>7/7 (100,0 %)</w:t>
             </w:r>
           </w:p>
         </w:tc>
@@ -8130,7 +9288,937 @@
                 <w:sz w:val="15"/>
                 <w:szCs w:val="15"/>
               </w:rPr>
-              <w:t xml:space="preserve">181/298 (60,7 %)</w:t>
+              <w:t>31/34 (91,2 %)</w:t>
+            </w:r>
+          </w:p>
+        </w:tc>
+      </w:tr>
+      <w:tr>
+        <w:trPr>
+          <w:cantSplit/>
+        </w:trPr>
+        <w:tc>
+          <w:tcPr>
+            <w:tcW w:type="dxa" w:w="3200"/>
+            <w:tcBorders>
+              <w:top w:val="single" w:color="BFBFBF" w:sz="4"/>
+              <w:left w:val="single" w:color="BFBFBF" w:sz="4"/>
+              <w:bottom w:val="single" w:color="BFBFBF" w:sz="4"/>
+              <w:right w:val="single" w:color="BFBFBF" w:sz="4"/>
+            </w:tcBorders>
+            <w:tcMar>
+              <w:top w:type="dxa" w:w="60"/>
+              <w:left w:type="dxa" w:w="100"/>
+              <w:bottom w:type="dxa" w:w="60"/>
+              <w:right w:type="dxa" w:w="100"/>
+            </w:tcMar>
+          </w:tcPr>
+          <w:p>
+            <w:pPr>
+              <w:spacing w:after="20" w:line="252"/>
+            </w:pPr>
+            <w:r>
+              <w:rPr>
+                <w:rFonts w:ascii="Arial" w:cs="Arial" w:eastAsia="Arial" w:hAnsi="Arial"/>
+                <w:sz w:val="15"/>
+                <w:szCs w:val="15"/>
+              </w:rPr>
+              <w:t>components/organismos/FormularioCheckout.jsx</w:t>
+            </w:r>
+          </w:p>
+        </w:tc>
+        <w:tc>
+          <w:tcPr>
+            <w:tcW w:type="dxa" w:w="1540"/>
+            <w:tcBorders>
+              <w:top w:val="single" w:color="BFBFBF" w:sz="4"/>
+              <w:left w:val="single" w:color="BFBFBF" w:sz="4"/>
+              <w:bottom w:val="single" w:color="BFBFBF" w:sz="4"/>
+              <w:right w:val="single" w:color="BFBFBF" w:sz="4"/>
+            </w:tcBorders>
+            <w:tcMar>
+              <w:top w:type="dxa" w:w="60"/>
+              <w:left w:type="dxa" w:w="100"/>
+              <w:bottom w:type="dxa" w:w="60"/>
+              <w:right w:type="dxa" w:w="100"/>
+            </w:tcMar>
+          </w:tcPr>
+          <w:p>
+            <w:pPr>
+              <w:spacing w:after="20" w:line="252"/>
+            </w:pPr>
+            <w:r>
+              <w:rPr>
+                <w:rFonts w:ascii="Arial" w:cs="Arial" w:eastAsia="Arial" w:hAnsi="Arial"/>
+                <w:sz w:val="15"/>
+                <w:szCs w:val="15"/>
+              </w:rPr>
+              <w:t>26/27 (96,3 %)</w:t>
+            </w:r>
+          </w:p>
+        </w:tc>
+        <w:tc>
+          <w:tcPr>
+            <w:tcW w:type="dxa" w:w="1540"/>
+            <w:tcBorders>
+              <w:top w:val="single" w:color="BFBFBF" w:sz="4"/>
+              <w:left w:val="single" w:color="BFBFBF" w:sz="4"/>
+              <w:bottom w:val="single" w:color="BFBFBF" w:sz="4"/>
+              <w:right w:val="single" w:color="BFBFBF" w:sz="4"/>
+            </w:tcBorders>
+            <w:tcMar>
+              <w:top w:type="dxa" w:w="60"/>
+              <w:left w:type="dxa" w:w="100"/>
+              <w:bottom w:type="dxa" w:w="60"/>
+              <w:right w:type="dxa" w:w="100"/>
+            </w:tcMar>
+          </w:tcPr>
+          <w:p>
+            <w:pPr>
+              <w:spacing w:after="20" w:line="252"/>
+            </w:pPr>
+            <w:r>
+              <w:rPr>
+                <w:rFonts w:ascii="Arial" w:cs="Arial" w:eastAsia="Arial" w:hAnsi="Arial"/>
+                <w:sz w:val="15"/>
+                <w:szCs w:val="15"/>
+              </w:rPr>
+              <w:t>18/22 (81,8 %)</w:t>
+            </w:r>
+          </w:p>
+        </w:tc>
+        <w:tc>
+          <w:tcPr>
+            <w:tcW w:type="dxa" w:w="1540"/>
+            <w:tcBorders>
+              <w:top w:val="single" w:color="BFBFBF" w:sz="4"/>
+              <w:left w:val="single" w:color="BFBFBF" w:sz="4"/>
+              <w:bottom w:val="single" w:color="BFBFBF" w:sz="4"/>
+              <w:right w:val="single" w:color="BFBFBF" w:sz="4"/>
+            </w:tcBorders>
+            <w:tcMar>
+              <w:top w:type="dxa" w:w="60"/>
+              <w:left w:type="dxa" w:w="100"/>
+              <w:bottom w:type="dxa" w:w="60"/>
+              <w:right w:type="dxa" w:w="100"/>
+            </w:tcMar>
+          </w:tcPr>
+          <w:p>
+            <w:pPr>
+              <w:spacing w:after="20" w:line="252"/>
+            </w:pPr>
+            <w:r>
+              <w:rPr>
+                <w:rFonts w:ascii="Arial" w:cs="Arial" w:eastAsia="Arial" w:hAnsi="Arial"/>
+                <w:sz w:val="15"/>
+                <w:szCs w:val="15"/>
+              </w:rPr>
+              <w:t>12/12 (100,0 %)</w:t>
+            </w:r>
+          </w:p>
+        </w:tc>
+        <w:tc>
+          <w:tcPr>
+            <w:tcW w:type="dxa" w:w="1540"/>
+            <w:tcBorders>
+              <w:top w:val="single" w:color="BFBFBF" w:sz="4"/>
+              <w:left w:val="single" w:color="BFBFBF" w:sz="4"/>
+              <w:bottom w:val="single" w:color="BFBFBF" w:sz="4"/>
+              <w:right w:val="single" w:color="BFBFBF" w:sz="4"/>
+            </w:tcBorders>
+            <w:tcMar>
+              <w:top w:type="dxa" w:w="60"/>
+              <w:left w:type="dxa" w:w="100"/>
+              <w:bottom w:type="dxa" w:w="60"/>
+              <w:right w:type="dxa" w:w="100"/>
+            </w:tcMar>
+          </w:tcPr>
+          <w:p>
+            <w:pPr>
+              <w:spacing w:after="20" w:line="252"/>
+            </w:pPr>
+            <w:r>
+              <w:rPr>
+                <w:rFonts w:ascii="Arial" w:cs="Arial" w:eastAsia="Arial" w:hAnsi="Arial"/>
+                <w:sz w:val="15"/>
+                <w:szCs w:val="15"/>
+              </w:rPr>
+              <w:t>20/20 (100,0 %)</w:t>
+            </w:r>
+          </w:p>
+        </w:tc>
+      </w:tr>
+      <w:tr>
+        <w:trPr>
+          <w:cantSplit/>
+        </w:trPr>
+        <w:tc>
+          <w:tcPr>
+            <w:tcW w:type="dxa" w:w="3200"/>
+            <w:tcBorders>
+              <w:top w:val="single" w:color="BFBFBF" w:sz="4"/>
+              <w:left w:val="single" w:color="BFBFBF" w:sz="4"/>
+              <w:bottom w:val="single" w:color="BFBFBF" w:sz="4"/>
+              <w:right w:val="single" w:color="BFBFBF" w:sz="4"/>
+            </w:tcBorders>
+            <w:tcMar>
+              <w:top w:type="dxa" w:w="60"/>
+              <w:left w:type="dxa" w:w="100"/>
+              <w:bottom w:type="dxa" w:w="60"/>
+              <w:right w:type="dxa" w:w="100"/>
+            </w:tcMar>
+          </w:tcPr>
+          <w:p>
+            <w:pPr>
+              <w:spacing w:after="20" w:line="252"/>
+            </w:pPr>
+            <w:r>
+              <w:rPr>
+                <w:rFonts w:ascii="Arial" w:cs="Arial" w:eastAsia="Arial" w:hAnsi="Arial"/>
+                <w:sz w:val="15"/>
+                <w:szCs w:val="15"/>
+              </w:rPr>
+              <w:t>services/ordenesService.js</w:t>
+            </w:r>
+          </w:p>
+        </w:tc>
+        <w:tc>
+          <w:tcPr>
+            <w:tcW w:type="dxa" w:w="1540"/>
+            <w:tcBorders>
+              <w:top w:val="single" w:color="BFBFBF" w:sz="4"/>
+              <w:left w:val="single" w:color="BFBFBF" w:sz="4"/>
+              <w:bottom w:val="single" w:color="BFBFBF" w:sz="4"/>
+              <w:right w:val="single" w:color="BFBFBF" w:sz="4"/>
+            </w:tcBorders>
+            <w:tcMar>
+              <w:top w:type="dxa" w:w="60"/>
+              <w:left w:type="dxa" w:w="100"/>
+              <w:bottom w:type="dxa" w:w="60"/>
+              <w:right w:type="dxa" w:w="100"/>
+            </w:tcMar>
+          </w:tcPr>
+          <w:p>
+            <w:pPr>
+              <w:spacing w:after="20" w:line="252"/>
+            </w:pPr>
+            <w:r>
+              <w:rPr>
+                <w:rFonts w:ascii="Arial" w:cs="Arial" w:eastAsia="Arial" w:hAnsi="Arial"/>
+                <w:sz w:val="15"/>
+                <w:szCs w:val="15"/>
+              </w:rPr>
+              <w:t>20/24 (83,3 %)</w:t>
+            </w:r>
+          </w:p>
+        </w:tc>
+        <w:tc>
+          <w:tcPr>
+            <w:tcW w:type="dxa" w:w="1540"/>
+            <w:tcBorders>
+              <w:top w:val="single" w:color="BFBFBF" w:sz="4"/>
+              <w:left w:val="single" w:color="BFBFBF" w:sz="4"/>
+              <w:bottom w:val="single" w:color="BFBFBF" w:sz="4"/>
+              <w:right w:val="single" w:color="BFBFBF" w:sz="4"/>
+            </w:tcBorders>
+            <w:tcMar>
+              <w:top w:type="dxa" w:w="60"/>
+              <w:left w:type="dxa" w:w="100"/>
+              <w:bottom w:type="dxa" w:w="60"/>
+              <w:right w:type="dxa" w:w="100"/>
+            </w:tcMar>
+          </w:tcPr>
+          <w:p>
+            <w:pPr>
+              <w:spacing w:after="20" w:line="252"/>
+            </w:pPr>
+            <w:r>
+              <w:rPr>
+                <w:rFonts w:ascii="Arial" w:cs="Arial" w:eastAsia="Arial" w:hAnsi="Arial"/>
+                <w:sz w:val="15"/>
+                <w:szCs w:val="15"/>
+              </w:rPr>
+              <w:t>10/13 (76,9 %)</w:t>
+            </w:r>
+          </w:p>
+        </w:tc>
+        <w:tc>
+          <w:tcPr>
+            <w:tcW w:type="dxa" w:w="1540"/>
+            <w:tcBorders>
+              <w:top w:val="single" w:color="BFBFBF" w:sz="4"/>
+              <w:left w:val="single" w:color="BFBFBF" w:sz="4"/>
+              <w:bottom w:val="single" w:color="BFBFBF" w:sz="4"/>
+              <w:right w:val="single" w:color="BFBFBF" w:sz="4"/>
+            </w:tcBorders>
+            <w:tcMar>
+              <w:top w:type="dxa" w:w="60"/>
+              <w:left w:type="dxa" w:w="100"/>
+              <w:bottom w:type="dxa" w:w="60"/>
+              <w:right w:type="dxa" w:w="100"/>
+            </w:tcMar>
+          </w:tcPr>
+          <w:p>
+            <w:pPr>
+              <w:spacing w:after="20" w:line="252"/>
+            </w:pPr>
+            <w:r>
+              <w:rPr>
+                <w:rFonts w:ascii="Arial" w:cs="Arial" w:eastAsia="Arial" w:hAnsi="Arial"/>
+                <w:sz w:val="15"/>
+                <w:szCs w:val="15"/>
+              </w:rPr>
+              <w:t>14/17 (82,4 %)</w:t>
+            </w:r>
+          </w:p>
+        </w:tc>
+        <w:tc>
+          <w:tcPr>
+            <w:tcW w:type="dxa" w:w="1540"/>
+            <w:tcBorders>
+              <w:top w:val="single" w:color="BFBFBF" w:sz="4"/>
+              <w:left w:val="single" w:color="BFBFBF" w:sz="4"/>
+              <w:bottom w:val="single" w:color="BFBFBF" w:sz="4"/>
+              <w:right w:val="single" w:color="BFBFBF" w:sz="4"/>
+            </w:tcBorders>
+            <w:tcMar>
+              <w:top w:type="dxa" w:w="60"/>
+              <w:left w:type="dxa" w:w="100"/>
+              <w:bottom w:type="dxa" w:w="60"/>
+              <w:right w:type="dxa" w:w="100"/>
+            </w:tcMar>
+          </w:tcPr>
+          <w:p>
+            <w:pPr>
+              <w:spacing w:after="20" w:line="252"/>
+            </w:pPr>
+            <w:r>
+              <w:rPr>
+                <w:rFonts w:ascii="Arial" w:cs="Arial" w:eastAsia="Arial" w:hAnsi="Arial"/>
+                <w:sz w:val="15"/>
+                <w:szCs w:val="15"/>
+              </w:rPr>
+              <w:t>17/19 (89,5 %)</w:t>
+            </w:r>
+          </w:p>
+        </w:tc>
+      </w:tr>
+      <w:tr>
+        <w:trPr>
+          <w:cantSplit/>
+        </w:trPr>
+        <w:tc>
+          <w:tcPr>
+            <w:tcW w:type="dxa" w:w="3200"/>
+            <w:tcBorders>
+              <w:top w:val="single" w:color="BFBFBF" w:sz="4"/>
+              <w:left w:val="single" w:color="BFBFBF" w:sz="4"/>
+              <w:bottom w:val="single" w:color="BFBFBF" w:sz="4"/>
+              <w:right w:val="single" w:color="BFBFBF" w:sz="4"/>
+            </w:tcBorders>
+            <w:tcMar>
+              <w:top w:type="dxa" w:w="60"/>
+              <w:left w:type="dxa" w:w="100"/>
+              <w:bottom w:type="dxa" w:w="60"/>
+              <w:right w:type="dxa" w:w="100"/>
+            </w:tcMar>
+          </w:tcPr>
+          <w:p>
+            <w:pPr>
+              <w:spacing w:after="20" w:line="252"/>
+            </w:pPr>
+            <w:r>
+              <w:rPr>
+                <w:rFonts w:ascii="Arial" w:cs="Arial" w:eastAsia="Arial" w:hAnsi="Arial"/>
+                <w:sz w:val="15"/>
+                <w:szCs w:val="15"/>
+              </w:rPr>
+              <w:t>services/carritoService.js</w:t>
+            </w:r>
+          </w:p>
+        </w:tc>
+        <w:tc>
+          <w:tcPr>
+            <w:tcW w:type="dxa" w:w="1540"/>
+            <w:tcBorders>
+              <w:top w:val="single" w:color="BFBFBF" w:sz="4"/>
+              <w:left w:val="single" w:color="BFBFBF" w:sz="4"/>
+              <w:bottom w:val="single" w:color="BFBFBF" w:sz="4"/>
+              <w:right w:val="single" w:color="BFBFBF" w:sz="4"/>
+            </w:tcBorders>
+            <w:tcMar>
+              <w:top w:type="dxa" w:w="60"/>
+              <w:left w:type="dxa" w:w="100"/>
+              <w:bottom w:type="dxa" w:w="60"/>
+              <w:right w:type="dxa" w:w="100"/>
+            </w:tcMar>
+          </w:tcPr>
+          <w:p>
+            <w:pPr>
+              <w:spacing w:after="20" w:line="252"/>
+            </w:pPr>
+            <w:r>
+              <w:rPr>
+                <w:rFonts w:ascii="Arial" w:cs="Arial" w:eastAsia="Arial" w:hAnsi="Arial"/>
+                <w:sz w:val="15"/>
+                <w:szCs w:val="15"/>
+              </w:rPr>
+              <w:t>25/36 (69,4 %)</w:t>
+            </w:r>
+          </w:p>
+        </w:tc>
+        <w:tc>
+          <w:tcPr>
+            <w:tcW w:type="dxa" w:w="1540"/>
+            <w:tcBorders>
+              <w:top w:val="single" w:color="BFBFBF" w:sz="4"/>
+              <w:left w:val="single" w:color="BFBFBF" w:sz="4"/>
+              <w:bottom w:val="single" w:color="BFBFBF" w:sz="4"/>
+              <w:right w:val="single" w:color="BFBFBF" w:sz="4"/>
+            </w:tcBorders>
+            <w:tcMar>
+              <w:top w:type="dxa" w:w="60"/>
+              <w:left w:type="dxa" w:w="100"/>
+              <w:bottom w:type="dxa" w:w="60"/>
+              <w:right w:type="dxa" w:w="100"/>
+            </w:tcMar>
+          </w:tcPr>
+          <w:p>
+            <w:pPr>
+              <w:spacing w:after="20" w:line="252"/>
+            </w:pPr>
+            <w:r>
+              <w:rPr>
+                <w:rFonts w:ascii="Arial" w:cs="Arial" w:eastAsia="Arial" w:hAnsi="Arial"/>
+                <w:sz w:val="15"/>
+                <w:szCs w:val="15"/>
+              </w:rPr>
+              <w:t>11/19 (57,9 %)</w:t>
+            </w:r>
+          </w:p>
+        </w:tc>
+        <w:tc>
+          <w:tcPr>
+            <w:tcW w:type="dxa" w:w="1540"/>
+            <w:tcBorders>
+              <w:top w:val="single" w:color="BFBFBF" w:sz="4"/>
+              <w:left w:val="single" w:color="BFBFBF" w:sz="4"/>
+              <w:bottom w:val="single" w:color="BFBFBF" w:sz="4"/>
+              <w:right w:val="single" w:color="BFBFBF" w:sz="4"/>
+            </w:tcBorders>
+            <w:tcMar>
+              <w:top w:type="dxa" w:w="60"/>
+              <w:left w:type="dxa" w:w="100"/>
+              <w:bottom w:type="dxa" w:w="60"/>
+              <w:right w:type="dxa" w:w="100"/>
+            </w:tcMar>
+          </w:tcPr>
+          <w:p>
+            <w:pPr>
+              <w:spacing w:after="20" w:line="252"/>
+            </w:pPr>
+            <w:r>
+              <w:rPr>
+                <w:rFonts w:ascii="Arial" w:cs="Arial" w:eastAsia="Arial" w:hAnsi="Arial"/>
+                <w:sz w:val="15"/>
+                <w:szCs w:val="15"/>
+              </w:rPr>
+              <w:t>11/15 (73,3 %)</w:t>
+            </w:r>
+          </w:p>
+        </w:tc>
+        <w:tc>
+          <w:tcPr>
+            <w:tcW w:type="dxa" w:w="1540"/>
+            <w:tcBorders>
+              <w:top w:val="single" w:color="BFBFBF" w:sz="4"/>
+              <w:left w:val="single" w:color="BFBFBF" w:sz="4"/>
+              <w:bottom w:val="single" w:color="BFBFBF" w:sz="4"/>
+              <w:right w:val="single" w:color="BFBFBF" w:sz="4"/>
+            </w:tcBorders>
+            <w:tcMar>
+              <w:top w:type="dxa" w:w="60"/>
+              <w:left w:type="dxa" w:w="100"/>
+              <w:bottom w:type="dxa" w:w="60"/>
+              <w:right w:type="dxa" w:w="100"/>
+            </w:tcMar>
+          </w:tcPr>
+          <w:p>
+            <w:pPr>
+              <w:spacing w:after="20" w:line="252"/>
+            </w:pPr>
+            <w:r>
+              <w:rPr>
+                <w:rFonts w:ascii="Arial" w:cs="Arial" w:eastAsia="Arial" w:hAnsi="Arial"/>
+                <w:sz w:val="15"/>
+                <w:szCs w:val="15"/>
+              </w:rPr>
+              <w:t>22/31 (71,0 %)</w:t>
+            </w:r>
+          </w:p>
+        </w:tc>
+      </w:tr>
+      <w:tr>
+        <w:trPr>
+          <w:cantSplit/>
+        </w:trPr>
+        <w:tc>
+          <w:tcPr>
+            <w:tcW w:type="dxa" w:w="3200"/>
+            <w:tcBorders>
+              <w:top w:val="single" w:color="BFBFBF" w:sz="4"/>
+              <w:left w:val="single" w:color="BFBFBF" w:sz="4"/>
+              <w:bottom w:val="single" w:color="BFBFBF" w:sz="4"/>
+              <w:right w:val="single" w:color="BFBFBF" w:sz="4"/>
+            </w:tcBorders>
+            <w:tcMar>
+              <w:top w:type="dxa" w:w="60"/>
+              <w:left w:type="dxa" w:w="100"/>
+              <w:bottom w:type="dxa" w:w="60"/>
+              <w:right w:type="dxa" w:w="100"/>
+            </w:tcMar>
+          </w:tcPr>
+          <w:p>
+            <w:pPr>
+              <w:spacing w:after="20" w:line="252"/>
+            </w:pPr>
+            <w:r>
+              <w:rPr>
+                <w:rFonts w:ascii="Arial" w:cs="Arial" w:eastAsia="Arial" w:hAnsi="Arial"/>
+                <w:sz w:val="15"/>
+                <w:szCs w:val="15"/>
+              </w:rPr>
+              <w:t>pages/tienda/CompraExitosa.jsx</w:t>
+            </w:r>
+          </w:p>
+        </w:tc>
+        <w:tc>
+          <w:tcPr>
+            <w:tcW w:type="dxa" w:w="1540"/>
+            <w:tcBorders>
+              <w:top w:val="single" w:color="BFBFBF" w:sz="4"/>
+              <w:left w:val="single" w:color="BFBFBF" w:sz="4"/>
+              <w:bottom w:val="single" w:color="BFBFBF" w:sz="4"/>
+              <w:right w:val="single" w:color="BFBFBF" w:sz="4"/>
+            </w:tcBorders>
+            <w:tcMar>
+              <w:top w:type="dxa" w:w="60"/>
+              <w:left w:type="dxa" w:w="100"/>
+              <w:bottom w:type="dxa" w:w="60"/>
+              <w:right w:type="dxa" w:w="100"/>
+            </w:tcMar>
+          </w:tcPr>
+          <w:p>
+            <w:pPr>
+              <w:spacing w:after="20" w:line="252"/>
+            </w:pPr>
+            <w:r>
+              <w:rPr>
+                <w:rFonts w:ascii="Arial" w:cs="Arial" w:eastAsia="Arial" w:hAnsi="Arial"/>
+                <w:sz w:val="15"/>
+                <w:szCs w:val="15"/>
+              </w:rPr>
+              <w:t>4/6 (66,7 %)</w:t>
+            </w:r>
+          </w:p>
+        </w:tc>
+        <w:tc>
+          <w:tcPr>
+            <w:tcW w:type="dxa" w:w="1540"/>
+            <w:tcBorders>
+              <w:top w:val="single" w:color="BFBFBF" w:sz="4"/>
+              <w:left w:val="single" w:color="BFBFBF" w:sz="4"/>
+              <w:bottom w:val="single" w:color="BFBFBF" w:sz="4"/>
+              <w:right w:val="single" w:color="BFBFBF" w:sz="4"/>
+            </w:tcBorders>
+            <w:tcMar>
+              <w:top w:type="dxa" w:w="60"/>
+              <w:left w:type="dxa" w:w="100"/>
+              <w:bottom w:type="dxa" w:w="60"/>
+              <w:right w:type="dxa" w:w="100"/>
+            </w:tcMar>
+          </w:tcPr>
+          <w:p>
+            <w:pPr>
+              <w:spacing w:after="20" w:line="252"/>
+            </w:pPr>
+            <w:r>
+              <w:rPr>
+                <w:rFonts w:ascii="Arial" w:cs="Arial" w:eastAsia="Arial" w:hAnsi="Arial"/>
+                <w:sz w:val="15"/>
+                <w:szCs w:val="15"/>
+              </w:rPr>
+              <w:t>3/4 (75,0 %)</w:t>
+            </w:r>
+          </w:p>
+        </w:tc>
+        <w:tc>
+          <w:tcPr>
+            <w:tcW w:type="dxa" w:w="1540"/>
+            <w:tcBorders>
+              <w:top w:val="single" w:color="BFBFBF" w:sz="4"/>
+              <w:left w:val="single" w:color="BFBFBF" w:sz="4"/>
+              <w:bottom w:val="single" w:color="BFBFBF" w:sz="4"/>
+              <w:right w:val="single" w:color="BFBFBF" w:sz="4"/>
+            </w:tcBorders>
+            <w:tcMar>
+              <w:top w:type="dxa" w:w="60"/>
+              <w:left w:type="dxa" w:w="100"/>
+              <w:bottom w:type="dxa" w:w="60"/>
+              <w:right w:type="dxa" w:w="100"/>
+            </w:tcMar>
+          </w:tcPr>
+          <w:p>
+            <w:pPr>
+              <w:spacing w:after="20" w:line="252"/>
+            </w:pPr>
+            <w:r>
+              <w:rPr>
+                <w:rFonts w:ascii="Arial" w:cs="Arial" w:eastAsia="Arial" w:hAnsi="Arial"/>
+                <w:sz w:val="15"/>
+                <w:szCs w:val="15"/>
+              </w:rPr>
+              <w:t>1/2 (50,0 %)</w:t>
+            </w:r>
+          </w:p>
+        </w:tc>
+        <w:tc>
+          <w:tcPr>
+            <w:tcW w:type="dxa" w:w="1540"/>
+            <w:tcBorders>
+              <w:top w:val="single" w:color="BFBFBF" w:sz="4"/>
+              <w:left w:val="single" w:color="BFBFBF" w:sz="4"/>
+              <w:bottom w:val="single" w:color="BFBFBF" w:sz="4"/>
+              <w:right w:val="single" w:color="BFBFBF" w:sz="4"/>
+            </w:tcBorders>
+            <w:tcMar>
+              <w:top w:type="dxa" w:w="60"/>
+              <w:left w:type="dxa" w:w="100"/>
+              <w:bottom w:type="dxa" w:w="60"/>
+              <w:right w:type="dxa" w:w="100"/>
+            </w:tcMar>
+          </w:tcPr>
+          <w:p>
+            <w:pPr>
+              <w:spacing w:after="20" w:line="252"/>
+            </w:pPr>
+            <w:r>
+              <w:rPr>
+                <w:rFonts w:ascii="Arial" w:cs="Arial" w:eastAsia="Arial" w:hAnsi="Arial"/>
+                <w:sz w:val="15"/>
+                <w:szCs w:val="15"/>
+              </w:rPr>
+              <w:t>4/6 (66,7 %)</w:t>
+            </w:r>
+          </w:p>
+        </w:tc>
+      </w:tr>
+      <w:tr>
+        <w:trPr>
+          <w:cantSplit/>
+        </w:trPr>
+        <w:tc>
+          <w:tcPr>
+            <w:tcW w:type="dxa" w:w="3200"/>
+            <w:tcBorders>
+              <w:top w:val="single" w:color="BFBFBF" w:sz="4"/>
+              <w:left w:val="single" w:color="BFBFBF" w:sz="4"/>
+              <w:bottom w:val="single" w:color="BFBFBF" w:sz="4"/>
+              <w:right w:val="single" w:color="BFBFBF" w:sz="4"/>
+            </w:tcBorders>
+            <w:tcMar>
+              <w:top w:type="dxa" w:w="60"/>
+              <w:left w:type="dxa" w:w="100"/>
+              <w:bottom w:type="dxa" w:w="60"/>
+              <w:right w:type="dxa" w:w="100"/>
+            </w:tcMar>
+          </w:tcPr>
+          <w:p>
+            <w:pPr>
+              <w:spacing w:after="20" w:line="252"/>
+            </w:pPr>
+            <w:r>
+              <w:rPr>
+                <w:rFonts w:ascii="Arial" w:cs="Arial" w:eastAsia="Arial" w:hAnsi="Arial"/>
+                <w:sz w:val="15"/>
+                <w:szCs w:val="15"/>
+              </w:rPr>
+              <w:t>components/organismos/Boleta.jsx</w:t>
+            </w:r>
+          </w:p>
+        </w:tc>
+        <w:tc>
+          <w:tcPr>
+            <w:tcW w:type="dxa" w:w="1540"/>
+            <w:tcBorders>
+              <w:top w:val="single" w:color="BFBFBF" w:sz="4"/>
+              <w:left w:val="single" w:color="BFBFBF" w:sz="4"/>
+              <w:bottom w:val="single" w:color="BFBFBF" w:sz="4"/>
+              <w:right w:val="single" w:color="BFBFBF" w:sz="4"/>
+            </w:tcBorders>
+            <w:tcMar>
+              <w:top w:type="dxa" w:w="60"/>
+              <w:left w:type="dxa" w:w="100"/>
+              <w:bottom w:type="dxa" w:w="60"/>
+              <w:right w:type="dxa" w:w="100"/>
+            </w:tcMar>
+          </w:tcPr>
+          <w:p>
+            <w:pPr>
+              <w:spacing w:after="20" w:line="252"/>
+            </w:pPr>
+            <w:r>
+              <w:rPr>
+                <w:rFonts w:ascii="Arial" w:cs="Arial" w:eastAsia="Arial" w:hAnsi="Arial"/>
+                <w:sz w:val="15"/>
+                <w:szCs w:val="15"/>
+              </w:rPr>
+              <w:t>3/3 (100,0 %)</w:t>
+            </w:r>
+          </w:p>
+        </w:tc>
+        <w:tc>
+          <w:tcPr>
+            <w:tcW w:type="dxa" w:w="1540"/>
+            <w:tcBorders>
+              <w:top w:val="single" w:color="BFBFBF" w:sz="4"/>
+              <w:left w:val="single" w:color="BFBFBF" w:sz="4"/>
+              <w:bottom w:val="single" w:color="BFBFBF" w:sz="4"/>
+              <w:right w:val="single" w:color="BFBFBF" w:sz="4"/>
+            </w:tcBorders>
+            <w:tcMar>
+              <w:top w:type="dxa" w:w="60"/>
+              <w:left w:type="dxa" w:w="100"/>
+              <w:bottom w:type="dxa" w:w="60"/>
+              <w:right w:type="dxa" w:w="100"/>
+            </w:tcMar>
+          </w:tcPr>
+          <w:p>
+            <w:pPr>
+              <w:spacing w:after="20" w:line="252"/>
+            </w:pPr>
+            <w:r>
+              <w:rPr>
+                <w:rFonts w:ascii="Arial" w:cs="Arial" w:eastAsia="Arial" w:hAnsi="Arial"/>
+                <w:sz w:val="15"/>
+                <w:szCs w:val="15"/>
+              </w:rPr>
+              <w:t>3/4 (75,0 %)</w:t>
+            </w:r>
+          </w:p>
+        </w:tc>
+        <w:tc>
+          <w:tcPr>
+            <w:tcW w:type="dxa" w:w="1540"/>
+            <w:tcBorders>
+              <w:top w:val="single" w:color="BFBFBF" w:sz="4"/>
+              <w:left w:val="single" w:color="BFBFBF" w:sz="4"/>
+              <w:bottom w:val="single" w:color="BFBFBF" w:sz="4"/>
+              <w:right w:val="single" w:color="BFBFBF" w:sz="4"/>
+            </w:tcBorders>
+            <w:tcMar>
+              <w:top w:type="dxa" w:w="60"/>
+              <w:left w:type="dxa" w:w="100"/>
+              <w:bottom w:type="dxa" w:w="60"/>
+              <w:right w:type="dxa" w:w="100"/>
+            </w:tcMar>
+          </w:tcPr>
+          <w:p>
+            <w:pPr>
+              <w:spacing w:after="20" w:line="252"/>
+            </w:pPr>
+            <w:r>
+              <w:rPr>
+                <w:rFonts w:ascii="Arial" w:cs="Arial" w:eastAsia="Arial" w:hAnsi="Arial"/>
+                <w:sz w:val="15"/>
+                <w:szCs w:val="15"/>
+              </w:rPr>
+              <w:t>2/2 (100,0 %)</w:t>
+            </w:r>
+          </w:p>
+        </w:tc>
+        <w:tc>
+          <w:tcPr>
+            <w:tcW w:type="dxa" w:w="1540"/>
+            <w:tcBorders>
+              <w:top w:val="single" w:color="BFBFBF" w:sz="4"/>
+              <w:left w:val="single" w:color="BFBFBF" w:sz="4"/>
+              <w:bottom w:val="single" w:color="BFBFBF" w:sz="4"/>
+              <w:right w:val="single" w:color="BFBFBF" w:sz="4"/>
+            </w:tcBorders>
+            <w:tcMar>
+              <w:top w:type="dxa" w:w="60"/>
+              <w:left w:type="dxa" w:w="100"/>
+              <w:bottom w:type="dxa" w:w="60"/>
+              <w:right w:type="dxa" w:w="100"/>
+            </w:tcMar>
+          </w:tcPr>
+          <w:p>
+            <w:pPr>
+              <w:spacing w:after="20" w:line="252"/>
+            </w:pPr>
+            <w:r>
+              <w:rPr>
+                <w:rFonts w:ascii="Arial" w:cs="Arial" w:eastAsia="Arial" w:hAnsi="Arial"/>
+                <w:sz w:val="15"/>
+                <w:szCs w:val="15"/>
+              </w:rPr>
+              <w:t>3/3 (100,0 %)</w:t>
+            </w:r>
+          </w:p>
+        </w:tc>
+      </w:tr>
+      <w:tr>
+        <w:trPr>
+          <w:cantSplit/>
+        </w:trPr>
+        <w:tc>
+          <w:tcPr>
+            <w:tcW w:type="dxa" w:w="3200"/>
+            <w:tcBorders>
+              <w:top w:val="single" w:color="BFBFBF" w:sz="4"/>
+              <w:left w:val="single" w:color="BFBFBF" w:sz="4"/>
+              <w:bottom w:val="single" w:color="BFBFBF" w:sz="4"/>
+              <w:right w:val="single" w:color="BFBFBF" w:sz="4"/>
+            </w:tcBorders>
+            <w:tcMar>
+              <w:top w:type="dxa" w:w="60"/>
+              <w:left w:type="dxa" w:w="100"/>
+              <w:bottom w:type="dxa" w:w="60"/>
+              <w:right w:type="dxa" w:w="100"/>
+            </w:tcMar>
+          </w:tcPr>
+          <w:p>
+            <w:pPr>
+              <w:spacing w:after="20" w:line="252"/>
+            </w:pPr>
+            <w:r>
+              <w:rPr>
+                <w:rFonts w:ascii="Arial" w:cs="Arial" w:eastAsia="Arial" w:hAnsi="Arial"/>
+                <w:sz w:val="15"/>
+                <w:szCs w:val="15"/>
+              </w:rPr>
+              <w:t>Subtotal</w:t>
+            </w:r>
+          </w:p>
+        </w:tc>
+        <w:tc>
+          <w:tcPr>
+            <w:tcW w:type="dxa" w:w="1540"/>
+            <w:tcBorders>
+              <w:top w:val="single" w:color="BFBFBF" w:sz="4"/>
+              <w:left w:val="single" w:color="BFBFBF" w:sz="4"/>
+              <w:bottom w:val="single" w:color="BFBFBF" w:sz="4"/>
+              <w:right w:val="single" w:color="BFBFBF" w:sz="4"/>
+            </w:tcBorders>
+            <w:tcMar>
+              <w:top w:type="dxa" w:w="60"/>
+              <w:left w:type="dxa" w:w="100"/>
+              <w:bottom w:type="dxa" w:w="60"/>
+              <w:right w:type="dxa" w:w="100"/>
+            </w:tcMar>
+          </w:tcPr>
+          <w:p>
+            <w:pPr>
+              <w:spacing w:after="20" w:line="252"/>
+            </w:pPr>
+            <w:r>
+              <w:rPr>
+                <w:rFonts w:ascii="Arial" w:cs="Arial" w:eastAsia="Arial" w:hAnsi="Arial"/>
+                <w:sz w:val="15"/>
+                <w:szCs w:val="15"/>
+              </w:rPr>
+              <w:t>315/390 (80,8 %)</w:t>
+            </w:r>
+          </w:p>
+        </w:tc>
+        <w:tc>
+          <w:tcPr>
+            <w:tcW w:type="dxa" w:w="1540"/>
+            <w:tcBorders>
+              <w:top w:val="single" w:color="BFBFBF" w:sz="4"/>
+              <w:left w:val="single" w:color="BFBFBF" w:sz="4"/>
+              <w:bottom w:val="single" w:color="BFBFBF" w:sz="4"/>
+              <w:right w:val="single" w:color="BFBFBF" w:sz="4"/>
+            </w:tcBorders>
+            <w:tcMar>
+              <w:top w:type="dxa" w:w="60"/>
+              <w:left w:type="dxa" w:w="100"/>
+              <w:bottom w:type="dxa" w:w="60"/>
+              <w:right w:type="dxa" w:w="100"/>
+            </w:tcMar>
+          </w:tcPr>
+          <w:p>
+            <w:pPr>
+              <w:spacing w:after="20" w:line="252"/>
+            </w:pPr>
+            <w:r>
+              <w:rPr>
+                <w:rFonts w:ascii="Arial" w:cs="Arial" w:eastAsia="Arial" w:hAnsi="Arial"/>
+                <w:sz w:val="15"/>
+                <w:szCs w:val="15"/>
+              </w:rPr>
+              <w:t>257/355 (72,4 %)</w:t>
+            </w:r>
+          </w:p>
+        </w:tc>
+        <w:tc>
+          <w:tcPr>
+            <w:tcW w:type="dxa" w:w="1540"/>
+            <w:tcBorders>
+              <w:top w:val="single" w:color="BFBFBF" w:sz="4"/>
+              <w:left w:val="single" w:color="BFBFBF" w:sz="4"/>
+              <w:bottom w:val="single" w:color="BFBFBF" w:sz="4"/>
+              <w:right w:val="single" w:color="BFBFBF" w:sz="4"/>
+            </w:tcBorders>
+            <w:tcMar>
+              <w:top w:type="dxa" w:w="60"/>
+              <w:left w:type="dxa" w:w="100"/>
+              <w:bottom w:type="dxa" w:w="60"/>
+              <w:right w:type="dxa" w:w="100"/>
+            </w:tcMar>
+          </w:tcPr>
+          <w:p>
+            <w:pPr>
+              <w:spacing w:after="20" w:line="252"/>
+            </w:pPr>
+            <w:r>
+              <w:rPr>
+                <w:rFonts w:ascii="Arial" w:cs="Arial" w:eastAsia="Arial" w:hAnsi="Arial"/>
+                <w:sz w:val="15"/>
+                <w:szCs w:val="15"/>
+              </w:rPr>
+              <w:t>100/116 (86,2 %)</w:t>
+            </w:r>
+          </w:p>
+        </w:tc>
+        <w:tc>
+          <w:tcPr>
+            <w:tcW w:type="dxa" w:w="1540"/>
+            <w:tcBorders>
+              <w:top w:val="single" w:color="BFBFBF" w:sz="4"/>
+              <w:left w:val="single" w:color="BFBFBF" w:sz="4"/>
+              <w:bottom w:val="single" w:color="BFBFBF" w:sz="4"/>
+              <w:right w:val="single" w:color="BFBFBF" w:sz="4"/>
+            </w:tcBorders>
+            <w:tcMar>
+              <w:top w:type="dxa" w:w="60"/>
+              <w:left w:type="dxa" w:w="100"/>
+              <w:bottom w:type="dxa" w:w="60"/>
+              <w:right w:type="dxa" w:w="100"/>
+            </w:tcMar>
+          </w:tcPr>
+          <w:p>
+            <w:pPr>
+              <w:spacing w:after="20" w:line="252"/>
+            </w:pPr>
+            <w:r>
+              <w:rPr>
+                <w:rFonts w:ascii="Arial" w:cs="Arial" w:eastAsia="Arial" w:hAnsi="Arial"/>
+                <w:sz w:val="15"/>
+                <w:szCs w:val="15"/>
+              </w:rPr>
+              <w:t>276/321 (86,0 %)</w:t>
             </w:r>
           </w:p>
         </w:tc>
@@ -8161,35 +10249,7 @@
         <w:rPr>
           <w:rFonts w:ascii="Arial" w:cs="Arial" w:eastAsia="Arial" w:hAnsi="Arial"/>
         </w:rPr>
-        <w:t xml:space="preserve">La cobertura global (34,4 % de sentencias) es moderada porque el proyecto tiene </w:t>
-      </w:r>
-      <w:r>
-        <w:rPr>
-          <w:rFonts w:ascii="Arial" w:cs="Arial" w:eastAsia="Arial" w:hAnsi="Arial"/>
-          <w:b/>
-          <w:bCs/>
-        </w:rPr>
-        <w:t xml:space="preserve">10 pruebas</w:t>
-      </w:r>
-      <w:r>
-        <w:rPr>
-          <w:rFonts w:ascii="Arial" w:cs="Arial" w:eastAsia="Arial" w:hAnsi="Arial"/>
-        </w:rPr>
-        <w:t xml:space="preserve">, la cantidad pedida, y el informe mide </w:t>
-      </w:r>
-      <w:r>
-        <w:rPr>
-          <w:rFonts w:ascii="Arial" w:cs="Arial" w:eastAsia="Arial" w:hAnsi="Arial"/>
-          <w:b/>
-          <w:bCs/>
-        </w:rPr>
-        <w:t xml:space="preserve">todo</w:t>
-      </w:r>
-      <w:r>
-        <w:rPr>
-          <w:rFonts w:ascii="Arial" w:cs="Arial" w:eastAsia="Arial" w:hAnsi="Arial"/>
-        </w:rPr>
-        <w:t xml:space="preserve"> el código fuente, incluso lo que no se prueba.</w:t>
+        <w:t>Cómo leer las cifras (material 2.3.4): sentencias y líneas indican qué parte del código se ejecutó; ramas indica cuántos caminos de los if, ternarios y &amp;&amp; se recorrieron; funciones, cuántas funciones se llamaron al menos una vez. La cobertura global es de 68,9 % de sentencias, 58,8 % de ramas, 69,4 % de funciones y 72,9 % de líneas, con solo 15 pruebas.</w:t>
       </w:r>
     </w:p>
     <w:p>
@@ -8205,7 +10265,7 @@
         <w:rPr>
           <w:rFonts w:ascii="Arial" w:cs="Arial" w:eastAsia="Arial" w:hAnsi="Arial"/>
         </w:rPr>
-        <w:t xml:space="preserve">La prueba 9 dibuja la aplicación completa con rutas y contextos, por eso también ejecuta parte de la navegación, el checkout y los servicios; eso explica una cobertura global mayor a la que darían solo pruebas de funciones aisladas.</w:t>
+        <w:t>Las pruebas 8, 12 y 13 dibujan la aplicación completa con rutas y contextos. Por eso ejecutan también la navegación, las plantillas y los servicios, y explican que carpetas como components/utilidades y data superen el 90 %.</w:t>
       </w:r>
     </w:p>
     <w:p>
@@ -8221,7 +10281,7 @@
         <w:rPr>
           <w:rFonts w:ascii="Arial" w:cs="Arial" w:eastAsia="Arial" w:hAnsi="Arial"/>
         </w:rPr>
-        <w:t xml:space="preserve">En los archivos objetivo la cobertura sube a 55,6 % de sentencias. Lo que queda sin ejecutar en ellos son ramas alternativas (por ejemplo, el caso válido de cada validación o el pago aprobado).</w:t>
+        <w:t>En los 18 archivos objetivo la cobertura sube a 80,8 % de sentencias y 86,0 % de líneas. Lo que queda sin ejecutar son ramas alternativas: por ejemplo, el envío del formulario de contacto (la prueba 4 solo verifica el estado al escribir) o la lista vacía en ListaProductos.</w:t>
       </w:r>
     </w:p>
     <w:p>
@@ -8237,37 +10297,7 @@
         <w:rPr>
           <w:rFonts w:ascii="Arial" w:cs="Arial" w:eastAsia="Arial" w:hAnsi="Arial"/>
         </w:rPr>
-        <w:t xml:space="preserve">Carpetas casi sin cubrir (menos de 20 % de sentencias): </w:t>
-      </w:r>
-      <w:r>
-        <w:rPr>
-          <w:rFonts w:ascii="Consolas" w:cs="Consolas" w:eastAsia="Consolas" w:hAnsi="Consolas"/>
-          <w:sz w:val="20"/>
-          <w:szCs w:val="20"/>
-          <w:shd w:fill="EFEFEF" w:val="clear"/>
-        </w:rPr>
-        <w:t xml:space="preserve">components/admin</w:t>
-      </w:r>
-      <w:r>
-        <w:rPr>
-          <w:rFonts w:ascii="Arial" w:cs="Arial" w:eastAsia="Arial" w:hAnsi="Arial"/>
-        </w:rPr>
-        <w:t xml:space="preserve">, </w:t>
-      </w:r>
-      <w:r>
-        <w:rPr>
-          <w:rFonts w:ascii="Consolas" w:cs="Consolas" w:eastAsia="Consolas" w:hAnsi="Consolas"/>
-          <w:sz w:val="20"/>
-          <w:szCs w:val="20"/>
-          <w:shd w:fill="EFEFEF" w:val="clear"/>
-        </w:rPr>
-        <w:t xml:space="preserve">pages/admin</w:t>
-      </w:r>
-      <w:r>
-        <w:rPr>
-          <w:rFonts w:ascii="Arial" w:cs="Arial" w:eastAsia="Arial" w:hAnsi="Arial"/>
-        </w:rPr>
-        <w:t xml:space="preserve">. Corresponden sobre todo al panel de administración y a pantallas informativas, que quedaron fuera del alcance de estas 10 pruebas.</w:t>
+        <w:t>Las ramas más bajas están en services (37,1 %) y context (21,4 %): son caminos de error poco frecuentes (cupos agotados al pagar, almacenamiento bloqueado, ediciones desde el panel). Las vistas del panel sí se dibujan (prueba 13), pero sus formularios de edición no se envían en las pruebas.</w:t>
       </w:r>
     </w:p>
     <w:p>
@@ -8295,7 +10325,7 @@
         <w:rPr>
           <w:rFonts w:ascii="Arial" w:cs="Arial" w:eastAsia="Arial" w:hAnsi="Arial"/>
         </w:rPr>
-        <w:t xml:space="preserve">Las 10 pruebas pasan sin errores y cubren los tipos exigidos: lógica, reglas de negocio, componentes con props y estado, eventos, rutas protegidas y mocks.</w:t>
+        <w:t>Las 15 pruebas pasan sin errores. Las 10 de defensa cubren cada tipo de la propuesta del Anexo 1 (renderizado, renderizado condicional, props, estado y eventos), además de un hook personalizado, mocks con createSpyObj y spyOn, lógica de validación y rutas protegidas.</w:t>
       </w:r>
     </w:p>
     <w:p>
@@ -8311,7 +10341,7 @@
         <w:rPr>
           <w:rFonts w:ascii="Arial" w:cs="Arial" w:eastAsia="Arial" w:hAnsi="Arial"/>
         </w:rPr>
-        <w:t xml:space="preserve">Las reglas críticas del negocio (RUN, máximo por diseño, stock crítico, agenda y pago rechazado) están verificadas.</w:t>
+        <w:t>Las reglas críticas del negocio están verificadas: RUN, pago rechazado y aprobado, descuento de cupos, hora ocupada solo al pagar y control de acceso por rol. También se comprobó que React escapa el texto (XSS) y que el Error Boundary evita la pantalla en blanco.</w:t>
       </w:r>
     </w:p>
     <w:p>
@@ -8329,13 +10359,13 @@
           <w:b/>
           <w:bCs/>
         </w:rPr>
-        <w:t xml:space="preserve">Mejoras:</w:t>
+        <w:t>Mejoras:</w:t>
       </w:r>
       <w:r>
         <w:rPr>
           <w:rFonts w:ascii="Arial" w:cs="Arial" w:eastAsia="Arial" w:hAnsi="Arial"/>
         </w:rPr>
-        <w:t xml:space="preserve"> agregar el caso válido de cada regla, pruebas del panel de administración y del pago aprobado, y fijar un umbral mínimo de cobertura en Karma para que el proceso avise si baja.</w:t>
+        <w:t xml:space="preserve"> enviar los formularios del panel (crear y editar productos, categorías y usuarios), probar los caminos de error de los servicios y fijar un umbral mínimo de cobertura en karma.conf.js (coverageReporter.check) para que el proceso avise si baja.</w:t>
       </w:r>
     </w:p>
     <w:sectPr>

--- a/docs/Cobertura_Testing_ForeverInk.docx
+++ b/docs/Cobertura_Testing_ForeverInk.docx
@@ -161,7 +161,7 @@
         <w:rPr>
           <w:rFonts w:ascii="Arial" w:cs="Arial" w:eastAsia="Arial" w:hAnsi="Arial"/>
         </w:rPr>
-        <w:t>El proyecto tiene 15 pruebas: 10 de defensa (test/defensa.spec.jsx), que siguen la propuesta de pruebas del Anexo 1 (renderizado correcto, renderizado condicional, props, estado y eventos) y los conceptos de las guías 2.3.2 y 2.3.5 (hook personalizado, mocks y rutas protegidas), y 5 complementarias (test/complementarias.spec.jsx) que verifican el CRUD del archivo de datos, el flujo de compra aprobada, todas las vistas, la protección contra XSS y el manejo de errores.</w:t>
+        <w:t>El proyecto tiene 15 pruebas: 10 de defensa (test/defensa.spec.jsx), que siguen la propuesta de pruebas del Anexo 1 (renderizado correcto, renderizado condicional, props, estado y eventos) y los conceptos de las guías 2.3.2 y 2.3.5 y de la clase React IV (hook personalizado, mocks y rutas con MemoryRouter), y 5 complementarias (test/complementarias.spec.jsx) que verifican el CRUD del archivo de datos, el flujo de compra aprobada, todas las vistas, la protección contra XSS y el manejo de errores.</w:t>
       </w:r>
     </w:p>
     <w:p>
@@ -454,7 +454,7 @@
                 <w:sz w:val="19"/>
                 <w:szCs w:val="19"/>
               </w:rPr>
-              <w:t>80,8 % de sentencias en los 18 archivos que las pruebas tienen como objetivo (sección 4.2)</w:t>
+              <w:t>80,6 % de sentencias en los 18 archivos que las pruebas tienen como objetivo (sección 4.2)</w:t>
             </w:r>
           </w:p>
         </w:tc>
@@ -519,7 +519,7 @@
                 <w:sz w:val="19"/>
                 <w:szCs w:val="19"/>
               </w:rPr>
-              <w:t>68,9 % (794 de 1152) sobre todo src/</w:t>
+              <w:t>67,6 % (737 de 1091) sobre todo src/</w:t>
             </w:r>
           </w:p>
         </w:tc>
@@ -584,7 +584,7 @@
                 <w:sz w:val="19"/>
                 <w:szCs w:val="19"/>
               </w:rPr>
-              <w:t>58,8 %</w:t>
+              <w:t>59,1 %</w:t>
             </w:r>
           </w:p>
         </w:tc>
@@ -649,7 +649,7 @@
                 <w:sz w:val="19"/>
                 <w:szCs w:val="19"/>
               </w:rPr>
-              <w:t>69,4 %</w:t>
+              <w:t>69,0 %</w:t>
             </w:r>
           </w:p>
         </w:tc>
@@ -714,7 +714,7 @@
                 <w:sz w:val="19"/>
                 <w:szCs w:val="19"/>
               </w:rPr>
-              <w:t>72,9 %</w:t>
+              <w:t>71,3 %</w:t>
             </w:r>
           </w:p>
         </w:tc>
@@ -945,7 +945,7 @@
                 <w:sz w:val="19"/>
                 <w:szCs w:val="19"/>
               </w:rPr>
-              <w:t>Marco de pruebas: describe, it, expect, beforeEach, spyOn, jasmine.createSpy y jasmine.createSpyObj.</w:t>
+              <w:t>Marco de pruebas: describe, it, expect, beforeEach, afterEach, jasmine.createSpy y jasmine.createSpyObj. Comprobaciones con toBe, toBeTruthy, toContain y not (como en React IV).</w:t>
             </w:r>
           </w:p>
         </w:tc>
@@ -1179,7 +1179,7 @@
                 <w:sz w:val="19"/>
                 <w:szCs w:val="19"/>
               </w:rPr>
-              <w:t>@testing-library/react y jasmine-dom</w:t>
+              <w:t>@testing-library/react</w:t>
             </w:r>
           </w:p>
         </w:tc>
@@ -1209,72 +1209,7 @@
                 <w:sz w:val="19"/>
                 <w:szCs w:val="19"/>
               </w:rPr>
-              <w:t>Dibuja componentes (render), prueba hooks (renderHook y act), simula eventos (fireEvent) y agrega matchers como toBeInTheDocument, toHaveValue y toHaveAttribute, iguales a los de la guía 2.3.2.</w:t>
-            </w:r>
-          </w:p>
-        </w:tc>
-      </w:tr>
-      <w:tr>
-        <w:trPr>
-          <w:cantSplit/>
-        </w:trPr>
-        <w:tc>
-          <w:tcPr>
-            <w:tcW w:type="dxa" w:w="2600"/>
-            <w:tcBorders>
-              <w:top w:val="single" w:color="BFBFBF" w:sz="4"/>
-              <w:left w:val="single" w:color="BFBFBF" w:sz="4"/>
-              <w:bottom w:val="single" w:color="BFBFBF" w:sz="4"/>
-              <w:right w:val="single" w:color="BFBFBF" w:sz="4"/>
-            </w:tcBorders>
-            <w:tcMar>
-              <w:top w:type="dxa" w:w="60"/>
-              <w:left w:type="dxa" w:w="100"/>
-              <w:bottom w:type="dxa" w:w="60"/>
-              <w:right w:type="dxa" w:w="100"/>
-            </w:tcMar>
-          </w:tcPr>
-          <w:p>
-            <w:pPr>
-              <w:spacing w:after="20" w:line="252"/>
-            </w:pPr>
-            <w:r>
-              <w:rPr>
-                <w:rFonts w:ascii="Arial" w:cs="Arial" w:eastAsia="Arial" w:hAnsi="Arial"/>
-                <w:sz w:val="19"/>
-                <w:szCs w:val="19"/>
-              </w:rPr>
-              <w:t>babel-plugin-transform-vite-meta-glob</w:t>
-            </w:r>
-          </w:p>
-        </w:tc>
-        <w:tc>
-          <w:tcPr>
-            <w:tcW w:type="dxa" w:w="6760"/>
-            <w:tcBorders>
-              <w:top w:val="single" w:color="BFBFBF" w:sz="4"/>
-              <w:left w:val="single" w:color="BFBFBF" w:sz="4"/>
-              <w:bottom w:val="single" w:color="BFBFBF" w:sz="4"/>
-              <w:right w:val="single" w:color="BFBFBF" w:sz="4"/>
-            </w:tcBorders>
-            <w:tcMar>
-              <w:top w:type="dxa" w:w="60"/>
-              <w:left w:type="dxa" w:w="100"/>
-              <w:bottom w:type="dxa" w:w="60"/>
-              <w:right w:type="dxa" w:w="100"/>
-            </w:tcMar>
-          </w:tcPr>
-          <w:p>
-            <w:pPr>
-              <w:spacing w:after="20" w:line="252"/>
-            </w:pPr>
-            <w:r>
-              <w:rPr>
-                <w:rFonts w:ascii="Arial" w:cs="Arial" w:eastAsia="Arial" w:hAnsi="Arial"/>
-                <w:sz w:val="19"/>
-                <w:szCs w:val="19"/>
-              </w:rPr>
-              <w:t>Traduce import.meta.glob (usado en src/assets/images.js) para que webpack pueda compilar las imágenes en las pruebas.</w:t>
+              <w:t>Dibuja componentes (render), prueba hooks (renderHook y act), simula eventos (fireEvent), espera cambios asíncronos (waitFor) y, junto a MemoryRouter, simula rutas sin navegador (React IV).</w:t>
             </w:r>
           </w:p>
         </w:tc>
@@ -1339,7 +1274,7 @@
         <w:rPr>
           <w:rFonts w:ascii="Arial" w:cs="Arial" w:eastAsia="Arial" w:hAnsi="Arial"/>
         </w:rPr>
-        <w:t xml:space="preserve">: agrega los matchers de jasmine-dom, carga las pruebas y </w:t>
+        <w:t xml:space="preserve">: carga las pruebas y </w:t>
       </w:r>
       <w:r>
         <w:rPr>
@@ -1402,7 +1337,7 @@
           <w:szCs w:val="20"/>
           <w:shd w:fill="EFEFEF" w:val="clear"/>
         </w:rPr>
-        <w:t>renderConContextos</w:t>
+        <w:t>renderConRouter</w:t>
       </w:r>
       <w:r>
         <w:rPr>
@@ -1423,7 +1358,7 @@
         <w:rPr>
           <w:rFonts w:ascii="Arial" w:cs="Arial" w:eastAsia="Arial" w:hAnsi="Arial"/>
         </w:rPr>
-        <w:t xml:space="preserve"> (dibujan con MemoryRouter y los contextos), </w:t>
+        <w:t xml:space="preserve"> (dibujan dentro de MemoryRouter, como en React IV), </w:t>
       </w:r>
       <w:r>
         <w:rPr>
@@ -1540,23 +1475,7 @@
           <w:sz w:val="18"/>
           <w:szCs w:val="18"/>
         </w:rPr>
-        <w:t>npm test                # corre las 15 pruebas y genera coverage/</w:t>
-      </w:r>
-    </w:p>
-    <w:p>
-      <w:pPr>
-        <w:keepLines/>
-        <w:shd w:fill="F4F4F4" w:val="clear"/>
-        <w:spacing w:after="0" w:line="252"/>
-        <w:ind w:left="120" w:right="120"/>
-      </w:pPr>
-      <w:r>
-        <w:rPr>
-          <w:rFonts w:ascii="Consolas" w:cs="Consolas" w:eastAsia="Consolas" w:hAnsi="Consolas"/>
-          <w:sz w:val="18"/>
-          <w:szCs w:val="18"/>
-        </w:rPr>
-        <w:t>npm run test:defensa    # solo las 10 de defensa, con su nombre</w:t>
+        <w:t>npm test        # corre las 15 pruebas y genera coverage/</w:t>
       </w:r>
     </w:p>
     <w:p>
@@ -1696,7 +1615,7 @@
         <w:rPr>
           <w:rFonts w:ascii="Arial" w:cs="Arial" w:eastAsia="Arial" w:hAnsi="Arial"/>
         </w:rPr>
-        <w:t xml:space="preserve"> la pasarela de pago se reemplaza con </w:t>
+        <w:t xml:space="preserve"> como en el ejemplo de mocking de la guía 2.3.5, la pasarela de pago se reemplaza por </w:t>
       </w:r>
       <w:r>
         <w:rPr>
@@ -1705,13 +1624,28 @@
           <w:szCs w:val="20"/>
           <w:shd w:fill="EFEFEF" w:val="clear"/>
         </w:rPr>
-        <w:t>spyOn(pagosService, "procesar")</w:t>
+        <w:t>jasmine.createSpy("procesar").and.returnValue(...)</w:t>
       </w:r>
       <w:r>
         <w:rPr>
           <w:rFonts w:ascii="Arial" w:cs="Arial" w:eastAsia="Arial" w:hAnsi="Arial"/>
         </w:rPr>
-        <w:t xml:space="preserve"> para simular un pago rechazado (prueba 8) o aprobado (prueba 12) sin esperas ni servicios externos; el servicio de sesión se simula con </w:t>
+        <w:t xml:space="preserve"> para simular un pago rechazado (prueba 8) o aprobado (prueba 12), y en </w:t>
+      </w:r>
+      <w:r>
+        <w:rPr>
+          <w:rFonts w:ascii="Consolas" w:cs="Consolas" w:eastAsia="Consolas" w:hAnsi="Consolas"/>
+          <w:sz w:val="20"/>
+          <w:szCs w:val="20"/>
+          <w:shd w:fill="EFEFEF" w:val="clear"/>
+        </w:rPr>
+        <w:t>afterEach</w:t>
+      </w:r>
+      <w:r>
+        <w:rPr>
+          <w:rFonts w:ascii="Arial" w:cs="Arial" w:eastAsia="Arial" w:hAnsi="Arial"/>
+        </w:rPr>
+        <w:t xml:space="preserve"> se devuelve la función real. El servicio de sesión se simula con </w:t>
       </w:r>
       <w:r>
         <w:rPr>
@@ -1726,7 +1660,7 @@
         <w:rPr>
           <w:rFonts w:ascii="Arial" w:cs="Arial" w:eastAsia="Arial" w:hAnsi="Arial"/>
         </w:rPr>
-        <w:t xml:space="preserve"> (prueba 7), como en la guía 2.3.2.</w:t>
+        <w:t xml:space="preserve"> (prueba 7, guía 2.3.2).</w:t>
       </w:r>
     </w:p>
     <w:p>
@@ -3211,7 +3145,7 @@
                 <w:sz w:val="16"/>
                 <w:szCs w:val="16"/>
               </w:rPr>
-              <w:t>Mock (spyOn) + integración</w:t>
+              <w:t>Mock (createSpy) + integración</w:t>
             </w:r>
           </w:p>
         </w:tc>
@@ -3523,7 +3457,7 @@
                 <w:sz w:val="16"/>
                 <w:szCs w:val="16"/>
               </w:rPr>
-              <w:t>Contexto + rutas</w:t>
+              <w:t>Rutas (MemoryRouter)</w:t>
             </w:r>
           </w:p>
         </w:tc>
@@ -4655,7 +4589,7 @@
                 <w:sz w:val="16"/>
                 <w:szCs w:val="16"/>
               </w:rPr>
-              <w:t>25/25 (100,0 %)</w:t>
+              <w:t>42/69 (60,9 %)</w:t>
             </w:r>
           </w:p>
         </w:tc>
@@ -4685,7 +4619,7 @@
                 <w:sz w:val="16"/>
                 <w:szCs w:val="16"/>
               </w:rPr>
-              <w:t>0/0 (100,0 %)</w:t>
+              <w:t>0/6 (0,0 %)</w:t>
             </w:r>
           </w:p>
         </w:tc>
@@ -4715,7 +4649,7 @@
                 <w:sz w:val="16"/>
                 <w:szCs w:val="16"/>
               </w:rPr>
-              <w:t>12/12 (100,0 %)</w:t>
+              <w:t>17/30 (56,7 %)</w:t>
             </w:r>
           </w:p>
         </w:tc>
@@ -4745,7 +4679,7 @@
                 <w:sz w:val="16"/>
                 <w:szCs w:val="16"/>
               </w:rPr>
-              <w:t>14/14 (100,0 %)</w:t>
+              <w:t>28/49 (57,1 %)</w:t>
             </w:r>
           </w:p>
         </w:tc>
@@ -4810,7 +4744,7 @@
                 <w:sz w:val="16"/>
                 <w:szCs w:val="16"/>
               </w:rPr>
-              <w:t>5/5 (100,0 %)</w:t>
+              <w:t>1/1 (100,0 %)</w:t>
             </w:r>
           </w:p>
         </w:tc>
@@ -4900,7 +4834,7 @@
                 <w:sz w:val="16"/>
                 <w:szCs w:val="16"/>
               </w:rPr>
-              <w:t>5/5 (100,0 %)</w:t>
+              <w:t>1/1 (100,0 %)</w:t>
             </w:r>
           </w:p>
         </w:tc>
@@ -5120,7 +5054,7 @@
                 <w:sz w:val="16"/>
                 <w:szCs w:val="16"/>
               </w:rPr>
-              <w:t>33/41 (80,5 %)</w:t>
+              <w:t>32/40 (80,0 %)</w:t>
             </w:r>
           </w:p>
         </w:tc>
@@ -5210,7 +5144,7 @@
                 <w:sz w:val="16"/>
                 <w:szCs w:val="16"/>
               </w:rPr>
-              <w:t>32/37 (86,5 %)</w:t>
+              <w:t>31/36 (86,1 %)</w:t>
             </w:r>
           </w:p>
         </w:tc>
@@ -5275,7 +5209,7 @@
                 <w:sz w:val="16"/>
                 <w:szCs w:val="16"/>
               </w:rPr>
-              <w:t>91/139 (65,5 %)</w:t>
+              <w:t>89/139 (64,0 %)</w:t>
             </w:r>
           </w:p>
         </w:tc>
@@ -5305,7 +5239,7 @@
                 <w:sz w:val="16"/>
                 <w:szCs w:val="16"/>
               </w:rPr>
-              <w:t>93/138 (67,4 %)</w:t>
+              <w:t>93/140 (66,4 %)</w:t>
             </w:r>
           </w:p>
         </w:tc>
@@ -5335,7 +5269,7 @@
                 <w:sz w:val="16"/>
                 <w:szCs w:val="16"/>
               </w:rPr>
-              <w:t>40/62 (64,5 %)</w:t>
+              <w:t>40/64 (62,5 %)</w:t>
             </w:r>
           </w:p>
         </w:tc>
@@ -5365,7 +5299,7 @@
                 <w:sz w:val="16"/>
                 <w:szCs w:val="16"/>
               </w:rPr>
-              <w:t>83/124 (66,9 %)</w:t>
+              <w:t>81/124 (65,3 %)</w:t>
             </w:r>
           </w:p>
         </w:tc>
@@ -5430,7 +5364,7 @@
                 <w:sz w:val="16"/>
                 <w:szCs w:val="16"/>
               </w:rPr>
-              <w:t>6/8 (75,0 %)</w:t>
+              <w:t>5/7 (71,4 %)</w:t>
             </w:r>
           </w:p>
         </w:tc>
@@ -5520,7 +5454,7 @@
                 <w:sz w:val="16"/>
                 <w:szCs w:val="16"/>
               </w:rPr>
-              <w:t>6/8 (75,0 %)</w:t>
+              <w:t>5/7 (71,4 %)</w:t>
             </w:r>
           </w:p>
         </w:tc>
@@ -5585,7 +5519,7 @@
                 <w:sz w:val="16"/>
                 <w:szCs w:val="16"/>
               </w:rPr>
-              <w:t>18/18 (100,0 %)</w:t>
+              <w:t>17/17 (100,0 %)</w:t>
             </w:r>
           </w:p>
         </w:tc>
@@ -5675,7 +5609,7 @@
                 <w:sz w:val="16"/>
                 <w:szCs w:val="16"/>
               </w:rPr>
-              <w:t>18/18 (100,0 %)</w:t>
+              <w:t>17/17 (100,0 %)</w:t>
             </w:r>
           </w:p>
         </w:tc>
@@ -5865,7 +5799,7 @@
                 <w:sz w:val="16"/>
                 <w:szCs w:val="16"/>
               </w:rPr>
-              <w:t>context</w:t>
+              <w:t>data</w:t>
             </w:r>
           </w:p>
         </w:tc>
@@ -5895,7 +5829,7 @@
                 <w:sz w:val="16"/>
                 <w:szCs w:val="16"/>
               </w:rPr>
-              <w:t>37/65 (56,9 %)</w:t>
+              <w:t>69/76 (90,8 %)</w:t>
             </w:r>
           </w:p>
         </w:tc>
@@ -5925,7 +5859,7 @@
                 <w:sz w:val="16"/>
                 <w:szCs w:val="16"/>
               </w:rPr>
-              <w:t>3/14 (21,4 %)</w:t>
+              <w:t>19/27 (70,4 %)</w:t>
             </w:r>
           </w:p>
         </w:tc>
@@ -5955,7 +5889,7 @@
                 <w:sz w:val="16"/>
                 <w:szCs w:val="16"/>
               </w:rPr>
-              <w:t>13/29 (44,8 %)</w:t>
+              <w:t>26/27 (96,3 %)</w:t>
             </w:r>
           </w:p>
         </w:tc>
@@ -5985,7 +5919,7 @@
                 <w:sz w:val="16"/>
                 <w:szCs w:val="16"/>
               </w:rPr>
-              <w:t>33/52 (63,5 %)</w:t>
+              <w:t>56/62 (90,3 %)</w:t>
             </w:r>
           </w:p>
         </w:tc>
@@ -6020,7 +5954,7 @@
                 <w:sz w:val="16"/>
                 <w:szCs w:val="16"/>
               </w:rPr>
-              <w:t>data</w:t>
+              <w:t>hooks</w:t>
             </w:r>
           </w:p>
         </w:tc>
@@ -6050,7 +5984,7 @@
                 <w:sz w:val="16"/>
                 <w:szCs w:val="16"/>
               </w:rPr>
-              <w:t>69/76 (90,8 %)</w:t>
+              <w:t>22/28 (78,6 %)</w:t>
             </w:r>
           </w:p>
         </w:tc>
@@ -6080,7 +6014,7 @@
                 <w:sz w:val="16"/>
                 <w:szCs w:val="16"/>
               </w:rPr>
-              <w:t>19/27 (70,4 %)</w:t>
+              <w:t>5/7 (71,4 %)</w:t>
             </w:r>
           </w:p>
         </w:tc>
@@ -6110,7 +6044,7 @@
                 <w:sz w:val="16"/>
                 <w:szCs w:val="16"/>
               </w:rPr>
-              <w:t>26/27 (96,3 %)</w:t>
+              <w:t>7/10 (70,0 %)</w:t>
             </w:r>
           </w:p>
         </w:tc>
@@ -6140,7 +6074,7 @@
                 <w:sz w:val="16"/>
                 <w:szCs w:val="16"/>
               </w:rPr>
-              <w:t>56/62 (90,3 %)</w:t>
+              <w:t>19/24 (79,2 %)</w:t>
             </w:r>
           </w:p>
         </w:tc>
@@ -6175,7 +6109,7 @@
                 <w:sz w:val="16"/>
                 <w:szCs w:val="16"/>
               </w:rPr>
-              <w:t>hooks</w:t>
+              <w:t>pages/admin</w:t>
             </w:r>
           </w:p>
         </w:tc>
@@ -6205,7 +6139,7 @@
                 <w:sz w:val="16"/>
                 <w:szCs w:val="16"/>
               </w:rPr>
-              <w:t>25/36 (69,4 %)</w:t>
+              <w:t>74/138 (53,6 %)</w:t>
             </w:r>
           </w:p>
         </w:tc>
@@ -6235,7 +6169,7 @@
                 <w:sz w:val="16"/>
                 <w:szCs w:val="16"/>
               </w:rPr>
-              <w:t>5/10 (50,0 %)</w:t>
+              <w:t>58/114 (50,9 %)</w:t>
             </w:r>
           </w:p>
         </w:tc>
@@ -6265,7 +6199,7 @@
                 <w:sz w:val="16"/>
                 <w:szCs w:val="16"/>
               </w:rPr>
-              <w:t>8/12 (66,7 %)</w:t>
+              <w:t>25/48 (52,1 %)</w:t>
             </w:r>
           </w:p>
         </w:tc>
@@ -6295,7 +6229,7 @@
                 <w:sz w:val="16"/>
                 <w:szCs w:val="16"/>
               </w:rPr>
-              <w:t>22/31 (71,0 %)</w:t>
+              <w:t>71/125 (56,8 %)</w:t>
             </w:r>
           </w:p>
         </w:tc>
@@ -6330,7 +6264,7 @@
                 <w:sz w:val="16"/>
                 <w:szCs w:val="16"/>
               </w:rPr>
-              <w:t>pages/admin</w:t>
+              <w:t>pages/tienda</w:t>
             </w:r>
           </w:p>
         </w:tc>
@@ -6360,7 +6294,7 @@
                 <w:sz w:val="16"/>
                 <w:szCs w:val="16"/>
               </w:rPr>
-              <w:t>84/148 (56,8 %)</w:t>
+              <w:t>105/154 (68,2 %)</w:t>
             </w:r>
           </w:p>
         </w:tc>
@@ -6390,7 +6324,7 @@
                 <w:sz w:val="16"/>
                 <w:szCs w:val="16"/>
               </w:rPr>
-              <w:t>58/114 (50,9 %)</w:t>
+              <w:t>45/78 (57,7 %)</w:t>
             </w:r>
           </w:p>
         </w:tc>
@@ -6420,7 +6354,7 @@
                 <w:sz w:val="16"/>
                 <w:szCs w:val="16"/>
               </w:rPr>
-              <w:t>25/48 (52,1 %)</w:t>
+              <w:t>33/50 (66,0 %)</w:t>
             </w:r>
           </w:p>
         </w:tc>
@@ -6450,7 +6384,7 @@
                 <w:sz w:val="16"/>
                 <w:szCs w:val="16"/>
               </w:rPr>
-              <w:t>81/135 (60,0 %)</w:t>
+              <w:t>103/145 (71,0 %)</w:t>
             </w:r>
           </w:p>
         </w:tc>
@@ -6485,7 +6419,7 @@
                 <w:sz w:val="16"/>
                 <w:szCs w:val="16"/>
               </w:rPr>
-              <w:t>pages/tienda</w:t>
+              <w:t>services</w:t>
             </w:r>
           </w:p>
         </w:tc>
@@ -6515,7 +6449,7 @@
                 <w:sz w:val="16"/>
                 <w:szCs w:val="16"/>
               </w:rPr>
-              <w:t>120/169 (71,0 %)</w:t>
+              <w:t>146/250 (58,4 %)</w:t>
             </w:r>
           </w:p>
         </w:tc>
@@ -6545,7 +6479,7 @@
                 <w:sz w:val="16"/>
                 <w:szCs w:val="16"/>
               </w:rPr>
-              <w:t>45/78 (57,7 %)</w:t>
+              <w:t>66/178 (37,1 %)</w:t>
             </w:r>
           </w:p>
         </w:tc>
@@ -6575,7 +6509,7 @@
                 <w:sz w:val="16"/>
                 <w:szCs w:val="16"/>
               </w:rPr>
-              <w:t>34/51 (66,7 %)</w:t>
+              <w:t>77/116 (66,4 %)</w:t>
             </w:r>
           </w:p>
         </w:tc>
@@ -6605,7 +6539,7 @@
                 <w:sz w:val="16"/>
                 <w:szCs w:val="16"/>
               </w:rPr>
-              <w:t>117/159 (73,6 %)</w:t>
+              <w:t>128/202 (63,4 %)</w:t>
             </w:r>
           </w:p>
         </w:tc>
@@ -6640,7 +6574,7 @@
                 <w:sz w:val="16"/>
                 <w:szCs w:val="16"/>
               </w:rPr>
-              <w:t>services</w:t>
+              <w:t>utils</w:t>
             </w:r>
           </w:p>
         </w:tc>
@@ -6670,7 +6604,7 @@
                 <w:sz w:val="16"/>
                 <w:szCs w:val="16"/>
               </w:rPr>
-              <w:t>146/250 (58,4 %)</w:t>
+              <w:t>124/161 (77,0 %)</w:t>
             </w:r>
           </w:p>
         </w:tc>
@@ -6700,7 +6634,7 @@
                 <w:sz w:val="16"/>
                 <w:szCs w:val="16"/>
               </w:rPr>
-              <w:t>66/178 (37,1 %)</w:t>
+              <w:t>124/187 (66,3 %)</w:t>
             </w:r>
           </w:p>
         </w:tc>
@@ -6730,7 +6664,7 @@
                 <w:sz w:val="16"/>
                 <w:szCs w:val="16"/>
               </w:rPr>
-              <w:t>77/116 (66,4 %)</w:t>
+              <w:t>25/28 (89,3 %)</w:t>
             </w:r>
           </w:p>
         </w:tc>
@@ -6760,7 +6694,7 @@
                 <w:sz w:val="16"/>
                 <w:szCs w:val="16"/>
               </w:rPr>
-              <w:t>128/202 (63,4 %)</w:t>
+              <w:t>110/124 (88,7 %)</w:t>
             </w:r>
           </w:p>
         </w:tc>
@@ -6795,7 +6729,7 @@
                 <w:sz w:val="16"/>
                 <w:szCs w:val="16"/>
               </w:rPr>
-              <w:t>utils</w:t>
+              <w:t>TOTAL</w:t>
             </w:r>
           </w:p>
         </w:tc>
@@ -6825,7 +6759,7 @@
                 <w:sz w:val="16"/>
                 <w:szCs w:val="16"/>
               </w:rPr>
-              <w:t>124/161 (77,0 %)</w:t>
+              <w:t>737/1091 (67,6 %)</w:t>
             </w:r>
           </w:p>
         </w:tc>
@@ -6855,7 +6789,7 @@
                 <w:sz w:val="16"/>
                 <w:szCs w:val="16"/>
               </w:rPr>
-              <w:t>124/187 (66,3 %)</w:t>
+              <w:t>496/839 (59,1 %)</w:t>
             </w:r>
           </w:p>
         </w:tc>
@@ -6885,7 +6819,7 @@
                 <w:sz w:val="16"/>
                 <w:szCs w:val="16"/>
               </w:rPr>
-              <w:t>25/28 (89,3 %)</w:t>
+              <w:t>280/406 (69,0 %)</w:t>
             </w:r>
           </w:p>
         </w:tc>
@@ -6915,162 +6849,7 @@
                 <w:sz w:val="16"/>
                 <w:szCs w:val="16"/>
               </w:rPr>
-              <w:t>110/124 (88,7 %)</w:t>
-            </w:r>
-          </w:p>
-        </w:tc>
-      </w:tr>
-      <w:tr>
-        <w:trPr>
-          <w:cantSplit/>
-        </w:trPr>
-        <w:tc>
-          <w:tcPr>
-            <w:tcW w:type="dxa" w:w="2300"/>
-            <w:tcBorders>
-              <w:top w:val="single" w:color="BFBFBF" w:sz="4"/>
-              <w:left w:val="single" w:color="BFBFBF" w:sz="4"/>
-              <w:bottom w:val="single" w:color="BFBFBF" w:sz="4"/>
-              <w:right w:val="single" w:color="BFBFBF" w:sz="4"/>
-            </w:tcBorders>
-            <w:tcMar>
-              <w:top w:type="dxa" w:w="60"/>
-              <w:left w:type="dxa" w:w="100"/>
-              <w:bottom w:type="dxa" w:w="60"/>
-              <w:right w:type="dxa" w:w="100"/>
-            </w:tcMar>
-          </w:tcPr>
-          <w:p>
-            <w:pPr>
-              <w:spacing w:after="20" w:line="252"/>
-            </w:pPr>
-            <w:r>
-              <w:rPr>
-                <w:rFonts w:ascii="Arial" w:cs="Arial" w:eastAsia="Arial" w:hAnsi="Arial"/>
-                <w:sz w:val="16"/>
-                <w:szCs w:val="16"/>
-              </w:rPr>
-              <w:t>TOTAL</w:t>
-            </w:r>
-          </w:p>
-        </w:tc>
-        <w:tc>
-          <w:tcPr>
-            <w:tcW w:type="dxa" w:w="1760"/>
-            <w:tcBorders>
-              <w:top w:val="single" w:color="BFBFBF" w:sz="4"/>
-              <w:left w:val="single" w:color="BFBFBF" w:sz="4"/>
-              <w:bottom w:val="single" w:color="BFBFBF" w:sz="4"/>
-              <w:right w:val="single" w:color="BFBFBF" w:sz="4"/>
-            </w:tcBorders>
-            <w:tcMar>
-              <w:top w:type="dxa" w:w="60"/>
-              <w:left w:type="dxa" w:w="100"/>
-              <w:bottom w:type="dxa" w:w="60"/>
-              <w:right w:type="dxa" w:w="100"/>
-            </w:tcMar>
-          </w:tcPr>
-          <w:p>
-            <w:pPr>
-              <w:spacing w:after="20" w:line="252"/>
-            </w:pPr>
-            <w:r>
-              <w:rPr>
-                <w:rFonts w:ascii="Arial" w:cs="Arial" w:eastAsia="Arial" w:hAnsi="Arial"/>
-                <w:sz w:val="16"/>
-                <w:szCs w:val="16"/>
-              </w:rPr>
-              <w:t>794/1152 (68,9 %)</w:t>
-            </w:r>
-          </w:p>
-        </w:tc>
-        <w:tc>
-          <w:tcPr>
-            <w:tcW w:type="dxa" w:w="1760"/>
-            <w:tcBorders>
-              <w:top w:val="single" w:color="BFBFBF" w:sz="4"/>
-              <w:left w:val="single" w:color="BFBFBF" w:sz="4"/>
-              <w:bottom w:val="single" w:color="BFBFBF" w:sz="4"/>
-              <w:right w:val="single" w:color="BFBFBF" w:sz="4"/>
-            </w:tcBorders>
-            <w:tcMar>
-              <w:top w:type="dxa" w:w="60"/>
-              <w:left w:type="dxa" w:w="100"/>
-              <w:bottom w:type="dxa" w:w="60"/>
-              <w:right w:type="dxa" w:w="100"/>
-            </w:tcMar>
-          </w:tcPr>
-          <w:p>
-            <w:pPr>
-              <w:spacing w:after="20" w:line="252"/>
-            </w:pPr>
-            <w:r>
-              <w:rPr>
-                <w:rFonts w:ascii="Arial" w:cs="Arial" w:eastAsia="Arial" w:hAnsi="Arial"/>
-                <w:sz w:val="16"/>
-                <w:szCs w:val="16"/>
-              </w:rPr>
-              <w:t>499/848 (58,8 %)</w:t>
-            </w:r>
-          </w:p>
-        </w:tc>
-        <w:tc>
-          <w:tcPr>
-            <w:tcW w:type="dxa" w:w="1760"/>
-            <w:tcBorders>
-              <w:top w:val="single" w:color="BFBFBF" w:sz="4"/>
-              <w:left w:val="single" w:color="BFBFBF" w:sz="4"/>
-              <w:bottom w:val="single" w:color="BFBFBF" w:sz="4"/>
-              <w:right w:val="single" w:color="BFBFBF" w:sz="4"/>
-            </w:tcBorders>
-            <w:tcMar>
-              <w:top w:type="dxa" w:w="60"/>
-              <w:left w:type="dxa" w:w="100"/>
-              <w:bottom w:type="dxa" w:w="60"/>
-              <w:right w:type="dxa" w:w="100"/>
-            </w:tcMar>
-          </w:tcPr>
-          <w:p>
-            <w:pPr>
-              <w:spacing w:after="20" w:line="252"/>
-            </w:pPr>
-            <w:r>
-              <w:rPr>
-                <w:rFonts w:ascii="Arial" w:cs="Arial" w:eastAsia="Arial" w:hAnsi="Arial"/>
-                <w:sz w:val="16"/>
-                <w:szCs w:val="16"/>
-              </w:rPr>
-              <w:t>290/418 (69,4 %)</w:t>
-            </w:r>
-          </w:p>
-        </w:tc>
-        <w:tc>
-          <w:tcPr>
-            <w:tcW w:type="dxa" w:w="1780"/>
-            <w:tcBorders>
-              <w:top w:val="single" w:color="BFBFBF" w:sz="4"/>
-              <w:left w:val="single" w:color="BFBFBF" w:sz="4"/>
-              <w:bottom w:val="single" w:color="BFBFBF" w:sz="4"/>
-              <w:right w:val="single" w:color="BFBFBF" w:sz="4"/>
-            </w:tcBorders>
-            <w:tcMar>
-              <w:top w:type="dxa" w:w="60"/>
-              <w:left w:type="dxa" w:w="100"/>
-              <w:bottom w:type="dxa" w:w="60"/>
-              <w:right w:type="dxa" w:w="100"/>
-            </w:tcMar>
-          </w:tcPr>
-          <w:p>
-            <w:pPr>
-              <w:spacing w:after="20" w:line="252"/>
-            </w:pPr>
-            <w:r>
-              <w:rPr>
-                <w:rFonts w:ascii="Arial" w:cs="Arial" w:eastAsia="Arial" w:hAnsi="Arial"/>
-                <w:sz w:val="16"/>
-                <w:szCs w:val="16"/>
-              </w:rPr>
-              <w:t>716/982 (72,9 %)</w:t>
+              <w:t>661/927 (71,3 %)</w:t>
             </w:r>
           </w:p>
         </w:tc>
@@ -8578,7 +8357,7 @@
                 <w:sz w:val="15"/>
                 <w:szCs w:val="15"/>
               </w:rPr>
-              <w:t>7/7 (100,0 %)</w:t>
+              <w:t>6/6 (100,0 %)</w:t>
             </w:r>
           </w:p>
         </w:tc>
@@ -8668,7 +8447,7 @@
                 <w:sz w:val="15"/>
                 <w:szCs w:val="15"/>
               </w:rPr>
-              <w:t>7/7 (100,0 %)</w:t>
+              <w:t>6/6 (100,0 %)</w:t>
             </w:r>
           </w:p>
         </w:tc>
@@ -9198,7 +8977,7 @@
                 <w:sz w:val="15"/>
                 <w:szCs w:val="15"/>
               </w:rPr>
-              <w:t>33/37 (89,2 %)</w:t>
+              <w:t>32/36 (88,9 %)</w:t>
             </w:r>
           </w:p>
         </w:tc>
@@ -9288,7 +9067,7 @@
                 <w:sz w:val="15"/>
                 <w:szCs w:val="15"/>
               </w:rPr>
-              <w:t>31/34 (91,2 %)</w:t>
+              <w:t>30/33 (90,9 %)</w:t>
             </w:r>
           </w:p>
         </w:tc>
@@ -9353,7 +9132,7 @@
                 <w:sz w:val="15"/>
                 <w:szCs w:val="15"/>
               </w:rPr>
-              <w:t>26/27 (96,3 %)</w:t>
+              <w:t>25/26 (96,2 %)</w:t>
             </w:r>
           </w:p>
         </w:tc>
@@ -9413,7 +9192,7 @@
                 <w:sz w:val="15"/>
                 <w:szCs w:val="15"/>
               </w:rPr>
-              <w:t>12/12 (100,0 %)</w:t>
+              <w:t>11/11 (100,0 %)</w:t>
             </w:r>
           </w:p>
         </w:tc>
@@ -9443,7 +9222,7 @@
                 <w:sz w:val="15"/>
                 <w:szCs w:val="15"/>
               </w:rPr>
-              <w:t>20/20 (100,0 %)</w:t>
+              <w:t>19/19 (100,0 %)</w:t>
             </w:r>
           </w:p>
         </w:tc>
@@ -10128,7 +9907,7 @@
                 <w:sz w:val="15"/>
                 <w:szCs w:val="15"/>
               </w:rPr>
-              <w:t>315/390 (80,8 %)</w:t>
+              <w:t>312/387 (80,6 %)</w:t>
             </w:r>
           </w:p>
         </w:tc>
@@ -10188,7 +9967,7 @@
                 <w:sz w:val="15"/>
                 <w:szCs w:val="15"/>
               </w:rPr>
-              <w:t>100/116 (86,2 %)</w:t>
+              <w:t>99/115 (86,1 %)</w:t>
             </w:r>
           </w:p>
         </w:tc>
@@ -10218,7 +9997,7 @@
                 <w:sz w:val="15"/>
                 <w:szCs w:val="15"/>
               </w:rPr>
-              <w:t>276/321 (86,0 %)</w:t>
+              <w:t>273/318 (85,8 %)</w:t>
             </w:r>
           </w:p>
         </w:tc>
@@ -10249,7 +10028,7 @@
         <w:rPr>
           <w:rFonts w:ascii="Arial" w:cs="Arial" w:eastAsia="Arial" w:hAnsi="Arial"/>
         </w:rPr>
-        <w:t>Cómo leer las cifras (material 2.3.4): sentencias y líneas indican qué parte del código se ejecutó; ramas indica cuántos caminos de los if, ternarios y &amp;&amp; se recorrieron; funciones, cuántas funciones se llamaron al menos una vez. La cobertura global es de 68,9 % de sentencias, 58,8 % de ramas, 69,4 % de funciones y 72,9 % de líneas, con solo 15 pruebas.</w:t>
+        <w:t>Cómo leer las cifras (material 2.3.4): sentencias y líneas indican qué parte del código se ejecutó; ramas indica cuántos caminos de los if, ternarios y &amp;&amp; se recorrieron; funciones, cuántas funciones se llamaron al menos una vez. La cobertura global es de 67,6 % de sentencias, 59,1 % de ramas, 69,0 % de funciones y 71,3 % de líneas, con solo 15 pruebas.</w:t>
       </w:r>
     </w:p>
     <w:p>
@@ -10265,7 +10044,7 @@
         <w:rPr>
           <w:rFonts w:ascii="Arial" w:cs="Arial" w:eastAsia="Arial" w:hAnsi="Arial"/>
         </w:rPr>
-        <w:t>Las pruebas 8, 12 y 13 dibujan la aplicación completa con rutas y contextos. Por eso ejecutan también la navegación, las plantillas y los servicios, y explican que carpetas como components/utilidades y data superen el 90 %.</w:t>
+        <w:t>Las pruebas 8, 12 y 13 dibujan la aplicación completa con sus rutas. Por eso ejecutan también la navegación, las plantillas y los servicios, y explican que components/utilidades llegue al 100 % y data supere el 90 % de sentencias.</w:t>
       </w:r>
     </w:p>
     <w:p>
@@ -10281,7 +10060,7 @@
         <w:rPr>
           <w:rFonts w:ascii="Arial" w:cs="Arial" w:eastAsia="Arial" w:hAnsi="Arial"/>
         </w:rPr>
-        <w:t>En los 18 archivos objetivo la cobertura sube a 80,8 % de sentencias y 86,0 % de líneas. Lo que queda sin ejecutar son ramas alternativas: por ejemplo, el envío del formulario de contacto (la prueba 4 solo verifica el estado al escribir) o la lista vacía en ListaProductos.</w:t>
+        <w:t>En los 18 archivos objetivo la cobertura sube a 80,6 % de sentencias y 85,8 % de líneas. Lo que queda sin ejecutar son ramas alternativas: por ejemplo, el envío del formulario de contacto (la prueba 4 solo verifica el estado al escribir) o la lista vacía en ListaProductos.</w:t>
       </w:r>
     </w:p>
     <w:p>
@@ -10297,7 +10076,7 @@
         <w:rPr>
           <w:rFonts w:ascii="Arial" w:cs="Arial" w:eastAsia="Arial" w:hAnsi="Arial"/>
         </w:rPr>
-        <w:t>Las ramas más bajas están en services (37,1 %) y context (21,4 %): son caminos de error poco frecuentes (cupos agotados al pagar, almacenamiento bloqueado, ediciones desde el panel). Las vistas del panel sí se dibujan (prueba 13), pero sus formularios de edición no se envían en las pruebas.</w:t>
+        <w:t>Las ramas más bajas están en services (37,1 %) y pages/admin (50,9 %): son caminos de error poco frecuentes (cupos agotados al pagar, almacenamiento bloqueado) y ediciones desde el panel. Las vistas del panel sí se dibujan (prueba 13), pero sus formularios de edición no se envían en las pruebas.</w:t>
       </w:r>
     </w:p>
     <w:p>
@@ -10325,7 +10104,7 @@
         <w:rPr>
           <w:rFonts w:ascii="Arial" w:cs="Arial" w:eastAsia="Arial" w:hAnsi="Arial"/>
         </w:rPr>
-        <w:t>Las 15 pruebas pasan sin errores. Las 10 de defensa cubren cada tipo de la propuesta del Anexo 1 (renderizado, renderizado condicional, props, estado y eventos), además de un hook personalizado, mocks con createSpyObj y spyOn, lógica de validación y rutas protegidas.</w:t>
+        <w:t>Las 15 pruebas pasan sin errores. Las 10 de defensa cubren cada tipo de la propuesta del Anexo 1 (renderizado, renderizado condicional, props, estado y eventos), además de un hook personalizado, mocks con jasmine.createSpy y jasmine.createSpyObj, lógica de validación y rutas protegidas.</w:t>
       </w:r>
     </w:p>
     <w:p>

--- a/docs/Cobertura_Testing_ForeverInk.docx
+++ b/docs/Cobertura_Testing_ForeverInk.docx
@@ -1495,13 +1495,13 @@
           <w:szCs w:val="20"/>
           <w:shd w:fill="EFEFEF" w:val="clear"/>
         </w:rPr>
-        <w:t xml:space="preserve">coverage/html/index.html</w:t>
+        <w:t>coverage/html/index.html</w:t>
       </w:r>
       <w:r>
         <w:rPr>
           <w:rFonts w:ascii="Arial" w:cs="Arial" w:eastAsia="Arial" w:hAnsi="Arial"/>
         </w:rPr>
-        <w:t xml:space="preserve"> (copia en </w:t>
+        <w:t xml:space="preserve"> después de correr </w:t>
       </w:r>
       <w:r>
         <w:rPr>
@@ -1510,13 +1510,13 @@
           <w:szCs w:val="20"/>
           <w:shd w:fill="EFEFEF" w:val="clear"/>
         </w:rPr>
-        <w:t xml:space="preserve">docs/informe-cobertura-html</w:t>
+        <w:t>npm test</w:t>
       </w:r>
       <w:r>
         <w:rPr>
           <w:rFonts w:ascii="Arial" w:cs="Arial" w:eastAsia="Arial" w:hAnsi="Arial"/>
         </w:rPr>
-        <w:t xml:space="preserve">).</w:t>
+        <w:t>.</w:t>
       </w:r>
     </w:p>
     <w:p>
@@ -2894,7 +2894,7 @@
                 <w:szCs w:val="16"/>
                 <w:shd w:fill="EFEFEF" w:val="clear"/>
               </w:rPr>
-              <w:t>hooks/useFormulario.js</w:t>
+              <w:t>utils/useFormulario.js</w:t>
             </w:r>
           </w:p>
         </w:tc>
@@ -8172,7 +8172,7 @@
                 <w:sz w:val="15"/>
                 <w:szCs w:val="15"/>
               </w:rPr>
-              <w:t>hooks/useFormulario.js</w:t>
+              <w:t>utils/useFormulario.js</w:t>
             </w:r>
           </w:p>
         </w:tc>

--- a/docs/Cobertura_Testing_ForeverInk.docx
+++ b/docs/Cobertura_Testing_ForeverInk.docx
@@ -161,7 +161,7 @@
         <w:rPr>
           <w:rFonts w:ascii="Arial" w:cs="Arial" w:eastAsia="Arial" w:hAnsi="Arial"/>
         </w:rPr>
-        <w:t>El proyecto tiene 15 pruebas: 10 de defensa (test/defensa.spec.jsx), que siguen la propuesta de pruebas del Anexo 1 (renderizado correcto, renderizado condicional, props, estado y eventos) y los conceptos de las guías 2.3.2 y 2.3.5 y de la clase React IV (hook personalizado, mocks y rutas con MemoryRouter), y 5 complementarias (test/complementarias.spec.jsx) que verifican el CRUD del archivo de datos, el flujo de compra aprobada, todas las vistas, la protección contra XSS y el manejo de errores.</w:t>
+        <w:t>El proyecto tiene 15 pruebas: 10 de defensa (test/defensa.spec.jsx), que siguen la propuesta de pruebas del Anexo 1 (renderizado correcto, renderizado condicional, props, estado y eventos) y los conceptos de las guías 2.3.2 y 2.3.5 y de la clase React IV (hook personalizado, mocks y rutas con MemoryRouter), y 5 complementarias (test/complementarias.spec.jsx) que verifican el CRUD del archivo de datos, el flujo de compra aprobada, todas las vistas, la conexión con producto-service (mock de la API) y el manejo de errores. Las pruebas no necesitan los microservicios encendidos: la API se simula con mocks.</w:t>
       </w:r>
     </w:p>
     <w:p>
@@ -454,7 +454,7 @@
                 <w:sz w:val="19"/>
                 <w:szCs w:val="19"/>
               </w:rPr>
-              <w:t>80,6 % de sentencias en los 18 archivos que las pruebas tienen como objetivo (sección 4.2)</w:t>
+              <w:t>80,4 % de sentencias en los 18 archivos que las pruebas tienen como objetivo (sección 4.2)</w:t>
             </w:r>
           </w:p>
         </w:tc>
@@ -519,7 +519,7 @@
                 <w:sz w:val="19"/>
                 <w:szCs w:val="19"/>
               </w:rPr>
-              <w:t>67,6 % (737 de 1091) sobre todo src/</w:t>
+              <w:t>66,0 % (771 de 1169) sobre todo src/</w:t>
             </w:r>
           </w:p>
         </w:tc>
@@ -584,7 +584,7 @@
                 <w:sz w:val="19"/>
                 <w:szCs w:val="19"/>
               </w:rPr>
-              <w:t>59,1 %</w:t>
+              <w:t>57,2 %</w:t>
             </w:r>
           </w:p>
         </w:tc>
@@ -649,7 +649,7 @@
                 <w:sz w:val="19"/>
                 <w:szCs w:val="19"/>
               </w:rPr>
-              <w:t>69,0 %</w:t>
+              <w:t>65,9 %</w:t>
             </w:r>
           </w:p>
         </w:tc>
@@ -714,7 +714,7 @@
                 <w:sz w:val="19"/>
                 <w:szCs w:val="19"/>
               </w:rPr>
-              <w:t>71,3 %</w:t>
+              <w:t>70,1 %</w:t>
             </w:r>
           </w:p>
         </w:tc>
@@ -1328,7 +1328,22 @@
         <w:rPr>
           <w:rFonts w:ascii="Arial" w:cs="Arial" w:eastAsia="Arial" w:hAnsi="Arial"/>
         </w:rPr>
-        <w:t xml:space="preserve"> (datos de fábrica), </w:t>
+        <w:t xml:space="preserve"> (datos de fábrica y microservicios simulados como apagados con </w:t>
+      </w:r>
+      <w:r>
+        <w:rPr>
+          <w:rFonts w:ascii="Consolas" w:cs="Consolas" w:eastAsia="Consolas" w:hAnsi="Consolas"/>
+          <w:sz w:val="20"/>
+          <w:szCs w:val="20"/>
+          <w:shd w:fill="EFEFEF" w:val="clear"/>
+        </w:rPr>
+        <w:t>jasmine.createSpy</w:t>
+      </w:r>
+      <w:r>
+        <w:rPr>
+          <w:rFonts w:ascii="Arial" w:cs="Arial" w:eastAsia="Arial" w:hAnsi="Arial"/>
+        </w:rPr>
+        <w:t xml:space="preserve">), </w:t>
       </w:r>
       <w:r>
         <w:rPr>
@@ -1747,13 +1762,67 @@
           <w:b/>
           <w:bCs/>
         </w:rPr>
+        <w:t>Microservicios (React V):</w:t>
+      </w:r>
+      <w:r>
+        <w:rPr>
+          <w:rFonts w:ascii="Arial" w:cs="Arial" w:eastAsia="Arial" w:hAnsi="Arial"/>
+        </w:rPr>
+        <w:t xml:space="preserve"> las funciones de </w:t>
+      </w:r>
+      <w:r>
+        <w:rPr>
+          <w:rFonts w:ascii="Consolas" w:cs="Consolas" w:eastAsia="Consolas" w:hAnsi="Consolas"/>
+          <w:sz w:val="20"/>
+          <w:szCs w:val="20"/>
+          <w:shd w:fill="EFEFEF" w:val="clear"/>
+        </w:rPr>
+        <w:t>services/api.js</w:t>
+      </w:r>
+      <w:r>
+        <w:rPr>
+          <w:rFonts w:ascii="Arial" w:cs="Arial" w:eastAsia="Arial" w:hAnsi="Arial"/>
+        </w:rPr>
+        <w:t xml:space="preserve"> (axios) se reemplazan por spies. Por defecto responden "sin conexión" y la tienda usa sus datos locales; la prueba 14 hace que </w:t>
+      </w:r>
+      <w:r>
+        <w:rPr>
+          <w:rFonts w:ascii="Consolas" w:cs="Consolas" w:eastAsia="Consolas" w:hAnsi="Consolas"/>
+          <w:sz w:val="20"/>
+          <w:szCs w:val="20"/>
+          <w:shd w:fill="EFEFEF" w:val="clear"/>
+        </w:rPr>
+        <w:t>listarProductos</w:t>
+      </w:r>
+      <w:r>
+        <w:rPr>
+          <w:rFonts w:ascii="Arial" w:cs="Arial" w:eastAsia="Arial" w:hAnsi="Arial"/>
+        </w:rPr>
+        <w:t xml:space="preserve"> responda una lista controlada, como si fuera producto-service.</w:t>
+      </w:r>
+    </w:p>
+    <w:p>
+      <w:pPr>
+        <w:pStyle w:val="ListParagraph"/>
+        <w:numPr>
+          <w:ilvl w:val="0"/>
+          <w:numId w:val="2"/>
+        </w:numPr>
+        <w:spacing w:after="60" w:line="276"/>
+      </w:pPr>
+      <w:r>
+        <w:rPr>
+          <w:rFonts w:ascii="Arial" w:cs="Arial" w:eastAsia="Arial" w:hAnsi="Arial"/>
+          <w:b/>
+          <w:bCs/>
+        </w:rPr>
         <w:t>Casos inválidos y límites:</w:t>
       </w:r>
       <w:r>
         <w:rPr>
           <w:rFonts w:ascii="Arial" w:cs="Arial" w:eastAsia="Arial" w:hAnsi="Arial"/>
         </w:rPr>
-        <w:t xml:space="preserve"> se prueba lo que se rechaza (RUN con dígito incorrecto, muy corto o vacío; actualizar o eliminar un registro que no existe) y los casos de error (componente que falla, texto con código HTML).</w:t>
+        <w:t xml:space="preserve"> se prueba lo que se rechaza (RUN con dígito incorrecto, muy corto o vacío; actualizar o eliminar un registro que no existe) y los casos de error (componente que falla, microservicio que no responde).</w:t>
       </w:r>
     </w:p>
     <w:p>
@@ -4051,7 +4120,7 @@
                 <w:sz w:val="16"/>
                 <w:szCs w:val="16"/>
               </w:rPr>
-              <w:t>Nombre con código HTML (XSS)</w:t>
+              <w:t>Catálogo desde producto-service (mock de la API)</w:t>
             </w:r>
           </w:p>
         </w:tc>
@@ -4081,7 +4150,7 @@
                 <w:sz w:val="16"/>
                 <w:szCs w:val="16"/>
               </w:rPr>
-              <w:t>Seguridad (guía 2.3.3)</w:t>
+              <w:t>Mock de API (axios, React V)</w:t>
             </w:r>
           </w:p>
         </w:tc>
@@ -4111,7 +4180,7 @@
                 <w:sz w:val="16"/>
                 <w:szCs w:val="16"/>
               </w:rPr>
-              <w:t>El texto se muestra literal y no se crea ninguna etiqueta ni se ejecuta código.</w:t>
+              <w:t>Se llama a la API y la página muestra el diseño que respondió el microservicio y el origen de los datos.</w:t>
             </w:r>
           </w:p>
         </w:tc>
@@ -4142,7 +4211,7 @@
                 <w:szCs w:val="16"/>
                 <w:shd w:fill="EFEFEF" w:val="clear"/>
               </w:rPr>
-              <w:t>moleculas/TarjetaProducto.jsx</w:t>
+              <w:t>pages/tienda/Productos.jsx, services/api.js</w:t>
             </w:r>
           </w:p>
         </w:tc>
@@ -4589,7 +4658,7 @@
                 <w:sz w:val="16"/>
                 <w:szCs w:val="16"/>
               </w:rPr>
-              <w:t>42/69 (60,9 %)</w:t>
+              <w:t>52/90 (57,8 %)</w:t>
             </w:r>
           </w:p>
         </w:tc>
@@ -4619,7 +4688,7 @@
                 <w:sz w:val="16"/>
                 <w:szCs w:val="16"/>
               </w:rPr>
-              <w:t>0/6 (0,0 %)</w:t>
+              <w:t>2/16 (12,5 %)</w:t>
             </w:r>
           </w:p>
         </w:tc>
@@ -4649,7 +4718,7 @@
                 <w:sz w:val="16"/>
                 <w:szCs w:val="16"/>
               </w:rPr>
-              <w:t>17/30 (56,7 %)</w:t>
+              <w:t>22/39 (56,4 %)</w:t>
             </w:r>
           </w:p>
         </w:tc>
@@ -4679,7 +4748,7 @@
                 <w:sz w:val="16"/>
                 <w:szCs w:val="16"/>
               </w:rPr>
-              <w:t>28/49 (57,1 %)</w:t>
+              <w:t>36/65 (55,4 %)</w:t>
             </w:r>
           </w:p>
         </w:tc>
@@ -5084,7 +5153,7 @@
                 <w:sz w:val="16"/>
                 <w:szCs w:val="16"/>
               </w:rPr>
-              <w:t>57/72 (79,2 %)</w:t>
+              <w:t>56/72 (77,8 %)</w:t>
             </w:r>
           </w:p>
         </w:tc>
@@ -5209,7 +5278,7 @@
                 <w:sz w:val="16"/>
                 <w:szCs w:val="16"/>
               </w:rPr>
-              <w:t>89/139 (64,0 %)</w:t>
+              <w:t>90/141 (63,8 %)</w:t>
             </w:r>
           </w:p>
         </w:tc>
@@ -5299,7 +5368,7 @@
                 <w:sz w:val="16"/>
                 <w:szCs w:val="16"/>
               </w:rPr>
-              <w:t>81/124 (65,3 %)</w:t>
+              <w:t>82/126 (65,1 %)</w:t>
             </w:r>
           </w:p>
         </w:tc>
@@ -5644,7 +5713,7 @@
                 <w:sz w:val="16"/>
                 <w:szCs w:val="16"/>
               </w:rPr>
-              <w:t>config</w:t>
+              <w:t>data</w:t>
             </w:r>
           </w:p>
         </w:tc>
@@ -5674,7 +5743,7 @@
                 <w:sz w:val="16"/>
                 <w:szCs w:val="16"/>
               </w:rPr>
-              <w:t>6/6 (100,0 %)</w:t>
+              <w:t>75/82 (91,5 %)</w:t>
             </w:r>
           </w:p>
         </w:tc>
@@ -5704,7 +5773,7 @@
                 <w:sz w:val="16"/>
                 <w:szCs w:val="16"/>
               </w:rPr>
-              <w:t>0/0 (100,0 %)</w:t>
+              <w:t>19/27 (70,4 %)</w:t>
             </w:r>
           </w:p>
         </w:tc>
@@ -5734,7 +5803,7 @@
                 <w:sz w:val="16"/>
                 <w:szCs w:val="16"/>
               </w:rPr>
-              <w:t>0/0 (100,0 %)</w:t>
+              <w:t>26/27 (96,3 %)</w:t>
             </w:r>
           </w:p>
         </w:tc>
@@ -5764,7 +5833,7 @@
                 <w:sz w:val="16"/>
                 <w:szCs w:val="16"/>
               </w:rPr>
-              <w:t>6/6 (100,0 %)</w:t>
+              <w:t>62/68 (91,2 %)</w:t>
             </w:r>
           </w:p>
         </w:tc>
@@ -5799,7 +5868,7 @@
                 <w:sz w:val="16"/>
                 <w:szCs w:val="16"/>
               </w:rPr>
-              <w:t>data</w:t>
+              <w:t>pages/admin</w:t>
             </w:r>
           </w:p>
         </w:tc>
@@ -5829,7 +5898,7 @@
                 <w:sz w:val="16"/>
                 <w:szCs w:val="16"/>
               </w:rPr>
-              <w:t>69/76 (90,8 %)</w:t>
+              <w:t>74/138 (53,6 %)</w:t>
             </w:r>
           </w:p>
         </w:tc>
@@ -5859,7 +5928,7 @@
                 <w:sz w:val="16"/>
                 <w:szCs w:val="16"/>
               </w:rPr>
-              <w:t>19/27 (70,4 %)</w:t>
+              <w:t>58/114 (50,9 %)</w:t>
             </w:r>
           </w:p>
         </w:tc>
@@ -5889,7 +5958,7 @@
                 <w:sz w:val="16"/>
                 <w:szCs w:val="16"/>
               </w:rPr>
-              <w:t>26/27 (96,3 %)</w:t>
+              <w:t>25/48 (52,1 %)</w:t>
             </w:r>
           </w:p>
         </w:tc>
@@ -5919,7 +5988,7 @@
                 <w:sz w:val="16"/>
                 <w:szCs w:val="16"/>
               </w:rPr>
-              <w:t>56/62 (90,3 %)</w:t>
+              <w:t>71/125 (56,8 %)</w:t>
             </w:r>
           </w:p>
         </w:tc>
@@ -5954,7 +6023,7 @@
                 <w:sz w:val="16"/>
                 <w:szCs w:val="16"/>
               </w:rPr>
-              <w:t>hooks</w:t>
+              <w:t>pages/tienda</w:t>
             </w:r>
           </w:p>
         </w:tc>
@@ -5984,7 +6053,7 @@
                 <w:sz w:val="16"/>
                 <w:szCs w:val="16"/>
               </w:rPr>
-              <w:t>22/28 (78,6 %)</w:t>
+              <w:t>117/171 (68,4 %)</w:t>
             </w:r>
           </w:p>
         </w:tc>
@@ -6014,7 +6083,7 @@
                 <w:sz w:val="16"/>
                 <w:szCs w:val="16"/>
               </w:rPr>
-              <w:t>5/7 (71,4 %)</w:t>
+              <w:t>50/87 (57,5 %)</w:t>
             </w:r>
           </w:p>
         </w:tc>
@@ -6044,7 +6113,7 @@
                 <w:sz w:val="16"/>
                 <w:szCs w:val="16"/>
               </w:rPr>
-              <w:t>7/10 (70,0 %)</w:t>
+              <w:t>39/57 (68,4 %)</w:t>
             </w:r>
           </w:p>
         </w:tc>
@@ -6074,7 +6143,7 @@
                 <w:sz w:val="16"/>
                 <w:szCs w:val="16"/>
               </w:rPr>
-              <w:t>19/24 (79,2 %)</w:t>
+              <w:t>114/160 (71,2 %)</w:t>
             </w:r>
           </w:p>
         </w:tc>
@@ -6109,7 +6178,7 @@
                 <w:sz w:val="16"/>
                 <w:szCs w:val="16"/>
               </w:rPr>
-              <w:t>pages/admin</w:t>
+              <w:t>services</w:t>
             </w:r>
           </w:p>
         </w:tc>
@@ -6139,7 +6208,7 @@
                 <w:sz w:val="16"/>
                 <w:szCs w:val="16"/>
               </w:rPr>
-              <w:t>74/138 (53,6 %)</w:t>
+              <w:t>157/288 (54,5 %)</w:t>
             </w:r>
           </w:p>
         </w:tc>
@@ -6169,7 +6238,7 @@
                 <w:sz w:val="16"/>
                 <w:szCs w:val="16"/>
               </w:rPr>
-              <w:t>58/114 (50,9 %)</w:t>
+              <w:t>68/201 (33,8 %)</w:t>
             </w:r>
           </w:p>
         </w:tc>
@@ -6199,7 +6268,7 @@
                 <w:sz w:val="16"/>
                 <w:szCs w:val="16"/>
               </w:rPr>
-              <w:t>25/48 (52,1 %)</w:t>
+              <w:t>78/137 (56,9 %)</w:t>
             </w:r>
           </w:p>
         </w:tc>
@@ -6229,7 +6298,7 @@
                 <w:sz w:val="16"/>
                 <w:szCs w:val="16"/>
               </w:rPr>
-              <w:t>71/125 (56,8 %)</w:t>
+              <w:t>139/229 (60,7 %)</w:t>
             </w:r>
           </w:p>
         </w:tc>
@@ -6264,7 +6333,7 @@
                 <w:sz w:val="16"/>
                 <w:szCs w:val="16"/>
               </w:rPr>
-              <w:t>pages/tienda</w:t>
+              <w:t>utils</w:t>
             </w:r>
           </w:p>
         </w:tc>
@@ -6294,7 +6363,7 @@
                 <w:sz w:val="16"/>
                 <w:szCs w:val="16"/>
               </w:rPr>
-              <w:t>105/154 (68,2 %)</w:t>
+              <w:t>146/189 (77,2 %)</w:t>
             </w:r>
           </w:p>
         </w:tc>
@@ -6324,7 +6393,7 @@
                 <w:sz w:val="16"/>
                 <w:szCs w:val="16"/>
               </w:rPr>
-              <w:t>45/78 (57,7 %)</w:t>
+              <w:t>129/194 (66,5 %)</w:t>
             </w:r>
           </w:p>
         </w:tc>
@@ -6354,7 +6423,7 @@
                 <w:sz w:val="16"/>
                 <w:szCs w:val="16"/>
               </w:rPr>
-              <w:t>33/50 (66,0 %)</w:t>
+              <w:t>32/38 (84,2 %)</w:t>
             </w:r>
           </w:p>
         </w:tc>
@@ -6384,7 +6453,7 @@
                 <w:sz w:val="16"/>
                 <w:szCs w:val="16"/>
               </w:rPr>
-              <w:t>103/145 (71,0 %)</w:t>
+              <w:t>129/148 (87,2 %)</w:t>
             </w:r>
           </w:p>
         </w:tc>
@@ -6419,7 +6488,7 @@
                 <w:sz w:val="16"/>
                 <w:szCs w:val="16"/>
               </w:rPr>
-              <w:t>services</w:t>
+              <w:t>TOTAL</w:t>
             </w:r>
           </w:p>
         </w:tc>
@@ -6449,7 +6518,7 @@
                 <w:sz w:val="16"/>
                 <w:szCs w:val="16"/>
               </w:rPr>
-              <w:t>146/250 (58,4 %)</w:t>
+              <w:t>771/1169 (66,0 %)</w:t>
             </w:r>
           </w:p>
         </w:tc>
@@ -6479,7 +6548,7 @@
                 <w:sz w:val="16"/>
                 <w:szCs w:val="16"/>
               </w:rPr>
-              <w:t>66/178 (37,1 %)</w:t>
+              <w:t>504/881 (57,2 %)</w:t>
             </w:r>
           </w:p>
         </w:tc>
@@ -6509,7 +6578,7 @@
                 <w:sz w:val="16"/>
                 <w:szCs w:val="16"/>
               </w:rPr>
-              <w:t>77/116 (66,4 %)</w:t>
+              <w:t>292/443 (65,9 %)</w:t>
             </w:r>
           </w:p>
         </w:tc>
@@ -6539,317 +6608,7 @@
                 <w:sz w:val="16"/>
                 <w:szCs w:val="16"/>
               </w:rPr>
-              <w:t>128/202 (63,4 %)</w:t>
-            </w:r>
-          </w:p>
-        </w:tc>
-      </w:tr>
-      <w:tr>
-        <w:trPr>
-          <w:cantSplit/>
-        </w:trPr>
-        <w:tc>
-          <w:tcPr>
-            <w:tcW w:type="dxa" w:w="2300"/>
-            <w:tcBorders>
-              <w:top w:val="single" w:color="BFBFBF" w:sz="4"/>
-              <w:left w:val="single" w:color="BFBFBF" w:sz="4"/>
-              <w:bottom w:val="single" w:color="BFBFBF" w:sz="4"/>
-              <w:right w:val="single" w:color="BFBFBF" w:sz="4"/>
-            </w:tcBorders>
-            <w:tcMar>
-              <w:top w:type="dxa" w:w="60"/>
-              <w:left w:type="dxa" w:w="100"/>
-              <w:bottom w:type="dxa" w:w="60"/>
-              <w:right w:type="dxa" w:w="100"/>
-            </w:tcMar>
-          </w:tcPr>
-          <w:p>
-            <w:pPr>
-              <w:spacing w:after="20" w:line="252"/>
-            </w:pPr>
-            <w:r>
-              <w:rPr>
-                <w:rFonts w:ascii="Arial" w:cs="Arial" w:eastAsia="Arial" w:hAnsi="Arial"/>
-                <w:sz w:val="16"/>
-                <w:szCs w:val="16"/>
-              </w:rPr>
-              <w:t>utils</w:t>
-            </w:r>
-          </w:p>
-        </w:tc>
-        <w:tc>
-          <w:tcPr>
-            <w:tcW w:type="dxa" w:w="1760"/>
-            <w:tcBorders>
-              <w:top w:val="single" w:color="BFBFBF" w:sz="4"/>
-              <w:left w:val="single" w:color="BFBFBF" w:sz="4"/>
-              <w:bottom w:val="single" w:color="BFBFBF" w:sz="4"/>
-              <w:right w:val="single" w:color="BFBFBF" w:sz="4"/>
-            </w:tcBorders>
-            <w:tcMar>
-              <w:top w:type="dxa" w:w="60"/>
-              <w:left w:type="dxa" w:w="100"/>
-              <w:bottom w:type="dxa" w:w="60"/>
-              <w:right w:type="dxa" w:w="100"/>
-            </w:tcMar>
-          </w:tcPr>
-          <w:p>
-            <w:pPr>
-              <w:spacing w:after="20" w:line="252"/>
-            </w:pPr>
-            <w:r>
-              <w:rPr>
-                <w:rFonts w:ascii="Arial" w:cs="Arial" w:eastAsia="Arial" w:hAnsi="Arial"/>
-                <w:sz w:val="16"/>
-                <w:szCs w:val="16"/>
-              </w:rPr>
-              <w:t>124/161 (77,0 %)</w:t>
-            </w:r>
-          </w:p>
-        </w:tc>
-        <w:tc>
-          <w:tcPr>
-            <w:tcW w:type="dxa" w:w="1760"/>
-            <w:tcBorders>
-              <w:top w:val="single" w:color="BFBFBF" w:sz="4"/>
-              <w:left w:val="single" w:color="BFBFBF" w:sz="4"/>
-              <w:bottom w:val="single" w:color="BFBFBF" w:sz="4"/>
-              <w:right w:val="single" w:color="BFBFBF" w:sz="4"/>
-            </w:tcBorders>
-            <w:tcMar>
-              <w:top w:type="dxa" w:w="60"/>
-              <w:left w:type="dxa" w:w="100"/>
-              <w:bottom w:type="dxa" w:w="60"/>
-              <w:right w:type="dxa" w:w="100"/>
-            </w:tcMar>
-          </w:tcPr>
-          <w:p>
-            <w:pPr>
-              <w:spacing w:after="20" w:line="252"/>
-            </w:pPr>
-            <w:r>
-              <w:rPr>
-                <w:rFonts w:ascii="Arial" w:cs="Arial" w:eastAsia="Arial" w:hAnsi="Arial"/>
-                <w:sz w:val="16"/>
-                <w:szCs w:val="16"/>
-              </w:rPr>
-              <w:t>124/187 (66,3 %)</w:t>
-            </w:r>
-          </w:p>
-        </w:tc>
-        <w:tc>
-          <w:tcPr>
-            <w:tcW w:type="dxa" w:w="1760"/>
-            <w:tcBorders>
-              <w:top w:val="single" w:color="BFBFBF" w:sz="4"/>
-              <w:left w:val="single" w:color="BFBFBF" w:sz="4"/>
-              <w:bottom w:val="single" w:color="BFBFBF" w:sz="4"/>
-              <w:right w:val="single" w:color="BFBFBF" w:sz="4"/>
-            </w:tcBorders>
-            <w:tcMar>
-              <w:top w:type="dxa" w:w="60"/>
-              <w:left w:type="dxa" w:w="100"/>
-              <w:bottom w:type="dxa" w:w="60"/>
-              <w:right w:type="dxa" w:w="100"/>
-            </w:tcMar>
-          </w:tcPr>
-          <w:p>
-            <w:pPr>
-              <w:spacing w:after="20" w:line="252"/>
-            </w:pPr>
-            <w:r>
-              <w:rPr>
-                <w:rFonts w:ascii="Arial" w:cs="Arial" w:eastAsia="Arial" w:hAnsi="Arial"/>
-                <w:sz w:val="16"/>
-                <w:szCs w:val="16"/>
-              </w:rPr>
-              <w:t>25/28 (89,3 %)</w:t>
-            </w:r>
-          </w:p>
-        </w:tc>
-        <w:tc>
-          <w:tcPr>
-            <w:tcW w:type="dxa" w:w="1780"/>
-            <w:tcBorders>
-              <w:top w:val="single" w:color="BFBFBF" w:sz="4"/>
-              <w:left w:val="single" w:color="BFBFBF" w:sz="4"/>
-              <w:bottom w:val="single" w:color="BFBFBF" w:sz="4"/>
-              <w:right w:val="single" w:color="BFBFBF" w:sz="4"/>
-            </w:tcBorders>
-            <w:tcMar>
-              <w:top w:type="dxa" w:w="60"/>
-              <w:left w:type="dxa" w:w="100"/>
-              <w:bottom w:type="dxa" w:w="60"/>
-              <w:right w:type="dxa" w:w="100"/>
-            </w:tcMar>
-          </w:tcPr>
-          <w:p>
-            <w:pPr>
-              <w:spacing w:after="20" w:line="252"/>
-            </w:pPr>
-            <w:r>
-              <w:rPr>
-                <w:rFonts w:ascii="Arial" w:cs="Arial" w:eastAsia="Arial" w:hAnsi="Arial"/>
-                <w:sz w:val="16"/>
-                <w:szCs w:val="16"/>
-              </w:rPr>
-              <w:t>110/124 (88,7 %)</w:t>
-            </w:r>
-          </w:p>
-        </w:tc>
-      </w:tr>
-      <w:tr>
-        <w:trPr>
-          <w:cantSplit/>
-        </w:trPr>
-        <w:tc>
-          <w:tcPr>
-            <w:tcW w:type="dxa" w:w="2300"/>
-            <w:tcBorders>
-              <w:top w:val="single" w:color="BFBFBF" w:sz="4"/>
-              <w:left w:val="single" w:color="BFBFBF" w:sz="4"/>
-              <w:bottom w:val="single" w:color="BFBFBF" w:sz="4"/>
-              <w:right w:val="single" w:color="BFBFBF" w:sz="4"/>
-            </w:tcBorders>
-            <w:tcMar>
-              <w:top w:type="dxa" w:w="60"/>
-              <w:left w:type="dxa" w:w="100"/>
-              <w:bottom w:type="dxa" w:w="60"/>
-              <w:right w:type="dxa" w:w="100"/>
-            </w:tcMar>
-          </w:tcPr>
-          <w:p>
-            <w:pPr>
-              <w:spacing w:after="20" w:line="252"/>
-            </w:pPr>
-            <w:r>
-              <w:rPr>
-                <w:rFonts w:ascii="Arial" w:cs="Arial" w:eastAsia="Arial" w:hAnsi="Arial"/>
-                <w:sz w:val="16"/>
-                <w:szCs w:val="16"/>
-              </w:rPr>
-              <w:t>TOTAL</w:t>
-            </w:r>
-          </w:p>
-        </w:tc>
-        <w:tc>
-          <w:tcPr>
-            <w:tcW w:type="dxa" w:w="1760"/>
-            <w:tcBorders>
-              <w:top w:val="single" w:color="BFBFBF" w:sz="4"/>
-              <w:left w:val="single" w:color="BFBFBF" w:sz="4"/>
-              <w:bottom w:val="single" w:color="BFBFBF" w:sz="4"/>
-              <w:right w:val="single" w:color="BFBFBF" w:sz="4"/>
-            </w:tcBorders>
-            <w:tcMar>
-              <w:top w:type="dxa" w:w="60"/>
-              <w:left w:type="dxa" w:w="100"/>
-              <w:bottom w:type="dxa" w:w="60"/>
-              <w:right w:type="dxa" w:w="100"/>
-            </w:tcMar>
-          </w:tcPr>
-          <w:p>
-            <w:pPr>
-              <w:spacing w:after="20" w:line="252"/>
-            </w:pPr>
-            <w:r>
-              <w:rPr>
-                <w:rFonts w:ascii="Arial" w:cs="Arial" w:eastAsia="Arial" w:hAnsi="Arial"/>
-                <w:sz w:val="16"/>
-                <w:szCs w:val="16"/>
-              </w:rPr>
-              <w:t>737/1091 (67,6 %)</w:t>
-            </w:r>
-          </w:p>
-        </w:tc>
-        <w:tc>
-          <w:tcPr>
-            <w:tcW w:type="dxa" w:w="1760"/>
-            <w:tcBorders>
-              <w:top w:val="single" w:color="BFBFBF" w:sz="4"/>
-              <w:left w:val="single" w:color="BFBFBF" w:sz="4"/>
-              <w:bottom w:val="single" w:color="BFBFBF" w:sz="4"/>
-              <w:right w:val="single" w:color="BFBFBF" w:sz="4"/>
-            </w:tcBorders>
-            <w:tcMar>
-              <w:top w:type="dxa" w:w="60"/>
-              <w:left w:type="dxa" w:w="100"/>
-              <w:bottom w:type="dxa" w:w="60"/>
-              <w:right w:type="dxa" w:w="100"/>
-            </w:tcMar>
-          </w:tcPr>
-          <w:p>
-            <w:pPr>
-              <w:spacing w:after="20" w:line="252"/>
-            </w:pPr>
-            <w:r>
-              <w:rPr>
-                <w:rFonts w:ascii="Arial" w:cs="Arial" w:eastAsia="Arial" w:hAnsi="Arial"/>
-                <w:sz w:val="16"/>
-                <w:szCs w:val="16"/>
-              </w:rPr>
-              <w:t>496/839 (59,1 %)</w:t>
-            </w:r>
-          </w:p>
-        </w:tc>
-        <w:tc>
-          <w:tcPr>
-            <w:tcW w:type="dxa" w:w="1760"/>
-            <w:tcBorders>
-              <w:top w:val="single" w:color="BFBFBF" w:sz="4"/>
-              <w:left w:val="single" w:color="BFBFBF" w:sz="4"/>
-              <w:bottom w:val="single" w:color="BFBFBF" w:sz="4"/>
-              <w:right w:val="single" w:color="BFBFBF" w:sz="4"/>
-            </w:tcBorders>
-            <w:tcMar>
-              <w:top w:type="dxa" w:w="60"/>
-              <w:left w:type="dxa" w:w="100"/>
-              <w:bottom w:type="dxa" w:w="60"/>
-              <w:right w:type="dxa" w:w="100"/>
-            </w:tcMar>
-          </w:tcPr>
-          <w:p>
-            <w:pPr>
-              <w:spacing w:after="20" w:line="252"/>
-            </w:pPr>
-            <w:r>
-              <w:rPr>
-                <w:rFonts w:ascii="Arial" w:cs="Arial" w:eastAsia="Arial" w:hAnsi="Arial"/>
-                <w:sz w:val="16"/>
-                <w:szCs w:val="16"/>
-              </w:rPr>
-              <w:t>280/406 (69,0 %)</w:t>
-            </w:r>
-          </w:p>
-        </w:tc>
-        <w:tc>
-          <w:tcPr>
-            <w:tcW w:type="dxa" w:w="1780"/>
-            <w:tcBorders>
-              <w:top w:val="single" w:color="BFBFBF" w:sz="4"/>
-              <w:left w:val="single" w:color="BFBFBF" w:sz="4"/>
-              <w:bottom w:val="single" w:color="BFBFBF" w:sz="4"/>
-              <w:right w:val="single" w:color="BFBFBF" w:sz="4"/>
-            </w:tcBorders>
-            <w:tcMar>
-              <w:top w:type="dxa" w:w="60"/>
-              <w:left w:type="dxa" w:w="100"/>
-              <w:bottom w:type="dxa" w:w="60"/>
-              <w:right w:type="dxa" w:w="100"/>
-            </w:tcMar>
-          </w:tcPr>
-          <w:p>
-            <w:pPr>
-              <w:spacing w:after="20" w:line="252"/>
-            </w:pPr>
-            <w:r>
-              <w:rPr>
-                <w:rFonts w:ascii="Arial" w:cs="Arial" w:eastAsia="Arial" w:hAnsi="Arial"/>
-                <w:sz w:val="16"/>
-                <w:szCs w:val="16"/>
-              </w:rPr>
-              <w:t>661/927 (71,3 %)</w:t>
+              <w:t>692/987 (70,1 %)</w:t>
             </w:r>
           </w:p>
         </w:tc>
@@ -7707,7 +7466,7 @@
                 <w:sz w:val="15"/>
                 <w:szCs w:val="15"/>
               </w:rPr>
-              <w:t>components/moleculas/TarjetaProducto.jsx</w:t>
+              <w:t>components/organismos/FormularioContacto.jsx</w:t>
             </w:r>
           </w:p>
         </w:tc>
@@ -7737,7 +7496,7 @@
                 <w:sz w:val="15"/>
                 <w:szCs w:val="15"/>
               </w:rPr>
-              <w:t>3/4 (75,0 %)</w:t>
+              <w:t>3/8 (37,5 %)</w:t>
             </w:r>
           </w:p>
         </w:tc>
@@ -7767,7 +7526,7 @@
                 <w:sz w:val="15"/>
                 <w:szCs w:val="15"/>
               </w:rPr>
-              <w:t>11/14 (78,6 %)</w:t>
+              <w:t>0/2 (0,0 %)</w:t>
             </w:r>
           </w:p>
         </w:tc>
@@ -7827,7 +7586,7 @@
                 <w:sz w:val="15"/>
                 <w:szCs w:val="15"/>
               </w:rPr>
-              <w:t>3/4 (75,0 %)</w:t>
+              <w:t>3/7 (42,9 %)</w:t>
             </w:r>
           </w:p>
         </w:tc>
@@ -7862,7 +7621,7 @@
                 <w:sz w:val="15"/>
                 <w:szCs w:val="15"/>
               </w:rPr>
-              <w:t>components/organismos/FormularioContacto.jsx</w:t>
+              <w:t>components/organismos/FormularioLogin.jsx</w:t>
             </w:r>
           </w:p>
         </w:tc>
@@ -7892,7 +7651,7 @@
                 <w:sz w:val="15"/>
                 <w:szCs w:val="15"/>
               </w:rPr>
-              <w:t>3/8 (37,5 %)</w:t>
+              <w:t>8/9 (88,9 %)</w:t>
             </w:r>
           </w:p>
         </w:tc>
@@ -7922,7 +7681,7 @@
                 <w:sz w:val="15"/>
                 <w:szCs w:val="15"/>
               </w:rPr>
-              <w:t>0/2 (0,0 %)</w:t>
+              <w:t>4/6 (66,7 %)</w:t>
             </w:r>
           </w:p>
         </w:tc>
@@ -7952,7 +7711,7 @@
                 <w:sz w:val="15"/>
                 <w:szCs w:val="15"/>
               </w:rPr>
-              <w:t>1/2 (50,0 %)</w:t>
+              <w:t>2/2 (100,0 %)</w:t>
             </w:r>
           </w:p>
         </w:tc>
@@ -7982,7 +7741,7 @@
                 <w:sz w:val="15"/>
                 <w:szCs w:val="15"/>
               </w:rPr>
-              <w:t>3/7 (42,9 %)</w:t>
+              <w:t>8/8 (100,0 %)</w:t>
             </w:r>
           </w:p>
         </w:tc>
@@ -8017,7 +7776,7 @@
                 <w:sz w:val="15"/>
                 <w:szCs w:val="15"/>
               </w:rPr>
-              <w:t>components/organismos/FormularioLogin.jsx</w:t>
+              <w:t>utils/useFormulario.js</w:t>
             </w:r>
           </w:p>
         </w:tc>
@@ -8047,7 +7806,7 @@
                 <w:sz w:val="15"/>
                 <w:szCs w:val="15"/>
               </w:rPr>
-              <w:t>7/8 (87,5 %)</w:t>
+              <w:t>22/28 (78,6 %)</w:t>
             </w:r>
           </w:p>
         </w:tc>
@@ -8077,7 +7836,7 @@
                 <w:sz w:val="15"/>
                 <w:szCs w:val="15"/>
               </w:rPr>
-              <w:t>4/6 (66,7 %)</w:t>
+              <w:t>5/7 (71,4 %)</w:t>
             </w:r>
           </w:p>
         </w:tc>
@@ -8107,7 +7866,7 @@
                 <w:sz w:val="15"/>
                 <w:szCs w:val="15"/>
               </w:rPr>
-              <w:t>2/2 (100,0 %)</w:t>
+              <w:t>7/10 (70,0 %)</w:t>
             </w:r>
           </w:p>
         </w:tc>
@@ -8137,7 +7896,7 @@
                 <w:sz w:val="15"/>
                 <w:szCs w:val="15"/>
               </w:rPr>
-              <w:t>7/7 (100,0 %)</w:t>
+              <w:t>19/24 (79,2 %)</w:t>
             </w:r>
           </w:p>
         </w:tc>
@@ -8172,7 +7931,7 @@
                 <w:sz w:val="15"/>
                 <w:szCs w:val="15"/>
               </w:rPr>
-              <w:t>utils/useFormulario.js</w:t>
+              <w:t>components/utilidades/RutaProtegida.jsx</w:t>
             </w:r>
           </w:p>
         </w:tc>
@@ -8202,7 +7961,7 @@
                 <w:sz w:val="15"/>
                 <w:szCs w:val="15"/>
               </w:rPr>
-              <w:t>22/28 (78,6 %)</w:t>
+              <w:t>6/6 (100,0 %)</w:t>
             </w:r>
           </w:p>
         </w:tc>
@@ -8232,7 +7991,7 @@
                 <w:sz w:val="15"/>
                 <w:szCs w:val="15"/>
               </w:rPr>
-              <w:t>5/7 (71,4 %)</w:t>
+              <w:t>7/7 (100,0 %)</w:t>
             </w:r>
           </w:p>
         </w:tc>
@@ -8262,7 +8021,7 @@
                 <w:sz w:val="15"/>
                 <w:szCs w:val="15"/>
               </w:rPr>
-              <w:t>7/10 (70,0 %)</w:t>
+              <w:t>1/1 (100,0 %)</w:t>
             </w:r>
           </w:p>
         </w:tc>
@@ -8292,7 +8051,7 @@
                 <w:sz w:val="15"/>
                 <w:szCs w:val="15"/>
               </w:rPr>
-              <w:t>19/24 (79,2 %)</w:t>
+              <w:t>6/6 (100,0 %)</w:t>
             </w:r>
           </w:p>
         </w:tc>
@@ -8327,7 +8086,7 @@
                 <w:sz w:val="15"/>
                 <w:szCs w:val="15"/>
               </w:rPr>
-              <w:t>components/utilidades/RutaProtegida.jsx</w:t>
+              <w:t>components/utilidades/LimiteDeErrores.jsx</w:t>
             </w:r>
           </w:p>
         </w:tc>
@@ -8357,7 +8116,7 @@
                 <w:sz w:val="15"/>
                 <w:szCs w:val="15"/>
               </w:rPr>
-              <w:t>6/6 (100,0 %)</w:t>
+              <w:t>7/7 (100,0 %)</w:t>
             </w:r>
           </w:p>
         </w:tc>
@@ -8387,7 +8146,7 @@
                 <w:sz w:val="15"/>
                 <w:szCs w:val="15"/>
               </w:rPr>
-              <w:t>7/7 (100,0 %)</w:t>
+              <w:t>4/4 (100,0 %)</w:t>
             </w:r>
           </w:p>
         </w:tc>
@@ -8417,7 +8176,7 @@
                 <w:sz w:val="15"/>
                 <w:szCs w:val="15"/>
               </w:rPr>
-              <w:t>1/1 (100,0 %)</w:t>
+              <w:t>4/4 (100,0 %)</w:t>
             </w:r>
           </w:p>
         </w:tc>
@@ -8447,7 +8206,7 @@
                 <w:sz w:val="15"/>
                 <w:szCs w:val="15"/>
               </w:rPr>
-              <w:t>6/6 (100,0 %)</w:t>
+              <w:t>7/7 (100,0 %)</w:t>
             </w:r>
           </w:p>
         </w:tc>
@@ -8482,7 +8241,7 @@
                 <w:sz w:val="15"/>
                 <w:szCs w:val="15"/>
               </w:rPr>
-              <w:t>components/utilidades/LimiteDeErrores.jsx</w:t>
+              <w:t>utils/validaciones.js</w:t>
             </w:r>
           </w:p>
         </w:tc>
@@ -8512,7 +8271,7 @@
                 <w:sz w:val="15"/>
                 <w:szCs w:val="15"/>
               </w:rPr>
-              <w:t>7/7 (100,0 %)</w:t>
+              <w:t>98/129 (76,0 %)</w:t>
             </w:r>
           </w:p>
         </w:tc>
@@ -8542,7 +8301,7 @@
                 <w:sz w:val="15"/>
                 <w:szCs w:val="15"/>
               </w:rPr>
-              <w:t>4/4 (100,0 %)</w:t>
+              <w:t>112/164 (68,3 %)</w:t>
             </w:r>
           </w:p>
         </w:tc>
@@ -8572,7 +8331,7 @@
                 <w:sz w:val="15"/>
                 <w:szCs w:val="15"/>
               </w:rPr>
-              <w:t>4/4 (100,0 %)</w:t>
+              <w:t>16/18 (88,9 %)</w:t>
             </w:r>
           </w:p>
         </w:tc>
@@ -8602,7 +8361,7 @@
                 <w:sz w:val="15"/>
                 <w:szCs w:val="15"/>
               </w:rPr>
-              <w:t>7/7 (100,0 %)</w:t>
+              <w:t>84/96 (87,5 %)</w:t>
             </w:r>
           </w:p>
         </w:tc>
@@ -8637,7 +8396,7 @@
                 <w:sz w:val="15"/>
                 <w:szCs w:val="15"/>
               </w:rPr>
-              <w:t>utils/validaciones.js</w:t>
+              <w:t>data/db.js</w:t>
             </w:r>
           </w:p>
         </w:tc>
@@ -8667,7 +8426,7 @@
                 <w:sz w:val="15"/>
                 <w:szCs w:val="15"/>
               </w:rPr>
-              <w:t>98/129 (76,0 %)</w:t>
+              <w:t>42/49 (85,7 %)</w:t>
             </w:r>
           </w:p>
         </w:tc>
@@ -8697,7 +8456,7 @@
                 <w:sz w:val="15"/>
                 <w:szCs w:val="15"/>
               </w:rPr>
-              <w:t>112/164 (68,3 %)</w:t>
+              <w:t>12/18 (66,7 %)</w:t>
             </w:r>
           </w:p>
         </w:tc>
@@ -8727,7 +8486,7 @@
                 <w:sz w:val="15"/>
                 <w:szCs w:val="15"/>
               </w:rPr>
-              <w:t>16/18 (88,9 %)</w:t>
+              <w:t>14/15 (93,3 %)</w:t>
             </w:r>
           </w:p>
         </w:tc>
@@ -8757,7 +8516,7 @@
                 <w:sz w:val="15"/>
                 <w:szCs w:val="15"/>
               </w:rPr>
-              <w:t>84/96 (87,5 %)</w:t>
+              <w:t>35/41 (85,4 %)</w:t>
             </w:r>
           </w:p>
         </w:tc>
@@ -8792,7 +8551,7 @@
                 <w:sz w:val="15"/>
                 <w:szCs w:val="15"/>
               </w:rPr>
-              <w:t>data/db.js</w:t>
+              <w:t>pages/tienda/Checkout.jsx</w:t>
             </w:r>
           </w:p>
         </w:tc>
@@ -8822,7 +8581,7 @@
                 <w:sz w:val="15"/>
                 <w:szCs w:val="15"/>
               </w:rPr>
-              <w:t>42/49 (85,7 %)</w:t>
+              <w:t>32/36 (88,9 %)</w:t>
             </w:r>
           </w:p>
         </w:tc>
@@ -8852,7 +8611,7 @@
                 <w:sz w:val="15"/>
                 <w:szCs w:val="15"/>
               </w:rPr>
-              <w:t>12/18 (66,7 %)</w:t>
+              <w:t>25/32 (78,1 %)</w:t>
             </w:r>
           </w:p>
         </w:tc>
@@ -8882,7 +8641,7 @@
                 <w:sz w:val="15"/>
                 <w:szCs w:val="15"/>
               </w:rPr>
-              <w:t>14/15 (93,3 %)</w:t>
+              <w:t>7/7 (100,0 %)</w:t>
             </w:r>
           </w:p>
         </w:tc>
@@ -8912,7 +8671,7 @@
                 <w:sz w:val="15"/>
                 <w:szCs w:val="15"/>
               </w:rPr>
-              <w:t>35/41 (85,4 %)</w:t>
+              <w:t>30/33 (90,9 %)</w:t>
             </w:r>
           </w:p>
         </w:tc>
@@ -8947,7 +8706,7 @@
                 <w:sz w:val="15"/>
                 <w:szCs w:val="15"/>
               </w:rPr>
-              <w:t>pages/tienda/Checkout.jsx</w:t>
+              <w:t>components/organismos/FormularioCheckout.jsx</w:t>
             </w:r>
           </w:p>
         </w:tc>
@@ -8977,7 +8736,7 @@
                 <w:sz w:val="15"/>
                 <w:szCs w:val="15"/>
               </w:rPr>
-              <w:t>32/36 (88,9 %)</w:t>
+              <w:t>25/26 (96,2 %)</w:t>
             </w:r>
           </w:p>
         </w:tc>
@@ -9007,7 +8766,7 @@
                 <w:sz w:val="15"/>
                 <w:szCs w:val="15"/>
               </w:rPr>
-              <w:t>25/32 (78,1 %)</w:t>
+              <w:t>18/22 (81,8 %)</w:t>
             </w:r>
           </w:p>
         </w:tc>
@@ -9037,7 +8796,7 @@
                 <w:sz w:val="15"/>
                 <w:szCs w:val="15"/>
               </w:rPr>
-              <w:t>7/7 (100,0 %)</w:t>
+              <w:t>11/11 (100,0 %)</w:t>
             </w:r>
           </w:p>
         </w:tc>
@@ -9067,7 +8826,7 @@
                 <w:sz w:val="15"/>
                 <w:szCs w:val="15"/>
               </w:rPr>
-              <w:t>30/33 (90,9 %)</w:t>
+              <w:t>19/19 (100,0 %)</w:t>
             </w:r>
           </w:p>
         </w:tc>
@@ -9102,7 +8861,7 @@
                 <w:sz w:val="15"/>
                 <w:szCs w:val="15"/>
               </w:rPr>
-              <w:t>components/organismos/FormularioCheckout.jsx</w:t>
+              <w:t>services/ordenesService.js</w:t>
             </w:r>
           </w:p>
         </w:tc>
@@ -9132,7 +8891,7 @@
                 <w:sz w:val="15"/>
                 <w:szCs w:val="15"/>
               </w:rPr>
-              <w:t>25/26 (96,2 %)</w:t>
+              <w:t>20/24 (83,3 %)</w:t>
             </w:r>
           </w:p>
         </w:tc>
@@ -9162,7 +8921,7 @@
                 <w:sz w:val="15"/>
                 <w:szCs w:val="15"/>
               </w:rPr>
-              <w:t>18/22 (81,8 %)</w:t>
+              <w:t>10/13 (76,9 %)</w:t>
             </w:r>
           </w:p>
         </w:tc>
@@ -9192,7 +8951,7 @@
                 <w:sz w:val="15"/>
                 <w:szCs w:val="15"/>
               </w:rPr>
-              <w:t>11/11 (100,0 %)</w:t>
+              <w:t>14/17 (82,4 %)</w:t>
             </w:r>
           </w:p>
         </w:tc>
@@ -9222,7 +8981,7 @@
                 <w:sz w:val="15"/>
                 <w:szCs w:val="15"/>
               </w:rPr>
-              <w:t>19/19 (100,0 %)</w:t>
+              <w:t>17/19 (89,5 %)</w:t>
             </w:r>
           </w:p>
         </w:tc>
@@ -9257,7 +9016,7 @@
                 <w:sz w:val="15"/>
                 <w:szCs w:val="15"/>
               </w:rPr>
-              <w:t>services/ordenesService.js</w:t>
+              <w:t>services/carritoService.js</w:t>
             </w:r>
           </w:p>
         </w:tc>
@@ -9287,7 +9046,7 @@
                 <w:sz w:val="15"/>
                 <w:szCs w:val="15"/>
               </w:rPr>
-              <w:t>20/24 (83,3 %)</w:t>
+              <w:t>32/44 (72,7 %)</w:t>
             </w:r>
           </w:p>
         </w:tc>
@@ -9317,7 +9076,7 @@
                 <w:sz w:val="15"/>
                 <w:szCs w:val="15"/>
               </w:rPr>
-              <w:t>10/13 (76,9 %)</w:t>
+              <w:t>13/21 (61,9 %)</w:t>
             </w:r>
           </w:p>
         </w:tc>
@@ -9347,7 +9106,7 @@
                 <w:sz w:val="15"/>
                 <w:szCs w:val="15"/>
               </w:rPr>
-              <w:t>14/17 (82,4 %)</w:t>
+              <w:t>12/16 (75,0 %)</w:t>
             </w:r>
           </w:p>
         </w:tc>
@@ -9377,7 +9136,7 @@
                 <w:sz w:val="15"/>
                 <w:szCs w:val="15"/>
               </w:rPr>
-              <w:t>17/19 (89,5 %)</w:t>
+              <w:t>29/39 (74,4 %)</w:t>
             </w:r>
           </w:p>
         </w:tc>
@@ -9412,7 +9171,7 @@
                 <w:sz w:val="15"/>
                 <w:szCs w:val="15"/>
               </w:rPr>
-              <w:t>services/carritoService.js</w:t>
+              <w:t>pages/tienda/CompraExitosa.jsx</w:t>
             </w:r>
           </w:p>
         </w:tc>
@@ -9442,7 +9201,7 @@
                 <w:sz w:val="15"/>
                 <w:szCs w:val="15"/>
               </w:rPr>
-              <w:t>25/36 (69,4 %)</w:t>
+              <w:t>4/6 (66,7 %)</w:t>
             </w:r>
           </w:p>
         </w:tc>
@@ -9472,7 +9231,7 @@
                 <w:sz w:val="15"/>
                 <w:szCs w:val="15"/>
               </w:rPr>
-              <w:t>11/19 (57,9 %)</w:t>
+              <w:t>3/4 (75,0 %)</w:t>
             </w:r>
           </w:p>
         </w:tc>
@@ -9502,7 +9261,7 @@
                 <w:sz w:val="15"/>
                 <w:szCs w:val="15"/>
               </w:rPr>
-              <w:t>11/15 (73,3 %)</w:t>
+              <w:t>1/2 (50,0 %)</w:t>
             </w:r>
           </w:p>
         </w:tc>
@@ -9532,7 +9291,7 @@
                 <w:sz w:val="15"/>
                 <w:szCs w:val="15"/>
               </w:rPr>
-              <w:t>22/31 (71,0 %)</w:t>
+              <w:t>4/6 (66,7 %)</w:t>
             </w:r>
           </w:p>
         </w:tc>
@@ -9567,7 +9326,7 @@
                 <w:sz w:val="15"/>
                 <w:szCs w:val="15"/>
               </w:rPr>
-              <w:t>pages/tienda/CompraExitosa.jsx</w:t>
+              <w:t>components/organismos/Boleta.jsx</w:t>
             </w:r>
           </w:p>
         </w:tc>
@@ -9597,7 +9356,7 @@
                 <w:sz w:val="15"/>
                 <w:szCs w:val="15"/>
               </w:rPr>
-              <w:t>4/6 (66,7 %)</w:t>
+              <w:t>3/3 (100,0 %)</w:t>
             </w:r>
           </w:p>
         </w:tc>
@@ -9657,7 +9416,7 @@
                 <w:sz w:val="15"/>
                 <w:szCs w:val="15"/>
               </w:rPr>
-              <w:t>1/2 (50,0 %)</w:t>
+              <w:t>2/2 (100,0 %)</w:t>
             </w:r>
           </w:p>
         </w:tc>
@@ -9687,7 +9446,7 @@
                 <w:sz w:val="15"/>
                 <w:szCs w:val="15"/>
               </w:rPr>
-              <w:t>4/6 (66,7 %)</w:t>
+              <w:t>3/3 (100,0 %)</w:t>
             </w:r>
           </w:p>
         </w:tc>
@@ -9722,7 +9481,7 @@
                 <w:sz w:val="15"/>
                 <w:szCs w:val="15"/>
               </w:rPr>
-              <w:t>components/organismos/Boleta.jsx</w:t>
+              <w:t>pages/tienda/Productos.jsx</w:t>
             </w:r>
           </w:p>
         </w:tc>
@@ -9752,7 +9511,7 @@
                 <w:sz w:val="15"/>
                 <w:szCs w:val="15"/>
               </w:rPr>
-              <w:t>3/3 (100,0 %)</w:t>
+              <w:t>19/26 (73,1 %)</w:t>
             </w:r>
           </w:p>
         </w:tc>
@@ -9782,7 +9541,7 @@
                 <w:sz w:val="15"/>
                 <w:szCs w:val="15"/>
               </w:rPr>
-              <w:t>3/4 (75,0 %)</w:t>
+              <w:t>5/6 (83,3 %)</w:t>
             </w:r>
           </w:p>
         </w:tc>
@@ -9812,7 +9571,7 @@
                 <w:sz w:val="15"/>
                 <w:szCs w:val="15"/>
               </w:rPr>
-              <w:t>2/2 (100,0 %)</w:t>
+              <w:t>5/9 (55,6 %)</w:t>
             </w:r>
           </w:p>
         </w:tc>
@@ -9842,7 +9601,7 @@
                 <w:sz w:val="15"/>
                 <w:szCs w:val="15"/>
               </w:rPr>
-              <w:t>3/3 (100,0 %)</w:t>
+              <w:t>18/22 (81,8 %)</w:t>
             </w:r>
           </w:p>
         </w:tc>
@@ -9907,7 +9666,7 @@
                 <w:sz w:val="15"/>
                 <w:szCs w:val="15"/>
               </w:rPr>
-              <w:t>312/387 (80,6 %)</w:t>
+              <w:t>336/418 (80,4 %)</w:t>
             </w:r>
           </w:p>
         </w:tc>
@@ -9937,7 +9696,7 @@
                 <w:sz w:val="15"/>
                 <w:szCs w:val="15"/>
               </w:rPr>
-              <w:t>257/355 (72,4 %)</w:t>
+              <w:t>253/349 (72,5 %)</w:t>
             </w:r>
           </w:p>
         </w:tc>
@@ -9967,7 +9726,7 @@
                 <w:sz w:val="15"/>
                 <w:szCs w:val="15"/>
               </w:rPr>
-              <w:t>99/115 (86,1 %)</w:t>
+              <w:t>104/123 (84,6 %)</w:t>
             </w:r>
           </w:p>
         </w:tc>
@@ -9997,7 +9756,7 @@
                 <w:sz w:val="15"/>
                 <w:szCs w:val="15"/>
               </w:rPr>
-              <w:t>273/318 (85,8 %)</w:t>
+              <w:t>296/345 (85,8 %)</w:t>
             </w:r>
           </w:p>
         </w:tc>
@@ -10028,7 +9787,7 @@
         <w:rPr>
           <w:rFonts w:ascii="Arial" w:cs="Arial" w:eastAsia="Arial" w:hAnsi="Arial"/>
         </w:rPr>
-        <w:t>Cómo leer las cifras (material 2.3.4): sentencias y líneas indican qué parte del código se ejecutó; ramas indica cuántos caminos de los if, ternarios y &amp;&amp; se recorrieron; funciones, cuántas funciones se llamaron al menos una vez. La cobertura global es de 67,6 % de sentencias, 59,1 % de ramas, 69,0 % de funciones y 71,3 % de líneas, con solo 15 pruebas.</w:t>
+        <w:t>Cómo leer las cifras (material 2.3.4): sentencias y líneas indican qué parte del código se ejecutó; ramas indica cuántos caminos de los if, ternarios y &amp;&amp; se recorrieron; funciones, cuántas funciones se llamaron al menos una vez. La cobertura global es de 66,0 % de sentencias, 57,2 % de ramas, 65,9 % de funciones y 70,1 % de líneas, con solo 15 pruebas.</w:t>
       </w:r>
     </w:p>
     <w:p>
@@ -10060,7 +9819,7 @@
         <w:rPr>
           <w:rFonts w:ascii="Arial" w:cs="Arial" w:eastAsia="Arial" w:hAnsi="Arial"/>
         </w:rPr>
-        <w:t>En los 18 archivos objetivo la cobertura sube a 80,6 % de sentencias y 85,8 % de líneas. Lo que queda sin ejecutar son ramas alternativas: por ejemplo, el envío del formulario de contacto (la prueba 4 solo verifica el estado al escribir) o la lista vacía en ListaProductos.</w:t>
+        <w:t>En los 18 archivos objetivo la cobertura sube a 80,4 % de sentencias y 85,8 % de líneas. Lo que queda sin ejecutar son ramas alternativas: por ejemplo, el envío del formulario de contacto (la prueba 4 solo verifica el estado al escribir) o la lista vacía en ListaProductos.</w:t>
       </w:r>
     </w:p>
     <w:p>
@@ -10076,7 +9835,7 @@
         <w:rPr>
           <w:rFonts w:ascii="Arial" w:cs="Arial" w:eastAsia="Arial" w:hAnsi="Arial"/>
         </w:rPr>
-        <w:t>Las ramas más bajas están en services (37,1 %) y pages/admin (50,9 %): son caminos de error poco frecuentes (cupos agotados al pagar, almacenamiento bloqueado) y ediciones desde el panel. Las vistas del panel sí se dibujan (prueba 13), pero sus formularios de edición no se envían en las pruebas.</w:t>
+        <w:t>Las ramas más bajas están en services (33,8 %) y pages/admin (50,9 %): son caminos de error poco frecuentes (cupos agotados al pagar, almacenamiento bloqueado), las respuestas de error de los microservicios y ediciones desde el panel. Las vistas del panel sí se dibujan (prueba 13), pero sus formularios de edición no se envían en las pruebas.</w:t>
       </w:r>
     </w:p>
     <w:p>
@@ -10120,7 +9879,7 @@
         <w:rPr>
           <w:rFonts w:ascii="Arial" w:cs="Arial" w:eastAsia="Arial" w:hAnsi="Arial"/>
         </w:rPr>
-        <w:t>Las reglas críticas del negocio están verificadas: RUN, pago rechazado y aprobado, descuento de cupos, hora ocupada solo al pagar y control de acceso por rol. También se comprobó que React escapa el texto (XSS) y que el Error Boundary evita la pantalla en blanco.</w:t>
+        <w:t>Las reglas críticas del negocio están verificadas: RUN, pago rechazado y aprobado, descuento de cupos, hora ocupada solo al pagar y control de acceso por rol. También se comprobó que el catálogo muestra lo que responde producto-service y que el Error Boundary evita la pantalla en blanco.</w:t>
       </w:r>
     </w:p>
     <w:p>

--- a/docs/Cobertura_Testing_ForeverInk.docx
+++ b/docs/Cobertura_Testing_ForeverInk.docx
@@ -161,7 +161,7 @@
         <w:rPr>
           <w:rFonts w:ascii="Arial" w:cs="Arial" w:eastAsia="Arial" w:hAnsi="Arial"/>
         </w:rPr>
-        <w:t>El proyecto tiene 15 pruebas: 10 de defensa (test/defensa.spec.jsx), que siguen la propuesta de pruebas del Anexo 1 (renderizado correcto, renderizado condicional, props, estado y eventos) y los conceptos de las guías 2.3.2 y 2.3.5 y de la clase React IV (hook personalizado, mocks y rutas con MemoryRouter), y 5 complementarias (test/complementarias.spec.jsx) que verifican el CRUD del archivo de datos, el flujo de compra aprobada, todas las vistas, la conexión con producto-service (mock de la API) y el manejo de errores. Las pruebas no necesitan los microservicios encendidos: la API se simula con mocks.</w:t>
+        <w:t>El proyecto tiene 15 pruebas: 10 de defensa (test/defensa.spec.jsx), que siguen la propuesta de pruebas del Anexo 1 (renderizado correcto, renderizado condicional, props, estado y eventos) y los conceptos de las guías 2.3.2 y 2.3.5 y de la clase React IV (hook personalizado, mocks y rutas con MemoryRouter), y 5 complementarias (test/complementarias.spec.jsx) que verifican el CRUD del archivo de datos, el flujo de compra aprobada, todas las vistas, la protección contra XSS y el manejo de errores.</w:t>
       </w:r>
     </w:p>
     <w:p>
@@ -454,7 +454,7 @@
                 <w:sz w:val="19"/>
                 <w:szCs w:val="19"/>
               </w:rPr>
-              <w:t>80,4 % de sentencias en los 18 archivos que las pruebas tienen como objetivo (sección 4.2)</w:t>
+              <w:t>80,6 % de sentencias en los 18 archivos que las pruebas tienen como objetivo (sección 4.2)</w:t>
             </w:r>
           </w:p>
         </w:tc>
@@ -519,7 +519,7 @@
                 <w:sz w:val="19"/>
                 <w:szCs w:val="19"/>
               </w:rPr>
-              <w:t>66,0 % (771 de 1169) sobre todo src/</w:t>
+              <w:t>67,6 % (737 de 1091) sobre todo src/</w:t>
             </w:r>
           </w:p>
         </w:tc>
@@ -584,7 +584,7 @@
                 <w:sz w:val="19"/>
                 <w:szCs w:val="19"/>
               </w:rPr>
-              <w:t>57,2 %</w:t>
+              <w:t>59,1 %</w:t>
             </w:r>
           </w:p>
         </w:tc>
@@ -649,7 +649,7 @@
                 <w:sz w:val="19"/>
                 <w:szCs w:val="19"/>
               </w:rPr>
-              <w:t>65,9 %</w:t>
+              <w:t>69,0 %</w:t>
             </w:r>
           </w:p>
         </w:tc>
@@ -714,7 +714,7 @@
                 <w:sz w:val="19"/>
                 <w:szCs w:val="19"/>
               </w:rPr>
-              <w:t>70,1 %</w:t>
+              <w:t>71,3 %</w:t>
             </w:r>
           </w:p>
         </w:tc>
@@ -1328,22 +1328,7 @@
         <w:rPr>
           <w:rFonts w:ascii="Arial" w:cs="Arial" w:eastAsia="Arial" w:hAnsi="Arial"/>
         </w:rPr>
-        <w:t xml:space="preserve"> (datos de fábrica y microservicios simulados como apagados con </w:t>
-      </w:r>
-      <w:r>
-        <w:rPr>
-          <w:rFonts w:ascii="Consolas" w:cs="Consolas" w:eastAsia="Consolas" w:hAnsi="Consolas"/>
-          <w:sz w:val="20"/>
-          <w:szCs w:val="20"/>
-          <w:shd w:fill="EFEFEF" w:val="clear"/>
-        </w:rPr>
-        <w:t>jasmine.createSpy</w:t>
-      </w:r>
-      <w:r>
-        <w:rPr>
-          <w:rFonts w:ascii="Arial" w:cs="Arial" w:eastAsia="Arial" w:hAnsi="Arial"/>
-        </w:rPr>
-        <w:t xml:space="preserve">), </w:t>
+        <w:t xml:space="preserve"> (datos de fábrica), </w:t>
       </w:r>
       <w:r>
         <w:rPr>
@@ -1762,67 +1747,13 @@
           <w:b/>
           <w:bCs/>
         </w:rPr>
-        <w:t>Microservicios (React V):</w:t>
-      </w:r>
-      <w:r>
-        <w:rPr>
-          <w:rFonts w:ascii="Arial" w:cs="Arial" w:eastAsia="Arial" w:hAnsi="Arial"/>
-        </w:rPr>
-        <w:t xml:space="preserve"> las funciones de </w:t>
-      </w:r>
-      <w:r>
-        <w:rPr>
-          <w:rFonts w:ascii="Consolas" w:cs="Consolas" w:eastAsia="Consolas" w:hAnsi="Consolas"/>
-          <w:sz w:val="20"/>
-          <w:szCs w:val="20"/>
-          <w:shd w:fill="EFEFEF" w:val="clear"/>
-        </w:rPr>
-        <w:t>services/api.js</w:t>
-      </w:r>
-      <w:r>
-        <w:rPr>
-          <w:rFonts w:ascii="Arial" w:cs="Arial" w:eastAsia="Arial" w:hAnsi="Arial"/>
-        </w:rPr>
-        <w:t xml:space="preserve"> (axios) se reemplazan por spies. Por defecto responden "sin conexión" y la tienda usa sus datos locales; la prueba 14 hace que </w:t>
-      </w:r>
-      <w:r>
-        <w:rPr>
-          <w:rFonts w:ascii="Consolas" w:cs="Consolas" w:eastAsia="Consolas" w:hAnsi="Consolas"/>
-          <w:sz w:val="20"/>
-          <w:szCs w:val="20"/>
-          <w:shd w:fill="EFEFEF" w:val="clear"/>
-        </w:rPr>
-        <w:t>listarProductos</w:t>
-      </w:r>
-      <w:r>
-        <w:rPr>
-          <w:rFonts w:ascii="Arial" w:cs="Arial" w:eastAsia="Arial" w:hAnsi="Arial"/>
-        </w:rPr>
-        <w:t xml:space="preserve"> responda una lista controlada, como si fuera producto-service.</w:t>
-      </w:r>
-    </w:p>
-    <w:p>
-      <w:pPr>
-        <w:pStyle w:val="ListParagraph"/>
-        <w:numPr>
-          <w:ilvl w:val="0"/>
-          <w:numId w:val="2"/>
-        </w:numPr>
-        <w:spacing w:after="60" w:line="276"/>
-      </w:pPr>
-      <w:r>
-        <w:rPr>
-          <w:rFonts w:ascii="Arial" w:cs="Arial" w:eastAsia="Arial" w:hAnsi="Arial"/>
-          <w:b/>
-          <w:bCs/>
-        </w:rPr>
         <w:t>Casos inválidos y límites:</w:t>
       </w:r>
       <w:r>
         <w:rPr>
           <w:rFonts w:ascii="Arial" w:cs="Arial" w:eastAsia="Arial" w:hAnsi="Arial"/>
         </w:rPr>
-        <w:t xml:space="preserve"> se prueba lo que se rechaza (RUN con dígito incorrecto, muy corto o vacío; actualizar o eliminar un registro que no existe) y los casos de error (componente que falla, microservicio que no responde).</w:t>
+        <w:t xml:space="preserve"> se prueba lo que se rechaza (RUN con dígito incorrecto, muy corto o vacío; actualizar o eliminar un registro que no existe) y los casos de error (componente que falla, texto con código HTML).</w:t>
       </w:r>
     </w:p>
     <w:p>
@@ -4120,7 +4051,7 @@
                 <w:sz w:val="16"/>
                 <w:szCs w:val="16"/>
               </w:rPr>
-              <w:t>Catálogo desde producto-service (mock de la API)</w:t>
+              <w:t>Nombre con código HTML (XSS)</w:t>
             </w:r>
           </w:p>
         </w:tc>
@@ -4150,7 +4081,7 @@
                 <w:sz w:val="16"/>
                 <w:szCs w:val="16"/>
               </w:rPr>
-              <w:t>Mock de API (axios, React V)</w:t>
+              <w:t>Seguridad (guía 2.3.3)</w:t>
             </w:r>
           </w:p>
         </w:tc>
@@ -4180,7 +4111,7 @@
                 <w:sz w:val="16"/>
                 <w:szCs w:val="16"/>
               </w:rPr>
-              <w:t>Se llama a la API y la página muestra el diseño que respondió el microservicio y el origen de los datos.</w:t>
+              <w:t>El texto se muestra literal y no se crea ninguna etiqueta ni se ejecuta código.</w:t>
             </w:r>
           </w:p>
         </w:tc>
@@ -4211,7 +4142,7 @@
                 <w:szCs w:val="16"/>
                 <w:shd w:fill="EFEFEF" w:val="clear"/>
               </w:rPr>
-              <w:t>pages/tienda/Productos.jsx, services/api.js</w:t>
+              <w:t>moleculas/TarjetaProducto.jsx</w:t>
             </w:r>
           </w:p>
         </w:tc>
@@ -4658,7 +4589,7 @@
                 <w:sz w:val="16"/>
                 <w:szCs w:val="16"/>
               </w:rPr>
-              <w:t>52/90 (57,8 %)</w:t>
+              <w:t>42/69 (60,9 %)</w:t>
             </w:r>
           </w:p>
         </w:tc>
@@ -4688,7 +4619,7 @@
                 <w:sz w:val="16"/>
                 <w:szCs w:val="16"/>
               </w:rPr>
-              <w:t>2/16 (12,5 %)</w:t>
+              <w:t>0/6 (0,0 %)</w:t>
             </w:r>
           </w:p>
         </w:tc>
@@ -4718,7 +4649,7 @@
                 <w:sz w:val="16"/>
                 <w:szCs w:val="16"/>
               </w:rPr>
-              <w:t>22/39 (56,4 %)</w:t>
+              <w:t>17/30 (56,7 %)</w:t>
             </w:r>
           </w:p>
         </w:tc>
@@ -4748,7 +4679,7 @@
                 <w:sz w:val="16"/>
                 <w:szCs w:val="16"/>
               </w:rPr>
-              <w:t>36/65 (55,4 %)</w:t>
+              <w:t>28/49 (57,1 %)</w:t>
             </w:r>
           </w:p>
         </w:tc>
@@ -5153,7 +5084,7 @@
                 <w:sz w:val="16"/>
                 <w:szCs w:val="16"/>
               </w:rPr>
-              <w:t>56/72 (77,8 %)</w:t>
+              <w:t>57/72 (79,2 %)</w:t>
             </w:r>
           </w:p>
         </w:tc>
@@ -5278,7 +5209,7 @@
                 <w:sz w:val="16"/>
                 <w:szCs w:val="16"/>
               </w:rPr>
-              <w:t>90/141 (63,8 %)</w:t>
+              <w:t>89/139 (64,0 %)</w:t>
             </w:r>
           </w:p>
         </w:tc>
@@ -5368,7 +5299,7 @@
                 <w:sz w:val="16"/>
                 <w:szCs w:val="16"/>
               </w:rPr>
-              <w:t>82/126 (65,1 %)</w:t>
+              <w:t>81/124 (65,3 %)</w:t>
             </w:r>
           </w:p>
         </w:tc>
@@ -5713,7 +5644,7 @@
                 <w:sz w:val="16"/>
                 <w:szCs w:val="16"/>
               </w:rPr>
-              <w:t>data</w:t>
+              <w:t>config</w:t>
             </w:r>
           </w:p>
         </w:tc>
@@ -5743,7 +5674,7 @@
                 <w:sz w:val="16"/>
                 <w:szCs w:val="16"/>
               </w:rPr>
-              <w:t>75/82 (91,5 %)</w:t>
+              <w:t>6/6 (100,0 %)</w:t>
             </w:r>
           </w:p>
         </w:tc>
@@ -5773,7 +5704,7 @@
                 <w:sz w:val="16"/>
                 <w:szCs w:val="16"/>
               </w:rPr>
-              <w:t>19/27 (70,4 %)</w:t>
+              <w:t>0/0 (100,0 %)</w:t>
             </w:r>
           </w:p>
         </w:tc>
@@ -5803,7 +5734,7 @@
                 <w:sz w:val="16"/>
                 <w:szCs w:val="16"/>
               </w:rPr>
-              <w:t>26/27 (96,3 %)</w:t>
+              <w:t>0/0 (100,0 %)</w:t>
             </w:r>
           </w:p>
         </w:tc>
@@ -5833,7 +5764,7 @@
                 <w:sz w:val="16"/>
                 <w:szCs w:val="16"/>
               </w:rPr>
-              <w:t>62/68 (91,2 %)</w:t>
+              <w:t>6/6 (100,0 %)</w:t>
             </w:r>
           </w:p>
         </w:tc>
@@ -5868,7 +5799,7 @@
                 <w:sz w:val="16"/>
                 <w:szCs w:val="16"/>
               </w:rPr>
-              <w:t>pages/admin</w:t>
+              <w:t>data</w:t>
             </w:r>
           </w:p>
         </w:tc>
@@ -5898,7 +5829,7 @@
                 <w:sz w:val="16"/>
                 <w:szCs w:val="16"/>
               </w:rPr>
-              <w:t>74/138 (53,6 %)</w:t>
+              <w:t>69/76 (90,8 %)</w:t>
             </w:r>
           </w:p>
         </w:tc>
@@ -5928,7 +5859,7 @@
                 <w:sz w:val="16"/>
                 <w:szCs w:val="16"/>
               </w:rPr>
-              <w:t>58/114 (50,9 %)</w:t>
+              <w:t>19/27 (70,4 %)</w:t>
             </w:r>
           </w:p>
         </w:tc>
@@ -5958,7 +5889,7 @@
                 <w:sz w:val="16"/>
                 <w:szCs w:val="16"/>
               </w:rPr>
-              <w:t>25/48 (52,1 %)</w:t>
+              <w:t>26/27 (96,3 %)</w:t>
             </w:r>
           </w:p>
         </w:tc>
@@ -5988,7 +5919,7 @@
                 <w:sz w:val="16"/>
                 <w:szCs w:val="16"/>
               </w:rPr>
-              <w:t>71/125 (56,8 %)</w:t>
+              <w:t>56/62 (90,3 %)</w:t>
             </w:r>
           </w:p>
         </w:tc>
@@ -6023,7 +5954,7 @@
                 <w:sz w:val="16"/>
                 <w:szCs w:val="16"/>
               </w:rPr>
-              <w:t>pages/tienda</w:t>
+              <w:t>hooks</w:t>
             </w:r>
           </w:p>
         </w:tc>
@@ -6053,7 +5984,7 @@
                 <w:sz w:val="16"/>
                 <w:szCs w:val="16"/>
               </w:rPr>
-              <w:t>117/171 (68,4 %)</w:t>
+              <w:t>22/28 (78,6 %)</w:t>
             </w:r>
           </w:p>
         </w:tc>
@@ -6083,7 +6014,7 @@
                 <w:sz w:val="16"/>
                 <w:szCs w:val="16"/>
               </w:rPr>
-              <w:t>50/87 (57,5 %)</w:t>
+              <w:t>5/7 (71,4 %)</w:t>
             </w:r>
           </w:p>
         </w:tc>
@@ -6113,7 +6044,7 @@
                 <w:sz w:val="16"/>
                 <w:szCs w:val="16"/>
               </w:rPr>
-              <w:t>39/57 (68,4 %)</w:t>
+              <w:t>7/10 (70,0 %)</w:t>
             </w:r>
           </w:p>
         </w:tc>
@@ -6143,7 +6074,7 @@
                 <w:sz w:val="16"/>
                 <w:szCs w:val="16"/>
               </w:rPr>
-              <w:t>114/160 (71,2 %)</w:t>
+              <w:t>19/24 (79,2 %)</w:t>
             </w:r>
           </w:p>
         </w:tc>
@@ -6178,7 +6109,7 @@
                 <w:sz w:val="16"/>
                 <w:szCs w:val="16"/>
               </w:rPr>
-              <w:t>services</w:t>
+              <w:t>pages/admin</w:t>
             </w:r>
           </w:p>
         </w:tc>
@@ -6208,7 +6139,7 @@
                 <w:sz w:val="16"/>
                 <w:szCs w:val="16"/>
               </w:rPr>
-              <w:t>157/288 (54,5 %)</w:t>
+              <w:t>74/138 (53,6 %)</w:t>
             </w:r>
           </w:p>
         </w:tc>
@@ -6238,7 +6169,7 @@
                 <w:sz w:val="16"/>
                 <w:szCs w:val="16"/>
               </w:rPr>
-              <w:t>68/201 (33,8 %)</w:t>
+              <w:t>58/114 (50,9 %)</w:t>
             </w:r>
           </w:p>
         </w:tc>
@@ -6268,7 +6199,7 @@
                 <w:sz w:val="16"/>
                 <w:szCs w:val="16"/>
               </w:rPr>
-              <w:t>78/137 (56,9 %)</w:t>
+              <w:t>25/48 (52,1 %)</w:t>
             </w:r>
           </w:p>
         </w:tc>
@@ -6298,7 +6229,7 @@
                 <w:sz w:val="16"/>
                 <w:szCs w:val="16"/>
               </w:rPr>
-              <w:t>139/229 (60,7 %)</w:t>
+              <w:t>71/125 (56,8 %)</w:t>
             </w:r>
           </w:p>
         </w:tc>
@@ -6333,7 +6264,7 @@
                 <w:sz w:val="16"/>
                 <w:szCs w:val="16"/>
               </w:rPr>
-              <w:t>utils</w:t>
+              <w:t>pages/tienda</w:t>
             </w:r>
           </w:p>
         </w:tc>
@@ -6363,7 +6294,7 @@
                 <w:sz w:val="16"/>
                 <w:szCs w:val="16"/>
               </w:rPr>
-              <w:t>146/189 (77,2 %)</w:t>
+              <w:t>105/154 (68,2 %)</w:t>
             </w:r>
           </w:p>
         </w:tc>
@@ -6393,7 +6324,7 @@
                 <w:sz w:val="16"/>
                 <w:szCs w:val="16"/>
               </w:rPr>
-              <w:t>129/194 (66,5 %)</w:t>
+              <w:t>45/78 (57,7 %)</w:t>
             </w:r>
           </w:p>
         </w:tc>
@@ -6423,7 +6354,7 @@
                 <w:sz w:val="16"/>
                 <w:szCs w:val="16"/>
               </w:rPr>
-              <w:t>32/38 (84,2 %)</w:t>
+              <w:t>33/50 (66,0 %)</w:t>
             </w:r>
           </w:p>
         </w:tc>
@@ -6453,7 +6384,7 @@
                 <w:sz w:val="16"/>
                 <w:szCs w:val="16"/>
               </w:rPr>
-              <w:t>129/148 (87,2 %)</w:t>
+              <w:t>103/145 (71,0 %)</w:t>
             </w:r>
           </w:p>
         </w:tc>
@@ -6488,6 +6419,316 @@
                 <w:sz w:val="16"/>
                 <w:szCs w:val="16"/>
               </w:rPr>
+              <w:t>services</w:t>
+            </w:r>
+          </w:p>
+        </w:tc>
+        <w:tc>
+          <w:tcPr>
+            <w:tcW w:type="dxa" w:w="1760"/>
+            <w:tcBorders>
+              <w:top w:val="single" w:color="BFBFBF" w:sz="4"/>
+              <w:left w:val="single" w:color="BFBFBF" w:sz="4"/>
+              <w:bottom w:val="single" w:color="BFBFBF" w:sz="4"/>
+              <w:right w:val="single" w:color="BFBFBF" w:sz="4"/>
+            </w:tcBorders>
+            <w:tcMar>
+              <w:top w:type="dxa" w:w="60"/>
+              <w:left w:type="dxa" w:w="100"/>
+              <w:bottom w:type="dxa" w:w="60"/>
+              <w:right w:type="dxa" w:w="100"/>
+            </w:tcMar>
+          </w:tcPr>
+          <w:p>
+            <w:pPr>
+              <w:spacing w:after="20" w:line="252"/>
+            </w:pPr>
+            <w:r>
+              <w:rPr>
+                <w:rFonts w:ascii="Arial" w:cs="Arial" w:eastAsia="Arial" w:hAnsi="Arial"/>
+                <w:sz w:val="16"/>
+                <w:szCs w:val="16"/>
+              </w:rPr>
+              <w:t>146/250 (58,4 %)</w:t>
+            </w:r>
+          </w:p>
+        </w:tc>
+        <w:tc>
+          <w:tcPr>
+            <w:tcW w:type="dxa" w:w="1760"/>
+            <w:tcBorders>
+              <w:top w:val="single" w:color="BFBFBF" w:sz="4"/>
+              <w:left w:val="single" w:color="BFBFBF" w:sz="4"/>
+              <w:bottom w:val="single" w:color="BFBFBF" w:sz="4"/>
+              <w:right w:val="single" w:color="BFBFBF" w:sz="4"/>
+            </w:tcBorders>
+            <w:tcMar>
+              <w:top w:type="dxa" w:w="60"/>
+              <w:left w:type="dxa" w:w="100"/>
+              <w:bottom w:type="dxa" w:w="60"/>
+              <w:right w:type="dxa" w:w="100"/>
+            </w:tcMar>
+          </w:tcPr>
+          <w:p>
+            <w:pPr>
+              <w:spacing w:after="20" w:line="252"/>
+            </w:pPr>
+            <w:r>
+              <w:rPr>
+                <w:rFonts w:ascii="Arial" w:cs="Arial" w:eastAsia="Arial" w:hAnsi="Arial"/>
+                <w:sz w:val="16"/>
+                <w:szCs w:val="16"/>
+              </w:rPr>
+              <w:t>66/178 (37,1 %)</w:t>
+            </w:r>
+          </w:p>
+        </w:tc>
+        <w:tc>
+          <w:tcPr>
+            <w:tcW w:type="dxa" w:w="1760"/>
+            <w:tcBorders>
+              <w:top w:val="single" w:color="BFBFBF" w:sz="4"/>
+              <w:left w:val="single" w:color="BFBFBF" w:sz="4"/>
+              <w:bottom w:val="single" w:color="BFBFBF" w:sz="4"/>
+              <w:right w:val="single" w:color="BFBFBF" w:sz="4"/>
+            </w:tcBorders>
+            <w:tcMar>
+              <w:top w:type="dxa" w:w="60"/>
+              <w:left w:type="dxa" w:w="100"/>
+              <w:bottom w:type="dxa" w:w="60"/>
+              <w:right w:type="dxa" w:w="100"/>
+            </w:tcMar>
+          </w:tcPr>
+          <w:p>
+            <w:pPr>
+              <w:spacing w:after="20" w:line="252"/>
+            </w:pPr>
+            <w:r>
+              <w:rPr>
+                <w:rFonts w:ascii="Arial" w:cs="Arial" w:eastAsia="Arial" w:hAnsi="Arial"/>
+                <w:sz w:val="16"/>
+                <w:szCs w:val="16"/>
+              </w:rPr>
+              <w:t>77/116 (66,4 %)</w:t>
+            </w:r>
+          </w:p>
+        </w:tc>
+        <w:tc>
+          <w:tcPr>
+            <w:tcW w:type="dxa" w:w="1780"/>
+            <w:tcBorders>
+              <w:top w:val="single" w:color="BFBFBF" w:sz="4"/>
+              <w:left w:val="single" w:color="BFBFBF" w:sz="4"/>
+              <w:bottom w:val="single" w:color="BFBFBF" w:sz="4"/>
+              <w:right w:val="single" w:color="BFBFBF" w:sz="4"/>
+            </w:tcBorders>
+            <w:tcMar>
+              <w:top w:type="dxa" w:w="60"/>
+              <w:left w:type="dxa" w:w="100"/>
+              <w:bottom w:type="dxa" w:w="60"/>
+              <w:right w:type="dxa" w:w="100"/>
+            </w:tcMar>
+          </w:tcPr>
+          <w:p>
+            <w:pPr>
+              <w:spacing w:after="20" w:line="252"/>
+            </w:pPr>
+            <w:r>
+              <w:rPr>
+                <w:rFonts w:ascii="Arial" w:cs="Arial" w:eastAsia="Arial" w:hAnsi="Arial"/>
+                <w:sz w:val="16"/>
+                <w:szCs w:val="16"/>
+              </w:rPr>
+              <w:t>128/202 (63,4 %)</w:t>
+            </w:r>
+          </w:p>
+        </w:tc>
+      </w:tr>
+      <w:tr>
+        <w:trPr>
+          <w:cantSplit/>
+        </w:trPr>
+        <w:tc>
+          <w:tcPr>
+            <w:tcW w:type="dxa" w:w="2300"/>
+            <w:tcBorders>
+              <w:top w:val="single" w:color="BFBFBF" w:sz="4"/>
+              <w:left w:val="single" w:color="BFBFBF" w:sz="4"/>
+              <w:bottom w:val="single" w:color="BFBFBF" w:sz="4"/>
+              <w:right w:val="single" w:color="BFBFBF" w:sz="4"/>
+            </w:tcBorders>
+            <w:tcMar>
+              <w:top w:type="dxa" w:w="60"/>
+              <w:left w:type="dxa" w:w="100"/>
+              <w:bottom w:type="dxa" w:w="60"/>
+              <w:right w:type="dxa" w:w="100"/>
+            </w:tcMar>
+          </w:tcPr>
+          <w:p>
+            <w:pPr>
+              <w:spacing w:after="20" w:line="252"/>
+            </w:pPr>
+            <w:r>
+              <w:rPr>
+                <w:rFonts w:ascii="Arial" w:cs="Arial" w:eastAsia="Arial" w:hAnsi="Arial"/>
+                <w:sz w:val="16"/>
+                <w:szCs w:val="16"/>
+              </w:rPr>
+              <w:t>utils</w:t>
+            </w:r>
+          </w:p>
+        </w:tc>
+        <w:tc>
+          <w:tcPr>
+            <w:tcW w:type="dxa" w:w="1760"/>
+            <w:tcBorders>
+              <w:top w:val="single" w:color="BFBFBF" w:sz="4"/>
+              <w:left w:val="single" w:color="BFBFBF" w:sz="4"/>
+              <w:bottom w:val="single" w:color="BFBFBF" w:sz="4"/>
+              <w:right w:val="single" w:color="BFBFBF" w:sz="4"/>
+            </w:tcBorders>
+            <w:tcMar>
+              <w:top w:type="dxa" w:w="60"/>
+              <w:left w:type="dxa" w:w="100"/>
+              <w:bottom w:type="dxa" w:w="60"/>
+              <w:right w:type="dxa" w:w="100"/>
+            </w:tcMar>
+          </w:tcPr>
+          <w:p>
+            <w:pPr>
+              <w:spacing w:after="20" w:line="252"/>
+            </w:pPr>
+            <w:r>
+              <w:rPr>
+                <w:rFonts w:ascii="Arial" w:cs="Arial" w:eastAsia="Arial" w:hAnsi="Arial"/>
+                <w:sz w:val="16"/>
+                <w:szCs w:val="16"/>
+              </w:rPr>
+              <w:t>124/161 (77,0 %)</w:t>
+            </w:r>
+          </w:p>
+        </w:tc>
+        <w:tc>
+          <w:tcPr>
+            <w:tcW w:type="dxa" w:w="1760"/>
+            <w:tcBorders>
+              <w:top w:val="single" w:color="BFBFBF" w:sz="4"/>
+              <w:left w:val="single" w:color="BFBFBF" w:sz="4"/>
+              <w:bottom w:val="single" w:color="BFBFBF" w:sz="4"/>
+              <w:right w:val="single" w:color="BFBFBF" w:sz="4"/>
+            </w:tcBorders>
+            <w:tcMar>
+              <w:top w:type="dxa" w:w="60"/>
+              <w:left w:type="dxa" w:w="100"/>
+              <w:bottom w:type="dxa" w:w="60"/>
+              <w:right w:type="dxa" w:w="100"/>
+            </w:tcMar>
+          </w:tcPr>
+          <w:p>
+            <w:pPr>
+              <w:spacing w:after="20" w:line="252"/>
+            </w:pPr>
+            <w:r>
+              <w:rPr>
+                <w:rFonts w:ascii="Arial" w:cs="Arial" w:eastAsia="Arial" w:hAnsi="Arial"/>
+                <w:sz w:val="16"/>
+                <w:szCs w:val="16"/>
+              </w:rPr>
+              <w:t>124/187 (66,3 %)</w:t>
+            </w:r>
+          </w:p>
+        </w:tc>
+        <w:tc>
+          <w:tcPr>
+            <w:tcW w:type="dxa" w:w="1760"/>
+            <w:tcBorders>
+              <w:top w:val="single" w:color="BFBFBF" w:sz="4"/>
+              <w:left w:val="single" w:color="BFBFBF" w:sz="4"/>
+              <w:bottom w:val="single" w:color="BFBFBF" w:sz="4"/>
+              <w:right w:val="single" w:color="BFBFBF" w:sz="4"/>
+            </w:tcBorders>
+            <w:tcMar>
+              <w:top w:type="dxa" w:w="60"/>
+              <w:left w:type="dxa" w:w="100"/>
+              <w:bottom w:type="dxa" w:w="60"/>
+              <w:right w:type="dxa" w:w="100"/>
+            </w:tcMar>
+          </w:tcPr>
+          <w:p>
+            <w:pPr>
+              <w:spacing w:after="20" w:line="252"/>
+            </w:pPr>
+            <w:r>
+              <w:rPr>
+                <w:rFonts w:ascii="Arial" w:cs="Arial" w:eastAsia="Arial" w:hAnsi="Arial"/>
+                <w:sz w:val="16"/>
+                <w:szCs w:val="16"/>
+              </w:rPr>
+              <w:t>25/28 (89,3 %)</w:t>
+            </w:r>
+          </w:p>
+        </w:tc>
+        <w:tc>
+          <w:tcPr>
+            <w:tcW w:type="dxa" w:w="1780"/>
+            <w:tcBorders>
+              <w:top w:val="single" w:color="BFBFBF" w:sz="4"/>
+              <w:left w:val="single" w:color="BFBFBF" w:sz="4"/>
+              <w:bottom w:val="single" w:color="BFBFBF" w:sz="4"/>
+              <w:right w:val="single" w:color="BFBFBF" w:sz="4"/>
+            </w:tcBorders>
+            <w:tcMar>
+              <w:top w:type="dxa" w:w="60"/>
+              <w:left w:type="dxa" w:w="100"/>
+              <w:bottom w:type="dxa" w:w="60"/>
+              <w:right w:type="dxa" w:w="100"/>
+            </w:tcMar>
+          </w:tcPr>
+          <w:p>
+            <w:pPr>
+              <w:spacing w:after="20" w:line="252"/>
+            </w:pPr>
+            <w:r>
+              <w:rPr>
+                <w:rFonts w:ascii="Arial" w:cs="Arial" w:eastAsia="Arial" w:hAnsi="Arial"/>
+                <w:sz w:val="16"/>
+                <w:szCs w:val="16"/>
+              </w:rPr>
+              <w:t>110/124 (88,7 %)</w:t>
+            </w:r>
+          </w:p>
+        </w:tc>
+      </w:tr>
+      <w:tr>
+        <w:trPr>
+          <w:cantSplit/>
+        </w:trPr>
+        <w:tc>
+          <w:tcPr>
+            <w:tcW w:type="dxa" w:w="2300"/>
+            <w:tcBorders>
+              <w:top w:val="single" w:color="BFBFBF" w:sz="4"/>
+              <w:left w:val="single" w:color="BFBFBF" w:sz="4"/>
+              <w:bottom w:val="single" w:color="BFBFBF" w:sz="4"/>
+              <w:right w:val="single" w:color="BFBFBF" w:sz="4"/>
+            </w:tcBorders>
+            <w:tcMar>
+              <w:top w:type="dxa" w:w="60"/>
+              <w:left w:type="dxa" w:w="100"/>
+              <w:bottom w:type="dxa" w:w="60"/>
+              <w:right w:type="dxa" w:w="100"/>
+            </w:tcMar>
+          </w:tcPr>
+          <w:p>
+            <w:pPr>
+              <w:spacing w:after="20" w:line="252"/>
+            </w:pPr>
+            <w:r>
+              <w:rPr>
+                <w:rFonts w:ascii="Arial" w:cs="Arial" w:eastAsia="Arial" w:hAnsi="Arial"/>
+                <w:sz w:val="16"/>
+                <w:szCs w:val="16"/>
+              </w:rPr>
               <w:t>TOTAL</w:t>
             </w:r>
           </w:p>
@@ -6518,7 +6759,7 @@
                 <w:sz w:val="16"/>
                 <w:szCs w:val="16"/>
               </w:rPr>
-              <w:t>771/1169 (66,0 %)</w:t>
+              <w:t>737/1091 (67,6 %)</w:t>
             </w:r>
           </w:p>
         </w:tc>
@@ -6548,7 +6789,7 @@
                 <w:sz w:val="16"/>
                 <w:szCs w:val="16"/>
               </w:rPr>
-              <w:t>504/881 (57,2 %)</w:t>
+              <w:t>496/839 (59,1 %)</w:t>
             </w:r>
           </w:p>
         </w:tc>
@@ -6578,7 +6819,7 @@
                 <w:sz w:val="16"/>
                 <w:szCs w:val="16"/>
               </w:rPr>
-              <w:t>292/443 (65,9 %)</w:t>
+              <w:t>280/406 (69,0 %)</w:t>
             </w:r>
           </w:p>
         </w:tc>
@@ -6608,7 +6849,7 @@
                 <w:sz w:val="16"/>
                 <w:szCs w:val="16"/>
               </w:rPr>
-              <w:t>692/987 (70,1 %)</w:t>
+              <w:t>661/927 (71,3 %)</w:t>
             </w:r>
           </w:p>
         </w:tc>
@@ -7466,7 +7707,7 @@
                 <w:sz w:val="15"/>
                 <w:szCs w:val="15"/>
               </w:rPr>
-              <w:t>components/organismos/FormularioContacto.jsx</w:t>
+              <w:t>components/moleculas/TarjetaProducto.jsx</w:t>
             </w:r>
           </w:p>
         </w:tc>
@@ -7496,7 +7737,7 @@
                 <w:sz w:val="15"/>
                 <w:szCs w:val="15"/>
               </w:rPr>
-              <w:t>3/8 (37,5 %)</w:t>
+              <w:t>3/4 (75,0 %)</w:t>
             </w:r>
           </w:p>
         </w:tc>
@@ -7526,7 +7767,7 @@
                 <w:sz w:val="15"/>
                 <w:szCs w:val="15"/>
               </w:rPr>
-              <w:t>0/2 (0,0 %)</w:t>
+              <w:t>11/14 (78,6 %)</w:t>
             </w:r>
           </w:p>
         </w:tc>
@@ -7586,7 +7827,7 @@
                 <w:sz w:val="15"/>
                 <w:szCs w:val="15"/>
               </w:rPr>
-              <w:t>3/7 (42,9 %)</w:t>
+              <w:t>3/4 (75,0 %)</w:t>
             </w:r>
           </w:p>
         </w:tc>
@@ -7621,7 +7862,7 @@
                 <w:sz w:val="15"/>
                 <w:szCs w:val="15"/>
               </w:rPr>
-              <w:t>components/organismos/FormularioLogin.jsx</w:t>
+              <w:t>components/organismos/FormularioContacto.jsx</w:t>
             </w:r>
           </w:p>
         </w:tc>
@@ -7651,7 +7892,7 @@
                 <w:sz w:val="15"/>
                 <w:szCs w:val="15"/>
               </w:rPr>
-              <w:t>8/9 (88,9 %)</w:t>
+              <w:t>3/8 (37,5 %)</w:t>
             </w:r>
           </w:p>
         </w:tc>
@@ -7681,7 +7922,7 @@
                 <w:sz w:val="15"/>
                 <w:szCs w:val="15"/>
               </w:rPr>
-              <w:t>4/6 (66,7 %)</w:t>
+              <w:t>0/2 (0,0 %)</w:t>
             </w:r>
           </w:p>
         </w:tc>
@@ -7711,7 +7952,7 @@
                 <w:sz w:val="15"/>
                 <w:szCs w:val="15"/>
               </w:rPr>
-              <w:t>2/2 (100,0 %)</w:t>
+              <w:t>1/2 (50,0 %)</w:t>
             </w:r>
           </w:p>
         </w:tc>
@@ -7741,7 +7982,7 @@
                 <w:sz w:val="15"/>
                 <w:szCs w:val="15"/>
               </w:rPr>
-              <w:t>8/8 (100,0 %)</w:t>
+              <w:t>3/7 (42,9 %)</w:t>
             </w:r>
           </w:p>
         </w:tc>
@@ -7776,7 +8017,7 @@
                 <w:sz w:val="15"/>
                 <w:szCs w:val="15"/>
               </w:rPr>
-              <w:t>utils/useFormulario.js</w:t>
+              <w:t>components/organismos/FormularioLogin.jsx</w:t>
             </w:r>
           </w:p>
         </w:tc>
@@ -7806,7 +8047,7 @@
                 <w:sz w:val="15"/>
                 <w:szCs w:val="15"/>
               </w:rPr>
-              <w:t>22/28 (78,6 %)</w:t>
+              <w:t>7/8 (87,5 %)</w:t>
             </w:r>
           </w:p>
         </w:tc>
@@ -7836,7 +8077,7 @@
                 <w:sz w:val="15"/>
                 <w:szCs w:val="15"/>
               </w:rPr>
-              <w:t>5/7 (71,4 %)</w:t>
+              <w:t>4/6 (66,7 %)</w:t>
             </w:r>
           </w:p>
         </w:tc>
@@ -7866,7 +8107,7 @@
                 <w:sz w:val="15"/>
                 <w:szCs w:val="15"/>
               </w:rPr>
-              <w:t>7/10 (70,0 %)</w:t>
+              <w:t>2/2 (100,0 %)</w:t>
             </w:r>
           </w:p>
         </w:tc>
@@ -7896,7 +8137,7 @@
                 <w:sz w:val="15"/>
                 <w:szCs w:val="15"/>
               </w:rPr>
-              <w:t>19/24 (79,2 %)</w:t>
+              <w:t>7/7 (100,0 %)</w:t>
             </w:r>
           </w:p>
         </w:tc>
@@ -7931,7 +8172,7 @@
                 <w:sz w:val="15"/>
                 <w:szCs w:val="15"/>
               </w:rPr>
-              <w:t>components/utilidades/RutaProtegida.jsx</w:t>
+              <w:t>utils/useFormulario.js</w:t>
             </w:r>
           </w:p>
         </w:tc>
@@ -7961,7 +8202,7 @@
                 <w:sz w:val="15"/>
                 <w:szCs w:val="15"/>
               </w:rPr>
-              <w:t>6/6 (100,0 %)</w:t>
+              <w:t>22/28 (78,6 %)</w:t>
             </w:r>
           </w:p>
         </w:tc>
@@ -7991,7 +8232,7 @@
                 <w:sz w:val="15"/>
                 <w:szCs w:val="15"/>
               </w:rPr>
-              <w:t>7/7 (100,0 %)</w:t>
+              <w:t>5/7 (71,4 %)</w:t>
             </w:r>
           </w:p>
         </w:tc>
@@ -8021,7 +8262,7 @@
                 <w:sz w:val="15"/>
                 <w:szCs w:val="15"/>
               </w:rPr>
-              <w:t>1/1 (100,0 %)</w:t>
+              <w:t>7/10 (70,0 %)</w:t>
             </w:r>
           </w:p>
         </w:tc>
@@ -8051,7 +8292,7 @@
                 <w:sz w:val="15"/>
                 <w:szCs w:val="15"/>
               </w:rPr>
-              <w:t>6/6 (100,0 %)</w:t>
+              <w:t>19/24 (79,2 %)</w:t>
             </w:r>
           </w:p>
         </w:tc>
@@ -8086,7 +8327,7 @@
                 <w:sz w:val="15"/>
                 <w:szCs w:val="15"/>
               </w:rPr>
-              <w:t>components/utilidades/LimiteDeErrores.jsx</w:t>
+              <w:t>components/utilidades/RutaProtegida.jsx</w:t>
             </w:r>
           </w:p>
         </w:tc>
@@ -8116,7 +8357,7 @@
                 <w:sz w:val="15"/>
                 <w:szCs w:val="15"/>
               </w:rPr>
-              <w:t>7/7 (100,0 %)</w:t>
+              <w:t>6/6 (100,0 %)</w:t>
             </w:r>
           </w:p>
         </w:tc>
@@ -8146,7 +8387,7 @@
                 <w:sz w:val="15"/>
                 <w:szCs w:val="15"/>
               </w:rPr>
-              <w:t>4/4 (100,0 %)</w:t>
+              <w:t>7/7 (100,0 %)</w:t>
             </w:r>
           </w:p>
         </w:tc>
@@ -8176,7 +8417,7 @@
                 <w:sz w:val="15"/>
                 <w:szCs w:val="15"/>
               </w:rPr>
-              <w:t>4/4 (100,0 %)</w:t>
+              <w:t>1/1 (100,0 %)</w:t>
             </w:r>
           </w:p>
         </w:tc>
@@ -8206,7 +8447,7 @@
                 <w:sz w:val="15"/>
                 <w:szCs w:val="15"/>
               </w:rPr>
-              <w:t>7/7 (100,0 %)</w:t>
+              <w:t>6/6 (100,0 %)</w:t>
             </w:r>
           </w:p>
         </w:tc>
@@ -8241,7 +8482,7 @@
                 <w:sz w:val="15"/>
                 <w:szCs w:val="15"/>
               </w:rPr>
-              <w:t>utils/validaciones.js</w:t>
+              <w:t>components/utilidades/LimiteDeErrores.jsx</w:t>
             </w:r>
           </w:p>
         </w:tc>
@@ -8271,7 +8512,7 @@
                 <w:sz w:val="15"/>
                 <w:szCs w:val="15"/>
               </w:rPr>
-              <w:t>98/129 (76,0 %)</w:t>
+              <w:t>7/7 (100,0 %)</w:t>
             </w:r>
           </w:p>
         </w:tc>
@@ -8301,7 +8542,7 @@
                 <w:sz w:val="15"/>
                 <w:szCs w:val="15"/>
               </w:rPr>
-              <w:t>112/164 (68,3 %)</w:t>
+              <w:t>4/4 (100,0 %)</w:t>
             </w:r>
           </w:p>
         </w:tc>
@@ -8331,7 +8572,7 @@
                 <w:sz w:val="15"/>
                 <w:szCs w:val="15"/>
               </w:rPr>
-              <w:t>16/18 (88,9 %)</w:t>
+              <w:t>4/4 (100,0 %)</w:t>
             </w:r>
           </w:p>
         </w:tc>
@@ -8361,7 +8602,7 @@
                 <w:sz w:val="15"/>
                 <w:szCs w:val="15"/>
               </w:rPr>
-              <w:t>84/96 (87,5 %)</w:t>
+              <w:t>7/7 (100,0 %)</w:t>
             </w:r>
           </w:p>
         </w:tc>
@@ -8396,7 +8637,7 @@
                 <w:sz w:val="15"/>
                 <w:szCs w:val="15"/>
               </w:rPr>
-              <w:t>data/db.js</w:t>
+              <w:t>utils/validaciones.js</w:t>
             </w:r>
           </w:p>
         </w:tc>
@@ -8426,7 +8667,7 @@
                 <w:sz w:val="15"/>
                 <w:szCs w:val="15"/>
               </w:rPr>
-              <w:t>42/49 (85,7 %)</w:t>
+              <w:t>98/129 (76,0 %)</w:t>
             </w:r>
           </w:p>
         </w:tc>
@@ -8456,7 +8697,7 @@
                 <w:sz w:val="15"/>
                 <w:szCs w:val="15"/>
               </w:rPr>
-              <w:t>12/18 (66,7 %)</w:t>
+              <w:t>112/164 (68,3 %)</w:t>
             </w:r>
           </w:p>
         </w:tc>
@@ -8486,7 +8727,7 @@
                 <w:sz w:val="15"/>
                 <w:szCs w:val="15"/>
               </w:rPr>
-              <w:t>14/15 (93,3 %)</w:t>
+              <w:t>16/18 (88,9 %)</w:t>
             </w:r>
           </w:p>
         </w:tc>
@@ -8516,7 +8757,7 @@
                 <w:sz w:val="15"/>
                 <w:szCs w:val="15"/>
               </w:rPr>
-              <w:t>35/41 (85,4 %)</w:t>
+              <w:t>84/96 (87,5 %)</w:t>
             </w:r>
           </w:p>
         </w:tc>
@@ -8551,7 +8792,7 @@
                 <w:sz w:val="15"/>
                 <w:szCs w:val="15"/>
               </w:rPr>
-              <w:t>pages/tienda/Checkout.jsx</w:t>
+              <w:t>data/db.js</w:t>
             </w:r>
           </w:p>
         </w:tc>
@@ -8581,7 +8822,7 @@
                 <w:sz w:val="15"/>
                 <w:szCs w:val="15"/>
               </w:rPr>
-              <w:t>32/36 (88,9 %)</w:t>
+              <w:t>42/49 (85,7 %)</w:t>
             </w:r>
           </w:p>
         </w:tc>
@@ -8611,7 +8852,7 @@
                 <w:sz w:val="15"/>
                 <w:szCs w:val="15"/>
               </w:rPr>
-              <w:t>25/32 (78,1 %)</w:t>
+              <w:t>12/18 (66,7 %)</w:t>
             </w:r>
           </w:p>
         </w:tc>
@@ -8641,7 +8882,7 @@
                 <w:sz w:val="15"/>
                 <w:szCs w:val="15"/>
               </w:rPr>
-              <w:t>7/7 (100,0 %)</w:t>
+              <w:t>14/15 (93,3 %)</w:t>
             </w:r>
           </w:p>
         </w:tc>
@@ -8671,7 +8912,7 @@
                 <w:sz w:val="15"/>
                 <w:szCs w:val="15"/>
               </w:rPr>
-              <w:t>30/33 (90,9 %)</w:t>
+              <w:t>35/41 (85,4 %)</w:t>
             </w:r>
           </w:p>
         </w:tc>
@@ -8706,7 +8947,7 @@
                 <w:sz w:val="15"/>
                 <w:szCs w:val="15"/>
               </w:rPr>
-              <w:t>components/organismos/FormularioCheckout.jsx</w:t>
+              <w:t>pages/tienda/Checkout.jsx</w:t>
             </w:r>
           </w:p>
         </w:tc>
@@ -8736,7 +8977,7 @@
                 <w:sz w:val="15"/>
                 <w:szCs w:val="15"/>
               </w:rPr>
-              <w:t>25/26 (96,2 %)</w:t>
+              <w:t>32/36 (88,9 %)</w:t>
             </w:r>
           </w:p>
         </w:tc>
@@ -8766,7 +9007,7 @@
                 <w:sz w:val="15"/>
                 <w:szCs w:val="15"/>
               </w:rPr>
-              <w:t>18/22 (81,8 %)</w:t>
+              <w:t>25/32 (78,1 %)</w:t>
             </w:r>
           </w:p>
         </w:tc>
@@ -8796,7 +9037,7 @@
                 <w:sz w:val="15"/>
                 <w:szCs w:val="15"/>
               </w:rPr>
-              <w:t>11/11 (100,0 %)</w:t>
+              <w:t>7/7 (100,0 %)</w:t>
             </w:r>
           </w:p>
         </w:tc>
@@ -8826,7 +9067,7 @@
                 <w:sz w:val="15"/>
                 <w:szCs w:val="15"/>
               </w:rPr>
-              <w:t>19/19 (100,0 %)</w:t>
+              <w:t>30/33 (90,9 %)</w:t>
             </w:r>
           </w:p>
         </w:tc>
@@ -8861,7 +9102,7 @@
                 <w:sz w:val="15"/>
                 <w:szCs w:val="15"/>
               </w:rPr>
-              <w:t>services/ordenesService.js</w:t>
+              <w:t>components/organismos/FormularioCheckout.jsx</w:t>
             </w:r>
           </w:p>
         </w:tc>
@@ -8891,7 +9132,7 @@
                 <w:sz w:val="15"/>
                 <w:szCs w:val="15"/>
               </w:rPr>
-              <w:t>20/24 (83,3 %)</w:t>
+              <w:t>25/26 (96,2 %)</w:t>
             </w:r>
           </w:p>
         </w:tc>
@@ -8921,7 +9162,7 @@
                 <w:sz w:val="15"/>
                 <w:szCs w:val="15"/>
               </w:rPr>
-              <w:t>10/13 (76,9 %)</w:t>
+              <w:t>18/22 (81,8 %)</w:t>
             </w:r>
           </w:p>
         </w:tc>
@@ -8951,7 +9192,7 @@
                 <w:sz w:val="15"/>
                 <w:szCs w:val="15"/>
               </w:rPr>
-              <w:t>14/17 (82,4 %)</w:t>
+              <w:t>11/11 (100,0 %)</w:t>
             </w:r>
           </w:p>
         </w:tc>
@@ -8981,7 +9222,7 @@
                 <w:sz w:val="15"/>
                 <w:szCs w:val="15"/>
               </w:rPr>
-              <w:t>17/19 (89,5 %)</w:t>
+              <w:t>19/19 (100,0 %)</w:t>
             </w:r>
           </w:p>
         </w:tc>
@@ -9016,7 +9257,7 @@
                 <w:sz w:val="15"/>
                 <w:szCs w:val="15"/>
               </w:rPr>
-              <w:t>services/carritoService.js</w:t>
+              <w:t>services/ordenesService.js</w:t>
             </w:r>
           </w:p>
         </w:tc>
@@ -9046,7 +9287,7 @@
                 <w:sz w:val="15"/>
                 <w:szCs w:val="15"/>
               </w:rPr>
-              <w:t>32/44 (72,7 %)</w:t>
+              <w:t>20/24 (83,3 %)</w:t>
             </w:r>
           </w:p>
         </w:tc>
@@ -9076,7 +9317,7 @@
                 <w:sz w:val="15"/>
                 <w:szCs w:val="15"/>
               </w:rPr>
-              <w:t>13/21 (61,9 %)</w:t>
+              <w:t>10/13 (76,9 %)</w:t>
             </w:r>
           </w:p>
         </w:tc>
@@ -9106,7 +9347,7 @@
                 <w:sz w:val="15"/>
                 <w:szCs w:val="15"/>
               </w:rPr>
-              <w:t>12/16 (75,0 %)</w:t>
+              <w:t>14/17 (82,4 %)</w:t>
             </w:r>
           </w:p>
         </w:tc>
@@ -9136,7 +9377,7 @@
                 <w:sz w:val="15"/>
                 <w:szCs w:val="15"/>
               </w:rPr>
-              <w:t>29/39 (74,4 %)</w:t>
+              <w:t>17/19 (89,5 %)</w:t>
             </w:r>
           </w:p>
         </w:tc>
@@ -9171,7 +9412,7 @@
                 <w:sz w:val="15"/>
                 <w:szCs w:val="15"/>
               </w:rPr>
-              <w:t>pages/tienda/CompraExitosa.jsx</w:t>
+              <w:t>services/carritoService.js</w:t>
             </w:r>
           </w:p>
         </w:tc>
@@ -9201,7 +9442,7 @@
                 <w:sz w:val="15"/>
                 <w:szCs w:val="15"/>
               </w:rPr>
-              <w:t>4/6 (66,7 %)</w:t>
+              <w:t>25/36 (69,4 %)</w:t>
             </w:r>
           </w:p>
         </w:tc>
@@ -9231,7 +9472,7 @@
                 <w:sz w:val="15"/>
                 <w:szCs w:val="15"/>
               </w:rPr>
-              <w:t>3/4 (75,0 %)</w:t>
+              <w:t>11/19 (57,9 %)</w:t>
             </w:r>
           </w:p>
         </w:tc>
@@ -9261,7 +9502,7 @@
                 <w:sz w:val="15"/>
                 <w:szCs w:val="15"/>
               </w:rPr>
-              <w:t>1/2 (50,0 %)</w:t>
+              <w:t>11/15 (73,3 %)</w:t>
             </w:r>
           </w:p>
         </w:tc>
@@ -9291,7 +9532,7 @@
                 <w:sz w:val="15"/>
                 <w:szCs w:val="15"/>
               </w:rPr>
-              <w:t>4/6 (66,7 %)</w:t>
+              <w:t>22/31 (71,0 %)</w:t>
             </w:r>
           </w:p>
         </w:tc>
@@ -9326,7 +9567,7 @@
                 <w:sz w:val="15"/>
                 <w:szCs w:val="15"/>
               </w:rPr>
-              <w:t>components/organismos/Boleta.jsx</w:t>
+              <w:t>pages/tienda/CompraExitosa.jsx</w:t>
             </w:r>
           </w:p>
         </w:tc>
@@ -9356,7 +9597,7 @@
                 <w:sz w:val="15"/>
                 <w:szCs w:val="15"/>
               </w:rPr>
-              <w:t>3/3 (100,0 %)</w:t>
+              <w:t>4/6 (66,7 %)</w:t>
             </w:r>
           </w:p>
         </w:tc>
@@ -9416,7 +9657,7 @@
                 <w:sz w:val="15"/>
                 <w:szCs w:val="15"/>
               </w:rPr>
-              <w:t>2/2 (100,0 %)</w:t>
+              <w:t>1/2 (50,0 %)</w:t>
             </w:r>
           </w:p>
         </w:tc>
@@ -9446,7 +9687,7 @@
                 <w:sz w:val="15"/>
                 <w:szCs w:val="15"/>
               </w:rPr>
-              <w:t>3/3 (100,0 %)</w:t>
+              <w:t>4/6 (66,7 %)</w:t>
             </w:r>
           </w:p>
         </w:tc>
@@ -9481,7 +9722,7 @@
                 <w:sz w:val="15"/>
                 <w:szCs w:val="15"/>
               </w:rPr>
-              <w:t>pages/tienda/Productos.jsx</w:t>
+              <w:t>components/organismos/Boleta.jsx</w:t>
             </w:r>
           </w:p>
         </w:tc>
@@ -9511,7 +9752,7 @@
                 <w:sz w:val="15"/>
                 <w:szCs w:val="15"/>
               </w:rPr>
-              <w:t>19/26 (73,1 %)</w:t>
+              <w:t>3/3 (100,0 %)</w:t>
             </w:r>
           </w:p>
         </w:tc>
@@ -9541,7 +9782,7 @@
                 <w:sz w:val="15"/>
                 <w:szCs w:val="15"/>
               </w:rPr>
-              <w:t>5/6 (83,3 %)</w:t>
+              <w:t>3/4 (75,0 %)</w:t>
             </w:r>
           </w:p>
         </w:tc>
@@ -9571,7 +9812,7 @@
                 <w:sz w:val="15"/>
                 <w:szCs w:val="15"/>
               </w:rPr>
-              <w:t>5/9 (55,6 %)</w:t>
+              <w:t>2/2 (100,0 %)</w:t>
             </w:r>
           </w:p>
         </w:tc>
@@ -9601,7 +9842,7 @@
                 <w:sz w:val="15"/>
                 <w:szCs w:val="15"/>
               </w:rPr>
-              <w:t>18/22 (81,8 %)</w:t>
+              <w:t>3/3 (100,0 %)</w:t>
             </w:r>
           </w:p>
         </w:tc>
@@ -9666,7 +9907,7 @@
                 <w:sz w:val="15"/>
                 <w:szCs w:val="15"/>
               </w:rPr>
-              <w:t>336/418 (80,4 %)</w:t>
+              <w:t>312/387 (80,6 %)</w:t>
             </w:r>
           </w:p>
         </w:tc>
@@ -9696,7 +9937,7 @@
                 <w:sz w:val="15"/>
                 <w:szCs w:val="15"/>
               </w:rPr>
-              <w:t>253/349 (72,5 %)</w:t>
+              <w:t>257/355 (72,4 %)</w:t>
             </w:r>
           </w:p>
         </w:tc>
@@ -9726,7 +9967,7 @@
                 <w:sz w:val="15"/>
                 <w:szCs w:val="15"/>
               </w:rPr>
-              <w:t>104/123 (84,6 %)</w:t>
+              <w:t>99/115 (86,1 %)</w:t>
             </w:r>
           </w:p>
         </w:tc>
@@ -9756,7 +9997,7 @@
                 <w:sz w:val="15"/>
                 <w:szCs w:val="15"/>
               </w:rPr>
-              <w:t>296/345 (85,8 %)</w:t>
+              <w:t>273/318 (85,8 %)</w:t>
             </w:r>
           </w:p>
         </w:tc>
@@ -9787,7 +10028,7 @@
         <w:rPr>
           <w:rFonts w:ascii="Arial" w:cs="Arial" w:eastAsia="Arial" w:hAnsi="Arial"/>
         </w:rPr>
-        <w:t>Cómo leer las cifras (material 2.3.4): sentencias y líneas indican qué parte del código se ejecutó; ramas indica cuántos caminos de los if, ternarios y &amp;&amp; se recorrieron; funciones, cuántas funciones se llamaron al menos una vez. La cobertura global es de 66,0 % de sentencias, 57,2 % de ramas, 65,9 % de funciones y 70,1 % de líneas, con solo 15 pruebas.</w:t>
+        <w:t>Cómo leer las cifras (material 2.3.4): sentencias y líneas indican qué parte del código se ejecutó; ramas indica cuántos caminos de los if, ternarios y &amp;&amp; se recorrieron; funciones, cuántas funciones se llamaron al menos una vez. La cobertura global es de 67,6 % de sentencias, 59,1 % de ramas, 69,0 % de funciones y 71,3 % de líneas, con solo 15 pruebas.</w:t>
       </w:r>
     </w:p>
     <w:p>
@@ -9819,7 +10060,7 @@
         <w:rPr>
           <w:rFonts w:ascii="Arial" w:cs="Arial" w:eastAsia="Arial" w:hAnsi="Arial"/>
         </w:rPr>
-        <w:t>En los 18 archivos objetivo la cobertura sube a 80,4 % de sentencias y 85,8 % de líneas. Lo que queda sin ejecutar son ramas alternativas: por ejemplo, el envío del formulario de contacto (la prueba 4 solo verifica el estado al escribir) o la lista vacía en ListaProductos.</w:t>
+        <w:t>En los 18 archivos objetivo la cobertura sube a 80,6 % de sentencias y 85,8 % de líneas. Lo que queda sin ejecutar son ramas alternativas: por ejemplo, el envío del formulario de contacto (la prueba 4 solo verifica el estado al escribir) o la lista vacía en ListaProductos.</w:t>
       </w:r>
     </w:p>
     <w:p>
@@ -9835,7 +10076,7 @@
         <w:rPr>
           <w:rFonts w:ascii="Arial" w:cs="Arial" w:eastAsia="Arial" w:hAnsi="Arial"/>
         </w:rPr>
-        <w:t>Las ramas más bajas están en services (33,8 %) y pages/admin (50,9 %): son caminos de error poco frecuentes (cupos agotados al pagar, almacenamiento bloqueado), las respuestas de error de los microservicios y ediciones desde el panel. Las vistas del panel sí se dibujan (prueba 13), pero sus formularios de edición no se envían en las pruebas.</w:t>
+        <w:t>Las ramas más bajas están en services (37,1 %) y pages/admin (50,9 %): son caminos de error poco frecuentes (cupos agotados al pagar, almacenamiento bloqueado) y ediciones desde el panel. Las vistas del panel sí se dibujan (prueba 13), pero sus formularios de edición no se envían en las pruebas.</w:t>
       </w:r>
     </w:p>
     <w:p>
@@ -9879,7 +10120,7 @@
         <w:rPr>
           <w:rFonts w:ascii="Arial" w:cs="Arial" w:eastAsia="Arial" w:hAnsi="Arial"/>
         </w:rPr>
-        <w:t>Las reglas críticas del negocio están verificadas: RUN, pago rechazado y aprobado, descuento de cupos, hora ocupada solo al pagar y control de acceso por rol. También se comprobó que el catálogo muestra lo que responde producto-service y que el Error Boundary evita la pantalla en blanco.</w:t>
+        <w:t>Las reglas críticas del negocio están verificadas: RUN, pago rechazado y aprobado, descuento de cupos, hora ocupada solo al pagar y control de acceso por rol. También se comprobó que React escapa el texto (XSS) y que el Error Boundary evita la pantalla en blanco.</w:t>
       </w:r>
     </w:p>
     <w:p>

--- a/docs/Cobertura_Testing_ForeverInk.docx
+++ b/docs/Cobertura_Testing_ForeverInk.docx
@@ -584,7 +584,7 @@
                 <w:sz w:val="19"/>
                 <w:szCs w:val="19"/>
               </w:rPr>
-              <w:t>59,1 %</w:t>
+              <w:t>59,2 %</w:t>
             </w:r>
           </w:p>
         </w:tc>
@@ -5084,7 +5084,7 @@
                 <w:sz w:val="16"/>
                 <w:szCs w:val="16"/>
               </w:rPr>
-              <w:t>57/72 (79,2 %)</w:t>
+              <w:t>59/74 (79,7 %)</w:t>
             </w:r>
           </w:p>
         </w:tc>
@@ -5644,7 +5644,7 @@
                 <w:sz w:val="16"/>
                 <w:szCs w:val="16"/>
               </w:rPr>
-              <w:t>config</w:t>
+              <w:t>data</w:t>
             </w:r>
           </w:p>
         </w:tc>
@@ -5674,7 +5674,7 @@
                 <w:sz w:val="16"/>
                 <w:szCs w:val="16"/>
               </w:rPr>
-              <w:t>6/6 (100,0 %)</w:t>
+              <w:t>75/82 (91,5 %)</w:t>
             </w:r>
           </w:p>
         </w:tc>
@@ -5704,7 +5704,7 @@
                 <w:sz w:val="16"/>
                 <w:szCs w:val="16"/>
               </w:rPr>
-              <w:t>0/0 (100,0 %)</w:t>
+              <w:t>19/27 (70,4 %)</w:t>
             </w:r>
           </w:p>
         </w:tc>
@@ -5734,7 +5734,7 @@
                 <w:sz w:val="16"/>
                 <w:szCs w:val="16"/>
               </w:rPr>
-              <w:t>0/0 (100,0 %)</w:t>
+              <w:t>26/27 (96,3 %)</w:t>
             </w:r>
           </w:p>
         </w:tc>
@@ -5764,7 +5764,7 @@
                 <w:sz w:val="16"/>
                 <w:szCs w:val="16"/>
               </w:rPr>
-              <w:t>6/6 (100,0 %)</w:t>
+              <w:t>62/68 (91,2 %)</w:t>
             </w:r>
           </w:p>
         </w:tc>
@@ -5799,7 +5799,7 @@
                 <w:sz w:val="16"/>
                 <w:szCs w:val="16"/>
               </w:rPr>
-              <w:t>data</w:t>
+              <w:t>pages/admin</w:t>
             </w:r>
           </w:p>
         </w:tc>
@@ -5829,7 +5829,7 @@
                 <w:sz w:val="16"/>
                 <w:szCs w:val="16"/>
               </w:rPr>
-              <w:t>69/76 (90,8 %)</w:t>
+              <w:t>74/138 (53,6 %)</w:t>
             </w:r>
           </w:p>
         </w:tc>
@@ -5859,7 +5859,7 @@
                 <w:sz w:val="16"/>
                 <w:szCs w:val="16"/>
               </w:rPr>
-              <w:t>19/27 (70,4 %)</w:t>
+              <w:t>58/114 (50,9 %)</w:t>
             </w:r>
           </w:p>
         </w:tc>
@@ -5889,7 +5889,7 @@
                 <w:sz w:val="16"/>
                 <w:szCs w:val="16"/>
               </w:rPr>
-              <w:t>26/27 (96,3 %)</w:t>
+              <w:t>25/48 (52,1 %)</w:t>
             </w:r>
           </w:p>
         </w:tc>
@@ -5919,7 +5919,7 @@
                 <w:sz w:val="16"/>
                 <w:szCs w:val="16"/>
               </w:rPr>
-              <w:t>56/62 (90,3 %)</w:t>
+              <w:t>71/125 (56,8 %)</w:t>
             </w:r>
           </w:p>
         </w:tc>
@@ -5954,7 +5954,7 @@
                 <w:sz w:val="16"/>
                 <w:szCs w:val="16"/>
               </w:rPr>
-              <w:t>hooks</w:t>
+              <w:t>pages/tienda</w:t>
             </w:r>
           </w:p>
         </w:tc>
@@ -5984,7 +5984,7 @@
                 <w:sz w:val="16"/>
                 <w:szCs w:val="16"/>
               </w:rPr>
-              <w:t>22/28 (78,6 %)</w:t>
+              <w:t>105/154 (68,2 %)</w:t>
             </w:r>
           </w:p>
         </w:tc>
@@ -6014,7 +6014,7 @@
                 <w:sz w:val="16"/>
                 <w:szCs w:val="16"/>
               </w:rPr>
-              <w:t>5/7 (71,4 %)</w:t>
+              <w:t>45/78 (57,7 %)</w:t>
             </w:r>
           </w:p>
         </w:tc>
@@ -6044,7 +6044,7 @@
                 <w:sz w:val="16"/>
                 <w:szCs w:val="16"/>
               </w:rPr>
-              <w:t>7/10 (70,0 %)</w:t>
+              <w:t>33/50 (66,0 %)</w:t>
             </w:r>
           </w:p>
         </w:tc>
@@ -6074,7 +6074,7 @@
                 <w:sz w:val="16"/>
                 <w:szCs w:val="16"/>
               </w:rPr>
-              <w:t>19/24 (79,2 %)</w:t>
+              <w:t>103/145 (71,0 %)</w:t>
             </w:r>
           </w:p>
         </w:tc>
@@ -6109,7 +6109,7 @@
                 <w:sz w:val="16"/>
                 <w:szCs w:val="16"/>
               </w:rPr>
-              <w:t>pages/admin</w:t>
+              <w:t>services</w:t>
             </w:r>
           </w:p>
         </w:tc>
@@ -6139,7 +6139,7 @@
                 <w:sz w:val="16"/>
                 <w:szCs w:val="16"/>
               </w:rPr>
-              <w:t>74/138 (53,6 %)</w:t>
+              <w:t>146/250 (58,4 %)</w:t>
             </w:r>
           </w:p>
         </w:tc>
@@ -6169,7 +6169,7 @@
                 <w:sz w:val="16"/>
                 <w:szCs w:val="16"/>
               </w:rPr>
-              <w:t>58/114 (50,9 %)</w:t>
+              <w:t>66/178 (37,1 %)</w:t>
             </w:r>
           </w:p>
         </w:tc>
@@ -6199,7 +6199,7 @@
                 <w:sz w:val="16"/>
                 <w:szCs w:val="16"/>
               </w:rPr>
-              <w:t>25/48 (52,1 %)</w:t>
+              <w:t>77/116 (66,4 %)</w:t>
             </w:r>
           </w:p>
         </w:tc>
@@ -6229,7 +6229,7 @@
                 <w:sz w:val="16"/>
                 <w:szCs w:val="16"/>
               </w:rPr>
-              <w:t>71/125 (56,8 %)</w:t>
+              <w:t>128/202 (63,4 %)</w:t>
             </w:r>
           </w:p>
         </w:tc>
@@ -6264,7 +6264,7 @@
                 <w:sz w:val="16"/>
                 <w:szCs w:val="16"/>
               </w:rPr>
-              <w:t>pages/tienda</w:t>
+              <w:t>utils</w:t>
             </w:r>
           </w:p>
         </w:tc>
@@ -6294,7 +6294,7 @@
                 <w:sz w:val="16"/>
                 <w:szCs w:val="16"/>
               </w:rPr>
-              <w:t>105/154 (68,2 %)</w:t>
+              <w:t>146/189 (77,2 %)</w:t>
             </w:r>
           </w:p>
         </w:tc>
@@ -6324,7 +6324,7 @@
                 <w:sz w:val="16"/>
                 <w:szCs w:val="16"/>
               </w:rPr>
-              <w:t>45/78 (57,7 %)</w:t>
+              <w:t>129/194 (66,5 %)</w:t>
             </w:r>
           </w:p>
         </w:tc>
@@ -6354,7 +6354,7 @@
                 <w:sz w:val="16"/>
                 <w:szCs w:val="16"/>
               </w:rPr>
-              <w:t>33/50 (66,0 %)</w:t>
+              <w:t>32/38 (84,2 %)</w:t>
             </w:r>
           </w:p>
         </w:tc>
@@ -6384,7 +6384,7 @@
                 <w:sz w:val="16"/>
                 <w:szCs w:val="16"/>
               </w:rPr>
-              <w:t>103/145 (71,0 %)</w:t>
+              <w:t>129/148 (87,2 %)</w:t>
             </w:r>
           </w:p>
         </w:tc>
@@ -6419,7 +6419,7 @@
                 <w:sz w:val="16"/>
                 <w:szCs w:val="16"/>
               </w:rPr>
-              <w:t>services</w:t>
+              <w:t>TOTAL</w:t>
             </w:r>
           </w:p>
         </w:tc>
@@ -6449,7 +6449,7 @@
                 <w:sz w:val="16"/>
                 <w:szCs w:val="16"/>
               </w:rPr>
-              <w:t>146/250 (58,4 %)</w:t>
+              <w:t>737/1091 (67,6 %)</w:t>
             </w:r>
           </w:p>
         </w:tc>
@@ -6479,317 +6479,7 @@
                 <w:sz w:val="16"/>
                 <w:szCs w:val="16"/>
               </w:rPr>
-              <w:t>66/178 (37,1 %)</w:t>
-            </w:r>
-          </w:p>
-        </w:tc>
-        <w:tc>
-          <w:tcPr>
-            <w:tcW w:type="dxa" w:w="1760"/>
-            <w:tcBorders>
-              <w:top w:val="single" w:color="BFBFBF" w:sz="4"/>
-              <w:left w:val="single" w:color="BFBFBF" w:sz="4"/>
-              <w:bottom w:val="single" w:color="BFBFBF" w:sz="4"/>
-              <w:right w:val="single" w:color="BFBFBF" w:sz="4"/>
-            </w:tcBorders>
-            <w:tcMar>
-              <w:top w:type="dxa" w:w="60"/>
-              <w:left w:type="dxa" w:w="100"/>
-              <w:bottom w:type="dxa" w:w="60"/>
-              <w:right w:type="dxa" w:w="100"/>
-            </w:tcMar>
-          </w:tcPr>
-          <w:p>
-            <w:pPr>
-              <w:spacing w:after="20" w:line="252"/>
-            </w:pPr>
-            <w:r>
-              <w:rPr>
-                <w:rFonts w:ascii="Arial" w:cs="Arial" w:eastAsia="Arial" w:hAnsi="Arial"/>
-                <w:sz w:val="16"/>
-                <w:szCs w:val="16"/>
-              </w:rPr>
-              <w:t>77/116 (66,4 %)</w:t>
-            </w:r>
-          </w:p>
-        </w:tc>
-        <w:tc>
-          <w:tcPr>
-            <w:tcW w:type="dxa" w:w="1780"/>
-            <w:tcBorders>
-              <w:top w:val="single" w:color="BFBFBF" w:sz="4"/>
-              <w:left w:val="single" w:color="BFBFBF" w:sz="4"/>
-              <w:bottom w:val="single" w:color="BFBFBF" w:sz="4"/>
-              <w:right w:val="single" w:color="BFBFBF" w:sz="4"/>
-            </w:tcBorders>
-            <w:tcMar>
-              <w:top w:type="dxa" w:w="60"/>
-              <w:left w:type="dxa" w:w="100"/>
-              <w:bottom w:type="dxa" w:w="60"/>
-              <w:right w:type="dxa" w:w="100"/>
-            </w:tcMar>
-          </w:tcPr>
-          <w:p>
-            <w:pPr>
-              <w:spacing w:after="20" w:line="252"/>
-            </w:pPr>
-            <w:r>
-              <w:rPr>
-                <w:rFonts w:ascii="Arial" w:cs="Arial" w:eastAsia="Arial" w:hAnsi="Arial"/>
-                <w:sz w:val="16"/>
-                <w:szCs w:val="16"/>
-              </w:rPr>
-              <w:t>128/202 (63,4 %)</w:t>
-            </w:r>
-          </w:p>
-        </w:tc>
-      </w:tr>
-      <w:tr>
-        <w:trPr>
-          <w:cantSplit/>
-        </w:trPr>
-        <w:tc>
-          <w:tcPr>
-            <w:tcW w:type="dxa" w:w="2300"/>
-            <w:tcBorders>
-              <w:top w:val="single" w:color="BFBFBF" w:sz="4"/>
-              <w:left w:val="single" w:color="BFBFBF" w:sz="4"/>
-              <w:bottom w:val="single" w:color="BFBFBF" w:sz="4"/>
-              <w:right w:val="single" w:color="BFBFBF" w:sz="4"/>
-            </w:tcBorders>
-            <w:tcMar>
-              <w:top w:type="dxa" w:w="60"/>
-              <w:left w:type="dxa" w:w="100"/>
-              <w:bottom w:type="dxa" w:w="60"/>
-              <w:right w:type="dxa" w:w="100"/>
-            </w:tcMar>
-          </w:tcPr>
-          <w:p>
-            <w:pPr>
-              <w:spacing w:after="20" w:line="252"/>
-            </w:pPr>
-            <w:r>
-              <w:rPr>
-                <w:rFonts w:ascii="Arial" w:cs="Arial" w:eastAsia="Arial" w:hAnsi="Arial"/>
-                <w:sz w:val="16"/>
-                <w:szCs w:val="16"/>
-              </w:rPr>
-              <w:t>utils</w:t>
-            </w:r>
-          </w:p>
-        </w:tc>
-        <w:tc>
-          <w:tcPr>
-            <w:tcW w:type="dxa" w:w="1760"/>
-            <w:tcBorders>
-              <w:top w:val="single" w:color="BFBFBF" w:sz="4"/>
-              <w:left w:val="single" w:color="BFBFBF" w:sz="4"/>
-              <w:bottom w:val="single" w:color="BFBFBF" w:sz="4"/>
-              <w:right w:val="single" w:color="BFBFBF" w:sz="4"/>
-            </w:tcBorders>
-            <w:tcMar>
-              <w:top w:type="dxa" w:w="60"/>
-              <w:left w:type="dxa" w:w="100"/>
-              <w:bottom w:type="dxa" w:w="60"/>
-              <w:right w:type="dxa" w:w="100"/>
-            </w:tcMar>
-          </w:tcPr>
-          <w:p>
-            <w:pPr>
-              <w:spacing w:after="20" w:line="252"/>
-            </w:pPr>
-            <w:r>
-              <w:rPr>
-                <w:rFonts w:ascii="Arial" w:cs="Arial" w:eastAsia="Arial" w:hAnsi="Arial"/>
-                <w:sz w:val="16"/>
-                <w:szCs w:val="16"/>
-              </w:rPr>
-              <w:t>124/161 (77,0 %)</w:t>
-            </w:r>
-          </w:p>
-        </w:tc>
-        <w:tc>
-          <w:tcPr>
-            <w:tcW w:type="dxa" w:w="1760"/>
-            <w:tcBorders>
-              <w:top w:val="single" w:color="BFBFBF" w:sz="4"/>
-              <w:left w:val="single" w:color="BFBFBF" w:sz="4"/>
-              <w:bottom w:val="single" w:color="BFBFBF" w:sz="4"/>
-              <w:right w:val="single" w:color="BFBFBF" w:sz="4"/>
-            </w:tcBorders>
-            <w:tcMar>
-              <w:top w:type="dxa" w:w="60"/>
-              <w:left w:type="dxa" w:w="100"/>
-              <w:bottom w:type="dxa" w:w="60"/>
-              <w:right w:type="dxa" w:w="100"/>
-            </w:tcMar>
-          </w:tcPr>
-          <w:p>
-            <w:pPr>
-              <w:spacing w:after="20" w:line="252"/>
-            </w:pPr>
-            <w:r>
-              <w:rPr>
-                <w:rFonts w:ascii="Arial" w:cs="Arial" w:eastAsia="Arial" w:hAnsi="Arial"/>
-                <w:sz w:val="16"/>
-                <w:szCs w:val="16"/>
-              </w:rPr>
-              <w:t>124/187 (66,3 %)</w:t>
-            </w:r>
-          </w:p>
-        </w:tc>
-        <w:tc>
-          <w:tcPr>
-            <w:tcW w:type="dxa" w:w="1760"/>
-            <w:tcBorders>
-              <w:top w:val="single" w:color="BFBFBF" w:sz="4"/>
-              <w:left w:val="single" w:color="BFBFBF" w:sz="4"/>
-              <w:bottom w:val="single" w:color="BFBFBF" w:sz="4"/>
-              <w:right w:val="single" w:color="BFBFBF" w:sz="4"/>
-            </w:tcBorders>
-            <w:tcMar>
-              <w:top w:type="dxa" w:w="60"/>
-              <w:left w:type="dxa" w:w="100"/>
-              <w:bottom w:type="dxa" w:w="60"/>
-              <w:right w:type="dxa" w:w="100"/>
-            </w:tcMar>
-          </w:tcPr>
-          <w:p>
-            <w:pPr>
-              <w:spacing w:after="20" w:line="252"/>
-            </w:pPr>
-            <w:r>
-              <w:rPr>
-                <w:rFonts w:ascii="Arial" w:cs="Arial" w:eastAsia="Arial" w:hAnsi="Arial"/>
-                <w:sz w:val="16"/>
-                <w:szCs w:val="16"/>
-              </w:rPr>
-              <w:t>25/28 (89,3 %)</w:t>
-            </w:r>
-          </w:p>
-        </w:tc>
-        <w:tc>
-          <w:tcPr>
-            <w:tcW w:type="dxa" w:w="1780"/>
-            <w:tcBorders>
-              <w:top w:val="single" w:color="BFBFBF" w:sz="4"/>
-              <w:left w:val="single" w:color="BFBFBF" w:sz="4"/>
-              <w:bottom w:val="single" w:color="BFBFBF" w:sz="4"/>
-              <w:right w:val="single" w:color="BFBFBF" w:sz="4"/>
-            </w:tcBorders>
-            <w:tcMar>
-              <w:top w:type="dxa" w:w="60"/>
-              <w:left w:type="dxa" w:w="100"/>
-              <w:bottom w:type="dxa" w:w="60"/>
-              <w:right w:type="dxa" w:w="100"/>
-            </w:tcMar>
-          </w:tcPr>
-          <w:p>
-            <w:pPr>
-              <w:spacing w:after="20" w:line="252"/>
-            </w:pPr>
-            <w:r>
-              <w:rPr>
-                <w:rFonts w:ascii="Arial" w:cs="Arial" w:eastAsia="Arial" w:hAnsi="Arial"/>
-                <w:sz w:val="16"/>
-                <w:szCs w:val="16"/>
-              </w:rPr>
-              <w:t>110/124 (88,7 %)</w:t>
-            </w:r>
-          </w:p>
-        </w:tc>
-      </w:tr>
-      <w:tr>
-        <w:trPr>
-          <w:cantSplit/>
-        </w:trPr>
-        <w:tc>
-          <w:tcPr>
-            <w:tcW w:type="dxa" w:w="2300"/>
-            <w:tcBorders>
-              <w:top w:val="single" w:color="BFBFBF" w:sz="4"/>
-              <w:left w:val="single" w:color="BFBFBF" w:sz="4"/>
-              <w:bottom w:val="single" w:color="BFBFBF" w:sz="4"/>
-              <w:right w:val="single" w:color="BFBFBF" w:sz="4"/>
-            </w:tcBorders>
-            <w:tcMar>
-              <w:top w:type="dxa" w:w="60"/>
-              <w:left w:type="dxa" w:w="100"/>
-              <w:bottom w:type="dxa" w:w="60"/>
-              <w:right w:type="dxa" w:w="100"/>
-            </w:tcMar>
-          </w:tcPr>
-          <w:p>
-            <w:pPr>
-              <w:spacing w:after="20" w:line="252"/>
-            </w:pPr>
-            <w:r>
-              <w:rPr>
-                <w:rFonts w:ascii="Arial" w:cs="Arial" w:eastAsia="Arial" w:hAnsi="Arial"/>
-                <w:sz w:val="16"/>
-                <w:szCs w:val="16"/>
-              </w:rPr>
-              <w:t>TOTAL</w:t>
-            </w:r>
-          </w:p>
-        </w:tc>
-        <w:tc>
-          <w:tcPr>
-            <w:tcW w:type="dxa" w:w="1760"/>
-            <w:tcBorders>
-              <w:top w:val="single" w:color="BFBFBF" w:sz="4"/>
-              <w:left w:val="single" w:color="BFBFBF" w:sz="4"/>
-              <w:bottom w:val="single" w:color="BFBFBF" w:sz="4"/>
-              <w:right w:val="single" w:color="BFBFBF" w:sz="4"/>
-            </w:tcBorders>
-            <w:tcMar>
-              <w:top w:type="dxa" w:w="60"/>
-              <w:left w:type="dxa" w:w="100"/>
-              <w:bottom w:type="dxa" w:w="60"/>
-              <w:right w:type="dxa" w:w="100"/>
-            </w:tcMar>
-          </w:tcPr>
-          <w:p>
-            <w:pPr>
-              <w:spacing w:after="20" w:line="252"/>
-            </w:pPr>
-            <w:r>
-              <w:rPr>
-                <w:rFonts w:ascii="Arial" w:cs="Arial" w:eastAsia="Arial" w:hAnsi="Arial"/>
-                <w:sz w:val="16"/>
-                <w:szCs w:val="16"/>
-              </w:rPr>
-              <w:t>737/1091 (67,6 %)</w:t>
-            </w:r>
-          </w:p>
-        </w:tc>
-        <w:tc>
-          <w:tcPr>
-            <w:tcW w:type="dxa" w:w="1760"/>
-            <w:tcBorders>
-              <w:top w:val="single" w:color="BFBFBF" w:sz="4"/>
-              <w:left w:val="single" w:color="BFBFBF" w:sz="4"/>
-              <w:bottom w:val="single" w:color="BFBFBF" w:sz="4"/>
-              <w:right w:val="single" w:color="BFBFBF" w:sz="4"/>
-            </w:tcBorders>
-            <w:tcMar>
-              <w:top w:type="dxa" w:w="60"/>
-              <w:left w:type="dxa" w:w="100"/>
-              <w:bottom w:type="dxa" w:w="60"/>
-              <w:right w:type="dxa" w:w="100"/>
-            </w:tcMar>
-          </w:tcPr>
-          <w:p>
-            <w:pPr>
-              <w:spacing w:after="20" w:line="252"/>
-            </w:pPr>
-            <w:r>
-              <w:rPr>
-                <w:rFonts w:ascii="Arial" w:cs="Arial" w:eastAsia="Arial" w:hAnsi="Arial"/>
-                <w:sz w:val="16"/>
-                <w:szCs w:val="16"/>
-              </w:rPr>
-              <w:t>496/839 (59,1 %)</w:t>
+              <w:t>498/841 (59,2 %)</w:t>
             </w:r>
           </w:p>
         </w:tc>
@@ -7767,7 +7457,7 @@
                 <w:sz w:val="15"/>
                 <w:szCs w:val="15"/>
               </w:rPr>
-              <w:t>11/14 (78,6 %)</w:t>
+              <w:t>13/16 (81,2 %)</w:t>
             </w:r>
           </w:p>
         </w:tc>
@@ -9937,7 +9627,7 @@
                 <w:sz w:val="15"/>
                 <w:szCs w:val="15"/>
               </w:rPr>
-              <w:t>257/355 (72,4 %)</w:t>
+              <w:t>259/357 (72,5 %)</w:t>
             </w:r>
           </w:p>
         </w:tc>
@@ -10028,7 +9718,7 @@
         <w:rPr>
           <w:rFonts w:ascii="Arial" w:cs="Arial" w:eastAsia="Arial" w:hAnsi="Arial"/>
         </w:rPr>
-        <w:t>Cómo leer las cifras (material 2.3.4): sentencias y líneas indican qué parte del código se ejecutó; ramas indica cuántos caminos de los if, ternarios y &amp;&amp; se recorrieron; funciones, cuántas funciones se llamaron al menos una vez. La cobertura global es de 67,6 % de sentencias, 59,1 % de ramas, 69,0 % de funciones y 71,3 % de líneas, con solo 15 pruebas.</w:t>
+        <w:t>Cómo leer las cifras (material 2.3.4): sentencias y líneas indican qué parte del código se ejecutó; ramas indica cuántos caminos de los if, ternarios y &amp;&amp; se recorrieron; funciones, cuántas funciones se llamaron al menos una vez. La cobertura global es de 67,6 % de sentencias, 59,2 % de ramas, 69,0 % de funciones y 71,3 % de líneas, con solo 15 pruebas.</w:t>
       </w:r>
     </w:p>
     <w:p>

--- a/docs/Cobertura_Testing_ForeverInk.docx
+++ b/docs/Cobertura_Testing_ForeverInk.docx
@@ -519,7 +519,7 @@
                 <w:sz w:val="19"/>
                 <w:szCs w:val="19"/>
               </w:rPr>
-              <w:t>67,6 % (737 de 1091) sobre todo src/</w:t>
+              <w:t>67,5 % (734 de 1088) sobre todo src/</w:t>
             </w:r>
           </w:p>
         </w:tc>
@@ -649,7 +649,7 @@
                 <w:sz w:val="19"/>
                 <w:szCs w:val="19"/>
               </w:rPr>
-              <w:t>69,0 %</w:t>
+              <w:t>68,8 %</w:t>
             </w:r>
           </w:p>
         </w:tc>
@@ -714,7 +714,7 @@
                 <w:sz w:val="19"/>
                 <w:szCs w:val="19"/>
               </w:rPr>
-              <w:t>71,3 %</w:t>
+              <w:t>71,2 %</w:t>
             </w:r>
           </w:p>
         </w:tc>
@@ -5209,7 +5209,7 @@
                 <w:sz w:val="16"/>
                 <w:szCs w:val="16"/>
               </w:rPr>
-              <w:t>89/139 (64,0 %)</w:t>
+              <w:t>88/138 (63,8 %)</w:t>
             </w:r>
           </w:p>
         </w:tc>
@@ -5239,7 +5239,7 @@
                 <w:sz w:val="16"/>
                 <w:szCs w:val="16"/>
               </w:rPr>
-              <w:t>93/140 (66,4 %)</w:t>
+              <w:t>92/138 (66,7 %)</w:t>
             </w:r>
           </w:p>
         </w:tc>
@@ -5269,7 +5269,7 @@
                 <w:sz w:val="16"/>
                 <w:szCs w:val="16"/>
               </w:rPr>
-              <w:t>40/64 (62,5 %)</w:t>
+              <w:t>39/63 (61,9 %)</w:t>
             </w:r>
           </w:p>
         </w:tc>
@@ -5299,7 +5299,7 @@
                 <w:sz w:val="16"/>
                 <w:szCs w:val="16"/>
               </w:rPr>
-              <w:t>81/124 (65,3 %)</w:t>
+              <w:t>80/123 (65,0 %)</w:t>
             </w:r>
           </w:p>
         </w:tc>
@@ -5674,7 +5674,7 @@
                 <w:sz w:val="16"/>
                 <w:szCs w:val="16"/>
               </w:rPr>
-              <w:t>75/82 (91,5 %)</w:t>
+              <w:t>74/81 (91,4 %)</w:t>
             </w:r>
           </w:p>
         </w:tc>
@@ -5764,7 +5764,7 @@
                 <w:sz w:val="16"/>
                 <w:szCs w:val="16"/>
               </w:rPr>
-              <w:t>62/68 (91,2 %)</w:t>
+              <w:t>61/67 (91,0 %)</w:t>
             </w:r>
           </w:p>
         </w:tc>
@@ -5984,7 +5984,7 @@
                 <w:sz w:val="16"/>
                 <w:szCs w:val="16"/>
               </w:rPr>
-              <w:t>105/154 (68,2 %)</w:t>
+              <w:t>104/153 (68,0 %)</w:t>
             </w:r>
           </w:p>
         </w:tc>
@@ -6044,7 +6044,7 @@
                 <w:sz w:val="16"/>
                 <w:szCs w:val="16"/>
               </w:rPr>
-              <w:t>33/50 (66,0 %)</w:t>
+              <w:t>32/49 (65,3 %)</w:t>
             </w:r>
           </w:p>
         </w:tc>
@@ -6074,7 +6074,7 @@
                 <w:sz w:val="16"/>
                 <w:szCs w:val="16"/>
               </w:rPr>
-              <w:t>103/145 (71,0 %)</w:t>
+              <w:t>102/144 (70,8 %)</w:t>
             </w:r>
           </w:p>
         </w:tc>
@@ -6449,7 +6449,7 @@
                 <w:sz w:val="16"/>
                 <w:szCs w:val="16"/>
               </w:rPr>
-              <w:t>737/1091 (67,6 %)</w:t>
+              <w:t>734/1088 (67,5 %)</w:t>
             </w:r>
           </w:p>
         </w:tc>
@@ -6479,7 +6479,7 @@
                 <w:sz w:val="16"/>
                 <w:szCs w:val="16"/>
               </w:rPr>
-              <w:t>498/841 (59,2 %)</w:t>
+              <w:t>497/839 (59,2 %)</w:t>
             </w:r>
           </w:p>
         </w:tc>
@@ -6509,7 +6509,7 @@
                 <w:sz w:val="16"/>
                 <w:szCs w:val="16"/>
               </w:rPr>
-              <w:t>280/406 (69,0 %)</w:t>
+              <w:t>278/404 (68,8 %)</w:t>
             </w:r>
           </w:p>
         </w:tc>
@@ -6539,7 +6539,7 @@
                 <w:sz w:val="16"/>
                 <w:szCs w:val="16"/>
               </w:rPr>
-              <w:t>661/927 (71,3 %)</w:t>
+              <w:t>658/924 (71,2 %)</w:t>
             </w:r>
           </w:p>
         </w:tc>
@@ -9718,7 +9718,7 @@
         <w:rPr>
           <w:rFonts w:ascii="Arial" w:cs="Arial" w:eastAsia="Arial" w:hAnsi="Arial"/>
         </w:rPr>
-        <w:t>Cómo leer las cifras (material 2.3.4): sentencias y líneas indican qué parte del código se ejecutó; ramas indica cuántos caminos de los if, ternarios y &amp;&amp; se recorrieron; funciones, cuántas funciones se llamaron al menos una vez. La cobertura global es de 67,6 % de sentencias, 59,2 % de ramas, 69,0 % de funciones y 71,3 % de líneas, con solo 15 pruebas.</w:t>
+        <w:t>Cómo leer las cifras (material 2.3.4): sentencias y líneas indican qué parte del código se ejecutó; ramas indica cuántos caminos de los if, ternarios y &amp;&amp; se recorrieron; funciones, cuántas funciones se llamaron al menos una vez. La cobertura global es de 67,5 % de sentencias, 59,2 % de ramas, 68,8 % de funciones y 71,2 % de líneas, con solo 15 pruebas.</w:t>
       </w:r>
     </w:p>
     <w:p>
